--- a/BRD.docx
+++ b/BRD.docx
@@ -5143,14 +5143,19 @@
     </w:p>
     <w:p>
       <w:pPr>
-        <w:rPr>
-          <w:rFonts w:cstheme="minorHAnsi"/>
+        <w:ind w:left="2160" w:firstLine="720"/>
+        <w:rPr>
+          <w:rFonts w:cstheme="minorHAnsi"/>
+          <w:sz w:val="32"/>
+          <w:szCs w:val="32"/>
           <w:u w:val="single"/>
         </w:rPr>
       </w:pPr>
       <w:r>
         <w:rPr>
           <w:rFonts w:cstheme="minorHAnsi"/>
+          <w:sz w:val="32"/>
+          <w:szCs w:val="32"/>
           <w:u w:val="single"/>
         </w:rPr>
         <w:t>Application – Solution Document</w:t>
@@ -5158,13 +5163,6 @@
     </w:p>
     <w:p>
       <w:pPr>
-        <w:rPr>
-          <w:rFonts w:cstheme="minorHAnsi"/>
-          <w:color w:val="000000"/>
-          <w:lang w:val="en-GB"/>
-        </w:rPr>
-      </w:pPr>
-      <w:r>
         <w:rPr>
           <w:rFonts w:cstheme="minorHAnsi"/>
           <w:b/>
@@ -5173,65 +5171,26 @@
           <w:highlight w:val="yellow"/>
           <w:lang w:val="en-GB"/>
         </w:rPr>
-        <w:t>landing page</w:t>
-      </w:r>
-      <w:r>
-        <w:rPr>
-          <w:rFonts w:cstheme="minorHAnsi"/>
-          <w:color w:val="000000"/>
-          <w:lang w:val="en-GB"/>
-        </w:rPr>
-        <w:t xml:space="preserve"> of order tracking system should not have - create login user </w:t>
-      </w:r>
-      <w:r>
-        <w:rPr>
-          <w:rFonts w:cstheme="minorHAnsi"/>
-          <w:color w:val="000000"/>
-          <w:lang w:val="en-GB"/>
-        </w:rPr>
-        <w:t>v</w:t>
-      </w:r>
-      <w:r>
-        <w:rPr>
-          <w:rFonts w:cstheme="minorHAnsi"/>
-          <w:color w:val="000000"/>
-          <w:lang w:val="en-GB"/>
-        </w:rPr>
-        <w:t>isible to everyone who is login</w:t>
-      </w:r>
-      <w:r>
-        <w:rPr>
-          <w:rFonts w:cstheme="minorHAnsi"/>
-          <w:color w:val="000000"/>
-          <w:lang w:val="en-GB"/>
-        </w:rPr>
-        <w:t xml:space="preserve"> into webapp</w:t>
-      </w:r>
-      <w:r>
-        <w:rPr>
-          <w:rFonts w:cstheme="minorHAnsi"/>
-          <w:color w:val="000000"/>
-          <w:lang w:val="en-GB"/>
-        </w:rPr>
-        <w:t xml:space="preserve">. it should be visible only when user sign in with role </w:t>
-      </w:r>
+      </w:pPr>
+    </w:p>
+    <w:p>
+      <w:pPr>
+        <w:rPr>
+          <w:rFonts w:cstheme="minorHAnsi"/>
+          <w:color w:val="000000"/>
+          <w:lang w:val="en-GB"/>
+        </w:rPr>
+      </w:pPr>
       <w:r>
         <w:rPr>
           <w:rFonts w:cstheme="minorHAnsi"/>
           <w:b/>
           <w:bCs/>
           <w:color w:val="000000"/>
-          <w:lang w:val="en-GB"/>
-        </w:rPr>
-        <w:t>Admin</w:t>
-      </w:r>
-      <w:r>
-        <w:rPr>
-          <w:rFonts w:cstheme="minorHAnsi"/>
-          <w:color w:val="000000"/>
-          <w:lang w:val="en-GB"/>
-        </w:rPr>
-        <w:t xml:space="preserve"> or </w:t>
+          <w:highlight w:val="yellow"/>
+          <w:lang w:val="en-GB"/>
+        </w:rPr>
+        <w:t>L</w:t>
       </w:r>
       <w:r>
         <w:rPr>
@@ -5239,155 +5198,217 @@
           <w:b/>
           <w:bCs/>
           <w:color w:val="000000"/>
-          <w:lang w:val="en-GB"/>
-        </w:rPr>
-        <w:t>office executive</w:t>
-      </w:r>
-      <w:r>
-        <w:rPr>
-          <w:rFonts w:cstheme="minorHAnsi"/>
-          <w:color w:val="000000"/>
-          <w:lang w:val="en-GB"/>
-        </w:rPr>
-        <w:t>. If any other user requires to create user – then this would be CR and enhancement required.</w:t>
-      </w:r>
-    </w:p>
-    <w:p>
-      <w:pPr>
-        <w:rPr>
-          <w:rFonts w:cstheme="minorHAnsi"/>
-          <w:color w:val="000000"/>
-          <w:lang w:val="en-GB"/>
-        </w:rPr>
-      </w:pPr>
-      <w:r>
-        <w:rPr>
-          <w:rFonts w:cstheme="minorHAnsi"/>
-          <w:color w:val="000000"/>
-          <w:lang w:val="en-GB"/>
-        </w:rPr>
-        <w:t>If session is already active, opening /</w:t>
-      </w:r>
-      <w:proofErr w:type="spellStart"/>
-      <w:r>
-        <w:rPr>
-          <w:rFonts w:cstheme="minorHAnsi"/>
-          <w:color w:val="000000"/>
-          <w:lang w:val="en-GB"/>
-        </w:rPr>
-        <w:t>signin</w:t>
-      </w:r>
-      <w:proofErr w:type="spellEnd"/>
-      <w:r>
-        <w:rPr>
-          <w:rFonts w:cstheme="minorHAnsi"/>
-          <w:color w:val="000000"/>
-          <w:lang w:val="en-GB"/>
-        </w:rPr>
-        <w:t> now redirects to /dashboard</w:t>
-      </w:r>
-    </w:p>
-    <w:p>
-      <w:pPr>
-        <w:rPr>
-          <w:rFonts w:cstheme="minorHAnsi"/>
-          <w:color w:val="000000"/>
-          <w:lang w:val="en-GB"/>
-        </w:rPr>
-      </w:pPr>
-    </w:p>
-    <w:p>
-      <w:pPr>
-        <w:rPr>
-          <w:rFonts w:cstheme="minorHAnsi"/>
-          <w:color w:val="000000"/>
-          <w:lang w:val="en-GB"/>
-        </w:rPr>
-      </w:pPr>
-      <w:r>
-        <w:rPr>
-          <w:rFonts w:cstheme="minorHAnsi"/>
-          <w:color w:val="000000"/>
-          <w:lang w:val="en-GB"/>
-        </w:rPr>
-        <w:t xml:space="preserve">On local system, </w:t>
-      </w:r>
-      <w:r>
-        <w:rPr>
-          <w:rFonts w:cstheme="minorHAnsi"/>
-          <w:color w:val="000000"/>
-          <w:lang w:val="en-GB"/>
-        </w:rPr>
-        <w:t>http://localhost:3000/signin – should be landing page. If session is already active, opening /</w:t>
-      </w:r>
-      <w:proofErr w:type="spellStart"/>
-      <w:r>
-        <w:rPr>
-          <w:rFonts w:cstheme="minorHAnsi"/>
-          <w:color w:val="000000"/>
-          <w:lang w:val="en-GB"/>
-        </w:rPr>
-        <w:t>signin</w:t>
-      </w:r>
-      <w:proofErr w:type="spellEnd"/>
-      <w:r>
-        <w:rPr>
-          <w:rFonts w:cstheme="minorHAnsi"/>
-          <w:color w:val="000000"/>
-          <w:lang w:val="en-GB"/>
-        </w:rPr>
-        <w:t xml:space="preserve"> now redirects to /dashboard. </w:t>
-      </w:r>
-      <w:r>
-        <w:rPr>
-          <w:rFonts w:cstheme="minorHAnsi"/>
-          <w:color w:val="000000"/>
-          <w:lang w:val="en-GB"/>
-        </w:rPr>
-        <w:t xml:space="preserve">Whereas for AWS elastic beanstalk or </w:t>
-      </w:r>
-      <w:proofErr w:type="spellStart"/>
-      <w:r>
-        <w:rPr>
-          <w:rFonts w:cstheme="minorHAnsi"/>
-          <w:color w:val="000000"/>
-          <w:lang w:val="en-GB"/>
-        </w:rPr>
-        <w:t>godaddy</w:t>
-      </w:r>
-      <w:proofErr w:type="spellEnd"/>
-      <w:r>
-        <w:rPr>
-          <w:rFonts w:cstheme="minorHAnsi"/>
-          <w:color w:val="000000"/>
-          <w:lang w:val="en-GB"/>
-        </w:rPr>
-        <w:t xml:space="preserve"> hosting port would be 8080</w:t>
-      </w:r>
-    </w:p>
-    <w:p>
-      <w:pPr>
-        <w:rPr>
-          <w:rFonts w:cstheme="minorHAnsi"/>
-          <w:color w:val="000000"/>
-          <w:lang w:val="en-GB"/>
-        </w:rPr>
-      </w:pPr>
-    </w:p>
-    <w:p>
-      <w:pPr>
-        <w:rPr>
-          <w:rFonts w:cstheme="minorHAnsi"/>
-          <w:color w:val="000000"/>
-          <w:lang w:val="en-GB"/>
-        </w:rPr>
-      </w:pPr>
+          <w:highlight w:val="yellow"/>
+          <w:lang w:val="en-GB"/>
+        </w:rPr>
+        <w:t>anding page</w:t>
+      </w:r>
+      <w:r>
+        <w:rPr>
+          <w:rFonts w:cstheme="minorHAnsi"/>
+          <w:color w:val="000000"/>
+          <w:lang w:val="en-GB"/>
+        </w:rPr>
+        <w:t xml:space="preserve"> of order tracking system should not have - create login user </w:t>
+      </w:r>
+      <w:r>
+        <w:rPr>
+          <w:rFonts w:cstheme="minorHAnsi"/>
+          <w:color w:val="000000"/>
+          <w:lang w:val="en-GB"/>
+        </w:rPr>
+        <w:t>v</w:t>
+      </w:r>
+      <w:r>
+        <w:rPr>
+          <w:rFonts w:cstheme="minorHAnsi"/>
+          <w:color w:val="000000"/>
+          <w:lang w:val="en-GB"/>
+        </w:rPr>
+        <w:t>isible to everyone who is login</w:t>
+      </w:r>
+      <w:r>
+        <w:rPr>
+          <w:rFonts w:cstheme="minorHAnsi"/>
+          <w:color w:val="000000"/>
+          <w:lang w:val="en-GB"/>
+        </w:rPr>
+        <w:t xml:space="preserve"> into webapp</w:t>
+      </w:r>
+      <w:r>
+        <w:rPr>
+          <w:rFonts w:cstheme="minorHAnsi"/>
+          <w:color w:val="000000"/>
+          <w:lang w:val="en-GB"/>
+        </w:rPr>
+        <w:t xml:space="preserve">. it should be visible only when user sign in with role </w:t>
+      </w:r>
       <w:r>
         <w:rPr>
           <w:rFonts w:cstheme="minorHAnsi"/>
           <w:b/>
           <w:bCs/>
           <w:color w:val="000000"/>
+          <w:lang w:val="en-GB"/>
+        </w:rPr>
+        <w:t>Admin</w:t>
+      </w:r>
+      <w:r>
+        <w:rPr>
+          <w:rFonts w:cstheme="minorHAnsi"/>
+          <w:b/>
+          <w:bCs/>
+          <w:color w:val="000000"/>
+          <w:lang w:val="en-GB"/>
+        </w:rPr>
+        <w:t xml:space="preserve"> (Tech support team)</w:t>
+      </w:r>
+      <w:r>
+        <w:rPr>
+          <w:rFonts w:cstheme="minorHAnsi"/>
+          <w:color w:val="000000"/>
+          <w:lang w:val="en-GB"/>
+        </w:rPr>
+        <w:t xml:space="preserve"> or </w:t>
+      </w:r>
+      <w:r>
+        <w:rPr>
+          <w:rFonts w:cstheme="minorHAnsi"/>
+          <w:b/>
+          <w:bCs/>
+          <w:color w:val="000000"/>
+          <w:lang w:val="en-GB"/>
+        </w:rPr>
+        <w:t>office executive</w:t>
+      </w:r>
+      <w:r>
+        <w:rPr>
+          <w:rFonts w:cstheme="minorHAnsi"/>
+          <w:b/>
+          <w:bCs/>
+          <w:color w:val="000000"/>
+          <w:lang w:val="en-GB"/>
+        </w:rPr>
+        <w:t xml:space="preserve"> (Application office executive)</w:t>
+      </w:r>
+      <w:r>
+        <w:rPr>
+          <w:rFonts w:cstheme="minorHAnsi"/>
+          <w:color w:val="000000"/>
+          <w:lang w:val="en-GB"/>
+        </w:rPr>
+        <w:t xml:space="preserve">. If any other user requires to create user – </w:t>
+      </w:r>
+      <w:r>
+        <w:rPr>
+          <w:rFonts w:cstheme="minorHAnsi"/>
+          <w:color w:val="000000"/>
+          <w:highlight w:val="red"/>
+          <w:lang w:val="en-GB"/>
+        </w:rPr>
+        <w:t>then this would be CR and enhancement required</w:t>
+      </w:r>
+      <w:r>
+        <w:rPr>
+          <w:rFonts w:cstheme="minorHAnsi"/>
+          <w:color w:val="000000"/>
+          <w:lang w:val="en-GB"/>
+        </w:rPr>
+        <w:t>.</w:t>
+      </w:r>
+    </w:p>
+    <w:p>
+      <w:pPr>
+        <w:rPr>
+          <w:rFonts w:cstheme="minorHAnsi"/>
+          <w:color w:val="000000"/>
+          <w:lang w:val="en-GB"/>
+        </w:rPr>
+      </w:pPr>
+      <w:r>
+        <w:rPr>
+          <w:rFonts w:cstheme="minorHAnsi"/>
+          <w:color w:val="000000"/>
+          <w:lang w:val="en-GB"/>
+        </w:rPr>
+        <w:t>If session is already active, opening /</w:t>
+      </w:r>
+      <w:proofErr w:type="spellStart"/>
+      <w:r>
+        <w:rPr>
+          <w:rFonts w:cstheme="minorHAnsi"/>
+          <w:color w:val="000000"/>
+          <w:lang w:val="en-GB"/>
+        </w:rPr>
+        <w:t>signin</w:t>
+      </w:r>
+      <w:proofErr w:type="spellEnd"/>
+      <w:r>
+        <w:rPr>
+          <w:rFonts w:cstheme="minorHAnsi"/>
+          <w:color w:val="000000"/>
+          <w:lang w:val="en-GB"/>
+        </w:rPr>
+        <w:t> </w:t>
+      </w:r>
+      <w:r>
+        <w:rPr>
+          <w:rFonts w:cstheme="minorHAnsi"/>
+          <w:color w:val="000000"/>
+          <w:lang w:val="en-GB"/>
+        </w:rPr>
+        <w:t>will</w:t>
+      </w:r>
+      <w:r>
+        <w:rPr>
+          <w:rFonts w:cstheme="minorHAnsi"/>
+          <w:color w:val="000000"/>
+          <w:lang w:val="en-GB"/>
+        </w:rPr>
+        <w:t xml:space="preserve"> redirects to /dashboard</w:t>
+      </w:r>
+      <w:r>
+        <w:rPr>
+          <w:rFonts w:cstheme="minorHAnsi"/>
+          <w:color w:val="000000"/>
+          <w:lang w:val="en-GB"/>
+        </w:rPr>
+        <w:t xml:space="preserve"> as per role earlier </w:t>
+      </w:r>
+      <w:proofErr w:type="spellStart"/>
+      <w:r>
+        <w:rPr>
+          <w:rFonts w:cstheme="minorHAnsi"/>
+          <w:color w:val="000000"/>
+          <w:lang w:val="en-GB"/>
+        </w:rPr>
+        <w:t>signedin</w:t>
+      </w:r>
+      <w:proofErr w:type="spellEnd"/>
+    </w:p>
+    <w:p>
+      <w:pPr>
+        <w:rPr>
+          <w:rFonts w:cstheme="minorHAnsi"/>
+          <w:color w:val="000000"/>
+          <w:lang w:val="en-GB"/>
+        </w:rPr>
+      </w:pPr>
+    </w:p>
+    <w:p>
+      <w:pPr>
+        <w:rPr>
+          <w:rFonts w:cstheme="minorHAnsi"/>
+          <w:color w:val="000000"/>
+          <w:lang w:val="en-GB"/>
+        </w:rPr>
+      </w:pPr>
+      <w:r>
+        <w:rPr>
+          <w:rFonts w:cstheme="minorHAnsi"/>
+          <w:b/>
+          <w:bCs/>
+          <w:color w:val="000000"/>
           <w:highlight w:val="yellow"/>
           <w:lang w:val="en-GB"/>
         </w:rPr>
@@ -5399,7 +5420,23 @@
           <w:color w:val="000000"/>
           <w:lang w:val="en-GB"/>
         </w:rPr>
-        <w:t xml:space="preserve"> user should not be allowed to create new role, as code is not there for new type of roles. For this </w:t>
+        <w:t xml:space="preserve"> user should not be allowed to create new role, as </w:t>
+      </w:r>
+      <w:r>
+        <w:rPr>
+          <w:rFonts w:cstheme="minorHAnsi"/>
+          <w:color w:val="000000"/>
+          <w:lang w:val="en-GB"/>
+        </w:rPr>
+        <w:t xml:space="preserve">tech </w:t>
+      </w:r>
+      <w:r>
+        <w:rPr>
+          <w:rFonts w:cstheme="minorHAnsi"/>
+          <w:color w:val="000000"/>
+          <w:lang w:val="en-GB"/>
+        </w:rPr>
+        <w:t xml:space="preserve">code is not there for new type of roles. For this </w:t>
       </w:r>
       <w:proofErr w:type="gramStart"/>
       <w:r>
@@ -5433,16 +5470,34 @@
           <w:color w:val="000000"/>
           <w:lang w:val="en-GB"/>
         </w:rPr>
-        <w:t xml:space="preserve">Add role has been removed. If new role required then this would be </w:t>
-      </w:r>
-      <w:r>
-        <w:rPr>
-          <w:rFonts w:cstheme="minorHAnsi"/>
-          <w:color w:val="000000"/>
+        <w:t xml:space="preserve">Add role has been removed. If new role required </w:t>
+      </w:r>
+      <w:r>
+        <w:rPr>
+          <w:rFonts w:cstheme="minorHAnsi"/>
+          <w:color w:val="000000" w:themeColor="text1"/>
           <w:highlight w:val="red"/>
           <w:lang w:val="en-GB"/>
         </w:rPr>
-        <w:t>CR and enhancement required</w:t>
+        <w:t>then this would be CR</w:t>
+      </w:r>
+      <w:r>
+        <w:rPr>
+          <w:rFonts w:cstheme="minorHAnsi"/>
+          <w:color w:val="000000"/>
+          <w:highlight w:val="red"/>
+          <w:lang w:val="en-GB"/>
+        </w:rPr>
+        <w:t xml:space="preserve"> </w:t>
+      </w:r>
+      <w:r>
+        <w:rPr>
+          <w:rFonts w:cstheme="minorHAnsi"/>
+          <w:color w:val="000000"/>
+          <w:highlight w:val="red"/>
+          <w:lang w:val="en-GB"/>
+        </w:rPr>
+        <w:t>and enhancement required</w:t>
       </w:r>
       <w:r>
         <w:rPr>
@@ -5485,7 +5540,57 @@
           <w:color w:val="000000"/>
           <w:lang w:val="en-GB"/>
         </w:rPr>
-        <w:t xml:space="preserve"> roles then the – role name field to be disabled state and only description to be editable. Reason role once added should not be changed as its linked to users.</w:t>
+        <w:t xml:space="preserve"> roles then the – role name field to be disabled state and only description to be editable. Reason </w:t>
+      </w:r>
+      <w:r>
+        <w:rPr>
+          <w:rFonts w:cstheme="minorHAnsi"/>
+          <w:color w:val="000000"/>
+          <w:lang w:val="en-GB"/>
+        </w:rPr>
+        <w:t xml:space="preserve">is that </w:t>
+      </w:r>
+      <w:r>
+        <w:rPr>
+          <w:rFonts w:cstheme="minorHAnsi"/>
+          <w:color w:val="000000"/>
+          <w:lang w:val="en-GB"/>
+        </w:rPr>
+        <w:t xml:space="preserve">role once </w:t>
+      </w:r>
+      <w:proofErr w:type="gramStart"/>
+      <w:r>
+        <w:rPr>
+          <w:rFonts w:cstheme="minorHAnsi"/>
+          <w:color w:val="000000"/>
+          <w:lang w:val="en-GB"/>
+        </w:rPr>
+        <w:t xml:space="preserve">added </w:t>
+      </w:r>
+      <w:r>
+        <w:rPr>
+          <w:rFonts w:cstheme="minorHAnsi"/>
+          <w:color w:val="000000"/>
+          <w:lang w:val="en-GB"/>
+        </w:rPr>
+        <w:t>,</w:t>
+      </w:r>
+      <w:proofErr w:type="gramEnd"/>
+      <w:r>
+        <w:rPr>
+          <w:rFonts w:cstheme="minorHAnsi"/>
+          <w:color w:val="000000"/>
+          <w:lang w:val="en-GB"/>
+        </w:rPr>
+        <w:t xml:space="preserve"> then </w:t>
+      </w:r>
+      <w:r>
+        <w:rPr>
+          <w:rFonts w:cstheme="minorHAnsi"/>
+          <w:color w:val="000000"/>
+          <w:lang w:val="en-GB"/>
+        </w:rPr>
+        <w:t>should not be changed as its linked to users.</w:t>
       </w:r>
     </w:p>
     <w:p>
@@ -5522,6 +5627,164 @@
         </w:rPr>
         <w:t xml:space="preserve"> table.</w:t>
       </w:r>
+    </w:p>
+    <w:p>
+      <w:pPr>
+        <w:rPr>
+          <w:rFonts w:cstheme="minorHAnsi"/>
+          <w:color w:val="000000"/>
+          <w:lang w:val="en-GB"/>
+        </w:rPr>
+      </w:pPr>
+    </w:p>
+    <w:p>
+      <w:pPr>
+        <w:rPr>
+          <w:rFonts w:cstheme="minorHAnsi"/>
+          <w:b/>
+          <w:bCs/>
+        </w:rPr>
+      </w:pPr>
+      <w:r>
+        <w:rPr>
+          <w:rFonts w:cstheme="minorHAnsi"/>
+          <w:b/>
+          <w:bCs/>
+        </w:rPr>
+        <w:t>Technical</w:t>
+      </w:r>
+    </w:p>
+    <w:p>
+      <w:pPr>
+        <w:rPr>
+          <w:rFonts w:cstheme="minorHAnsi"/>
+          <w:color w:val="000000"/>
+          <w:lang w:val="en-GB"/>
+        </w:rPr>
+      </w:pPr>
+      <w:r>
+        <w:rPr>
+          <w:rFonts w:cstheme="minorHAnsi"/>
+          <w:color w:val="000000"/>
+          <w:lang w:val="en-GB"/>
+        </w:rPr>
+        <w:t>On local system, http://localhost:3000/signin – should be landing page. If session is already active, opening /</w:t>
+      </w:r>
+      <w:proofErr w:type="spellStart"/>
+      <w:r>
+        <w:rPr>
+          <w:rFonts w:cstheme="minorHAnsi"/>
+          <w:color w:val="000000"/>
+          <w:lang w:val="en-GB"/>
+        </w:rPr>
+        <w:t>signin</w:t>
+      </w:r>
+      <w:proofErr w:type="spellEnd"/>
+      <w:r>
+        <w:rPr>
+          <w:rFonts w:cstheme="minorHAnsi"/>
+          <w:color w:val="000000"/>
+          <w:lang w:val="en-GB"/>
+        </w:rPr>
+        <w:t> now redirects to /dashboard</w:t>
+      </w:r>
+      <w:r>
+        <w:rPr>
+          <w:rFonts w:cstheme="minorHAnsi"/>
+          <w:color w:val="000000"/>
+          <w:lang w:val="en-GB"/>
+        </w:rPr>
+        <w:t xml:space="preserve"> as per role earlier </w:t>
+      </w:r>
+      <w:proofErr w:type="spellStart"/>
+      <w:proofErr w:type="gramStart"/>
+      <w:r>
+        <w:rPr>
+          <w:rFonts w:cstheme="minorHAnsi"/>
+          <w:color w:val="000000"/>
+          <w:lang w:val="en-GB"/>
+        </w:rPr>
+        <w:t>signedin</w:t>
+      </w:r>
+      <w:proofErr w:type="spellEnd"/>
+      <w:r>
+        <w:rPr>
+          <w:rFonts w:cstheme="minorHAnsi"/>
+          <w:color w:val="000000"/>
+          <w:lang w:val="en-GB"/>
+        </w:rPr>
+        <w:t xml:space="preserve"> </w:t>
+      </w:r>
+      <w:r>
+        <w:rPr>
+          <w:rFonts w:cstheme="minorHAnsi"/>
+          <w:color w:val="000000"/>
+          <w:lang w:val="en-GB"/>
+        </w:rPr>
+        <w:t>.</w:t>
+      </w:r>
+      <w:proofErr w:type="gramEnd"/>
+      <w:r>
+        <w:rPr>
+          <w:rFonts w:cstheme="minorHAnsi"/>
+          <w:color w:val="000000"/>
+          <w:lang w:val="en-GB"/>
+        </w:rPr>
+        <w:t xml:space="preserve"> </w:t>
+      </w:r>
+      <w:r>
+        <w:rPr>
+          <w:rFonts w:cstheme="minorHAnsi"/>
+          <w:color w:val="000000"/>
+          <w:lang w:val="en-GB"/>
+        </w:rPr>
+        <w:t>w</w:t>
+      </w:r>
+      <w:r>
+        <w:rPr>
+          <w:rFonts w:cstheme="minorHAnsi"/>
+          <w:color w:val="000000"/>
+          <w:lang w:val="en-GB"/>
+        </w:rPr>
+        <w:t xml:space="preserve">hereas for </w:t>
+      </w:r>
+      <w:r>
+        <w:rPr>
+          <w:rFonts w:cstheme="minorHAnsi"/>
+          <w:color w:val="000000"/>
+          <w:lang w:val="en-GB"/>
+        </w:rPr>
+        <w:t>main app</w:t>
+      </w:r>
+      <w:r>
+        <w:rPr>
+          <w:rFonts w:cstheme="minorHAnsi"/>
+          <w:color w:val="000000"/>
+          <w:lang w:val="en-GB"/>
+        </w:rPr>
+        <w:t xml:space="preserve"> hosting port would be 8080</w:t>
+      </w:r>
+    </w:p>
+    <w:p>
+      <w:pPr>
+        <w:rPr>
+          <w:rFonts w:cstheme="minorHAnsi"/>
+          <w:color w:val="000000"/>
+          <w:lang w:val="en-GB"/>
+        </w:rPr>
+      </w:pPr>
+    </w:p>
+    <w:p>
+      <w:pPr>
+        <w:rPr>
+          <w:rFonts w:cstheme="minorHAnsi"/>
+          <w:b/>
+          <w:bCs/>
+          <w:color w:val="000000"/>
+          <w:highlight w:val="yellow"/>
+          <w:lang w:val="en-GB"/>
+        </w:rPr>
+      </w:pPr>
     </w:p>
     <w:p>
       <w:pPr>
@@ -6186,6 +6449,24 @@
     </w:p>
     <w:p>
       <w:pPr>
+        <w:spacing w:after="200" w:line="276" w:lineRule="auto"/>
+        <w:rPr>
+          <w:rFonts w:cstheme="minorHAnsi"/>
+          <w:color w:val="000000"/>
+          <w:lang w:val="en-GB"/>
+        </w:rPr>
+      </w:pPr>
+      <w:r>
+        <w:rPr>
+          <w:rFonts w:cstheme="minorHAnsi"/>
+          <w:color w:val="000000"/>
+          <w:lang w:val="en-GB"/>
+        </w:rPr>
+        <w:br w:type="page"/>
+      </w:r>
+    </w:p>
+    <w:p>
+      <w:pPr>
         <w:rPr>
           <w:rFonts w:cstheme="minorHAnsi"/>
           <w:color w:val="000000"/>
@@ -6603,7 +6884,6 @@
           <w:color w:val="000000"/>
           <w:lang w:val="en-GB"/>
         </w:rPr>
-        <w:lastRenderedPageBreak/>
         <w:t xml:space="preserve">If user selects any other value in role apart from </w:t>
       </w:r>
       <w:proofErr w:type="gramStart"/>
@@ -6930,25 +7210,7 @@
           <w:color w:val="000000"/>
           <w:lang w:val="en-GB"/>
         </w:rPr>
-        <w:t xml:space="preserve"> can be null. </w:t>
-      </w:r>
-      <w:proofErr w:type="gramStart"/>
-      <w:r>
-        <w:rPr>
-          <w:rFonts w:cstheme="minorHAnsi"/>
-          <w:color w:val="000000"/>
-          <w:lang w:val="en-GB"/>
-        </w:rPr>
-        <w:t>Its</w:t>
-      </w:r>
-      <w:proofErr w:type="gramEnd"/>
-      <w:r>
-        <w:rPr>
-          <w:rFonts w:cstheme="minorHAnsi"/>
-          <w:color w:val="000000"/>
-          <w:lang w:val="en-GB"/>
-        </w:rPr>
-        <w:t xml:space="preserve"> linked to </w:t>
+        <w:t xml:space="preserve"> can be null. Its linked to </w:t>
       </w:r>
       <w:proofErr w:type="spellStart"/>
       <w:r>
@@ -7635,11 +7897,13 @@
     </w:p>
     <w:p>
       <w:pPr>
+        <w:spacing w:after="200" w:line="276" w:lineRule="auto"/>
         <w:rPr>
           <w:rFonts w:cstheme="minorHAnsi"/>
           <w:b/>
           <w:bCs/>
           <w:color w:val="000000"/>
+          <w:highlight w:val="yellow"/>
           <w:lang w:val="en-GB"/>
         </w:rPr>
       </w:pPr>
@@ -7652,6 +7916,29 @@
           <w:highlight w:val="yellow"/>
           <w:lang w:val="en-GB"/>
         </w:rPr>
+        <w:br w:type="page"/>
+      </w:r>
+    </w:p>
+    <w:p>
+      <w:pPr>
+        <w:rPr>
+          <w:rFonts w:cstheme="minorHAnsi"/>
+          <w:b/>
+          <w:bCs/>
+          <w:color w:val="000000"/>
+          <w:lang w:val="en-GB"/>
+        </w:rPr>
+      </w:pPr>
+      <w:r>
+        <w:rPr>
+          <w:rFonts w:cstheme="minorHAnsi"/>
+          <w:b/>
+          <w:bCs/>
+          <w:color w:val="000000"/>
+          <w:highlight w:val="yellow"/>
+          <w:lang w:val="en-GB"/>
+        </w:rPr>
+        <w:lastRenderedPageBreak/>
         <w:t>User sessions and Audit</w:t>
       </w:r>
     </w:p>
@@ -7928,6 +8215,2632 @@
         </w:rPr>
         <w:t xml:space="preserve"> by dealer</w:t>
       </w:r>
+    </w:p>
+    <w:p>
+      <w:pPr>
+        <w:rPr>
+          <w:rFonts w:cstheme="minorHAnsi"/>
+        </w:rPr>
+      </w:pPr>
+    </w:p>
+    <w:p>
+      <w:pPr>
+        <w:rPr>
+          <w:rFonts w:cstheme="minorHAnsi"/>
+        </w:rPr>
+      </w:pPr>
+    </w:p>
+    <w:p>
+      <w:pPr>
+        <w:rPr>
+          <w:rFonts w:cstheme="minorHAnsi"/>
+        </w:rPr>
+      </w:pPr>
+    </w:p>
+    <w:p>
+      <w:pPr>
+        <w:rPr>
+          <w:rFonts w:cstheme="minorHAnsi"/>
+        </w:rPr>
+      </w:pPr>
+    </w:p>
+    <w:p>
+      <w:pPr>
+        <w:rPr>
+          <w:rFonts w:cstheme="minorHAnsi"/>
+        </w:rPr>
+      </w:pPr>
+    </w:p>
+    <w:p>
+      <w:pPr>
+        <w:rPr>
+          <w:rFonts w:cstheme="minorHAnsi"/>
+        </w:rPr>
+      </w:pPr>
+    </w:p>
+    <w:p>
+      <w:pPr>
+        <w:rPr>
+          <w:rFonts w:cstheme="minorHAnsi"/>
+        </w:rPr>
+      </w:pPr>
+    </w:p>
+    <w:p>
+      <w:pPr>
+        <w:rPr>
+          <w:rFonts w:cstheme="minorHAnsi"/>
+          <w:highlight w:val="yellow"/>
+        </w:rPr>
+      </w:pPr>
+    </w:p>
+    <w:p>
+      <w:pPr>
+        <w:rPr>
+          <w:rFonts w:cstheme="minorHAnsi"/>
+          <w:highlight w:val="yellow"/>
+        </w:rPr>
+      </w:pPr>
+    </w:p>
+    <w:p>
+      <w:pPr>
+        <w:spacing w:after="200" w:line="276" w:lineRule="auto"/>
+        <w:rPr>
+          <w:rFonts w:cstheme="minorHAnsi"/>
+          <w:highlight w:val="yellow"/>
+        </w:rPr>
+      </w:pPr>
+      <w:r>
+        <w:rPr>
+          <w:rFonts w:cstheme="minorHAnsi"/>
+          <w:highlight w:val="yellow"/>
+        </w:rPr>
+        <w:br w:type="page"/>
+      </w:r>
+    </w:p>
+    <w:p>
+      <w:pPr>
+        <w:rPr>
+          <w:rFonts w:cstheme="minorHAnsi"/>
+        </w:rPr>
+      </w:pPr>
+      <w:r>
+        <w:rPr>
+          <w:rFonts w:cstheme="minorHAnsi"/>
+          <w:highlight w:val="yellow"/>
+        </w:rPr>
+        <w:lastRenderedPageBreak/>
+        <w:t>Dealer Flow:</w:t>
+      </w:r>
+    </w:p>
+    <w:p>
+      <w:pPr>
+        <w:rPr>
+          <w:rFonts w:cstheme="minorHAnsi"/>
+        </w:rPr>
+      </w:pPr>
+    </w:p>
+    <w:p>
+      <w:pPr>
+        <w:rPr>
+          <w:rFonts w:cstheme="minorHAnsi"/>
+        </w:rPr>
+      </w:pPr>
+      <w:r>
+        <w:rPr>
+          <w:rFonts w:cstheme="minorHAnsi"/>
+        </w:rPr>
+        <w:t xml:space="preserve">•⁠  Dealer -&gt; place </w:t>
+      </w:r>
+      <w:r>
+        <w:rPr>
+          <w:rFonts w:cstheme="minorHAnsi"/>
+          <w:b/>
+          <w:bCs/>
+        </w:rPr>
+        <w:t>new order</w:t>
+      </w:r>
+      <w:r>
+        <w:rPr>
+          <w:rFonts w:cstheme="minorHAnsi"/>
+        </w:rPr>
+        <w:t xml:space="preserve"> with </w:t>
+      </w:r>
+      <w:r>
+        <w:rPr>
+          <w:rFonts w:cstheme="minorHAnsi"/>
+        </w:rPr>
+        <w:t>(</w:t>
+      </w:r>
+      <w:r>
+        <w:rPr>
+          <w:rFonts w:cstheme="minorHAnsi"/>
+        </w:rPr>
+        <w:t>X qty</w:t>
+      </w:r>
+      <w:r>
+        <w:rPr>
+          <w:rFonts w:cstheme="minorHAnsi"/>
+        </w:rPr>
+        <w:t>)</w:t>
+      </w:r>
+      <w:r>
+        <w:rPr>
+          <w:rFonts w:cstheme="minorHAnsi"/>
+        </w:rPr>
+        <w:t xml:space="preserve"> for multiple products, shown as multiple line items. </w:t>
+      </w:r>
+    </w:p>
+    <w:p>
+      <w:pPr>
+        <w:rPr>
+          <w:rFonts w:cstheme="minorHAnsi"/>
+        </w:rPr>
+      </w:pPr>
+      <w:r>
+        <w:rPr>
+          <w:rFonts w:cstheme="minorHAnsi"/>
+        </w:rPr>
+        <w:t xml:space="preserve">⁠•⁠  </w:t>
+      </w:r>
+      <w:r>
+        <w:rPr>
+          <w:rFonts w:cstheme="minorHAnsi"/>
+        </w:rPr>
+        <w:t xml:space="preserve">Order -&gt; created and </w:t>
+      </w:r>
+      <w:r>
+        <w:rPr>
+          <w:rFonts w:cstheme="minorHAnsi"/>
+        </w:rPr>
+        <w:t xml:space="preserve">status </w:t>
+      </w:r>
+      <w:r>
+        <w:rPr>
+          <w:rFonts w:cstheme="minorHAnsi"/>
+        </w:rPr>
+        <w:t>set</w:t>
+      </w:r>
+      <w:r>
+        <w:rPr>
+          <w:rFonts w:cstheme="minorHAnsi"/>
+        </w:rPr>
+        <w:t xml:space="preserve"> to </w:t>
+      </w:r>
+      <w:proofErr w:type="spellStart"/>
+      <w:r>
+        <w:rPr>
+          <w:rFonts w:cstheme="minorHAnsi"/>
+        </w:rPr>
+        <w:t>order_placed</w:t>
+      </w:r>
+      <w:proofErr w:type="spellEnd"/>
+      <w:r>
+        <w:rPr>
+          <w:rFonts w:cstheme="minorHAnsi"/>
+        </w:rPr>
+        <w:t xml:space="preserve"> for dealers</w:t>
+      </w:r>
+    </w:p>
+    <w:p>
+      <w:pPr>
+        <w:rPr>
+          <w:rFonts w:cstheme="minorHAnsi"/>
+        </w:rPr>
+      </w:pPr>
+      <w:r>
+        <w:rPr>
+          <w:rFonts w:cstheme="minorHAnsi"/>
+        </w:rPr>
+        <w:t xml:space="preserve">•⁠  ⁠Dealer -&gt; can </w:t>
+      </w:r>
+      <w:r>
+        <w:rPr>
+          <w:rFonts w:cstheme="minorHAnsi"/>
+          <w:b/>
+          <w:bCs/>
+        </w:rPr>
+        <w:t>view</w:t>
+      </w:r>
+      <w:r>
+        <w:rPr>
+          <w:rFonts w:cstheme="minorHAnsi"/>
+        </w:rPr>
+        <w:t xml:space="preserve"> the order </w:t>
+      </w:r>
+    </w:p>
+    <w:p>
+      <w:pPr>
+        <w:rPr>
+          <w:rFonts w:cstheme="minorHAnsi"/>
+        </w:rPr>
+      </w:pPr>
+      <w:r>
+        <w:rPr>
+          <w:rFonts w:cstheme="minorHAnsi"/>
+        </w:rPr>
+        <w:t xml:space="preserve">•⁠  ⁠Dealer -&gt; can </w:t>
+      </w:r>
+      <w:r>
+        <w:rPr>
+          <w:rFonts w:cstheme="minorHAnsi"/>
+          <w:b/>
+          <w:bCs/>
+        </w:rPr>
+        <w:t>edit</w:t>
+      </w:r>
+      <w:r>
+        <w:rPr>
+          <w:rFonts w:cstheme="minorHAnsi"/>
+        </w:rPr>
+        <w:t xml:space="preserve"> the order, as order is still not accepted by dispatcher</w:t>
+      </w:r>
+    </w:p>
+    <w:p>
+      <w:pPr>
+        <w:rPr>
+          <w:rFonts w:cstheme="minorHAnsi"/>
+        </w:rPr>
+      </w:pPr>
+      <w:r>
+        <w:rPr>
+          <w:rFonts w:cstheme="minorHAnsi"/>
+        </w:rPr>
+        <w:t xml:space="preserve">•⁠  ⁠Dealer -&gt; </w:t>
+      </w:r>
+      <w:r>
+        <w:rPr>
+          <w:rFonts w:cstheme="minorHAnsi"/>
+          <w:b/>
+          <w:bCs/>
+        </w:rPr>
+        <w:t xml:space="preserve">cannot cancel </w:t>
+      </w:r>
+      <w:r>
+        <w:rPr>
+          <w:rFonts w:cstheme="minorHAnsi"/>
+        </w:rPr>
+        <w:t>the order any time</w:t>
+      </w:r>
+    </w:p>
+    <w:p>
+      <w:pPr>
+        <w:rPr>
+          <w:rFonts w:cstheme="minorHAnsi"/>
+        </w:rPr>
+      </w:pPr>
+      <w:r>
+        <w:rPr>
+          <w:rFonts w:cstheme="minorHAnsi"/>
+        </w:rPr>
+        <w:t xml:space="preserve">•⁠  ⁠Dealer-&gt; </w:t>
+      </w:r>
+      <w:r>
+        <w:rPr>
+          <w:rFonts w:cstheme="minorHAnsi"/>
+        </w:rPr>
+        <w:t xml:space="preserve">If order status is </w:t>
+      </w:r>
+      <w:proofErr w:type="spellStart"/>
+      <w:r>
+        <w:rPr>
+          <w:rFonts w:cstheme="minorHAnsi"/>
+          <w:b/>
+          <w:bCs/>
+        </w:rPr>
+        <w:t>order_placed</w:t>
+      </w:r>
+      <w:proofErr w:type="spellEnd"/>
+      <w:r>
+        <w:rPr>
+          <w:rFonts w:cstheme="minorHAnsi"/>
+        </w:rPr>
+        <w:t xml:space="preserve">, </w:t>
+      </w:r>
+      <w:r>
+        <w:rPr>
+          <w:rFonts w:cstheme="minorHAnsi"/>
+        </w:rPr>
+        <w:t xml:space="preserve">can hold the order and status change to </w:t>
+      </w:r>
+      <w:proofErr w:type="spellStart"/>
+      <w:r>
+        <w:rPr>
+          <w:rFonts w:cstheme="minorHAnsi"/>
+          <w:b/>
+          <w:bCs/>
+        </w:rPr>
+        <w:t>o</w:t>
+      </w:r>
+      <w:r>
+        <w:rPr>
+          <w:rFonts w:cstheme="minorHAnsi"/>
+          <w:b/>
+          <w:bCs/>
+        </w:rPr>
+        <w:t>nhold</w:t>
+      </w:r>
+      <w:proofErr w:type="spellEnd"/>
+    </w:p>
+    <w:p>
+      <w:pPr>
+        <w:rPr>
+          <w:rFonts w:cstheme="minorHAnsi"/>
+        </w:rPr>
+      </w:pPr>
+      <w:r>
+        <w:rPr>
+          <w:rFonts w:cstheme="minorHAnsi"/>
+        </w:rPr>
+        <w:t xml:space="preserve">•⁠  ⁠Dealer-&gt; </w:t>
+      </w:r>
+      <w:r>
+        <w:rPr>
+          <w:rFonts w:cstheme="minorHAnsi"/>
+        </w:rPr>
+        <w:t xml:space="preserve">If order status is </w:t>
+      </w:r>
+      <w:proofErr w:type="spellStart"/>
+      <w:r>
+        <w:rPr>
+          <w:rFonts w:cstheme="minorHAnsi"/>
+          <w:b/>
+          <w:bCs/>
+        </w:rPr>
+        <w:t>onhold</w:t>
+      </w:r>
+      <w:proofErr w:type="spellEnd"/>
+      <w:r>
+        <w:rPr>
+          <w:rFonts w:cstheme="minorHAnsi"/>
+        </w:rPr>
+        <w:t xml:space="preserve">, </w:t>
+      </w:r>
+      <w:r>
+        <w:rPr>
+          <w:rFonts w:cstheme="minorHAnsi"/>
+        </w:rPr>
+        <w:t xml:space="preserve">can </w:t>
+      </w:r>
+      <w:proofErr w:type="spellStart"/>
+      <w:r>
+        <w:rPr>
+          <w:rFonts w:cstheme="minorHAnsi"/>
+        </w:rPr>
+        <w:t>unhold</w:t>
+      </w:r>
+      <w:proofErr w:type="spellEnd"/>
+      <w:r>
+        <w:rPr>
+          <w:rFonts w:cstheme="minorHAnsi"/>
+        </w:rPr>
+        <w:t xml:space="preserve"> the order and status change back to </w:t>
+      </w:r>
+      <w:proofErr w:type="spellStart"/>
+      <w:r>
+        <w:rPr>
+          <w:rFonts w:cstheme="minorHAnsi"/>
+          <w:b/>
+          <w:bCs/>
+        </w:rPr>
+        <w:t>order_placed</w:t>
+      </w:r>
+      <w:proofErr w:type="spellEnd"/>
+    </w:p>
+    <w:p>
+      <w:pPr>
+        <w:rPr>
+          <w:rFonts w:cstheme="minorHAnsi"/>
+        </w:rPr>
+      </w:pPr>
+      <w:r>
+        <w:rPr>
+          <w:rFonts w:cstheme="minorHAnsi"/>
+        </w:rPr>
+        <w:t xml:space="preserve">•⁠  ⁠Dealer-&gt; can </w:t>
+      </w:r>
+      <w:r>
+        <w:rPr>
+          <w:rFonts w:cstheme="minorHAnsi"/>
+          <w:b/>
+          <w:bCs/>
+        </w:rPr>
+        <w:t>Repeat</w:t>
+      </w:r>
+      <w:r>
+        <w:rPr>
+          <w:rFonts w:cstheme="minorHAnsi"/>
+        </w:rPr>
+        <w:t xml:space="preserve"> the order</w:t>
+      </w:r>
+      <w:r>
+        <w:rPr>
+          <w:rFonts w:cstheme="minorHAnsi"/>
+        </w:rPr>
+        <w:t>, exactly same as order placed earlier.</w:t>
+      </w:r>
+    </w:p>
+    <w:p>
+      <w:pPr>
+        <w:rPr>
+          <w:rFonts w:cstheme="minorHAnsi"/>
+        </w:rPr>
+      </w:pPr>
+    </w:p>
+    <w:p>
+      <w:pPr>
+        <w:rPr>
+          <w:rFonts w:cstheme="minorHAnsi"/>
+        </w:rPr>
+      </w:pPr>
+      <w:r>
+        <w:rPr>
+          <w:rFonts w:cstheme="minorHAnsi"/>
+          <w:highlight w:val="yellow"/>
+        </w:rPr>
+        <w:t>Dispatcher Flow:</w:t>
+      </w:r>
+    </w:p>
+    <w:p>
+      <w:pPr>
+        <w:rPr>
+          <w:rFonts w:cstheme="minorHAnsi"/>
+        </w:rPr>
+      </w:pPr>
+    </w:p>
+    <w:p>
+      <w:pPr>
+        <w:rPr>
+          <w:rFonts w:cstheme="minorHAnsi"/>
+        </w:rPr>
+      </w:pPr>
+      <w:r>
+        <w:rPr>
+          <w:rFonts w:cstheme="minorHAnsi"/>
+        </w:rPr>
+        <w:t xml:space="preserve">•⁠  ⁠Dispatcher -&gt; </w:t>
+      </w:r>
+      <w:r>
+        <w:rPr>
+          <w:rFonts w:cstheme="minorHAnsi"/>
+          <w:b/>
+          <w:bCs/>
+        </w:rPr>
+        <w:t>Accept</w:t>
+      </w:r>
+      <w:r>
+        <w:rPr>
+          <w:rFonts w:cstheme="minorHAnsi"/>
+        </w:rPr>
+        <w:t xml:space="preserve"> the order placed by dealer and change status to </w:t>
+      </w:r>
+      <w:r>
+        <w:rPr>
+          <w:rFonts w:cstheme="minorHAnsi"/>
+          <w:b/>
+          <w:bCs/>
+        </w:rPr>
+        <w:t>accepted</w:t>
+      </w:r>
+      <w:r>
+        <w:rPr>
+          <w:rFonts w:cstheme="minorHAnsi"/>
+        </w:rPr>
+        <w:t xml:space="preserve">.  </w:t>
+      </w:r>
+      <w:r>
+        <w:rPr>
+          <w:rFonts w:cstheme="minorHAnsi"/>
+        </w:rPr>
+        <w:t xml:space="preserve">Now </w:t>
+      </w:r>
+      <w:r>
+        <w:rPr>
+          <w:rFonts w:cstheme="minorHAnsi"/>
+        </w:rPr>
+        <w:t xml:space="preserve">dealer cannot </w:t>
+      </w:r>
+      <w:r>
+        <w:rPr>
+          <w:rFonts w:cstheme="minorHAnsi"/>
+          <w:b/>
+          <w:bCs/>
+        </w:rPr>
+        <w:t>edit or hold</w:t>
+      </w:r>
+      <w:r>
+        <w:rPr>
+          <w:rFonts w:cstheme="minorHAnsi"/>
+        </w:rPr>
+        <w:t xml:space="preserve"> the order after order got accepted</w:t>
+      </w:r>
+    </w:p>
+    <w:p>
+      <w:pPr>
+        <w:rPr>
+          <w:rFonts w:cstheme="minorHAnsi"/>
+        </w:rPr>
+      </w:pPr>
+      <w:r>
+        <w:rPr>
+          <w:rFonts w:cstheme="minorHAnsi"/>
+        </w:rPr>
+        <w:t xml:space="preserve">•⁠  ⁠Dispatcher  -&gt; </w:t>
+      </w:r>
+      <w:r>
+        <w:rPr>
+          <w:rFonts w:cstheme="minorHAnsi"/>
+          <w:b/>
+          <w:bCs/>
+        </w:rPr>
+        <w:t>cannot cancel</w:t>
+      </w:r>
+      <w:r>
+        <w:rPr>
+          <w:rFonts w:cstheme="minorHAnsi"/>
+        </w:rPr>
+        <w:t xml:space="preserve"> the order any time, even if the order is still not accepted</w:t>
+      </w:r>
+    </w:p>
+    <w:p>
+      <w:pPr>
+        <w:rPr>
+          <w:rFonts w:cstheme="minorHAnsi"/>
+          <w:b/>
+          <w:bCs/>
+        </w:rPr>
+      </w:pPr>
+      <w:r>
+        <w:rPr>
+          <w:rFonts w:cstheme="minorHAnsi"/>
+        </w:rPr>
+        <w:t xml:space="preserve">•⁠  ⁠Dispatcher -&gt; can </w:t>
+      </w:r>
+      <w:r>
+        <w:rPr>
+          <w:rFonts w:cstheme="minorHAnsi"/>
+          <w:b/>
+          <w:bCs/>
+        </w:rPr>
+        <w:t>dispatch</w:t>
+      </w:r>
+      <w:r>
+        <w:rPr>
+          <w:rFonts w:cstheme="minorHAnsi"/>
+        </w:rPr>
+        <w:t xml:space="preserve"> without any change in dispatch quantity. status will change to </w:t>
+      </w:r>
+      <w:r>
+        <w:rPr>
+          <w:rFonts w:cstheme="minorHAnsi"/>
+          <w:b/>
+          <w:bCs/>
+        </w:rPr>
+        <w:t xml:space="preserve">dispatch completed. </w:t>
+      </w:r>
+    </w:p>
+    <w:p>
+      <w:pPr>
+        <w:rPr>
+          <w:rFonts w:cstheme="minorHAnsi"/>
+        </w:rPr>
+      </w:pPr>
+      <w:r>
+        <w:rPr>
+          <w:rFonts w:cstheme="minorHAnsi"/>
+        </w:rPr>
+        <w:t xml:space="preserve">•⁠  ⁠Dispatcher </w:t>
+      </w:r>
+      <w:r>
+        <w:rPr>
+          <w:rFonts w:cstheme="minorHAnsi"/>
+        </w:rPr>
+        <w:t xml:space="preserve">-&gt; </w:t>
+      </w:r>
+      <w:r>
+        <w:rPr>
+          <w:rFonts w:cstheme="minorHAnsi"/>
+        </w:rPr>
+        <w:t xml:space="preserve">can change the X quantity to 0. Change the status to </w:t>
+      </w:r>
+      <w:r>
+        <w:rPr>
+          <w:rFonts w:cstheme="minorHAnsi"/>
+          <w:b/>
+          <w:bCs/>
+        </w:rPr>
+        <w:t>dispatch on hold</w:t>
+      </w:r>
+      <w:r>
+        <w:rPr>
+          <w:rFonts w:cstheme="minorHAnsi"/>
+        </w:rPr>
+        <w:t xml:space="preserve"> due to (vehicle issue, diversion etc)</w:t>
+      </w:r>
+    </w:p>
+    <w:p>
+      <w:pPr>
+        <w:rPr>
+          <w:rFonts w:cstheme="minorHAnsi"/>
+          <w:b/>
+          <w:bCs/>
+        </w:rPr>
+      </w:pPr>
+      <w:r>
+        <w:rPr>
+          <w:rFonts w:cstheme="minorHAnsi"/>
+        </w:rPr>
+        <w:t xml:space="preserve">•⁠  ⁠Dispatcher </w:t>
+      </w:r>
+      <w:r>
+        <w:rPr>
+          <w:rFonts w:cstheme="minorHAnsi"/>
+        </w:rPr>
+        <w:t xml:space="preserve">-&gt; </w:t>
+      </w:r>
+      <w:r>
+        <w:rPr>
+          <w:rFonts w:cstheme="minorHAnsi"/>
+        </w:rPr>
+        <w:t xml:space="preserve">can change the X quantity to Y. it change the order status to </w:t>
+      </w:r>
+      <w:r>
+        <w:rPr>
+          <w:rFonts w:cstheme="minorHAnsi"/>
+          <w:b/>
+          <w:bCs/>
+        </w:rPr>
+        <w:t>dispatch partial</w:t>
+      </w:r>
+    </w:p>
+    <w:p>
+      <w:pPr>
+        <w:rPr>
+          <w:rFonts w:cstheme="minorHAnsi"/>
+          <w:b/>
+          <w:bCs/>
+        </w:rPr>
+      </w:pPr>
+    </w:p>
+    <w:p>
+      <w:pPr>
+        <w:pStyle w:val="ListParagraph"/>
+        <w:numPr>
+          <w:ilvl w:val="0"/>
+          <w:numId w:val="33"/>
+        </w:numPr>
+        <w:autoSpaceDE w:val="0"/>
+        <w:autoSpaceDN w:val="0"/>
+        <w:adjustRightInd w:val="0"/>
+        <w:rPr>
+          <w:rFonts w:ascii="Helvetica Neue" w:eastAsiaTheme="minorEastAsia" w:hAnsi="Helvetica Neue" w:cs="Helvetica Neue"/>
+          <w:sz w:val="20"/>
+          <w:szCs w:val="20"/>
+          <w:lang w:val="en-GB" w:eastAsia="en-IN"/>
+        </w:rPr>
+      </w:pPr>
+      <w:r>
+        <w:rPr>
+          <w:rFonts w:ascii="Helvetica Neue" w:eastAsiaTheme="minorEastAsia" w:hAnsi="Helvetica Neue" w:cs="Helvetica Neue"/>
+          <w:sz w:val="20"/>
+          <w:szCs w:val="20"/>
+          <w:lang w:val="en-GB" w:eastAsia="en-IN"/>
+        </w:rPr>
+        <w:t xml:space="preserve">If sum of </w:t>
+      </w:r>
+      <w:proofErr w:type="spellStart"/>
+      <w:r>
+        <w:rPr>
+          <w:rFonts w:ascii="Helvetica Neue" w:eastAsiaTheme="minorEastAsia" w:hAnsi="Helvetica Neue" w:cs="Helvetica Neue"/>
+          <w:sz w:val="20"/>
+          <w:szCs w:val="20"/>
+          <w:lang w:val="en-GB" w:eastAsia="en-IN"/>
+        </w:rPr>
+        <w:t>order_bags</w:t>
+      </w:r>
+      <w:proofErr w:type="spellEnd"/>
+      <w:r>
+        <w:rPr>
+          <w:rFonts w:ascii="Helvetica Neue" w:eastAsiaTheme="minorEastAsia" w:hAnsi="Helvetica Neue" w:cs="Helvetica Neue"/>
+          <w:sz w:val="20"/>
+          <w:szCs w:val="20"/>
+          <w:lang w:val="en-GB" w:eastAsia="en-IN"/>
+        </w:rPr>
+        <w:t xml:space="preserve"> = sum of </w:t>
+      </w:r>
+      <w:proofErr w:type="spellStart"/>
+      <w:r>
+        <w:rPr>
+          <w:rFonts w:ascii="Helvetica Neue" w:eastAsiaTheme="minorEastAsia" w:hAnsi="Helvetica Neue" w:cs="Helvetica Neue"/>
+          <w:sz w:val="20"/>
+          <w:szCs w:val="20"/>
+          <w:lang w:val="en-GB" w:eastAsia="en-IN"/>
+        </w:rPr>
+        <w:t>order_dispatch_bags</w:t>
+      </w:r>
+      <w:proofErr w:type="spellEnd"/>
+      <w:r>
+        <w:rPr>
+          <w:rFonts w:ascii="Helvetica Neue" w:eastAsiaTheme="minorEastAsia" w:hAnsi="Helvetica Neue" w:cs="Helvetica Neue"/>
+          <w:sz w:val="20"/>
+          <w:szCs w:val="20"/>
+          <w:lang w:val="en-GB" w:eastAsia="en-IN"/>
+        </w:rPr>
+        <w:t xml:space="preserve"> then status should change to </w:t>
+      </w:r>
+      <w:proofErr w:type="spellStart"/>
+      <w:r>
+        <w:rPr>
+          <w:rFonts w:ascii="Helvetica Neue" w:eastAsiaTheme="minorEastAsia" w:hAnsi="Helvetica Neue" w:cs="Helvetica Neue"/>
+          <w:sz w:val="20"/>
+          <w:szCs w:val="20"/>
+          <w:lang w:val="en-GB" w:eastAsia="en-IN"/>
+        </w:rPr>
+        <w:t>dispatch_completed</w:t>
+      </w:r>
+      <w:proofErr w:type="spellEnd"/>
+      <w:r>
+        <w:rPr>
+          <w:rFonts w:ascii="Helvetica Neue" w:eastAsiaTheme="minorEastAsia" w:hAnsi="Helvetica Neue" w:cs="Helvetica Neue"/>
+          <w:sz w:val="20"/>
+          <w:szCs w:val="20"/>
+          <w:lang w:val="en-GB" w:eastAsia="en-IN"/>
+        </w:rPr>
+        <w:t xml:space="preserve">. </w:t>
+      </w:r>
+    </w:p>
+    <w:p>
+      <w:pPr>
+        <w:autoSpaceDE w:val="0"/>
+        <w:autoSpaceDN w:val="0"/>
+        <w:adjustRightInd w:val="0"/>
+        <w:ind w:firstLine="60"/>
+        <w:rPr>
+          <w:rFonts w:ascii="Helvetica Neue" w:eastAsiaTheme="minorEastAsia" w:hAnsi="Helvetica Neue" w:cs="Helvetica Neue"/>
+          <w:sz w:val="20"/>
+          <w:szCs w:val="20"/>
+          <w:lang w:val="en-GB" w:eastAsia="en-IN"/>
+        </w:rPr>
+      </w:pPr>
+    </w:p>
+    <w:p>
+      <w:pPr>
+        <w:pStyle w:val="ListParagraph"/>
+        <w:numPr>
+          <w:ilvl w:val="0"/>
+          <w:numId w:val="33"/>
+        </w:numPr>
+        <w:autoSpaceDE w:val="0"/>
+        <w:autoSpaceDN w:val="0"/>
+        <w:adjustRightInd w:val="0"/>
+        <w:rPr>
+          <w:rFonts w:ascii="Helvetica Neue" w:eastAsiaTheme="minorEastAsia" w:hAnsi="Helvetica Neue" w:cs="Helvetica Neue"/>
+          <w:sz w:val="20"/>
+          <w:szCs w:val="20"/>
+          <w:lang w:val="en-GB" w:eastAsia="en-IN"/>
+        </w:rPr>
+      </w:pPr>
+      <w:r>
+        <w:rPr>
+          <w:rFonts w:ascii="Helvetica Neue" w:eastAsiaTheme="minorEastAsia" w:hAnsi="Helvetica Neue" w:cs="Helvetica Neue"/>
+          <w:sz w:val="20"/>
+          <w:szCs w:val="20"/>
+          <w:lang w:val="en-GB" w:eastAsia="en-IN"/>
+        </w:rPr>
+        <w:t xml:space="preserve">If sum of </w:t>
+      </w:r>
+      <w:proofErr w:type="spellStart"/>
+      <w:r>
+        <w:rPr>
+          <w:rFonts w:ascii="Helvetica Neue" w:eastAsiaTheme="minorEastAsia" w:hAnsi="Helvetica Neue" w:cs="Helvetica Neue"/>
+          <w:sz w:val="20"/>
+          <w:szCs w:val="20"/>
+          <w:lang w:val="en-GB" w:eastAsia="en-IN"/>
+        </w:rPr>
+        <w:t>order_bags</w:t>
+      </w:r>
+      <w:proofErr w:type="spellEnd"/>
+      <w:r>
+        <w:rPr>
+          <w:rFonts w:ascii="Helvetica Neue" w:eastAsiaTheme="minorEastAsia" w:hAnsi="Helvetica Neue" w:cs="Helvetica Neue"/>
+          <w:sz w:val="20"/>
+          <w:szCs w:val="20"/>
+          <w:lang w:val="en-GB" w:eastAsia="en-IN"/>
+        </w:rPr>
+        <w:t xml:space="preserve"> &gt; sum of </w:t>
+      </w:r>
+      <w:proofErr w:type="spellStart"/>
+      <w:r>
+        <w:rPr>
+          <w:rFonts w:ascii="Helvetica Neue" w:eastAsiaTheme="minorEastAsia" w:hAnsi="Helvetica Neue" w:cs="Helvetica Neue"/>
+          <w:sz w:val="20"/>
+          <w:szCs w:val="20"/>
+          <w:lang w:val="en-GB" w:eastAsia="en-IN"/>
+        </w:rPr>
+        <w:t>order_dispatch_bags</w:t>
+      </w:r>
+      <w:proofErr w:type="spellEnd"/>
+      <w:r>
+        <w:rPr>
+          <w:rFonts w:ascii="Helvetica Neue" w:eastAsiaTheme="minorEastAsia" w:hAnsi="Helvetica Neue" w:cs="Helvetica Neue"/>
+          <w:sz w:val="20"/>
+          <w:szCs w:val="20"/>
+          <w:lang w:val="en-GB" w:eastAsia="en-IN"/>
+        </w:rPr>
+        <w:t xml:space="preserve"> and </w:t>
+      </w:r>
+      <w:proofErr w:type="spellStart"/>
+      <w:r>
+        <w:rPr>
+          <w:rFonts w:ascii="Helvetica Neue" w:eastAsiaTheme="minorEastAsia" w:hAnsi="Helvetica Neue" w:cs="Helvetica Neue"/>
+          <w:sz w:val="20"/>
+          <w:szCs w:val="20"/>
+          <w:lang w:val="en-GB" w:eastAsia="en-IN"/>
+        </w:rPr>
+        <w:t>order_dispatch_bags</w:t>
+      </w:r>
+      <w:proofErr w:type="spellEnd"/>
+      <w:r>
+        <w:rPr>
+          <w:rFonts w:ascii="Helvetica Neue" w:eastAsiaTheme="minorEastAsia" w:hAnsi="Helvetica Neue" w:cs="Helvetica Neue"/>
+          <w:sz w:val="20"/>
+          <w:szCs w:val="20"/>
+          <w:lang w:val="en-GB" w:eastAsia="en-IN"/>
+        </w:rPr>
+        <w:t xml:space="preserve"> is not equal to 0 then status should change to </w:t>
+      </w:r>
+      <w:proofErr w:type="spellStart"/>
+      <w:r>
+        <w:rPr>
+          <w:rFonts w:ascii="Helvetica Neue" w:eastAsiaTheme="minorEastAsia" w:hAnsi="Helvetica Neue" w:cs="Helvetica Neue"/>
+          <w:sz w:val="20"/>
+          <w:szCs w:val="20"/>
+          <w:lang w:val="en-GB" w:eastAsia="en-IN"/>
+        </w:rPr>
+        <w:t>dispatch_partial</w:t>
+      </w:r>
+      <w:proofErr w:type="spellEnd"/>
+      <w:r>
+        <w:rPr>
+          <w:rFonts w:ascii="Helvetica Neue" w:eastAsiaTheme="minorEastAsia" w:hAnsi="Helvetica Neue" w:cs="Helvetica Neue"/>
+          <w:sz w:val="20"/>
+          <w:szCs w:val="20"/>
+          <w:lang w:val="en-GB" w:eastAsia="en-IN"/>
+        </w:rPr>
+        <w:t xml:space="preserve">. </w:t>
+      </w:r>
+    </w:p>
+    <w:p>
+      <w:pPr>
+        <w:autoSpaceDE w:val="0"/>
+        <w:autoSpaceDN w:val="0"/>
+        <w:adjustRightInd w:val="0"/>
+        <w:ind w:firstLine="60"/>
+        <w:rPr>
+          <w:rFonts w:ascii="Helvetica Neue" w:eastAsiaTheme="minorEastAsia" w:hAnsi="Helvetica Neue" w:cs="Helvetica Neue"/>
+          <w:sz w:val="20"/>
+          <w:szCs w:val="20"/>
+          <w:lang w:val="en-GB" w:eastAsia="en-IN"/>
+        </w:rPr>
+      </w:pPr>
+    </w:p>
+    <w:p>
+      <w:pPr>
+        <w:pStyle w:val="ListParagraph"/>
+        <w:numPr>
+          <w:ilvl w:val="0"/>
+          <w:numId w:val="33"/>
+        </w:numPr>
+        <w:autoSpaceDE w:val="0"/>
+        <w:autoSpaceDN w:val="0"/>
+        <w:adjustRightInd w:val="0"/>
+        <w:rPr>
+          <w:rFonts w:ascii="Helvetica Neue" w:eastAsiaTheme="minorEastAsia" w:hAnsi="Helvetica Neue" w:cs="Helvetica Neue"/>
+          <w:sz w:val="20"/>
+          <w:szCs w:val="20"/>
+          <w:lang w:val="en-GB" w:eastAsia="en-IN"/>
+        </w:rPr>
+      </w:pPr>
+      <w:r>
+        <w:rPr>
+          <w:rFonts w:ascii="Helvetica Neue" w:eastAsiaTheme="minorEastAsia" w:hAnsi="Helvetica Neue" w:cs="Helvetica Neue"/>
+          <w:sz w:val="20"/>
+          <w:szCs w:val="20"/>
+          <w:lang w:val="en-GB" w:eastAsia="en-IN"/>
+        </w:rPr>
+        <w:t xml:space="preserve">If sum of </w:t>
+      </w:r>
+      <w:proofErr w:type="spellStart"/>
+      <w:r>
+        <w:rPr>
+          <w:rFonts w:ascii="Helvetica Neue" w:eastAsiaTheme="minorEastAsia" w:hAnsi="Helvetica Neue" w:cs="Helvetica Neue"/>
+          <w:sz w:val="20"/>
+          <w:szCs w:val="20"/>
+          <w:lang w:val="en-GB" w:eastAsia="en-IN"/>
+        </w:rPr>
+        <w:t>order_dispatch_bags</w:t>
+      </w:r>
+      <w:proofErr w:type="spellEnd"/>
+      <w:r>
+        <w:rPr>
+          <w:rFonts w:ascii="Helvetica Neue" w:eastAsiaTheme="minorEastAsia" w:hAnsi="Helvetica Neue" w:cs="Helvetica Neue"/>
+          <w:sz w:val="20"/>
+          <w:szCs w:val="20"/>
+          <w:lang w:val="en-GB" w:eastAsia="en-IN"/>
+        </w:rPr>
+        <w:t xml:space="preserve"> is equal to 0 then status should change to </w:t>
+      </w:r>
+      <w:proofErr w:type="spellStart"/>
+      <w:r>
+        <w:rPr>
+          <w:rFonts w:ascii="Helvetica Neue" w:eastAsiaTheme="minorEastAsia" w:hAnsi="Helvetica Neue" w:cs="Helvetica Neue"/>
+          <w:sz w:val="20"/>
+          <w:szCs w:val="20"/>
+          <w:lang w:val="en-GB" w:eastAsia="en-IN"/>
+        </w:rPr>
+        <w:t>dispatch_onhold</w:t>
+      </w:r>
+      <w:proofErr w:type="spellEnd"/>
+    </w:p>
+    <w:p>
+      <w:pPr>
+        <w:rPr>
+          <w:rFonts w:cstheme="minorHAnsi"/>
+        </w:rPr>
+      </w:pPr>
+    </w:p>
+    <w:p>
+      <w:pPr>
+        <w:rPr>
+          <w:rFonts w:cstheme="minorHAnsi"/>
+        </w:rPr>
+      </w:pPr>
+    </w:p>
+    <w:p>
+      <w:pPr>
+        <w:rPr>
+          <w:rFonts w:cstheme="minorHAnsi"/>
+        </w:rPr>
+      </w:pPr>
+      <w:r>
+        <w:rPr>
+          <w:rFonts w:cstheme="minorHAnsi"/>
+          <w:highlight w:val="yellow"/>
+        </w:rPr>
+        <w:t>D</w:t>
+      </w:r>
+      <w:r>
+        <w:rPr>
+          <w:rFonts w:cstheme="minorHAnsi"/>
+          <w:highlight w:val="yellow"/>
+        </w:rPr>
+        <w:t>ealer</w:t>
+      </w:r>
+      <w:r>
+        <w:rPr>
+          <w:rFonts w:cstheme="minorHAnsi"/>
+          <w:highlight w:val="yellow"/>
+        </w:rPr>
+        <w:t xml:space="preserve"> </w:t>
+      </w:r>
+      <w:r>
+        <w:rPr>
+          <w:rFonts w:cstheme="minorHAnsi"/>
+          <w:highlight w:val="yellow"/>
+        </w:rPr>
+        <w:t>Card:</w:t>
+      </w:r>
+      <w:r>
+        <w:rPr>
+          <w:rFonts w:cstheme="minorHAnsi"/>
+          <w:highlight w:val="yellow"/>
+        </w:rPr>
+        <w:t xml:space="preserve"> (Just informational purpose)</w:t>
+      </w:r>
+    </w:p>
+    <w:p>
+      <w:pPr>
+        <w:rPr>
+          <w:rFonts w:cstheme="minorHAnsi"/>
+        </w:rPr>
+      </w:pPr>
+      <w:r>
+        <w:rPr>
+          <w:rFonts w:cstheme="minorHAnsi"/>
+        </w:rPr>
+        <w:t>--</w:t>
+      </w:r>
+    </w:p>
+    <w:p>
+      <w:pPr>
+        <w:rPr>
+          <w:rFonts w:cstheme="minorHAnsi"/>
+        </w:rPr>
+      </w:pPr>
+    </w:p>
+    <w:p>
+      <w:pPr>
+        <w:rPr>
+          <w:rFonts w:cstheme="minorHAnsi"/>
+        </w:rPr>
+      </w:pPr>
+      <w:r>
+        <w:rPr>
+          <w:rFonts w:cstheme="minorHAnsi"/>
+          <w:highlight w:val="yellow"/>
+        </w:rPr>
+        <w:t xml:space="preserve">Dispatcher </w:t>
+      </w:r>
+      <w:r>
+        <w:rPr>
+          <w:rFonts w:cstheme="minorHAnsi"/>
+          <w:highlight w:val="yellow"/>
+        </w:rPr>
+        <w:t>Card:</w:t>
+      </w:r>
+      <w:r>
+        <w:rPr>
+          <w:rFonts w:cstheme="minorHAnsi"/>
+          <w:highlight w:val="yellow"/>
+        </w:rPr>
+        <w:t xml:space="preserve"> (Interactive)</w:t>
+      </w:r>
+    </w:p>
+    <w:p>
+      <w:pPr>
+        <w:rPr>
+          <w:rFonts w:cstheme="minorHAnsi"/>
+        </w:rPr>
+      </w:pPr>
+      <w:r>
+        <w:rPr>
+          <w:rFonts w:cstheme="minorHAnsi"/>
+          <w:b/>
+          <w:bCs/>
+        </w:rPr>
+        <w:t>Total orders card</w:t>
+      </w:r>
+      <w:r>
+        <w:rPr>
+          <w:rFonts w:cstheme="minorHAnsi"/>
+          <w:b/>
+          <w:bCs/>
+        </w:rPr>
+        <w:t xml:space="preserve"> -&gt; </w:t>
+      </w:r>
+      <w:r>
+        <w:rPr>
+          <w:rFonts w:cstheme="minorHAnsi"/>
+        </w:rPr>
+        <w:t xml:space="preserve">All the orders will be available here with all the </w:t>
+      </w:r>
+      <w:r>
+        <w:rPr>
+          <w:rFonts w:cstheme="minorHAnsi"/>
+        </w:rPr>
+        <w:t xml:space="preserve">status </w:t>
+      </w:r>
+      <w:proofErr w:type="spellStart"/>
+      <w:r>
+        <w:rPr>
+          <w:rFonts w:cstheme="minorHAnsi"/>
+        </w:rPr>
+        <w:t>Order_placed</w:t>
+      </w:r>
+      <w:proofErr w:type="spellEnd"/>
+      <w:r>
+        <w:rPr>
+          <w:rFonts w:cstheme="minorHAnsi"/>
+        </w:rPr>
+        <w:t xml:space="preserve">, </w:t>
+      </w:r>
+      <w:proofErr w:type="spellStart"/>
+      <w:r>
+        <w:rPr>
+          <w:rFonts w:cstheme="minorHAnsi"/>
+        </w:rPr>
+        <w:t>onhold</w:t>
+      </w:r>
+      <w:proofErr w:type="spellEnd"/>
+      <w:r>
+        <w:rPr>
+          <w:rFonts w:cstheme="minorHAnsi"/>
+        </w:rPr>
+        <w:t xml:space="preserve">, </w:t>
+      </w:r>
+      <w:proofErr w:type="spellStart"/>
+      <w:r>
+        <w:rPr>
+          <w:rFonts w:cstheme="minorHAnsi"/>
+        </w:rPr>
+        <w:t>order_accepted</w:t>
+      </w:r>
+      <w:proofErr w:type="spellEnd"/>
+      <w:r>
+        <w:rPr>
+          <w:rFonts w:cstheme="minorHAnsi"/>
+        </w:rPr>
+        <w:t xml:space="preserve">, partially dispatched, dispatched on hold, </w:t>
+      </w:r>
+      <w:proofErr w:type="spellStart"/>
+      <w:r>
+        <w:rPr>
+          <w:rFonts w:cstheme="minorHAnsi"/>
+        </w:rPr>
+        <w:t>dispatch_completed</w:t>
+      </w:r>
+      <w:proofErr w:type="spellEnd"/>
+    </w:p>
+    <w:p>
+      <w:pPr>
+        <w:rPr>
+          <w:rFonts w:cstheme="minorHAnsi"/>
+        </w:rPr>
+      </w:pPr>
+      <w:r>
+        <w:rPr>
+          <w:rFonts w:cstheme="minorHAnsi"/>
+          <w:b/>
+          <w:bCs/>
+        </w:rPr>
+        <w:t>Pending card</w:t>
+      </w:r>
+      <w:r>
+        <w:rPr>
+          <w:rFonts w:cstheme="minorHAnsi"/>
+        </w:rPr>
+        <w:t>-</w:t>
+      </w:r>
+      <w:r>
+        <w:rPr>
+          <w:rFonts w:cstheme="minorHAnsi"/>
+        </w:rPr>
+        <w:t>&gt;</w:t>
+      </w:r>
+      <w:r>
+        <w:rPr>
+          <w:rFonts w:cstheme="minorHAnsi"/>
+        </w:rPr>
+        <w:t xml:space="preserve"> it will show the order status as </w:t>
+      </w:r>
+      <w:proofErr w:type="spellStart"/>
+      <w:r>
+        <w:rPr>
+          <w:rFonts w:cstheme="minorHAnsi"/>
+        </w:rPr>
+        <w:t>order_placed</w:t>
+      </w:r>
+      <w:proofErr w:type="spellEnd"/>
+      <w:r>
+        <w:rPr>
+          <w:rFonts w:cstheme="minorHAnsi"/>
+        </w:rPr>
+        <w:t xml:space="preserve"> - waiting to be accepted, and </w:t>
+      </w:r>
+      <w:proofErr w:type="spellStart"/>
+      <w:r>
+        <w:rPr>
+          <w:rFonts w:cstheme="minorHAnsi"/>
+        </w:rPr>
+        <w:t>order_accepted</w:t>
+      </w:r>
+      <w:proofErr w:type="spellEnd"/>
+      <w:r>
+        <w:rPr>
+          <w:rFonts w:cstheme="minorHAnsi"/>
+        </w:rPr>
+        <w:t xml:space="preserve"> waiting to be Dispatched. After dispatch it will removed from PENDING card.</w:t>
+      </w:r>
+    </w:p>
+    <w:p>
+      <w:pPr>
+        <w:rPr>
+          <w:rFonts w:cstheme="minorHAnsi"/>
+        </w:rPr>
+      </w:pPr>
+      <w:r>
+        <w:rPr>
+          <w:rFonts w:cstheme="minorHAnsi"/>
+          <w:b/>
+          <w:bCs/>
+        </w:rPr>
+        <w:t>Dispatched card</w:t>
+      </w:r>
+      <w:r>
+        <w:rPr>
+          <w:rFonts w:cstheme="minorHAnsi"/>
+        </w:rPr>
+        <w:t>-</w:t>
+      </w:r>
+      <w:r>
+        <w:rPr>
+          <w:rFonts w:cstheme="minorHAnsi"/>
+        </w:rPr>
+        <w:t>&gt;</w:t>
+      </w:r>
+      <w:r>
+        <w:rPr>
+          <w:rFonts w:cstheme="minorHAnsi"/>
+        </w:rPr>
+        <w:t xml:space="preserve"> it will show the order status as - partially dispatched, dispatched on hold, dispatch completed. </w:t>
+      </w:r>
+    </w:p>
+    <w:p>
+      <w:pPr>
+        <w:rPr>
+          <w:rFonts w:cstheme="minorHAnsi"/>
+        </w:rPr>
+      </w:pPr>
+    </w:p>
+    <w:p>
+      <w:pPr>
+        <w:rPr>
+          <w:rFonts w:cstheme="minorHAnsi"/>
+        </w:rPr>
+      </w:pPr>
+      <w:r>
+        <w:rPr>
+          <w:rFonts w:cstheme="minorHAnsi"/>
+        </w:rPr>
+        <w:t>doubts over:</w:t>
+      </w:r>
+    </w:p>
+    <w:p>
+      <w:pPr>
+        <w:rPr>
+          <w:rFonts w:cstheme="minorHAnsi"/>
+        </w:rPr>
+      </w:pPr>
+      <w:r>
+        <w:rPr>
+          <w:rFonts w:cstheme="minorHAnsi"/>
+        </w:rPr>
+        <w:t>Overdue card - it will show the order more than 2 days back. status?</w:t>
+      </w:r>
+    </w:p>
+    <w:p>
+      <w:pPr>
+        <w:rPr>
+          <w:rFonts w:cstheme="minorHAnsi"/>
+        </w:rPr>
+      </w:pPr>
+    </w:p>
+    <w:p>
+      <w:pPr>
+        <w:rPr>
+          <w:rFonts w:cstheme="minorHAnsi"/>
+        </w:rPr>
+      </w:pPr>
+    </w:p>
+    <w:p>
+      <w:pPr>
+        <w:rPr>
+          <w:rFonts w:cstheme="minorHAnsi"/>
+        </w:rPr>
+      </w:pPr>
+      <w:r>
+        <w:rPr>
+          <w:rFonts w:cstheme="minorHAnsi"/>
+        </w:rPr>
+        <w:t>Download in Excel:</w:t>
+      </w:r>
+    </w:p>
+    <w:p>
+      <w:pPr>
+        <w:rPr>
+          <w:rFonts w:cstheme="minorHAnsi"/>
+        </w:rPr>
+      </w:pPr>
+      <w:r>
+        <w:rPr>
+          <w:rFonts w:cstheme="minorHAnsi"/>
+        </w:rPr>
+        <w:t xml:space="preserve">Additionally download excel from dealer and dispatcher. Dealer download is having null value in dispatch order bags, whether </w:t>
+      </w:r>
+      <w:proofErr w:type="spellStart"/>
+      <w:r>
+        <w:rPr>
+          <w:rFonts w:cstheme="minorHAnsi"/>
+        </w:rPr>
+        <w:t>is</w:t>
+      </w:r>
+      <w:proofErr w:type="spellEnd"/>
+      <w:r>
+        <w:rPr>
+          <w:rFonts w:cstheme="minorHAnsi"/>
+        </w:rPr>
+        <w:t xml:space="preserve"> should be 0 ??</w:t>
+      </w:r>
+      <w:r>
+        <w:rPr>
+          <w:rFonts w:cstheme="minorHAnsi"/>
+        </w:rPr>
+        <w:t xml:space="preserve"> To confirm from end user</w:t>
+      </w:r>
+    </w:p>
+    <w:p>
+      <w:pPr>
+        <w:rPr>
+          <w:rFonts w:cstheme="minorHAnsi"/>
+        </w:rPr>
+      </w:pPr>
+    </w:p>
+    <w:p>
+      <w:pPr>
+        <w:rPr>
+          <w:rFonts w:cstheme="minorHAnsi"/>
+        </w:rPr>
+      </w:pPr>
+    </w:p>
+    <w:p>
+      <w:pPr>
+        <w:rPr>
+          <w:rFonts w:cstheme="minorHAnsi"/>
+        </w:rPr>
+      </w:pPr>
+    </w:p>
+    <w:p>
+      <w:pPr>
+        <w:rPr>
+          <w:rFonts w:cstheme="minorHAnsi"/>
+        </w:rPr>
+      </w:pPr>
+    </w:p>
+    <w:p>
+      <w:pPr>
+        <w:rPr>
+          <w:rFonts w:cstheme="minorHAnsi"/>
+        </w:rPr>
+      </w:pPr>
+    </w:p>
+    <w:p>
+      <w:pPr>
+        <w:rPr>
+          <w:rFonts w:cstheme="minorHAnsi"/>
+        </w:rPr>
+      </w:pPr>
+    </w:p>
+    <w:p>
+      <w:pPr>
+        <w:rPr>
+          <w:rFonts w:cstheme="minorHAnsi"/>
+        </w:rPr>
+      </w:pPr>
+    </w:p>
+    <w:p>
+      <w:pPr>
+        <w:spacing w:after="200" w:line="276" w:lineRule="auto"/>
+        <w:rPr>
+          <w:rFonts w:cstheme="minorHAnsi"/>
+          <w:b/>
+          <w:bCs/>
+        </w:rPr>
+      </w:pPr>
+      <w:r>
+        <w:rPr>
+          <w:rFonts w:cstheme="minorHAnsi"/>
+          <w:b/>
+          <w:bCs/>
+        </w:rPr>
+        <w:br w:type="page"/>
+      </w:r>
+    </w:p>
+    <w:p>
+      <w:pPr>
+        <w:rPr>
+          <w:rFonts w:cstheme="minorHAnsi"/>
+          <w:b/>
+          <w:bCs/>
+        </w:rPr>
+      </w:pPr>
+      <w:r>
+        <w:rPr>
+          <w:rFonts w:cstheme="minorHAnsi"/>
+          <w:b/>
+          <w:bCs/>
+          <w:highlight w:val="yellow"/>
+        </w:rPr>
+        <w:lastRenderedPageBreak/>
+        <w:t>Dispatcher:</w:t>
+      </w:r>
+    </w:p>
+    <w:p>
+      <w:pPr>
+        <w:rPr>
+          <w:rFonts w:cstheme="minorHAnsi"/>
+        </w:rPr>
+      </w:pPr>
+      <w:proofErr w:type="spellStart"/>
+      <w:r>
+        <w:rPr>
+          <w:rFonts w:cstheme="minorHAnsi"/>
+        </w:rPr>
+        <w:t>lets</w:t>
+      </w:r>
+      <w:proofErr w:type="spellEnd"/>
+      <w:r>
+        <w:rPr>
+          <w:rFonts w:cstheme="minorHAnsi"/>
+        </w:rPr>
+        <w:t xml:space="preserve"> suppose there are two dispatches as below : ANY VALUE THAT IS MISSING HERE ? like loading locations for each dispatch is different or will be same ? </w:t>
+      </w:r>
+    </w:p>
+    <w:p>
+      <w:pPr>
+        <w:rPr>
+          <w:rFonts w:cstheme="minorHAnsi"/>
+        </w:rPr>
+      </w:pPr>
+    </w:p>
+    <w:p>
+      <w:pPr>
+        <w:rPr>
+          <w:rFonts w:cstheme="minorHAnsi"/>
+        </w:rPr>
+      </w:pPr>
+      <w:r>
+        <w:rPr>
+          <w:rFonts w:cstheme="minorHAnsi"/>
+        </w:rPr>
+        <w:t>1) FIRST DISPATCH</w:t>
+      </w:r>
+    </w:p>
+    <w:p>
+      <w:pPr>
+        <w:rPr>
+          <w:rFonts w:cstheme="minorHAnsi"/>
+        </w:rPr>
+      </w:pPr>
+      <w:proofErr w:type="spellStart"/>
+      <w:r>
+        <w:rPr>
+          <w:rFonts w:cstheme="minorHAnsi"/>
+        </w:rPr>
+        <w:t>items_bags</w:t>
+      </w:r>
+      <w:proofErr w:type="spellEnd"/>
+      <w:r>
+        <w:rPr>
+          <w:rFonts w:cstheme="minorHAnsi"/>
+        </w:rPr>
+        <w:t xml:space="preserve"> : 100</w:t>
+      </w:r>
+    </w:p>
+    <w:p>
+      <w:pPr>
+        <w:rPr>
+          <w:rFonts w:cstheme="minorHAnsi"/>
+        </w:rPr>
+      </w:pPr>
+      <w:proofErr w:type="spellStart"/>
+      <w:r>
+        <w:rPr>
+          <w:rFonts w:cstheme="minorHAnsi"/>
+        </w:rPr>
+        <w:t>items_quantity</w:t>
+      </w:r>
+      <w:proofErr w:type="spellEnd"/>
+      <w:r>
+        <w:rPr>
+          <w:rFonts w:cstheme="minorHAnsi"/>
+        </w:rPr>
+        <w:t xml:space="preserve"> : auto derived</w:t>
+      </w:r>
+    </w:p>
+    <w:p>
+      <w:pPr>
+        <w:rPr>
+          <w:rFonts w:cstheme="minorHAnsi"/>
+        </w:rPr>
+      </w:pPr>
+      <w:proofErr w:type="spellStart"/>
+      <w:r>
+        <w:rPr>
+          <w:rFonts w:cstheme="minorHAnsi"/>
+        </w:rPr>
+        <w:t>items_vehicle_number</w:t>
+      </w:r>
+      <w:proofErr w:type="spellEnd"/>
+      <w:r>
+        <w:rPr>
+          <w:rFonts w:cstheme="minorHAnsi"/>
+        </w:rPr>
+        <w:t>: UP15 XX</w:t>
+      </w:r>
+    </w:p>
+    <w:p>
+      <w:pPr>
+        <w:rPr>
+          <w:rFonts w:cstheme="minorHAnsi"/>
+        </w:rPr>
+      </w:pPr>
+      <w:proofErr w:type="spellStart"/>
+      <w:r>
+        <w:rPr>
+          <w:rFonts w:cstheme="minorHAnsi"/>
+        </w:rPr>
+        <w:t>items_driver_name</w:t>
+      </w:r>
+      <w:proofErr w:type="spellEnd"/>
+      <w:r>
+        <w:rPr>
+          <w:rFonts w:cstheme="minorHAnsi"/>
+        </w:rPr>
+        <w:t>: Ramesh driver</w:t>
+      </w:r>
+    </w:p>
+    <w:p>
+      <w:pPr>
+        <w:rPr>
+          <w:rFonts w:cstheme="minorHAnsi"/>
+        </w:rPr>
+      </w:pPr>
+      <w:proofErr w:type="spellStart"/>
+      <w:r>
+        <w:rPr>
+          <w:rFonts w:cstheme="minorHAnsi"/>
+        </w:rPr>
+        <w:t>items_driver_phone</w:t>
+      </w:r>
+      <w:proofErr w:type="spellEnd"/>
+      <w:r>
+        <w:rPr>
+          <w:rFonts w:cstheme="minorHAnsi"/>
+        </w:rPr>
+        <w:t>: 9911991199</w:t>
+      </w:r>
+    </w:p>
+    <w:p>
+      <w:pPr>
+        <w:rPr>
+          <w:rFonts w:cstheme="minorHAnsi"/>
+        </w:rPr>
+      </w:pPr>
+      <w:proofErr w:type="spellStart"/>
+      <w:r>
+        <w:rPr>
+          <w:rFonts w:cstheme="minorHAnsi"/>
+        </w:rPr>
+        <w:t>items_bilty_number</w:t>
+      </w:r>
+      <w:proofErr w:type="spellEnd"/>
+      <w:r>
+        <w:rPr>
+          <w:rFonts w:cstheme="minorHAnsi"/>
+        </w:rPr>
+        <w:t>: XX</w:t>
+      </w:r>
+    </w:p>
+    <w:p>
+      <w:pPr>
+        <w:rPr>
+          <w:rFonts w:cstheme="minorHAnsi"/>
+        </w:rPr>
+      </w:pPr>
+      <w:proofErr w:type="spellStart"/>
+      <w:r>
+        <w:rPr>
+          <w:rFonts w:cstheme="minorHAnsi"/>
+        </w:rPr>
+        <w:t>items_receipt</w:t>
+      </w:r>
+      <w:proofErr w:type="spellEnd"/>
+      <w:r>
+        <w:rPr>
+          <w:rFonts w:cstheme="minorHAnsi"/>
+        </w:rPr>
+        <w:t>: image to be uploaded</w:t>
+      </w:r>
+    </w:p>
+    <w:p>
+      <w:pPr>
+        <w:rPr>
+          <w:rFonts w:cstheme="minorHAnsi"/>
+        </w:rPr>
+      </w:pPr>
+      <w:proofErr w:type="spellStart"/>
+      <w:r>
+        <w:rPr>
+          <w:rFonts w:cstheme="minorHAnsi"/>
+        </w:rPr>
+        <w:t>items_dispatch_notes</w:t>
+      </w:r>
+      <w:proofErr w:type="spellEnd"/>
+      <w:r>
+        <w:rPr>
+          <w:rFonts w:cstheme="minorHAnsi"/>
+        </w:rPr>
+        <w:t>: comments</w:t>
+      </w:r>
+    </w:p>
+    <w:p>
+      <w:pPr>
+        <w:rPr>
+          <w:rFonts w:cstheme="minorHAnsi"/>
+        </w:rPr>
+      </w:pPr>
+    </w:p>
+    <w:p>
+      <w:pPr>
+        <w:rPr>
+          <w:rFonts w:cstheme="minorHAnsi"/>
+        </w:rPr>
+      </w:pPr>
+      <w:r>
+        <w:rPr>
+          <w:rFonts w:cstheme="minorHAnsi"/>
+        </w:rPr>
+        <w:t>2) SECOND DISPATCH</w:t>
+      </w:r>
+    </w:p>
+    <w:p>
+      <w:pPr>
+        <w:rPr>
+          <w:rFonts w:cstheme="minorHAnsi"/>
+        </w:rPr>
+      </w:pPr>
+      <w:proofErr w:type="spellStart"/>
+      <w:r>
+        <w:rPr>
+          <w:rFonts w:cstheme="minorHAnsi"/>
+        </w:rPr>
+        <w:t>items_bags</w:t>
+      </w:r>
+      <w:proofErr w:type="spellEnd"/>
+      <w:r>
+        <w:rPr>
+          <w:rFonts w:cstheme="minorHAnsi"/>
+        </w:rPr>
+        <w:t xml:space="preserve"> : 400</w:t>
+      </w:r>
+    </w:p>
+    <w:p>
+      <w:pPr>
+        <w:rPr>
+          <w:rFonts w:cstheme="minorHAnsi"/>
+        </w:rPr>
+      </w:pPr>
+      <w:proofErr w:type="spellStart"/>
+      <w:r>
+        <w:rPr>
+          <w:rFonts w:cstheme="minorHAnsi"/>
+        </w:rPr>
+        <w:t>items_quantity</w:t>
+      </w:r>
+      <w:proofErr w:type="spellEnd"/>
+      <w:r>
+        <w:rPr>
+          <w:rFonts w:cstheme="minorHAnsi"/>
+        </w:rPr>
+        <w:t xml:space="preserve"> : auto derived</w:t>
+      </w:r>
+    </w:p>
+    <w:p>
+      <w:pPr>
+        <w:rPr>
+          <w:rFonts w:cstheme="minorHAnsi"/>
+        </w:rPr>
+      </w:pPr>
+      <w:proofErr w:type="spellStart"/>
+      <w:r>
+        <w:rPr>
+          <w:rFonts w:cstheme="minorHAnsi"/>
+        </w:rPr>
+        <w:t>items_vehicle_number</w:t>
+      </w:r>
+      <w:proofErr w:type="spellEnd"/>
+      <w:r>
+        <w:rPr>
+          <w:rFonts w:cstheme="minorHAnsi"/>
+        </w:rPr>
+        <w:t>: UP25 XX</w:t>
+      </w:r>
+    </w:p>
+    <w:p>
+      <w:pPr>
+        <w:rPr>
+          <w:rFonts w:cstheme="minorHAnsi"/>
+        </w:rPr>
+      </w:pPr>
+      <w:proofErr w:type="spellStart"/>
+      <w:r>
+        <w:rPr>
+          <w:rFonts w:cstheme="minorHAnsi"/>
+        </w:rPr>
+        <w:t>items_driver_name</w:t>
+      </w:r>
+      <w:proofErr w:type="spellEnd"/>
+      <w:r>
+        <w:rPr>
+          <w:rFonts w:cstheme="minorHAnsi"/>
+        </w:rPr>
+        <w:t>: Suresh</w:t>
+      </w:r>
+    </w:p>
+    <w:p>
+      <w:pPr>
+        <w:rPr>
+          <w:rFonts w:cstheme="minorHAnsi"/>
+        </w:rPr>
+      </w:pPr>
+      <w:proofErr w:type="spellStart"/>
+      <w:r>
+        <w:rPr>
+          <w:rFonts w:cstheme="minorHAnsi"/>
+        </w:rPr>
+        <w:t>items_driver_phone</w:t>
+      </w:r>
+      <w:proofErr w:type="spellEnd"/>
+      <w:r>
+        <w:rPr>
+          <w:rFonts w:cstheme="minorHAnsi"/>
+        </w:rPr>
+        <w:t>: 5566556655</w:t>
+      </w:r>
+    </w:p>
+    <w:p>
+      <w:pPr>
+        <w:rPr>
+          <w:rFonts w:cstheme="minorHAnsi"/>
+        </w:rPr>
+      </w:pPr>
+      <w:proofErr w:type="spellStart"/>
+      <w:r>
+        <w:rPr>
+          <w:rFonts w:cstheme="minorHAnsi"/>
+        </w:rPr>
+        <w:t>items_bilty_number</w:t>
+      </w:r>
+      <w:proofErr w:type="spellEnd"/>
+      <w:r>
+        <w:rPr>
+          <w:rFonts w:cstheme="minorHAnsi"/>
+        </w:rPr>
+        <w:t xml:space="preserve">: </w:t>
+      </w:r>
+      <w:proofErr w:type="spellStart"/>
+      <w:r>
+        <w:rPr>
+          <w:rFonts w:cstheme="minorHAnsi"/>
+        </w:rPr>
+        <w:t>yy</w:t>
+      </w:r>
+      <w:proofErr w:type="spellEnd"/>
+    </w:p>
+    <w:p>
+      <w:pPr>
+        <w:rPr>
+          <w:rFonts w:cstheme="minorHAnsi"/>
+        </w:rPr>
+      </w:pPr>
+      <w:proofErr w:type="spellStart"/>
+      <w:r>
+        <w:rPr>
+          <w:rFonts w:cstheme="minorHAnsi"/>
+        </w:rPr>
+        <w:t>items_receipt</w:t>
+      </w:r>
+      <w:proofErr w:type="spellEnd"/>
+      <w:r>
+        <w:rPr>
+          <w:rFonts w:cstheme="minorHAnsi"/>
+        </w:rPr>
+        <w:t>: image to be uploaded</w:t>
+      </w:r>
+    </w:p>
+    <w:p>
+      <w:pPr>
+        <w:rPr>
+          <w:rFonts w:cstheme="minorHAnsi"/>
+        </w:rPr>
+      </w:pPr>
+      <w:proofErr w:type="spellStart"/>
+      <w:r>
+        <w:rPr>
+          <w:rFonts w:cstheme="minorHAnsi"/>
+        </w:rPr>
+        <w:t>items_dispatch_notes</w:t>
+      </w:r>
+      <w:proofErr w:type="spellEnd"/>
+      <w:r>
+        <w:rPr>
+          <w:rFonts w:cstheme="minorHAnsi"/>
+        </w:rPr>
+        <w:t>: comments</w:t>
+      </w:r>
+    </w:p>
+    <w:p>
+      <w:pPr>
+        <w:rPr>
+          <w:rFonts w:cstheme="minorHAnsi"/>
+        </w:rPr>
+      </w:pPr>
+    </w:p>
+    <w:p>
+      <w:pPr>
+        <w:rPr>
+          <w:rFonts w:cstheme="minorHAnsi"/>
+        </w:rPr>
+      </w:pPr>
+    </w:p>
+    <w:p>
+      <w:pPr>
+        <w:rPr>
+          <w:rFonts w:cstheme="minorHAnsi"/>
+        </w:rPr>
+      </w:pPr>
+    </w:p>
+    <w:p>
+      <w:pPr>
+        <w:rPr>
+          <w:rFonts w:cstheme="minorHAnsi"/>
+        </w:rPr>
+      </w:pPr>
+    </w:p>
+    <w:p>
+      <w:pPr>
+        <w:rPr>
+          <w:rFonts w:cstheme="minorHAnsi"/>
+        </w:rPr>
+      </w:pPr>
+    </w:p>
+    <w:p>
+      <w:pPr>
+        <w:rPr>
+          <w:rFonts w:cstheme="minorHAnsi"/>
+          <w:b/>
+          <w:bCs/>
+          <w:sz w:val="22"/>
+          <w:szCs w:val="22"/>
+          <w:u w:val="single"/>
+        </w:rPr>
+      </w:pPr>
+      <w:r>
+        <w:rPr>
+          <w:rFonts w:cstheme="minorHAnsi"/>
+          <w:b/>
+          <w:bCs/>
+          <w:sz w:val="22"/>
+          <w:szCs w:val="22"/>
+          <w:u w:val="single"/>
+        </w:rPr>
+        <w:t>AI STRATEGY</w:t>
+      </w:r>
+    </w:p>
+    <w:p>
+      <w:pPr>
+        <w:autoSpaceDE w:val="0"/>
+        <w:autoSpaceDN w:val="0"/>
+        <w:adjustRightInd w:val="0"/>
+        <w:rPr>
+          <w:rFonts w:ascii="Helvetica" w:eastAsiaTheme="minorEastAsia" w:hAnsi="Helvetica" w:cs="Helvetica"/>
+          <w:sz w:val="22"/>
+          <w:szCs w:val="22"/>
+          <w:lang w:val="en-GB" w:eastAsia="en-IN"/>
+        </w:rPr>
+      </w:pPr>
+    </w:p>
+    <w:p>
+      <w:pPr>
+        <w:autoSpaceDE w:val="0"/>
+        <w:autoSpaceDN w:val="0"/>
+        <w:adjustRightInd w:val="0"/>
+        <w:rPr>
+          <w:rFonts w:ascii="Helvetica" w:eastAsiaTheme="minorEastAsia" w:hAnsi="Helvetica" w:cs="Helvetica"/>
+          <w:sz w:val="22"/>
+          <w:szCs w:val="22"/>
+          <w:lang w:val="en-GB" w:eastAsia="en-IN"/>
+        </w:rPr>
+      </w:pPr>
+      <w:r>
+        <w:rPr>
+          <w:rFonts w:ascii="Helvetica" w:eastAsiaTheme="minorEastAsia" w:hAnsi="Helvetica" w:cs="Helvetica"/>
+          <w:sz w:val="22"/>
+          <w:szCs w:val="22"/>
+          <w:lang w:val="en-GB" w:eastAsia="en-IN"/>
+        </w:rPr>
+        <w:t>*Use Sonnet 4.6 for and its default one in VS code, use $3 / $15 MTOK</w:t>
+      </w:r>
+    </w:p>
+    <w:p>
+      <w:pPr>
+        <w:autoSpaceDE w:val="0"/>
+        <w:autoSpaceDN w:val="0"/>
+        <w:adjustRightInd w:val="0"/>
+        <w:rPr>
+          <w:rFonts w:ascii="Helvetica" w:eastAsiaTheme="minorEastAsia" w:hAnsi="Helvetica" w:cs="Helvetica"/>
+          <w:sz w:val="22"/>
+          <w:szCs w:val="22"/>
+          <w:lang w:val="en-GB" w:eastAsia="en-IN"/>
+        </w:rPr>
+      </w:pPr>
+      <w:r>
+        <w:rPr>
+          <w:rFonts w:ascii="Helvetica" w:eastAsiaTheme="minorEastAsia" w:hAnsi="Helvetica" w:cs="Helvetica"/>
+          <w:sz w:val="22"/>
+          <w:szCs w:val="22"/>
+          <w:lang w:val="en-GB" w:eastAsia="en-IN"/>
+        </w:rPr>
+        <w:t xml:space="preserve">            Full app generation</w:t>
+      </w:r>
+    </w:p>
+    <w:p>
+      <w:pPr>
+        <w:autoSpaceDE w:val="0"/>
+        <w:autoSpaceDN w:val="0"/>
+        <w:adjustRightInd w:val="0"/>
+        <w:rPr>
+          <w:rFonts w:ascii="Helvetica" w:eastAsiaTheme="minorEastAsia" w:hAnsi="Helvetica" w:cs="Helvetica"/>
+          <w:sz w:val="22"/>
+          <w:szCs w:val="22"/>
+          <w:lang w:val="en-GB" w:eastAsia="en-IN"/>
+        </w:rPr>
+      </w:pPr>
+      <w:r>
+        <w:rPr>
+          <w:rFonts w:ascii="Helvetica" w:eastAsiaTheme="minorEastAsia" w:hAnsi="Helvetica" w:cs="Helvetica"/>
+          <w:sz w:val="22"/>
+          <w:szCs w:val="22"/>
+          <w:lang w:val="en-GB" w:eastAsia="en-IN"/>
+        </w:rPr>
+        <w:t xml:space="preserve">            API + DB logic</w:t>
+      </w:r>
+    </w:p>
+    <w:p>
+      <w:pPr>
+        <w:autoSpaceDE w:val="0"/>
+        <w:autoSpaceDN w:val="0"/>
+        <w:adjustRightInd w:val="0"/>
+        <w:rPr>
+          <w:rFonts w:ascii="Helvetica" w:eastAsiaTheme="minorEastAsia" w:hAnsi="Helvetica" w:cs="Helvetica"/>
+          <w:sz w:val="22"/>
+          <w:szCs w:val="22"/>
+          <w:lang w:val="en-GB" w:eastAsia="en-IN"/>
+        </w:rPr>
+      </w:pPr>
+      <w:r>
+        <w:rPr>
+          <w:rFonts w:ascii="Helvetica" w:eastAsiaTheme="minorEastAsia" w:hAnsi="Helvetica" w:cs="Helvetica"/>
+          <w:sz w:val="22"/>
+          <w:szCs w:val="22"/>
+          <w:lang w:val="en-GB" w:eastAsia="en-IN"/>
+        </w:rPr>
+        <w:t xml:space="preserve">            Debugging</w:t>
+      </w:r>
+    </w:p>
+    <w:p>
+      <w:pPr>
+        <w:autoSpaceDE w:val="0"/>
+        <w:autoSpaceDN w:val="0"/>
+        <w:adjustRightInd w:val="0"/>
+        <w:rPr>
+          <w:rFonts w:ascii="Helvetica" w:eastAsiaTheme="minorEastAsia" w:hAnsi="Helvetica" w:cs="Helvetica"/>
+          <w:sz w:val="22"/>
+          <w:szCs w:val="22"/>
+          <w:lang w:val="en-GB" w:eastAsia="en-IN"/>
+        </w:rPr>
+      </w:pPr>
+    </w:p>
+    <w:p>
+      <w:pPr>
+        <w:autoSpaceDE w:val="0"/>
+        <w:autoSpaceDN w:val="0"/>
+        <w:adjustRightInd w:val="0"/>
+        <w:rPr>
+          <w:rFonts w:ascii="Helvetica" w:eastAsiaTheme="minorEastAsia" w:hAnsi="Helvetica" w:cs="Helvetica"/>
+          <w:sz w:val="22"/>
+          <w:szCs w:val="22"/>
+          <w:lang w:val="en-GB" w:eastAsia="en-IN"/>
+        </w:rPr>
+      </w:pPr>
+      <w:r>
+        <w:rPr>
+          <w:rFonts w:ascii="Helvetica" w:eastAsiaTheme="minorEastAsia" w:hAnsi="Helvetica" w:cs="Helvetica"/>
+          <w:sz w:val="22"/>
+          <w:szCs w:val="22"/>
+          <w:lang w:val="en-GB" w:eastAsia="en-IN"/>
+        </w:rPr>
+        <w:t>Switch to Opus 4.7 only when:  use $5 / $25 MTOK</w:t>
+      </w:r>
+    </w:p>
+    <w:p>
+      <w:pPr>
+        <w:autoSpaceDE w:val="0"/>
+        <w:autoSpaceDN w:val="0"/>
+        <w:adjustRightInd w:val="0"/>
+        <w:rPr>
+          <w:rFonts w:ascii="Helvetica" w:eastAsiaTheme="minorEastAsia" w:hAnsi="Helvetica" w:cs="Helvetica"/>
+          <w:sz w:val="22"/>
+          <w:szCs w:val="22"/>
+          <w:lang w:val="en-GB" w:eastAsia="en-IN"/>
+        </w:rPr>
+      </w:pPr>
+      <w:r>
+        <w:rPr>
+          <w:rFonts w:ascii="Helvetica" w:eastAsiaTheme="minorEastAsia" w:hAnsi="Helvetica" w:cs="Helvetica"/>
+          <w:sz w:val="22"/>
+          <w:szCs w:val="22"/>
+          <w:lang w:val="en-GB" w:eastAsia="en-IN"/>
+        </w:rPr>
+        <w:t xml:space="preserve">            You get stuck in complex bug</w:t>
+      </w:r>
+    </w:p>
+    <w:p>
+      <w:pPr>
+        <w:autoSpaceDE w:val="0"/>
+        <w:autoSpaceDN w:val="0"/>
+        <w:adjustRightInd w:val="0"/>
+        <w:rPr>
+          <w:rFonts w:ascii="Helvetica" w:eastAsiaTheme="minorEastAsia" w:hAnsi="Helvetica" w:cs="Helvetica"/>
+          <w:sz w:val="22"/>
+          <w:szCs w:val="22"/>
+          <w:lang w:val="en-GB" w:eastAsia="en-IN"/>
+        </w:rPr>
+      </w:pPr>
+    </w:p>
+    <w:p>
+      <w:pPr>
+        <w:autoSpaceDE w:val="0"/>
+        <w:autoSpaceDN w:val="0"/>
+        <w:adjustRightInd w:val="0"/>
+        <w:rPr>
+          <w:rFonts w:ascii="Helvetica" w:eastAsiaTheme="minorEastAsia" w:hAnsi="Helvetica" w:cs="Helvetica"/>
+          <w:sz w:val="22"/>
+          <w:szCs w:val="22"/>
+          <w:lang w:val="en-GB" w:eastAsia="en-IN"/>
+        </w:rPr>
+      </w:pPr>
+      <w:r>
+        <w:rPr>
+          <w:rFonts w:ascii="Helvetica" w:eastAsiaTheme="minorEastAsia" w:hAnsi="Helvetica" w:cs="Helvetica"/>
+          <w:sz w:val="22"/>
+          <w:szCs w:val="22"/>
+          <w:lang w:val="en-GB" w:eastAsia="en-IN"/>
+        </w:rPr>
+        <w:t>Use Haiku 4.5 for: use $1 / $5 MTOK</w:t>
+      </w:r>
+    </w:p>
+    <w:p>
+      <w:pPr>
+        <w:autoSpaceDE w:val="0"/>
+        <w:autoSpaceDN w:val="0"/>
+        <w:adjustRightInd w:val="0"/>
+        <w:rPr>
+          <w:rFonts w:ascii="AppleSystemUIFont" w:eastAsiaTheme="minorEastAsia" w:hAnsi="AppleSystemUIFont" w:cs="AppleSystemUIFont"/>
+          <w:b/>
+          <w:bCs/>
+          <w:sz w:val="22"/>
+          <w:szCs w:val="22"/>
+          <w:lang w:val="en-GB" w:eastAsia="en-IN"/>
+        </w:rPr>
+      </w:pPr>
+      <w:r>
+        <w:rPr>
+          <w:rFonts w:ascii="Helvetica" w:eastAsiaTheme="minorEastAsia" w:hAnsi="Helvetica" w:cs="Helvetica"/>
+          <w:sz w:val="22"/>
+          <w:szCs w:val="22"/>
+          <w:lang w:val="en-GB" w:eastAsia="en-IN"/>
+        </w:rPr>
+        <w:t xml:space="preserve">              </w:t>
+      </w:r>
+      <w:r>
+        <w:rPr>
+          <w:rFonts w:ascii="AppleSystemUIFont" w:eastAsiaTheme="minorEastAsia" w:hAnsi="AppleSystemUIFont" w:cs="AppleSystemUIFont"/>
+          <w:sz w:val="22"/>
+          <w:szCs w:val="22"/>
+          <w:lang w:val="en-GB" w:eastAsia="en-IN"/>
+        </w:rPr>
+        <w:t xml:space="preserve">Haiku can </w:t>
+      </w:r>
+      <w:r>
+        <w:rPr>
+          <w:rFonts w:ascii="AppleSystemUIFont" w:eastAsiaTheme="minorEastAsia" w:hAnsi="AppleSystemUIFont" w:cs="AppleSystemUIFont"/>
+          <w:b/>
+          <w:bCs/>
+          <w:sz w:val="22"/>
+          <w:szCs w:val="22"/>
+          <w:lang w:val="en-GB" w:eastAsia="en-IN"/>
+        </w:rPr>
+        <w:t>edit dashboard code (</w:t>
+      </w:r>
+      <w:r>
+        <w:rPr>
+          <w:rFonts w:ascii="AppleSystemUIFont" w:eastAsiaTheme="minorEastAsia" w:hAnsi="AppleSystemUIFont" w:cs="AppleSystemUIFont"/>
+          <w:sz w:val="22"/>
+          <w:szCs w:val="22"/>
+          <w:lang w:val="en-GB" w:eastAsia="en-IN"/>
+        </w:rPr>
+        <w:t xml:space="preserve">add a card, table column, button, labels, </w:t>
+      </w:r>
+      <w:proofErr w:type="spellStart"/>
+      <w:r>
+        <w:rPr>
+          <w:rFonts w:ascii="AppleSystemUIFont" w:eastAsiaTheme="minorEastAsia" w:hAnsi="AppleSystemUIFont" w:cs="AppleSystemUIFont"/>
+          <w:sz w:val="22"/>
+          <w:szCs w:val="22"/>
+          <w:lang w:val="en-GB" w:eastAsia="en-IN"/>
+        </w:rPr>
+        <w:t>colors</w:t>
+      </w:r>
+      <w:proofErr w:type="spellEnd"/>
+      <w:r>
+        <w:rPr>
+          <w:rFonts w:ascii="AppleSystemUIFont" w:eastAsiaTheme="minorEastAsia" w:hAnsi="AppleSystemUIFont" w:cs="AppleSystemUIFont"/>
+          <w:sz w:val="22"/>
+          <w:szCs w:val="22"/>
+          <w:lang w:val="en-GB" w:eastAsia="en-IN"/>
+        </w:rPr>
+        <w:t>, layout fixes)</w:t>
+      </w:r>
+    </w:p>
+    <w:p>
+      <w:pPr>
+        <w:autoSpaceDE w:val="0"/>
+        <w:autoSpaceDN w:val="0"/>
+        <w:adjustRightInd w:val="0"/>
+        <w:rPr>
+          <w:rFonts w:ascii="AppleSystemUIFont" w:eastAsiaTheme="minorEastAsia" w:hAnsi="AppleSystemUIFont" w:cs="AppleSystemUIFont"/>
+          <w:sz w:val="22"/>
+          <w:szCs w:val="22"/>
+          <w:lang w:val="en-GB" w:eastAsia="en-IN"/>
+        </w:rPr>
+      </w:pPr>
+      <w:r>
+        <w:rPr>
+          <w:rFonts w:ascii="AppleSystemUIFont" w:eastAsiaTheme="minorEastAsia" w:hAnsi="AppleSystemUIFont" w:cs="AppleSystemUIFont"/>
+          <w:sz w:val="22"/>
+          <w:szCs w:val="22"/>
+          <w:lang w:val="en-GB" w:eastAsia="en-IN"/>
+        </w:rPr>
+        <w:t xml:space="preserve">             Quick </w:t>
+      </w:r>
+      <w:proofErr w:type="gramStart"/>
+      <w:r>
+        <w:rPr>
+          <w:rFonts w:ascii="AppleSystemUIFont" w:eastAsiaTheme="minorEastAsia" w:hAnsi="AppleSystemUIFont" w:cs="AppleSystemUIFont"/>
+          <w:sz w:val="22"/>
+          <w:szCs w:val="22"/>
+          <w:lang w:val="en-GB" w:eastAsia="en-IN"/>
+        </w:rPr>
+        <w:t>edits ,</w:t>
+      </w:r>
+      <w:proofErr w:type="gramEnd"/>
+      <w:r>
+        <w:rPr>
+          <w:rFonts w:ascii="AppleSystemUIFont" w:eastAsiaTheme="minorEastAsia" w:hAnsi="AppleSystemUIFont" w:cs="AppleSystemUIFont"/>
+          <w:sz w:val="22"/>
+          <w:szCs w:val="22"/>
+          <w:lang w:val="en-GB" w:eastAsia="en-IN"/>
+        </w:rPr>
+        <w:t xml:space="preserve"> UI tweaks, Minor bug fixes in a single file</w:t>
+      </w:r>
+    </w:p>
+    <w:p>
+      <w:pPr>
+        <w:rPr>
+          <w:rFonts w:ascii="AppleSystemUIFont" w:eastAsiaTheme="minorEastAsia" w:hAnsi="AppleSystemUIFont" w:cs="AppleSystemUIFont"/>
+          <w:sz w:val="22"/>
+          <w:szCs w:val="22"/>
+          <w:lang w:val="en-GB" w:eastAsia="en-IN"/>
+        </w:rPr>
+      </w:pPr>
+      <w:r>
+        <w:rPr>
+          <w:rFonts w:ascii="AppleSystemUIFont" w:eastAsiaTheme="minorEastAsia" w:hAnsi="AppleSystemUIFont" w:cs="AppleSystemUIFont"/>
+          <w:sz w:val="22"/>
+          <w:szCs w:val="22"/>
+          <w:lang w:val="en-GB" w:eastAsia="en-IN"/>
+        </w:rPr>
+        <w:t xml:space="preserve">             Writing small components or functions</w:t>
+      </w:r>
+    </w:p>
+    <w:p>
+      <w:pPr>
+        <w:autoSpaceDE w:val="0"/>
+        <w:autoSpaceDN w:val="0"/>
+        <w:adjustRightInd w:val="0"/>
+        <w:rPr>
+          <w:rFonts w:ascii="Helvetica" w:eastAsiaTheme="minorEastAsia" w:hAnsi="Helvetica" w:cs="Helvetica"/>
+          <w:sz w:val="22"/>
+          <w:szCs w:val="22"/>
+          <w:lang w:val="en-GB" w:eastAsia="en-IN"/>
+        </w:rPr>
+      </w:pPr>
+    </w:p>
+    <w:p>
+      <w:pPr>
+        <w:autoSpaceDE w:val="0"/>
+        <w:autoSpaceDN w:val="0"/>
+        <w:adjustRightInd w:val="0"/>
+        <w:rPr>
+          <w:rFonts w:ascii="AppleSystemUIFont" w:eastAsiaTheme="minorEastAsia" w:hAnsi="AppleSystemUIFont" w:cs="AppleSystemUIFont"/>
+          <w:sz w:val="22"/>
+          <w:szCs w:val="22"/>
+          <w:lang w:val="en-GB" w:eastAsia="en-IN"/>
+        </w:rPr>
+      </w:pPr>
+    </w:p>
+    <w:p>
+      <w:pPr>
+        <w:autoSpaceDE w:val="0"/>
+        <w:autoSpaceDN w:val="0"/>
+        <w:adjustRightInd w:val="0"/>
+        <w:rPr>
+          <w:rFonts w:ascii="AppleSystemUIFont" w:eastAsiaTheme="minorEastAsia" w:hAnsi="AppleSystemUIFont" w:cs="AppleSystemUIFont"/>
+          <w:sz w:val="22"/>
+          <w:szCs w:val="22"/>
+          <w:lang w:val="en-GB" w:eastAsia="en-IN"/>
+        </w:rPr>
+      </w:pPr>
+      <w:r>
+        <w:rPr>
+          <w:rFonts w:ascii="AppleSystemUIFont" w:eastAsiaTheme="minorEastAsia" w:hAnsi="AppleSystemUIFont" w:cs="AppleSystemUIFont"/>
+          <w:sz w:val="22"/>
+          <w:szCs w:val="22"/>
+          <w:lang w:val="en-GB" w:eastAsia="en-IN"/>
+        </w:rPr>
+        <w:t>———————————</w:t>
+      </w:r>
+    </w:p>
+    <w:p>
+      <w:pPr>
+        <w:autoSpaceDE w:val="0"/>
+        <w:autoSpaceDN w:val="0"/>
+        <w:adjustRightInd w:val="0"/>
+        <w:rPr>
+          <w:rFonts w:ascii="AppleSystemUIFont" w:eastAsiaTheme="minorEastAsia" w:hAnsi="AppleSystemUIFont" w:cs="AppleSystemUIFont"/>
+          <w:sz w:val="22"/>
+          <w:szCs w:val="22"/>
+          <w:lang w:val="en-GB" w:eastAsia="en-IN"/>
+        </w:rPr>
+      </w:pPr>
+    </w:p>
+    <w:p>
+      <w:pPr>
+        <w:autoSpaceDE w:val="0"/>
+        <w:autoSpaceDN w:val="0"/>
+        <w:adjustRightInd w:val="0"/>
+        <w:rPr>
+          <w:rFonts w:ascii="AppleSystemUIFont" w:eastAsiaTheme="minorEastAsia" w:hAnsi="AppleSystemUIFont" w:cs="AppleSystemUIFont"/>
+          <w:b/>
+          <w:bCs/>
+          <w:sz w:val="22"/>
+          <w:szCs w:val="22"/>
+          <w:lang w:val="en-GB" w:eastAsia="en-IN"/>
+        </w:rPr>
+      </w:pPr>
+      <w:r>
+        <w:rPr>
+          <w:rFonts w:ascii="AppleSystemUIFont" w:eastAsiaTheme="minorEastAsia" w:hAnsi="AppleSystemUIFont" w:cs="AppleSystemUIFont"/>
+          <w:b/>
+          <w:bCs/>
+          <w:sz w:val="22"/>
+          <w:szCs w:val="22"/>
+          <w:lang w:val="en-GB" w:eastAsia="en-IN"/>
+        </w:rPr>
+        <w:t xml:space="preserve">What “$3 / $15 </w:t>
+      </w:r>
+      <w:proofErr w:type="spellStart"/>
+      <w:r>
+        <w:rPr>
+          <w:rFonts w:ascii="AppleSystemUIFont" w:eastAsiaTheme="minorEastAsia" w:hAnsi="AppleSystemUIFont" w:cs="AppleSystemUIFont"/>
+          <w:b/>
+          <w:bCs/>
+          <w:sz w:val="22"/>
+          <w:szCs w:val="22"/>
+          <w:lang w:val="en-GB" w:eastAsia="en-IN"/>
+        </w:rPr>
+        <w:t>mtok</w:t>
+      </w:r>
+      <w:proofErr w:type="spellEnd"/>
+      <w:r>
+        <w:rPr>
+          <w:rFonts w:ascii="AppleSystemUIFont" w:eastAsiaTheme="minorEastAsia" w:hAnsi="AppleSystemUIFont" w:cs="AppleSystemUIFont"/>
+          <w:b/>
+          <w:bCs/>
+          <w:sz w:val="22"/>
+          <w:szCs w:val="22"/>
+          <w:lang w:val="en-GB" w:eastAsia="en-IN"/>
+        </w:rPr>
+        <w:t>” means</w:t>
+      </w:r>
+    </w:p>
+    <w:p>
+      <w:pPr>
+        <w:autoSpaceDE w:val="0"/>
+        <w:autoSpaceDN w:val="0"/>
+        <w:adjustRightInd w:val="0"/>
+        <w:rPr>
+          <w:rFonts w:ascii="AppleSystemUIFont" w:eastAsiaTheme="minorEastAsia" w:hAnsi="AppleSystemUIFont" w:cs="AppleSystemUIFont"/>
+          <w:sz w:val="22"/>
+          <w:szCs w:val="22"/>
+          <w:lang w:val="en-GB" w:eastAsia="en-IN"/>
+        </w:rPr>
+      </w:pPr>
+      <w:r>
+        <w:rPr>
+          <w:rFonts w:ascii="AppleSystemUIFont" w:eastAsiaTheme="minorEastAsia" w:hAnsi="AppleSystemUIFont" w:cs="AppleSystemUIFont"/>
+          <w:sz w:val="22"/>
+          <w:szCs w:val="22"/>
+          <w:lang w:val="en-GB" w:eastAsia="en-IN"/>
+        </w:rPr>
+        <w:t>It’s usually split into:</w:t>
+      </w:r>
+    </w:p>
+    <w:p>
+      <w:pPr>
+        <w:numPr>
+          <w:ilvl w:val="0"/>
+          <w:numId w:val="32"/>
+        </w:numPr>
+        <w:autoSpaceDE w:val="0"/>
+        <w:autoSpaceDN w:val="0"/>
+        <w:adjustRightInd w:val="0"/>
+        <w:ind w:left="0" w:firstLine="0"/>
+        <w:rPr>
+          <w:rFonts w:ascii="AppleSystemUIFont" w:eastAsiaTheme="minorEastAsia" w:hAnsi="AppleSystemUIFont" w:cs="AppleSystemUIFont"/>
+          <w:sz w:val="22"/>
+          <w:szCs w:val="22"/>
+          <w:lang w:val="en-GB" w:eastAsia="en-IN"/>
+        </w:rPr>
+      </w:pPr>
+      <w:r>
+        <w:rPr>
+          <w:rFonts w:ascii="AppleSystemUIFont" w:eastAsiaTheme="minorEastAsia" w:hAnsi="AppleSystemUIFont" w:cs="AppleSystemUIFont"/>
+          <w:b/>
+          <w:bCs/>
+          <w:sz w:val="22"/>
+          <w:szCs w:val="22"/>
+          <w:lang w:val="en-GB" w:eastAsia="en-IN"/>
+        </w:rPr>
+        <w:t>$3 per 1 million input tokens</w:t>
+      </w:r>
+    </w:p>
+    <w:p>
+      <w:pPr>
+        <w:numPr>
+          <w:ilvl w:val="0"/>
+          <w:numId w:val="32"/>
+        </w:numPr>
+        <w:autoSpaceDE w:val="0"/>
+        <w:autoSpaceDN w:val="0"/>
+        <w:adjustRightInd w:val="0"/>
+        <w:ind w:left="0" w:firstLine="0"/>
+        <w:rPr>
+          <w:rFonts w:ascii="AppleSystemUIFont" w:eastAsiaTheme="minorEastAsia" w:hAnsi="AppleSystemUIFont" w:cs="AppleSystemUIFont"/>
+          <w:sz w:val="22"/>
+          <w:szCs w:val="22"/>
+          <w:lang w:val="en-GB" w:eastAsia="en-IN"/>
+        </w:rPr>
+      </w:pPr>
+      <w:r>
+        <w:rPr>
+          <w:rFonts w:ascii="AppleSystemUIFont" w:eastAsiaTheme="minorEastAsia" w:hAnsi="AppleSystemUIFont" w:cs="AppleSystemUIFont"/>
+          <w:b/>
+          <w:bCs/>
+          <w:sz w:val="22"/>
+          <w:szCs w:val="22"/>
+          <w:lang w:val="en-GB" w:eastAsia="en-IN"/>
+        </w:rPr>
+        <w:t>$15 per 1 million output tokens</w:t>
+      </w:r>
+    </w:p>
+    <w:p>
+      <w:pPr>
+        <w:autoSpaceDE w:val="0"/>
+        <w:autoSpaceDN w:val="0"/>
+        <w:adjustRightInd w:val="0"/>
+        <w:rPr>
+          <w:rFonts w:ascii="AppleSystemUIFont" w:eastAsiaTheme="minorEastAsia" w:hAnsi="AppleSystemUIFont" w:cs="AppleSystemUIFont"/>
+          <w:sz w:val="22"/>
+          <w:szCs w:val="22"/>
+          <w:lang w:val="en-GB" w:eastAsia="en-IN"/>
+        </w:rPr>
+      </w:pPr>
+    </w:p>
+    <w:p>
+      <w:pPr>
+        <w:autoSpaceDE w:val="0"/>
+        <w:autoSpaceDN w:val="0"/>
+        <w:adjustRightInd w:val="0"/>
+        <w:rPr>
+          <w:rFonts w:ascii="AppleSystemUIFont" w:eastAsiaTheme="minorEastAsia" w:hAnsi="AppleSystemUIFont" w:cs="AppleSystemUIFont"/>
+          <w:sz w:val="22"/>
+          <w:szCs w:val="22"/>
+          <w:lang w:val="en-GB" w:eastAsia="en-IN"/>
+        </w:rPr>
+      </w:pPr>
+      <w:r>
+        <w:rPr>
+          <w:rFonts w:ascii="AppleSystemUIFont" w:eastAsiaTheme="minorEastAsia" w:hAnsi="AppleSystemUIFont" w:cs="AppleSystemUIFont"/>
+          <w:sz w:val="22"/>
+          <w:szCs w:val="22"/>
+          <w:lang w:val="en-GB" w:eastAsia="en-IN"/>
+        </w:rPr>
+        <w:t>———————————</w:t>
+      </w:r>
+    </w:p>
+    <w:p>
+      <w:pPr>
+        <w:autoSpaceDE w:val="0"/>
+        <w:autoSpaceDN w:val="0"/>
+        <w:adjustRightInd w:val="0"/>
+        <w:rPr>
+          <w:rFonts w:ascii="Helvetica Neue" w:eastAsiaTheme="minorEastAsia" w:hAnsi="Helvetica Neue" w:cs="Helvetica Neue"/>
+          <w:sz w:val="26"/>
+          <w:szCs w:val="26"/>
+          <w:lang w:val="en-GB" w:eastAsia="en-IN"/>
+        </w:rPr>
+      </w:pPr>
+    </w:p>
+    <w:p>
+      <w:pPr>
+        <w:autoSpaceDE w:val="0"/>
+        <w:autoSpaceDN w:val="0"/>
+        <w:adjustRightInd w:val="0"/>
+        <w:rPr>
+          <w:rFonts w:ascii="Helvetica Neue" w:eastAsiaTheme="minorEastAsia" w:hAnsi="Helvetica Neue" w:cs="Helvetica Neue"/>
+          <w:sz w:val="26"/>
+          <w:szCs w:val="26"/>
+          <w:lang w:val="en-GB" w:eastAsia="en-IN"/>
+        </w:rPr>
+      </w:pPr>
+    </w:p>
+    <w:p>
+      <w:pPr>
+        <w:autoSpaceDE w:val="0"/>
+        <w:autoSpaceDN w:val="0"/>
+        <w:adjustRightInd w:val="0"/>
+        <w:rPr>
+          <w:rFonts w:ascii="Helvetica Neue" w:eastAsiaTheme="minorEastAsia" w:hAnsi="Helvetica Neue" w:cs="Helvetica Neue"/>
+          <w:sz w:val="26"/>
+          <w:szCs w:val="26"/>
+          <w:lang w:val="en-GB" w:eastAsia="en-IN"/>
+        </w:rPr>
+      </w:pPr>
+      <w:proofErr w:type="spellStart"/>
+      <w:r>
+        <w:rPr>
+          <w:rFonts w:ascii="Helvetica Neue" w:eastAsiaTheme="minorEastAsia" w:hAnsi="Helvetica Neue" w:cs="Helvetica Neue"/>
+          <w:sz w:val="26"/>
+          <w:szCs w:val="26"/>
+          <w:lang w:val="en-GB" w:eastAsia="en-IN"/>
+        </w:rPr>
+        <w:t>npm</w:t>
+      </w:r>
+      <w:proofErr w:type="spellEnd"/>
+      <w:r>
+        <w:rPr>
+          <w:rFonts w:ascii="Helvetica Neue" w:eastAsiaTheme="minorEastAsia" w:hAnsi="Helvetica Neue" w:cs="Helvetica Neue"/>
+          <w:sz w:val="26"/>
+          <w:szCs w:val="26"/>
+          <w:lang w:val="en-GB" w:eastAsia="en-IN"/>
+        </w:rPr>
+        <w:t xml:space="preserve"> install -g @anthropic-ai/claude-code</w:t>
+      </w:r>
+    </w:p>
+    <w:p>
+      <w:pPr>
+        <w:autoSpaceDE w:val="0"/>
+        <w:autoSpaceDN w:val="0"/>
+        <w:adjustRightInd w:val="0"/>
+        <w:rPr>
+          <w:rFonts w:ascii="Helvetica Neue" w:eastAsiaTheme="minorEastAsia" w:hAnsi="Helvetica Neue" w:cs="Helvetica Neue"/>
+          <w:sz w:val="26"/>
+          <w:szCs w:val="26"/>
+          <w:lang w:val="en-GB" w:eastAsia="en-IN"/>
+        </w:rPr>
+      </w:pPr>
+    </w:p>
+    <w:p>
+      <w:pPr>
+        <w:autoSpaceDE w:val="0"/>
+        <w:autoSpaceDN w:val="0"/>
+        <w:adjustRightInd w:val="0"/>
+        <w:rPr>
+          <w:rFonts w:ascii="Helvetica Neue" w:eastAsiaTheme="minorEastAsia" w:hAnsi="Helvetica Neue" w:cs="Helvetica Neue"/>
+          <w:b/>
+          <w:bCs/>
+          <w:sz w:val="26"/>
+          <w:szCs w:val="26"/>
+          <w:lang w:val="en-GB" w:eastAsia="en-IN"/>
+        </w:rPr>
+      </w:pPr>
+      <w:r>
+        <w:rPr>
+          <w:rFonts w:ascii="Helvetica Neue" w:eastAsiaTheme="minorEastAsia" w:hAnsi="Helvetica Neue" w:cs="Helvetica Neue"/>
+          <w:b/>
+          <w:bCs/>
+          <w:sz w:val="26"/>
+          <w:szCs w:val="26"/>
+          <w:lang w:val="en-GB" w:eastAsia="en-IN"/>
+        </w:rPr>
+        <w:lastRenderedPageBreak/>
+        <w:t>nruWkPTNZT36JIOll4yfxVBqC8DGaa4fxl1ECuG8hk2PAZVF#Mx79sBvBlhbDroESpAeO8uVOvF30j4wqI-3BMfnKun0</w:t>
+      </w:r>
+    </w:p>
+    <w:p>
+      <w:pPr>
+        <w:autoSpaceDE w:val="0"/>
+        <w:autoSpaceDN w:val="0"/>
+        <w:adjustRightInd w:val="0"/>
+        <w:rPr>
+          <w:rFonts w:ascii="Helvetica Neue" w:eastAsiaTheme="minorEastAsia" w:hAnsi="Helvetica Neue" w:cs="Helvetica Neue"/>
+          <w:b/>
+          <w:bCs/>
+          <w:sz w:val="26"/>
+          <w:szCs w:val="26"/>
+          <w:lang w:val="en-GB" w:eastAsia="en-IN"/>
+        </w:rPr>
+      </w:pPr>
+    </w:p>
+    <w:p>
+      <w:pPr>
+        <w:autoSpaceDE w:val="0"/>
+        <w:autoSpaceDN w:val="0"/>
+        <w:adjustRightInd w:val="0"/>
+        <w:rPr>
+          <w:rFonts w:ascii="Helvetica Neue" w:eastAsiaTheme="minorEastAsia" w:hAnsi="Helvetica Neue" w:cs="Helvetica Neue"/>
+          <w:b/>
+          <w:bCs/>
+          <w:sz w:val="26"/>
+          <w:szCs w:val="26"/>
+          <w:lang w:val="en-GB" w:eastAsia="en-IN"/>
+        </w:rPr>
+      </w:pPr>
+    </w:p>
+    <w:p>
+      <w:pPr>
+        <w:autoSpaceDE w:val="0"/>
+        <w:autoSpaceDN w:val="0"/>
+        <w:adjustRightInd w:val="0"/>
+        <w:rPr>
+          <w:rFonts w:ascii="Helvetica Neue" w:eastAsiaTheme="minorEastAsia" w:hAnsi="Helvetica Neue" w:cs="Helvetica Neue"/>
+          <w:b/>
+          <w:bCs/>
+          <w:sz w:val="26"/>
+          <w:szCs w:val="26"/>
+          <w:lang w:val="en-GB" w:eastAsia="en-IN"/>
+        </w:rPr>
+      </w:pPr>
+    </w:p>
+    <w:p>
+      <w:pPr>
+        <w:rPr>
+          <w:rFonts w:ascii="AppleSystemUIFont" w:eastAsiaTheme="minorEastAsia" w:hAnsi="AppleSystemUIFont" w:cs="AppleSystemUIFont"/>
+          <w:sz w:val="22"/>
+          <w:szCs w:val="22"/>
+          <w:lang w:val="en-GB" w:eastAsia="en-IN"/>
+        </w:rPr>
+      </w:pPr>
+    </w:p>
+    <w:p>
+      <w:pPr>
+        <w:rPr>
+          <w:rFonts w:ascii="AppleSystemUIFont" w:eastAsiaTheme="minorEastAsia" w:hAnsi="AppleSystemUIFont" w:cs="AppleSystemUIFont"/>
+          <w:sz w:val="22"/>
+          <w:szCs w:val="22"/>
+          <w:lang w:val="en-GB" w:eastAsia="en-IN"/>
+        </w:rPr>
+      </w:pPr>
+    </w:p>
+    <w:p>
+      <w:pPr>
+        <w:rPr>
+          <w:rFonts w:ascii="AppleSystemUIFont" w:eastAsiaTheme="minorEastAsia" w:hAnsi="AppleSystemUIFont" w:cs="AppleSystemUIFont"/>
+          <w:sz w:val="22"/>
+          <w:szCs w:val="22"/>
+          <w:lang w:val="en-GB" w:eastAsia="en-IN"/>
+        </w:rPr>
+      </w:pPr>
+    </w:p>
+    <w:p>
+      <w:pPr>
+        <w:rPr>
+          <w:rFonts w:cstheme="minorHAnsi"/>
+          <w:sz w:val="22"/>
+          <w:szCs w:val="22"/>
+        </w:rPr>
+      </w:pPr>
     </w:p>
     <w:sectPr>
       <w:pgSz w:w="11906" w:h="16838"/>
@@ -7942,6 +10855,60 @@
 <file path=word/numbering.xml><?xml version="1.0" encoding="utf-8"?>
 <w:numbering xmlns:wpc="http://schemas.microsoft.com/office/word/2010/wordprocessingCanvas" xmlns:cx="http://schemas.microsoft.com/office/drawing/2014/chartex" xmlns:cx1="http://schemas.microsoft.com/office/drawing/2015/9/8/chartex" xmlns:cx2="http://schemas.microsoft.com/office/drawing/2015/10/21/chartex" xmlns:cx3="http://schemas.microsoft.com/office/drawing/2016/5/9/chartex" xmlns:cx4="http://schemas.microsoft.com/office/drawing/2016/5/10/chartex" xmlns:cx5="http://schemas.microsoft.com/office/drawing/2016/5/11/chartex" xmlns:cx6="http://schemas.microsoft.com/office/drawing/2016/5/12/chartex" xmlns:cx7="http://schemas.microsoft.com/office/drawing/2016/5/13/chartex" xmlns:cx8="http://schemas.microsoft.com/office/drawing/2016/5/14/chartex" xmlns:mc="http://schemas.openxmlformats.org/markup-compatibility/2006" xmlns:aink="http://schemas.microsoft.com/office/drawing/2016/ink" xmlns:am3d="http://schemas.microsoft.com/office/drawing/2017/model3d" xmlns:o="urn:schemas-microsoft-com:office:office" xmlns:oel="http://schemas.microsoft.com/office/2019/extlst" xmlns:r="http://schemas.openxmlformats.org/officeDocument/2006/relationships" xmlns:m="http://schemas.openxmlformats.org/officeDocument/2006/math" xmlns:v="urn:schemas-microsoft-com:vml" xmlns:wp14="http://schemas.microsoft.com/office/word/2010/wordprocessingDrawing" xmlns:wp="http://schemas.openxmlformats.org/drawingml/2006/wordprocessingDrawing" xmlns:w10="urn:schemas-microsoft-com:office:word" xmlns:w="http://schemas.openxmlformats.org/wordprocessingml/2006/main" xmlns:w14="http://schemas.microsoft.com/office/word/2010/wordml" xmlns:w15="http://schemas.microsoft.com/office/word/2012/wordml" xmlns:w16cex="http://schemas.microsoft.com/office/word/2018/wordml/cex" xmlns:w16cid="http://schemas.microsoft.com/office/word/2016/wordml/cid" xmlns:w16="http://schemas.microsoft.com/office/word/2018/wordml" xmlns:w16du="http://schemas.microsoft.com/office/word/2023/wordml/word16du" xmlns:w16sdtdh="http://schemas.microsoft.com/office/word/2020/wordml/sdtdatahash" xmlns:w16sdtfl="http://schemas.microsoft.com/office/word/2024/wordml/sdtformatlock" xmlns:w16se="http://schemas.microsoft.com/office/word/2015/wordml/symex" xmlns:wpg="http://schemas.microsoft.com/office/word/2010/wordprocessingGroup" xmlns:wpi="http://schemas.microsoft.com/office/word/2010/wordprocessingInk" xmlns:wne="http://schemas.microsoft.com/office/word/2006/wordml" xmlns:wps="http://schemas.microsoft.com/office/word/2010/wordprocessingShape" mc:Ignorable="w14 w15 w16se w16cid w16 w16cex w16sdtdh w16sdtfl w16du wp14">
   <w:abstractNum w:abstractNumId="0" w15:restartNumberingAfterBreak="0">
+    <w:nsid w:val="00000001"/>
+    <w:multiLevelType w:val="hybridMultilevel"/>
+    <w:tmpl w:val="FFFFFFFF"/>
+    <w:lvl w:ilvl="0" w:tplc="00000001">
+      <w:start w:val="1"/>
+      <w:numFmt w:val="bullet"/>
+      <w:lvlText w:val="•"/>
+      <w:lvlJc w:val="left"/>
+      <w:pPr>
+        <w:ind w:left="720" w:hanging="360"/>
+      </w:pPr>
+    </w:lvl>
+    <w:lvl w:ilvl="1" w:tplc="FFFFFFFF">
+      <w:numFmt w:val="decimal"/>
+      <w:lvlText w:val=""/>
+      <w:lvlJc w:val="left"/>
+    </w:lvl>
+    <w:lvl w:ilvl="2" w:tplc="FFFFFFFF">
+      <w:numFmt w:val="decimal"/>
+      <w:lvlText w:val=""/>
+      <w:lvlJc w:val="left"/>
+    </w:lvl>
+    <w:lvl w:ilvl="3" w:tplc="FFFFFFFF">
+      <w:numFmt w:val="decimal"/>
+      <w:lvlText w:val=""/>
+      <w:lvlJc w:val="left"/>
+    </w:lvl>
+    <w:lvl w:ilvl="4" w:tplc="FFFFFFFF">
+      <w:numFmt w:val="decimal"/>
+      <w:lvlText w:val=""/>
+      <w:lvlJc w:val="left"/>
+    </w:lvl>
+    <w:lvl w:ilvl="5" w:tplc="FFFFFFFF">
+      <w:numFmt w:val="decimal"/>
+      <w:lvlText w:val=""/>
+      <w:lvlJc w:val="left"/>
+    </w:lvl>
+    <w:lvl w:ilvl="6" w:tplc="FFFFFFFF">
+      <w:numFmt w:val="decimal"/>
+      <w:lvlText w:val=""/>
+      <w:lvlJc w:val="left"/>
+    </w:lvl>
+    <w:lvl w:ilvl="7" w:tplc="FFFFFFFF">
+      <w:numFmt w:val="decimal"/>
+      <w:lvlText w:val=""/>
+      <w:lvlJc w:val="left"/>
+    </w:lvl>
+    <w:lvl w:ilvl="8" w:tplc="FFFFFFFF">
+      <w:numFmt w:val="decimal"/>
+      <w:lvlText w:val=""/>
+      <w:lvlJc w:val="left"/>
+    </w:lvl>
+  </w:abstractNum>
+  <w:abstractNum w:abstractNumId="1" w15:restartNumberingAfterBreak="0">
     <w:nsid w:val="05E13572"/>
     <w:multiLevelType w:val="hybridMultilevel"/>
     <w:tmpl w:val="352AFA46"/>
@@ -8054,7 +11021,7 @@
       </w:rPr>
     </w:lvl>
   </w:abstractNum>
-  <w:abstractNum w:abstractNumId="1" w15:restartNumberingAfterBreak="0">
+  <w:abstractNum w:abstractNumId="2" w15:restartNumberingAfterBreak="0">
     <w:nsid w:val="06EC48F8"/>
     <w:multiLevelType w:val="multilevel"/>
     <w:tmpl w:val="CEF89B04"/>
@@ -8175,7 +11142,7 @@
       </w:rPr>
     </w:lvl>
   </w:abstractNum>
-  <w:abstractNum w:abstractNumId="2" w15:restartNumberingAfterBreak="0">
+  <w:abstractNum w:abstractNumId="3" w15:restartNumberingAfterBreak="0">
     <w:nsid w:val="0B8224CC"/>
     <w:multiLevelType w:val="hybridMultilevel"/>
     <w:tmpl w:val="B93A8F1C"/>
@@ -8261,7 +11228,7 @@
       </w:pPr>
     </w:lvl>
   </w:abstractNum>
-  <w:abstractNum w:abstractNumId="3" w15:restartNumberingAfterBreak="0">
+  <w:abstractNum w:abstractNumId="4" w15:restartNumberingAfterBreak="0">
     <w:nsid w:val="105360A2"/>
     <w:multiLevelType w:val="hybridMultilevel"/>
     <w:tmpl w:val="E9FABFB0"/>
@@ -8374,7 +11341,7 @@
       </w:rPr>
     </w:lvl>
   </w:abstractNum>
-  <w:abstractNum w:abstractNumId="4" w15:restartNumberingAfterBreak="0">
+  <w:abstractNum w:abstractNumId="5" w15:restartNumberingAfterBreak="0">
     <w:nsid w:val="1A8F0E91"/>
     <w:multiLevelType w:val="multilevel"/>
     <w:tmpl w:val="6BDC3B6C"/>
@@ -8487,7 +11454,7 @@
       </w:rPr>
     </w:lvl>
   </w:abstractNum>
-  <w:abstractNum w:abstractNumId="5" w15:restartNumberingAfterBreak="0">
+  <w:abstractNum w:abstractNumId="6" w15:restartNumberingAfterBreak="0">
     <w:nsid w:val="1BD15FB6"/>
     <w:multiLevelType w:val="hybridMultilevel"/>
     <w:tmpl w:val="23BC3240"/>
@@ -8576,7 +11543,7 @@
       </w:pPr>
     </w:lvl>
   </w:abstractNum>
-  <w:abstractNum w:abstractNumId="6" w15:restartNumberingAfterBreak="0">
+  <w:abstractNum w:abstractNumId="7" w15:restartNumberingAfterBreak="0">
     <w:nsid w:val="1F757C17"/>
     <w:multiLevelType w:val="hybridMultilevel"/>
     <w:tmpl w:val="C624F388"/>
@@ -8689,7 +11656,7 @@
       </w:rPr>
     </w:lvl>
   </w:abstractNum>
-  <w:abstractNum w:abstractNumId="7" w15:restartNumberingAfterBreak="0">
+  <w:abstractNum w:abstractNumId="8" w15:restartNumberingAfterBreak="0">
     <w:nsid w:val="20022DE2"/>
     <w:multiLevelType w:val="multilevel"/>
     <w:tmpl w:val="40090021"/>
@@ -8802,7 +11769,7 @@
       </w:rPr>
     </w:lvl>
   </w:abstractNum>
-  <w:abstractNum w:abstractNumId="8" w15:restartNumberingAfterBreak="0">
+  <w:abstractNum w:abstractNumId="9" w15:restartNumberingAfterBreak="0">
     <w:nsid w:val="23CC722D"/>
     <w:multiLevelType w:val="hybridMultilevel"/>
     <w:tmpl w:val="CE5EA900"/>
@@ -8915,7 +11882,7 @@
       </w:rPr>
     </w:lvl>
   </w:abstractNum>
-  <w:abstractNum w:abstractNumId="9" w15:restartNumberingAfterBreak="0">
+  <w:abstractNum w:abstractNumId="10" w15:restartNumberingAfterBreak="0">
     <w:nsid w:val="27163E06"/>
     <w:multiLevelType w:val="hybridMultilevel"/>
     <w:tmpl w:val="CA6661C6"/>
@@ -9028,7 +11995,7 @@
       </w:rPr>
     </w:lvl>
   </w:abstractNum>
-  <w:abstractNum w:abstractNumId="10" w15:restartNumberingAfterBreak="0">
+  <w:abstractNum w:abstractNumId="11" w15:restartNumberingAfterBreak="0">
     <w:nsid w:val="2851786B"/>
     <w:multiLevelType w:val="hybridMultilevel"/>
     <w:tmpl w:val="EAE8733C"/>
@@ -9141,7 +12108,7 @@
       </w:rPr>
     </w:lvl>
   </w:abstractNum>
-  <w:abstractNum w:abstractNumId="11" w15:restartNumberingAfterBreak="0">
+  <w:abstractNum w:abstractNumId="12" w15:restartNumberingAfterBreak="0">
     <w:nsid w:val="2CA20D9A"/>
     <w:multiLevelType w:val="multilevel"/>
     <w:tmpl w:val="6BDC3B6C"/>
@@ -9254,7 +12221,7 @@
       </w:rPr>
     </w:lvl>
   </w:abstractNum>
-  <w:abstractNum w:abstractNumId="12" w15:restartNumberingAfterBreak="0">
+  <w:abstractNum w:abstractNumId="13" w15:restartNumberingAfterBreak="0">
     <w:nsid w:val="2DA30480"/>
     <w:multiLevelType w:val="multilevel"/>
     <w:tmpl w:val="8C7633A0"/>
@@ -9403,7 +12370,7 @@
       </w:rPr>
     </w:lvl>
   </w:abstractNum>
-  <w:abstractNum w:abstractNumId="13" w15:restartNumberingAfterBreak="0">
+  <w:abstractNum w:abstractNumId="14" w15:restartNumberingAfterBreak="0">
     <w:nsid w:val="37A74A10"/>
     <w:multiLevelType w:val="hybridMultilevel"/>
     <w:tmpl w:val="084EEC14"/>
@@ -9516,7 +12483,7 @@
       </w:rPr>
     </w:lvl>
   </w:abstractNum>
-  <w:abstractNum w:abstractNumId="14" w15:restartNumberingAfterBreak="0">
+  <w:abstractNum w:abstractNumId="15" w15:restartNumberingAfterBreak="0">
     <w:nsid w:val="418D755D"/>
     <w:multiLevelType w:val="hybridMultilevel"/>
     <w:tmpl w:val="74ECDECA"/>
@@ -9629,7 +12596,7 @@
       </w:rPr>
     </w:lvl>
   </w:abstractNum>
-  <w:abstractNum w:abstractNumId="15" w15:restartNumberingAfterBreak="0">
+  <w:abstractNum w:abstractNumId="16" w15:restartNumberingAfterBreak="0">
     <w:nsid w:val="42920F76"/>
     <w:multiLevelType w:val="hybridMultilevel"/>
     <w:tmpl w:val="2258E054"/>
@@ -9718,7 +12685,7 @@
       </w:pPr>
     </w:lvl>
   </w:abstractNum>
-  <w:abstractNum w:abstractNumId="16" w15:restartNumberingAfterBreak="0">
+  <w:abstractNum w:abstractNumId="17" w15:restartNumberingAfterBreak="0">
     <w:nsid w:val="4DE81181"/>
     <w:multiLevelType w:val="hybridMultilevel"/>
     <w:tmpl w:val="5C28F108"/>
@@ -9804,7 +12771,7 @@
       </w:pPr>
     </w:lvl>
   </w:abstractNum>
-  <w:abstractNum w:abstractNumId="17" w15:restartNumberingAfterBreak="0">
+  <w:abstractNum w:abstractNumId="18" w15:restartNumberingAfterBreak="0">
     <w:nsid w:val="4E834DBC"/>
     <w:multiLevelType w:val="multilevel"/>
     <w:tmpl w:val="CEF89B04"/>
@@ -9925,7 +12892,7 @@
       </w:rPr>
     </w:lvl>
   </w:abstractNum>
-  <w:abstractNum w:abstractNumId="18" w15:restartNumberingAfterBreak="0">
+  <w:abstractNum w:abstractNumId="19" w15:restartNumberingAfterBreak="0">
     <w:nsid w:val="4FAD70BF"/>
     <w:multiLevelType w:val="hybridMultilevel"/>
     <w:tmpl w:val="A98A8A2E"/>
@@ -10014,7 +12981,7 @@
       </w:pPr>
     </w:lvl>
   </w:abstractNum>
-  <w:abstractNum w:abstractNumId="19" w15:restartNumberingAfterBreak="0">
+  <w:abstractNum w:abstractNumId="20" w15:restartNumberingAfterBreak="0">
     <w:nsid w:val="50B14B92"/>
     <w:multiLevelType w:val="hybridMultilevel"/>
     <w:tmpl w:val="DAB0427E"/>
@@ -10127,7 +13094,7 @@
       </w:rPr>
     </w:lvl>
   </w:abstractNum>
-  <w:abstractNum w:abstractNumId="20" w15:restartNumberingAfterBreak="0">
+  <w:abstractNum w:abstractNumId="21" w15:restartNumberingAfterBreak="0">
     <w:nsid w:val="50F4584A"/>
     <w:multiLevelType w:val="hybridMultilevel"/>
     <w:tmpl w:val="A4CE0192"/>
@@ -10240,7 +13207,7 @@
       </w:rPr>
     </w:lvl>
   </w:abstractNum>
-  <w:abstractNum w:abstractNumId="21" w15:restartNumberingAfterBreak="0">
+  <w:abstractNum w:abstractNumId="22" w15:restartNumberingAfterBreak="0">
     <w:nsid w:val="56FF45F7"/>
     <w:multiLevelType w:val="hybridMultilevel"/>
     <w:tmpl w:val="9BA0D054"/>
@@ -10353,7 +13320,7 @@
       </w:rPr>
     </w:lvl>
   </w:abstractNum>
-  <w:abstractNum w:abstractNumId="22" w15:restartNumberingAfterBreak="0">
+  <w:abstractNum w:abstractNumId="23" w15:restartNumberingAfterBreak="0">
     <w:nsid w:val="598104CB"/>
     <w:multiLevelType w:val="hybridMultilevel"/>
     <w:tmpl w:val="238AE274"/>
@@ -10465,7 +13432,7 @@
       </w:rPr>
     </w:lvl>
   </w:abstractNum>
-  <w:abstractNum w:abstractNumId="23" w15:restartNumberingAfterBreak="0">
+  <w:abstractNum w:abstractNumId="24" w15:restartNumberingAfterBreak="0">
     <w:nsid w:val="5B244228"/>
     <w:multiLevelType w:val="hybridMultilevel"/>
     <w:tmpl w:val="6C268E16"/>
@@ -10577,7 +13544,7 @@
       </w:rPr>
     </w:lvl>
   </w:abstractNum>
-  <w:abstractNum w:abstractNumId="24" w15:restartNumberingAfterBreak="0">
+  <w:abstractNum w:abstractNumId="25" w15:restartNumberingAfterBreak="0">
     <w:nsid w:val="677B29D2"/>
     <w:multiLevelType w:val="hybridMultilevel"/>
     <w:tmpl w:val="4F04AFC4"/>
@@ -10690,7 +13657,7 @@
       </w:rPr>
     </w:lvl>
   </w:abstractNum>
-  <w:abstractNum w:abstractNumId="25" w15:restartNumberingAfterBreak="0">
+  <w:abstractNum w:abstractNumId="26" w15:restartNumberingAfterBreak="0">
     <w:nsid w:val="67BE3602"/>
     <w:multiLevelType w:val="hybridMultilevel"/>
     <w:tmpl w:val="6BDC3B6C"/>
@@ -10803,7 +13770,7 @@
       </w:rPr>
     </w:lvl>
   </w:abstractNum>
-  <w:abstractNum w:abstractNumId="26" w15:restartNumberingAfterBreak="0">
+  <w:abstractNum w:abstractNumId="27" w15:restartNumberingAfterBreak="0">
     <w:nsid w:val="67D522C4"/>
     <w:multiLevelType w:val="hybridMultilevel"/>
     <w:tmpl w:val="DE32DD62"/>
@@ -10916,7 +13883,7 @@
       </w:rPr>
     </w:lvl>
   </w:abstractNum>
-  <w:abstractNum w:abstractNumId="27" w15:restartNumberingAfterBreak="0">
+  <w:abstractNum w:abstractNumId="28" w15:restartNumberingAfterBreak="0">
     <w:nsid w:val="764F0F80"/>
     <w:multiLevelType w:val="hybridMultilevel"/>
     <w:tmpl w:val="B03A1AA4"/>
@@ -11029,7 +13996,7 @@
       </w:rPr>
     </w:lvl>
   </w:abstractNum>
-  <w:abstractNum w:abstractNumId="28" w15:restartNumberingAfterBreak="0">
+  <w:abstractNum w:abstractNumId="29" w15:restartNumberingAfterBreak="0">
     <w:nsid w:val="7A722AF7"/>
     <w:multiLevelType w:val="multilevel"/>
     <w:tmpl w:val="6BDC3B6C"/>
@@ -11142,7 +14109,7 @@
       </w:rPr>
     </w:lvl>
   </w:abstractNum>
-  <w:abstractNum w:abstractNumId="29" w15:restartNumberingAfterBreak="0">
+  <w:abstractNum w:abstractNumId="30" w15:restartNumberingAfterBreak="0">
     <w:nsid w:val="7ADB6C4D"/>
     <w:multiLevelType w:val="hybridMultilevel"/>
     <w:tmpl w:val="21A0799E"/>
@@ -11228,7 +14195,7 @@
       </w:pPr>
     </w:lvl>
   </w:abstractNum>
-  <w:abstractNum w:abstractNumId="30" w15:restartNumberingAfterBreak="0">
+  <w:abstractNum w:abstractNumId="31" w15:restartNumberingAfterBreak="0">
     <w:nsid w:val="7E043CA4"/>
     <w:multiLevelType w:val="multilevel"/>
     <w:tmpl w:val="126654BC"/>
@@ -11373,98 +14340,217 @@
       </w:rPr>
     </w:lvl>
   </w:abstractNum>
+  <w:abstractNum w:abstractNumId="32" w15:restartNumberingAfterBreak="0">
+    <w:nsid w:val="7FB76E29"/>
+    <w:multiLevelType w:val="hybridMultilevel"/>
+    <w:tmpl w:val="ED80D6FE"/>
+    <w:lvl w:ilvl="0" w:tplc="08090005">
+      <w:start w:val="1"/>
+      <w:numFmt w:val="bullet"/>
+      <w:lvlText w:val=""/>
+      <w:lvlJc w:val="left"/>
+      <w:pPr>
+        <w:ind w:left="720" w:hanging="360"/>
+      </w:pPr>
+      <w:rPr>
+        <w:rFonts w:ascii="Wingdings" w:hAnsi="Wingdings" w:hint="default"/>
+      </w:rPr>
+    </w:lvl>
+    <w:lvl w:ilvl="1" w:tplc="08090003" w:tentative="1">
+      <w:start w:val="1"/>
+      <w:numFmt w:val="bullet"/>
+      <w:lvlText w:val="o"/>
+      <w:lvlJc w:val="left"/>
+      <w:pPr>
+        <w:ind w:left="1440" w:hanging="360"/>
+      </w:pPr>
+      <w:rPr>
+        <w:rFonts w:ascii="Courier New" w:hAnsi="Courier New" w:cs="Courier New" w:hint="default"/>
+      </w:rPr>
+    </w:lvl>
+    <w:lvl w:ilvl="2" w:tplc="08090005" w:tentative="1">
+      <w:start w:val="1"/>
+      <w:numFmt w:val="bullet"/>
+      <w:lvlText w:val=""/>
+      <w:lvlJc w:val="left"/>
+      <w:pPr>
+        <w:ind w:left="2160" w:hanging="360"/>
+      </w:pPr>
+      <w:rPr>
+        <w:rFonts w:ascii="Wingdings" w:hAnsi="Wingdings" w:hint="default"/>
+      </w:rPr>
+    </w:lvl>
+    <w:lvl w:ilvl="3" w:tplc="08090001" w:tentative="1">
+      <w:start w:val="1"/>
+      <w:numFmt w:val="bullet"/>
+      <w:lvlText w:val=""/>
+      <w:lvlJc w:val="left"/>
+      <w:pPr>
+        <w:ind w:left="2880" w:hanging="360"/>
+      </w:pPr>
+      <w:rPr>
+        <w:rFonts w:ascii="Symbol" w:hAnsi="Symbol" w:hint="default"/>
+      </w:rPr>
+    </w:lvl>
+    <w:lvl w:ilvl="4" w:tplc="08090003" w:tentative="1">
+      <w:start w:val="1"/>
+      <w:numFmt w:val="bullet"/>
+      <w:lvlText w:val="o"/>
+      <w:lvlJc w:val="left"/>
+      <w:pPr>
+        <w:ind w:left="3600" w:hanging="360"/>
+      </w:pPr>
+      <w:rPr>
+        <w:rFonts w:ascii="Courier New" w:hAnsi="Courier New" w:cs="Courier New" w:hint="default"/>
+      </w:rPr>
+    </w:lvl>
+    <w:lvl w:ilvl="5" w:tplc="08090005" w:tentative="1">
+      <w:start w:val="1"/>
+      <w:numFmt w:val="bullet"/>
+      <w:lvlText w:val=""/>
+      <w:lvlJc w:val="left"/>
+      <w:pPr>
+        <w:ind w:left="4320" w:hanging="360"/>
+      </w:pPr>
+      <w:rPr>
+        <w:rFonts w:ascii="Wingdings" w:hAnsi="Wingdings" w:hint="default"/>
+      </w:rPr>
+    </w:lvl>
+    <w:lvl w:ilvl="6" w:tplc="08090001" w:tentative="1">
+      <w:start w:val="1"/>
+      <w:numFmt w:val="bullet"/>
+      <w:lvlText w:val=""/>
+      <w:lvlJc w:val="left"/>
+      <w:pPr>
+        <w:ind w:left="5040" w:hanging="360"/>
+      </w:pPr>
+      <w:rPr>
+        <w:rFonts w:ascii="Symbol" w:hAnsi="Symbol" w:hint="default"/>
+      </w:rPr>
+    </w:lvl>
+    <w:lvl w:ilvl="7" w:tplc="08090003" w:tentative="1">
+      <w:start w:val="1"/>
+      <w:numFmt w:val="bullet"/>
+      <w:lvlText w:val="o"/>
+      <w:lvlJc w:val="left"/>
+      <w:pPr>
+        <w:ind w:left="5760" w:hanging="360"/>
+      </w:pPr>
+      <w:rPr>
+        <w:rFonts w:ascii="Courier New" w:hAnsi="Courier New" w:cs="Courier New" w:hint="default"/>
+      </w:rPr>
+    </w:lvl>
+    <w:lvl w:ilvl="8" w:tplc="08090005" w:tentative="1">
+      <w:start w:val="1"/>
+      <w:numFmt w:val="bullet"/>
+      <w:lvlText w:val=""/>
+      <w:lvlJc w:val="left"/>
+      <w:pPr>
+        <w:ind w:left="6480" w:hanging="360"/>
+      </w:pPr>
+      <w:rPr>
+        <w:rFonts w:ascii="Wingdings" w:hAnsi="Wingdings" w:hint="default"/>
+      </w:rPr>
+    </w:lvl>
+  </w:abstractNum>
   <w:num w:numId="1" w16cid:durableId="73861660">
+    <w:abstractNumId w:val="3"/>
+  </w:num>
+  <w:num w:numId="2" w16cid:durableId="1985305854">
+    <w:abstractNumId w:val="18"/>
+  </w:num>
+  <w:num w:numId="3" w16cid:durableId="1936860547">
+    <w:abstractNumId w:val="8"/>
+  </w:num>
+  <w:num w:numId="4" w16cid:durableId="2020815748">
+    <w:abstractNumId w:val="26"/>
+  </w:num>
+  <w:num w:numId="5" w16cid:durableId="1751926776">
+    <w:abstractNumId w:val="5"/>
+  </w:num>
+  <w:num w:numId="6" w16cid:durableId="2068256147">
+    <w:abstractNumId w:val="12"/>
+  </w:num>
+  <w:num w:numId="7" w16cid:durableId="1229925785">
     <w:abstractNumId w:val="2"/>
   </w:num>
-  <w:num w:numId="2" w16cid:durableId="1985305854">
+  <w:num w:numId="8" w16cid:durableId="661391050">
+    <w:abstractNumId w:val="29"/>
+  </w:num>
+  <w:num w:numId="9" w16cid:durableId="1649743145">
+    <w:abstractNumId w:val="25"/>
+  </w:num>
+  <w:num w:numId="10" w16cid:durableId="612900479">
     <w:abstractNumId w:val="17"/>
   </w:num>
-  <w:num w:numId="3" w16cid:durableId="1936860547">
+  <w:num w:numId="11" w16cid:durableId="1086729693">
     <w:abstractNumId w:val="7"/>
   </w:num>
-  <w:num w:numId="4" w16cid:durableId="2020815748">
-    <w:abstractNumId w:val="25"/>
+  <w:num w:numId="12" w16cid:durableId="365525853">
+    <w:abstractNumId w:val="15"/>
   </w:num>
-  <w:num w:numId="5" w16cid:durableId="1751926776">
+  <w:num w:numId="13" w16cid:durableId="1409838276">
+    <w:abstractNumId w:val="14"/>
+  </w:num>
+  <w:num w:numId="14" w16cid:durableId="344207564">
+    <w:abstractNumId w:val="30"/>
+  </w:num>
+  <w:num w:numId="15" w16cid:durableId="1456215785">
+    <w:abstractNumId w:val="21"/>
+  </w:num>
+  <w:num w:numId="16" w16cid:durableId="1957248628">
+    <w:abstractNumId w:val="27"/>
+  </w:num>
+  <w:num w:numId="17" w16cid:durableId="458843427">
     <w:abstractNumId w:val="4"/>
   </w:num>
-  <w:num w:numId="6" w16cid:durableId="2068256147">
+  <w:num w:numId="18" w16cid:durableId="766342741">
+    <w:abstractNumId w:val="1"/>
+  </w:num>
+  <w:num w:numId="19" w16cid:durableId="14037230">
+    <w:abstractNumId w:val="9"/>
+  </w:num>
+  <w:num w:numId="20" w16cid:durableId="1050805667">
     <w:abstractNumId w:val="11"/>
   </w:num>
-  <w:num w:numId="7" w16cid:durableId="1229925785">
-    <w:abstractNumId w:val="1"/>
-  </w:num>
-  <w:num w:numId="8" w16cid:durableId="661391050">
+  <w:num w:numId="21" w16cid:durableId="1164661948">
     <w:abstractNumId w:val="28"/>
   </w:num>
-  <w:num w:numId="9" w16cid:durableId="1649743145">
+  <w:num w:numId="22" w16cid:durableId="922179069">
+    <w:abstractNumId w:val="31"/>
+  </w:num>
+  <w:num w:numId="23" w16cid:durableId="258954894">
+    <w:abstractNumId w:val="6"/>
+  </w:num>
+  <w:num w:numId="24" w16cid:durableId="2082292283">
+    <w:abstractNumId w:val="22"/>
+  </w:num>
+  <w:num w:numId="25" w16cid:durableId="97601640">
+    <w:abstractNumId w:val="16"/>
+  </w:num>
+  <w:num w:numId="26" w16cid:durableId="587927894">
+    <w:abstractNumId w:val="10"/>
+  </w:num>
+  <w:num w:numId="27" w16cid:durableId="300893096">
+    <w:abstractNumId w:val="19"/>
+  </w:num>
+  <w:num w:numId="28" w16cid:durableId="1971471429">
+    <w:abstractNumId w:val="20"/>
+  </w:num>
+  <w:num w:numId="29" w16cid:durableId="1749307526">
+    <w:abstractNumId w:val="23"/>
+  </w:num>
+  <w:num w:numId="30" w16cid:durableId="275215563">
     <w:abstractNumId w:val="24"/>
   </w:num>
-  <w:num w:numId="10" w16cid:durableId="612900479">
-    <w:abstractNumId w:val="16"/>
-  </w:num>
-  <w:num w:numId="11" w16cid:durableId="1086729693">
-    <w:abstractNumId w:val="6"/>
-  </w:num>
-  <w:num w:numId="12" w16cid:durableId="365525853">
-    <w:abstractNumId w:val="14"/>
-  </w:num>
-  <w:num w:numId="13" w16cid:durableId="1409838276">
+  <w:num w:numId="31" w16cid:durableId="1695956380">
     <w:abstractNumId w:val="13"/>
   </w:num>
-  <w:num w:numId="14" w16cid:durableId="344207564">
-    <w:abstractNumId w:val="29"/>
-  </w:num>
-  <w:num w:numId="15" w16cid:durableId="1456215785">
-    <w:abstractNumId w:val="20"/>
-  </w:num>
-  <w:num w:numId="16" w16cid:durableId="1957248628">
-    <w:abstractNumId w:val="26"/>
-  </w:num>
-  <w:num w:numId="17" w16cid:durableId="458843427">
-    <w:abstractNumId w:val="3"/>
-  </w:num>
-  <w:num w:numId="18" w16cid:durableId="766342741">
+  <w:num w:numId="32" w16cid:durableId="1978603761">
     <w:abstractNumId w:val="0"/>
   </w:num>
-  <w:num w:numId="19" w16cid:durableId="14037230">
-    <w:abstractNumId w:val="8"/>
-  </w:num>
-  <w:num w:numId="20" w16cid:durableId="1050805667">
-    <w:abstractNumId w:val="10"/>
-  </w:num>
-  <w:num w:numId="21" w16cid:durableId="1164661948">
-    <w:abstractNumId w:val="27"/>
-  </w:num>
-  <w:num w:numId="22" w16cid:durableId="922179069">
-    <w:abstractNumId w:val="30"/>
-  </w:num>
-  <w:num w:numId="23" w16cid:durableId="258954894">
-    <w:abstractNumId w:val="5"/>
-  </w:num>
-  <w:num w:numId="24" w16cid:durableId="2082292283">
-    <w:abstractNumId w:val="21"/>
-  </w:num>
-  <w:num w:numId="25" w16cid:durableId="97601640">
-    <w:abstractNumId w:val="15"/>
-  </w:num>
-  <w:num w:numId="26" w16cid:durableId="587927894">
-    <w:abstractNumId w:val="9"/>
-  </w:num>
-  <w:num w:numId="27" w16cid:durableId="300893096">
-    <w:abstractNumId w:val="18"/>
-  </w:num>
-  <w:num w:numId="28" w16cid:durableId="1971471429">
-    <w:abstractNumId w:val="19"/>
-  </w:num>
-  <w:num w:numId="29" w16cid:durableId="1749307526">
-    <w:abstractNumId w:val="22"/>
-  </w:num>
-  <w:num w:numId="30" w16cid:durableId="275215563">
-    <w:abstractNumId w:val="23"/>
-  </w:num>
-  <w:num w:numId="31" w16cid:durableId="1695956380">
-    <w:abstractNumId w:val="12"/>
+  <w:num w:numId="33" w16cid:durableId="1354116779">
+    <w:abstractNumId w:val="32"/>
   </w:num>
 </w:numbering>
 </file>

--- a/BRD.docx
+++ b/BRD.docx
@@ -1,6 +1,6 @@
 
 <file path=word/document.xml><?xml version="1.0" encoding="utf-8"?>
-<w:document xmlns:wpc="http://schemas.microsoft.com/office/word/2010/wordprocessingCanvas" xmlns:cx="http://schemas.microsoft.com/office/drawing/2014/chartex" xmlns:cx1="http://schemas.microsoft.com/office/drawing/2015/9/8/chartex" xmlns:cx2="http://schemas.microsoft.com/office/drawing/2015/10/21/chartex" xmlns:cx3="http://schemas.microsoft.com/office/drawing/2016/5/9/chartex" xmlns:cx4="http://schemas.microsoft.com/office/drawing/2016/5/10/chartex" xmlns:cx5="http://schemas.microsoft.com/office/drawing/2016/5/11/chartex" xmlns:cx6="http://schemas.microsoft.com/office/drawing/2016/5/12/chartex" xmlns:cx7="http://schemas.microsoft.com/office/drawing/2016/5/13/chartex" xmlns:cx8="http://schemas.microsoft.com/office/drawing/2016/5/14/chartex" xmlns:mc="http://schemas.openxmlformats.org/markup-compatibility/2006" xmlns:aink="http://schemas.microsoft.com/office/drawing/2016/ink" xmlns:am3d="http://schemas.microsoft.com/office/drawing/2017/model3d" xmlns:o="urn:schemas-microsoft-com:office:office" xmlns:oel="http://schemas.microsoft.com/office/2019/extlst" xmlns:r="http://schemas.openxmlformats.org/officeDocument/2006/relationships" xmlns:m="http://schemas.openxmlformats.org/officeDocument/2006/math" xmlns:v="urn:schemas-microsoft-com:vml" xmlns:wp14="http://schemas.microsoft.com/office/word/2010/wordprocessingDrawing" xmlns:wp="http://schemas.openxmlformats.org/drawingml/2006/wordprocessingDrawing" xmlns:w10="urn:schemas-microsoft-com:office:word" xmlns:w="http://schemas.openxmlformats.org/wordprocessingml/2006/main" xmlns:w14="http://schemas.microsoft.com/office/word/2010/wordml" xmlns:w15="http://schemas.microsoft.com/office/word/2012/wordml" xmlns:w16cex="http://schemas.microsoft.com/office/word/2018/wordml/cex" xmlns:w16cid="http://schemas.microsoft.com/office/word/2016/wordml/cid" xmlns:w16="http://schemas.microsoft.com/office/word/2018/wordml" xmlns:w16du="http://schemas.microsoft.com/office/word/2023/wordml/word16du" xmlns:w16sdtdh="http://schemas.microsoft.com/office/word/2020/wordml/sdtdatahash" xmlns:w16sdtfl="http://schemas.microsoft.com/office/word/2024/wordml/sdtformatlock" xmlns:w16se="http://schemas.microsoft.com/office/word/2015/wordml/symex" xmlns:wpg="http://schemas.microsoft.com/office/word/2010/wordprocessingGroup" xmlns:wpi="http://schemas.microsoft.com/office/word/2010/wordprocessingInk" xmlns:wne="http://schemas.microsoft.com/office/word/2006/wordml" xmlns:wps="http://schemas.microsoft.com/office/word/2010/wordprocessingShape" mc:Ignorable="w14 w15 w16se w16cid w16 w16cex w16sdtdh w16sdtfl w16du wp14">
+<w:document xmlns:wpc="http://schemas.microsoft.com/office/word/2010/wordprocessingCanvas" xmlns:cx="http://schemas.microsoft.com/office/drawing/2014/chartex" xmlns:cx1="http://schemas.microsoft.com/office/drawing/2015/9/8/chartex" xmlns:cx2="http://schemas.microsoft.com/office/drawing/2015/10/21/chartex" xmlns:cx3="http://schemas.microsoft.com/office/drawing/2016/5/9/chartex" xmlns:cx4="http://schemas.microsoft.com/office/drawing/2016/5/10/chartex" xmlns:cx5="http://schemas.microsoft.com/office/drawing/2016/5/11/chartex" xmlns:cx6="http://schemas.microsoft.com/office/drawing/2016/5/12/chartex" xmlns:cx7="http://schemas.microsoft.com/office/drawing/2016/5/13/chartex" xmlns:cx8="http://schemas.microsoft.com/office/drawing/2016/5/14/chartex" xmlns:mc="http://schemas.openxmlformats.org/markup-compatibility/2006" xmlns:m="http://schemas.openxmlformats.org/officeDocument/2006/math" xmlns:aink="http://schemas.microsoft.com/office/drawing/2016/ink" xmlns:am3d="http://schemas.microsoft.com/office/drawing/2017/model3d" xmlns:oel="http://schemas.microsoft.com/office/2019/extlst" xmlns:r="http://schemas.openxmlformats.org/officeDocument/2006/relationships" xmlns:wp14="http://schemas.microsoft.com/office/word/2010/wordprocessingDrawing" xmlns:wp="http://schemas.openxmlformats.org/drawingml/2006/wordprocessingDrawing" xmlns:wpg="http://schemas.microsoft.com/office/word/2010/wordprocessingGroup" xmlns:wpi="http://schemas.microsoft.com/office/word/2010/wordprocessingInk" xmlns:wps="http://schemas.microsoft.com/office/word/2010/wordprocessingShape" xmlns:o="urn:schemas-microsoft-com:office:office" xmlns:v="urn:schemas-microsoft-com:vml" xmlns:w10="urn:schemas-microsoft-com:office:word" xmlns:w="http://schemas.openxmlformats.org/wordprocessingml/2006/main" xmlns:w14="http://schemas.microsoft.com/office/word/2010/wordml" xmlns:w15="http://schemas.microsoft.com/office/word/2012/wordml" xmlns:w16cex="http://schemas.microsoft.com/office/word/2018/wordml/cex" xmlns:w16cid="http://schemas.microsoft.com/office/word/2016/wordml/cid" xmlns:w16="http://schemas.microsoft.com/office/word/2018/wordml" xmlns:w16sdtdh="http://schemas.microsoft.com/office/word/2020/wordml/sdtdatahash" xmlns:w16sdtfl="http://schemas.microsoft.com/office/word/2024/wordml/sdtformatlock" xmlns:w16se="http://schemas.microsoft.com/office/word/2015/wordml/symex" xmlns:w16du="http://schemas.microsoft.com/office/word/2023/wordml/word16du" xmlns:wne="http://schemas.microsoft.com/office/word/2006/wordml" mc:Ignorable="w14 w15 w16se w16cid w16 w16cex w16sdtdh w16sdtfl w16du wp14">
   <w:body>
     <w:p>
       <w:pPr>
@@ -379,27 +379,7 @@
           <w:szCs w:val="20"/>
           <w:shd w:val="clear" w:color="auto" w:fill="202122"/>
         </w:rPr>
-        <w:t xml:space="preserve">dealer should be able to add more than 1 product and quantity in same order </w:t>
-      </w:r>
-      <w:proofErr w:type="spellStart"/>
-      <w:r>
-        <w:rPr>
-          <w:rFonts w:ascii="Segoe UI" w:hAnsi="Segoe UI" w:cs="Segoe UI"/>
-          <w:sz w:val="20"/>
-          <w:szCs w:val="20"/>
-          <w:shd w:val="clear" w:color="auto" w:fill="202122"/>
-        </w:rPr>
-        <w:t>screen.rest</w:t>
-      </w:r>
-      <w:proofErr w:type="spellEnd"/>
-      <w:r>
-        <w:rPr>
-          <w:rFonts w:ascii="Segoe UI" w:hAnsi="Segoe UI" w:cs="Segoe UI"/>
-          <w:sz w:val="20"/>
-          <w:szCs w:val="20"/>
-          <w:shd w:val="clear" w:color="auto" w:fill="202122"/>
-        </w:rPr>
-        <w:t xml:space="preserve"> of the info like ship to party , contact number , delivery address , loading type , preferred loading location will be common to all products.</w:t>
+        <w:t>dealer should be able to add more than 1 product and quantity in same order screen.rest of the info like ship to party , contact number , delivery address , loading type , preferred loading location will be common to all products.</w:t>
       </w:r>
     </w:p>
     <w:p>
@@ -572,21 +552,7 @@
         <w:rPr>
           <w:rFonts w:cstheme="minorHAnsi"/>
         </w:rPr>
-        <w:t xml:space="preserve">. </w:t>
-      </w:r>
-      <w:proofErr w:type="spellStart"/>
-      <w:r>
-        <w:rPr>
-          <w:rFonts w:cstheme="minorHAnsi"/>
-        </w:rPr>
-        <w:t>Incase</w:t>
-      </w:r>
-      <w:proofErr w:type="spellEnd"/>
-      <w:r>
-        <w:rPr>
-          <w:rFonts w:cstheme="minorHAnsi"/>
-        </w:rPr>
-        <w:t xml:space="preserve"> party doesn’t exists – then allow user to type its own</w:t>
+        <w:t>. Incase party doesn’t exists – then allow user to type its own</w:t>
       </w:r>
       <w:r>
         <w:rPr>
@@ -781,35 +747,7 @@
           <w:rFonts w:cstheme="minorHAnsi"/>
         </w:rPr>
         <w:tab/>
-        <w:t xml:space="preserve">Rake (e.g., </w:t>
-      </w:r>
-      <w:proofErr w:type="spellStart"/>
-      <w:r>
-        <w:rPr>
-          <w:rFonts w:cstheme="minorHAnsi"/>
-        </w:rPr>
-        <w:t>Chaukhadi</w:t>
-      </w:r>
-      <w:proofErr w:type="spellEnd"/>
-      <w:r>
-        <w:rPr>
-          <w:rFonts w:cstheme="minorHAnsi"/>
-        </w:rPr>
-        <w:t xml:space="preserve">, </w:t>
-      </w:r>
-      <w:proofErr w:type="spellStart"/>
-      <w:r>
-        <w:rPr>
-          <w:rFonts w:cstheme="minorHAnsi"/>
-        </w:rPr>
-        <w:t>Shivpur</w:t>
-      </w:r>
-      <w:proofErr w:type="spellEnd"/>
-      <w:r>
-        <w:rPr>
-          <w:rFonts w:cstheme="minorHAnsi"/>
-        </w:rPr>
-        <w:t>)</w:t>
+        <w:t>Rake (e.g., Chaukhadi, Shivpur)</w:t>
       </w:r>
     </w:p>
     <w:p>
@@ -838,7 +776,6 @@
         <w:tab/>
         <w:t xml:space="preserve">Warehouse (Tarna, Goenka, </w:t>
       </w:r>
-      <w:proofErr w:type="spellStart"/>
       <w:r>
         <w:rPr>
           <w:rFonts w:cstheme="minorHAnsi"/>
@@ -846,26 +783,11 @@
         </w:rPr>
         <w:t>Bhupur</w:t>
       </w:r>
-      <w:proofErr w:type="spellEnd"/>
-      <w:r>
-        <w:rPr>
-          <w:rFonts w:cstheme="minorHAnsi"/>
-        </w:rPr>
-        <w:t xml:space="preserve">, </w:t>
-      </w:r>
-      <w:proofErr w:type="spellStart"/>
-      <w:r>
-        <w:rPr>
-          <w:rFonts w:cstheme="minorHAnsi"/>
-        </w:rPr>
-        <w:t>Dafi,any</w:t>
-      </w:r>
-      <w:proofErr w:type="spellEnd"/>
-      <w:r>
-        <w:rPr>
-          <w:rFonts w:cstheme="minorHAnsi"/>
-        </w:rPr>
-        <w:t xml:space="preserve"> other.)</w:t>
+      <w:r>
+        <w:rPr>
+          <w:rFonts w:cstheme="minorHAnsi"/>
+        </w:rPr>
+        <w:t>, Dafi,any other.)</w:t>
       </w:r>
     </w:p>
     <w:p>
@@ -892,35 +814,7 @@
           <w:rFonts w:cstheme="minorHAnsi"/>
         </w:rPr>
         <w:tab/>
-        <w:t>SOW (</w:t>
-      </w:r>
-      <w:proofErr w:type="spellStart"/>
-      <w:r>
-        <w:rPr>
-          <w:rFonts w:cstheme="minorHAnsi"/>
-        </w:rPr>
-        <w:t>Bhabhua</w:t>
-      </w:r>
-      <w:proofErr w:type="spellEnd"/>
-      <w:r>
-        <w:rPr>
-          <w:rFonts w:cstheme="minorHAnsi"/>
-        </w:rPr>
-        <w:t xml:space="preserve"> , </w:t>
-      </w:r>
-      <w:proofErr w:type="spellStart"/>
-      <w:r>
-        <w:rPr>
-          <w:rFonts w:cstheme="minorHAnsi"/>
-        </w:rPr>
-        <w:t>Tekaria</w:t>
-      </w:r>
-      <w:proofErr w:type="spellEnd"/>
-      <w:r>
-        <w:rPr>
-          <w:rFonts w:cstheme="minorHAnsi"/>
-        </w:rPr>
-        <w:t>.)</w:t>
+        <w:t>SOW (Bhabhua , Tekaria.)</w:t>
       </w:r>
     </w:p>
     <w:p>
@@ -1911,21 +1805,7 @@
         <w:rPr>
           <w:rFonts w:cstheme="minorHAnsi"/>
         </w:rPr>
-        <w:t xml:space="preserve">For field </w:t>
-      </w:r>
-      <w:proofErr w:type="spellStart"/>
-      <w:r>
-        <w:rPr>
-          <w:rFonts w:cstheme="minorHAnsi"/>
-        </w:rPr>
-        <w:t>incharge</w:t>
-      </w:r>
-      <w:proofErr w:type="spellEnd"/>
-      <w:r>
-        <w:rPr>
-          <w:rFonts w:cstheme="minorHAnsi"/>
-        </w:rPr>
-        <w:t xml:space="preserve"> </w:t>
+        <w:t xml:space="preserve">For field incharge </w:t>
       </w:r>
     </w:p>
     <w:p>
@@ -2279,21 +2159,7 @@
         <w:rPr>
           <w:rFonts w:cstheme="minorHAnsi"/>
         </w:rPr>
-        <w:t xml:space="preserve">Dispatch user (site </w:t>
-      </w:r>
-      <w:proofErr w:type="spellStart"/>
-      <w:r>
-        <w:rPr>
-          <w:rFonts w:cstheme="minorHAnsi"/>
-        </w:rPr>
-        <w:t>incharge</w:t>
-      </w:r>
-      <w:proofErr w:type="spellEnd"/>
-      <w:r>
-        <w:rPr>
-          <w:rFonts w:cstheme="minorHAnsi"/>
-        </w:rPr>
-        <w:t>) must enter below values against each order</w:t>
+        <w:t>Dispatch user (site incharge) must enter below values against each order</w:t>
       </w:r>
     </w:p>
     <w:p>
@@ -2405,20 +2271,7 @@
           <w:rFonts w:cstheme="minorHAnsi"/>
         </w:rPr>
         <w:tab/>
-      </w:r>
-      <w:proofErr w:type="spellStart"/>
-      <w:r>
-        <w:rPr>
-          <w:rFonts w:cstheme="minorHAnsi"/>
-        </w:rPr>
-        <w:t>Bilty</w:t>
-      </w:r>
-      <w:proofErr w:type="spellEnd"/>
-      <w:r>
-        <w:rPr>
-          <w:rFonts w:cstheme="minorHAnsi"/>
-        </w:rPr>
-        <w:t xml:space="preserve"> Number</w:t>
+        <w:t>Bilty Number</w:t>
       </w:r>
     </w:p>
     <w:p>
@@ -4553,21 +4406,7 @@
         <w:rPr>
           <w:rFonts w:cstheme="minorHAnsi"/>
         </w:rPr>
-        <w:t xml:space="preserve"> (grouped Dealer wise for T-2 days). Sales Officer can change the date to get a view </w:t>
-      </w:r>
-      <w:proofErr w:type="spellStart"/>
-      <w:r>
-        <w:rPr>
-          <w:rFonts w:cstheme="minorHAnsi"/>
-        </w:rPr>
-        <w:t>upto</w:t>
-      </w:r>
-      <w:proofErr w:type="spellEnd"/>
-      <w:r>
-        <w:rPr>
-          <w:rFonts w:cstheme="minorHAnsi"/>
-        </w:rPr>
-        <w:t xml:space="preserve"> 30 days (configured in master table))</w:t>
+        <w:t xml:space="preserve"> (grouped Dealer wise for T-2 days). Sales Officer can change the date to get a view upto 30 days (configured in master table))</w:t>
       </w:r>
     </w:p>
     <w:p>
@@ -5331,25 +5170,7 @@
           <w:color w:val="000000"/>
           <w:lang w:val="en-GB"/>
         </w:rPr>
-        <w:t>If session is already active, opening /</w:t>
-      </w:r>
-      <w:proofErr w:type="spellStart"/>
-      <w:r>
-        <w:rPr>
-          <w:rFonts w:cstheme="minorHAnsi"/>
-          <w:color w:val="000000"/>
-          <w:lang w:val="en-GB"/>
-        </w:rPr>
-        <w:t>signin</w:t>
-      </w:r>
-      <w:proofErr w:type="spellEnd"/>
-      <w:r>
-        <w:rPr>
-          <w:rFonts w:cstheme="minorHAnsi"/>
-          <w:color w:val="000000"/>
-          <w:lang w:val="en-GB"/>
-        </w:rPr>
-        <w:t> </w:t>
+        <w:t>If session is already active, opening /signin </w:t>
       </w:r>
       <w:r>
         <w:rPr>
@@ -5373,18 +5194,8 @@
           <w:color w:val="000000"/>
           <w:lang w:val="en-GB"/>
         </w:rPr>
-        <w:t xml:space="preserve"> as per role earlier </w:t>
-      </w:r>
-      <w:proofErr w:type="spellStart"/>
-      <w:r>
-        <w:rPr>
-          <w:rFonts w:cstheme="minorHAnsi"/>
-          <w:color w:val="000000"/>
-          <w:lang w:val="en-GB"/>
-        </w:rPr>
-        <w:t>signedin</w:t>
-      </w:r>
-      <w:proofErr w:type="spellEnd"/>
+        <w:t xml:space="preserve"> as per role earlier signedin</w:t>
+      </w:r>
     </w:p>
     <w:p>
       <w:pPr>
@@ -5436,33 +5247,15 @@
           <w:color w:val="000000"/>
           <w:lang w:val="en-GB"/>
         </w:rPr>
-        <w:t xml:space="preserve">code is not there for new type of roles. For this </w:t>
-      </w:r>
-      <w:proofErr w:type="gramStart"/>
-      <w:r>
-        <w:rPr>
-          <w:rFonts w:cstheme="minorHAnsi"/>
-          <w:color w:val="000000"/>
-          <w:lang w:val="en-GB"/>
-        </w:rPr>
-        <w:t xml:space="preserve">reason </w:t>
-      </w:r>
-      <w:r>
-        <w:rPr>
-          <w:rFonts w:cstheme="minorHAnsi"/>
-          <w:color w:val="000000"/>
-          <w:lang w:val="en-GB"/>
-        </w:rPr>
-        <w:t>:</w:t>
-      </w:r>
-      <w:proofErr w:type="gramEnd"/>
-      <w:r>
-        <w:rPr>
-          <w:rFonts w:cstheme="minorHAnsi"/>
-          <w:color w:val="000000"/>
-          <w:lang w:val="en-GB"/>
-        </w:rPr>
-        <w:t xml:space="preserve"> </w:t>
+        <w:t xml:space="preserve">code is not there for new type of roles. For this reason </w:t>
+      </w:r>
+      <w:r>
+        <w:rPr>
+          <w:rFonts w:cstheme="minorHAnsi"/>
+          <w:color w:val="000000"/>
+          <w:lang w:val="en-GB"/>
+        </w:rPr>
+        <w:t xml:space="preserve">: </w:t>
       </w:r>
       <w:r>
         <w:rPr>
@@ -5522,25 +5315,7 @@
           <w:color w:val="000000"/>
           <w:lang w:val="en-GB"/>
         </w:rPr>
-        <w:t xml:space="preserve">Even when </w:t>
-      </w:r>
-      <w:proofErr w:type="gramStart"/>
-      <w:r>
-        <w:rPr>
-          <w:rFonts w:cstheme="minorHAnsi"/>
-          <w:color w:val="000000"/>
-          <w:lang w:val="en-GB"/>
-        </w:rPr>
-        <w:t>edit  the</w:t>
-      </w:r>
-      <w:proofErr w:type="gramEnd"/>
-      <w:r>
-        <w:rPr>
-          <w:rFonts w:cstheme="minorHAnsi"/>
-          <w:color w:val="000000"/>
-          <w:lang w:val="en-GB"/>
-        </w:rPr>
-        <w:t xml:space="preserve"> roles then the – role name field to be disabled state and only description to be editable. Reason </w:t>
+        <w:t xml:space="preserve">Even when edit  the roles then the – role name field to be disabled state and only description to be editable. Reason </w:t>
       </w:r>
       <w:r>
         <w:rPr>
@@ -5556,33 +5331,15 @@
           <w:color w:val="000000"/>
           <w:lang w:val="en-GB"/>
         </w:rPr>
-        <w:t xml:space="preserve">role once </w:t>
-      </w:r>
-      <w:proofErr w:type="gramStart"/>
-      <w:r>
-        <w:rPr>
-          <w:rFonts w:cstheme="minorHAnsi"/>
-          <w:color w:val="000000"/>
-          <w:lang w:val="en-GB"/>
-        </w:rPr>
-        <w:t xml:space="preserve">added </w:t>
-      </w:r>
-      <w:r>
-        <w:rPr>
-          <w:rFonts w:cstheme="minorHAnsi"/>
-          <w:color w:val="000000"/>
-          <w:lang w:val="en-GB"/>
-        </w:rPr>
-        <w:t>,</w:t>
-      </w:r>
-      <w:proofErr w:type="gramEnd"/>
-      <w:r>
-        <w:rPr>
-          <w:rFonts w:cstheme="minorHAnsi"/>
-          <w:color w:val="000000"/>
-          <w:lang w:val="en-GB"/>
-        </w:rPr>
-        <w:t xml:space="preserve"> then </w:t>
+        <w:t xml:space="preserve">role once added </w:t>
+      </w:r>
+      <w:r>
+        <w:rPr>
+          <w:rFonts w:cstheme="minorHAnsi"/>
+          <w:color w:val="000000"/>
+          <w:lang w:val="en-GB"/>
+        </w:rPr>
+        <w:t xml:space="preserve">, then </w:t>
       </w:r>
       <w:r>
         <w:rPr>
@@ -5607,25 +5364,7 @@
           <w:color w:val="000000"/>
           <w:lang w:val="en-GB"/>
         </w:rPr>
-        <w:t xml:space="preserve">Roles are from </w:t>
-      </w:r>
-      <w:proofErr w:type="spellStart"/>
-      <w:r>
-        <w:rPr>
-          <w:rFonts w:cstheme="minorHAnsi"/>
-          <w:color w:val="000000"/>
-          <w:lang w:val="en-GB"/>
-        </w:rPr>
-        <w:t>user_roles</w:t>
-      </w:r>
-      <w:proofErr w:type="spellEnd"/>
-      <w:r>
-        <w:rPr>
-          <w:rFonts w:cstheme="minorHAnsi"/>
-          <w:color w:val="000000"/>
-          <w:lang w:val="en-GB"/>
-        </w:rPr>
-        <w:t xml:space="preserve"> table.</w:t>
+        <w:t>Roles are from user_roles table.</w:t>
       </w:r>
     </w:p>
     <w:p>
@@ -5668,69 +5407,23 @@
           <w:color w:val="000000"/>
           <w:lang w:val="en-GB"/>
         </w:rPr>
-        <w:t>On local system, http://localhost:3000/signin – should be landing page. If session is already active, opening /</w:t>
-      </w:r>
-      <w:proofErr w:type="spellStart"/>
-      <w:r>
-        <w:rPr>
-          <w:rFonts w:cstheme="minorHAnsi"/>
-          <w:color w:val="000000"/>
-          <w:lang w:val="en-GB"/>
-        </w:rPr>
-        <w:t>signin</w:t>
-      </w:r>
-      <w:proofErr w:type="spellEnd"/>
-      <w:r>
-        <w:rPr>
-          <w:rFonts w:cstheme="minorHAnsi"/>
-          <w:color w:val="000000"/>
-          <w:lang w:val="en-GB"/>
-        </w:rPr>
-        <w:t> now redirects to /dashboard</w:t>
-      </w:r>
-      <w:r>
-        <w:rPr>
-          <w:rFonts w:cstheme="minorHAnsi"/>
-          <w:color w:val="000000"/>
-          <w:lang w:val="en-GB"/>
-        </w:rPr>
-        <w:t xml:space="preserve"> as per role earlier </w:t>
-      </w:r>
-      <w:proofErr w:type="spellStart"/>
-      <w:proofErr w:type="gramStart"/>
-      <w:r>
-        <w:rPr>
-          <w:rFonts w:cstheme="minorHAnsi"/>
-          <w:color w:val="000000"/>
-          <w:lang w:val="en-GB"/>
-        </w:rPr>
-        <w:t>signedin</w:t>
-      </w:r>
-      <w:proofErr w:type="spellEnd"/>
-      <w:r>
-        <w:rPr>
-          <w:rFonts w:cstheme="minorHAnsi"/>
-          <w:color w:val="000000"/>
-          <w:lang w:val="en-GB"/>
-        </w:rPr>
-        <w:t xml:space="preserve"> </w:t>
-      </w:r>
-      <w:r>
-        <w:rPr>
-          <w:rFonts w:cstheme="minorHAnsi"/>
-          <w:color w:val="000000"/>
-          <w:lang w:val="en-GB"/>
-        </w:rPr>
-        <w:t>.</w:t>
-      </w:r>
-      <w:proofErr w:type="gramEnd"/>
-      <w:r>
-        <w:rPr>
-          <w:rFonts w:cstheme="minorHAnsi"/>
-          <w:color w:val="000000"/>
-          <w:lang w:val="en-GB"/>
-        </w:rPr>
-        <w:t xml:space="preserve"> </w:t>
+        <w:t>On local system, http://localhost:3000/signin – should be landing page. If session is already active, opening /signin now redirects to /dashboard</w:t>
+      </w:r>
+      <w:r>
+        <w:rPr>
+          <w:rFonts w:cstheme="minorHAnsi"/>
+          <w:color w:val="000000"/>
+          <w:lang w:val="en-GB"/>
+        </w:rPr>
+        <w:t xml:space="preserve"> as per role earlier signedin </w:t>
+      </w:r>
+      <w:r>
+        <w:rPr>
+          <w:rFonts w:cstheme="minorHAnsi"/>
+          <w:color w:val="000000"/>
+          <w:lang w:val="en-GB"/>
+        </w:rPr>
+        <w:t xml:space="preserve">. </w:t>
       </w:r>
       <w:r>
         <w:rPr>
@@ -6009,7 +5702,6 @@
         </w:rPr>
         <w:t xml:space="preserve"> is actually a </w:t>
       </w:r>
-      <w:proofErr w:type="spellStart"/>
       <w:r>
         <w:rPr>
           <w:rFonts w:cstheme="minorHAnsi"/>
@@ -6020,32 +5712,13 @@
         </w:rPr>
         <w:t>user_login_name</w:t>
       </w:r>
-      <w:proofErr w:type="spellEnd"/>
-      <w:r>
-        <w:rPr>
-          <w:rFonts w:cstheme="minorHAnsi"/>
-          <w:color w:val="000000"/>
-          <w:lang w:val="en-GB"/>
-        </w:rPr>
-        <w:t xml:space="preserve"> of </w:t>
-      </w:r>
-      <w:proofErr w:type="gramStart"/>
-      <w:r>
-        <w:rPr>
-          <w:rFonts w:cstheme="minorHAnsi"/>
-          <w:color w:val="000000"/>
-          <w:lang w:val="en-GB"/>
-        </w:rPr>
-        <w:t>users</w:t>
-      </w:r>
-      <w:proofErr w:type="gramEnd"/>
-      <w:r>
-        <w:rPr>
-          <w:rFonts w:cstheme="minorHAnsi"/>
-          <w:color w:val="000000"/>
-          <w:lang w:val="en-GB"/>
-        </w:rPr>
-        <w:t xml:space="preserve"> table. </w:t>
+      <w:r>
+        <w:rPr>
+          <w:rFonts w:cstheme="minorHAnsi"/>
+          <w:color w:val="000000"/>
+          <w:lang w:val="en-GB"/>
+        </w:rPr>
+        <w:t xml:space="preserve"> of users table. </w:t>
       </w:r>
     </w:p>
     <w:p>
@@ -6089,27 +5762,8 @@
           <w:color w:val="000000"/>
           <w:lang w:val="en-GB"/>
         </w:rPr>
-        <w:t xml:space="preserve">If user give incorrect password 5 times in </w:t>
-      </w:r>
-      <w:proofErr w:type="gramStart"/>
-      <w:r>
-        <w:rPr>
-          <w:rFonts w:cstheme="minorHAnsi"/>
-          <w:color w:val="000000"/>
-          <w:lang w:val="en-GB"/>
-        </w:rPr>
-        <w:t>sequence ,</w:t>
-      </w:r>
-      <w:proofErr w:type="gramEnd"/>
-      <w:r>
-        <w:rPr>
-          <w:rFonts w:cstheme="minorHAnsi"/>
-          <w:color w:val="000000"/>
-          <w:lang w:val="en-GB"/>
-        </w:rPr>
-        <w:t xml:space="preserve"> then user will be locked. It means </w:t>
-      </w:r>
-      <w:proofErr w:type="spellStart"/>
+        <w:t xml:space="preserve">If user give incorrect password 5 times in sequence , then user will be locked. It means </w:t>
+      </w:r>
       <w:r>
         <w:rPr>
           <w:rFonts w:cstheme="minorHAnsi"/>
@@ -6120,7 +5774,6 @@
         </w:rPr>
         <w:t>user_is_locked_flag</w:t>
       </w:r>
-      <w:proofErr w:type="spellEnd"/>
       <w:r>
         <w:rPr>
           <w:rFonts w:cstheme="minorHAnsi"/>
@@ -6149,25 +5802,7 @@
           <w:color w:val="000000"/>
           <w:lang w:val="en-GB"/>
         </w:rPr>
-        <w:t xml:space="preserve">If user is locked then message to appear – ‘User is locked due to multiple incorrect </w:t>
-      </w:r>
-      <w:proofErr w:type="gramStart"/>
-      <w:r>
-        <w:rPr>
-          <w:rFonts w:cstheme="minorHAnsi"/>
-          <w:color w:val="000000"/>
-          <w:lang w:val="en-GB"/>
-        </w:rPr>
-        <w:t>password</w:t>
-      </w:r>
-      <w:proofErr w:type="gramEnd"/>
-      <w:r>
-        <w:rPr>
-          <w:rFonts w:cstheme="minorHAnsi"/>
-          <w:color w:val="000000"/>
-          <w:lang w:val="en-GB"/>
-        </w:rPr>
-        <w:t>. Kindly contact Office’</w:t>
+        <w:t>If user is locked then message to appear – ‘User is locked due to multiple incorrect password. Kindly contact Office’</w:t>
       </w:r>
     </w:p>
     <w:p>
@@ -6191,7 +5826,6 @@
         </w:rPr>
         <w:t xml:space="preserve">Allow users to login if user is active and does not allow users to login if user is inactive. Validation on </w:t>
       </w:r>
-      <w:proofErr w:type="spellStart"/>
       <w:r>
         <w:rPr>
           <w:rFonts w:cstheme="minorHAnsi"/>
@@ -6202,50 +5836,13 @@
         </w:rPr>
         <w:t>user_is_active_flag</w:t>
       </w:r>
-      <w:proofErr w:type="spellEnd"/>
-      <w:r>
-        <w:rPr>
-          <w:rFonts w:cstheme="minorHAnsi"/>
-          <w:color w:val="000000"/>
-          <w:lang w:val="en-GB"/>
-        </w:rPr>
-        <w:t xml:space="preserve"> field of </w:t>
-      </w:r>
-      <w:proofErr w:type="spellStart"/>
-      <w:r>
-        <w:rPr>
-          <w:rFonts w:cstheme="minorHAnsi"/>
-          <w:color w:val="000000"/>
-          <w:lang w:val="en-GB"/>
-        </w:rPr>
-        <w:t>users_</w:t>
-      </w:r>
-      <w:proofErr w:type="gramStart"/>
-      <w:r>
-        <w:rPr>
-          <w:rFonts w:cstheme="minorHAnsi"/>
-          <w:color w:val="000000"/>
-          <w:lang w:val="en-GB"/>
-        </w:rPr>
-        <w:t>screen</w:t>
-      </w:r>
-      <w:proofErr w:type="spellEnd"/>
-      <w:r>
-        <w:rPr>
-          <w:rFonts w:cstheme="minorHAnsi"/>
-          <w:color w:val="000000"/>
-          <w:lang w:val="en-GB"/>
-        </w:rPr>
-        <w:t>..</w:t>
-      </w:r>
-      <w:proofErr w:type="gramEnd"/>
-      <w:r>
-        <w:rPr>
-          <w:rFonts w:cstheme="minorHAnsi"/>
-          <w:color w:val="000000"/>
-          <w:lang w:val="en-GB"/>
-        </w:rPr>
-        <w:t xml:space="preserve"> </w:t>
+      <w:r>
+        <w:rPr>
+          <w:rFonts w:cstheme="minorHAnsi"/>
+          <w:color w:val="000000"/>
+          <w:lang w:val="en-GB"/>
+        </w:rPr>
+        <w:t xml:space="preserve"> field of users_screen.. </w:t>
       </w:r>
     </w:p>
     <w:p>
@@ -6296,35 +5893,15 @@
           <w:color w:val="000000"/>
           <w:lang w:val="en-GB"/>
         </w:rPr>
-        <w:t xml:space="preserve">When user/dealer contact </w:t>
-      </w:r>
-      <w:proofErr w:type="gramStart"/>
-      <w:r>
-        <w:rPr>
-          <w:rFonts w:cstheme="minorHAnsi"/>
-          <w:b/>
-          <w:bCs/>
-          <w:color w:val="000000"/>
-          <w:lang w:val="en-GB"/>
-        </w:rPr>
-        <w:t>office</w:t>
-      </w:r>
-      <w:r>
-        <w:rPr>
-          <w:rFonts w:cstheme="minorHAnsi"/>
-          <w:color w:val="000000"/>
-          <w:lang w:val="en-GB"/>
-        </w:rPr>
-        <w:t xml:space="preserve"> ,</w:t>
-      </w:r>
-      <w:proofErr w:type="gramEnd"/>
-      <w:r>
-        <w:rPr>
-          <w:rFonts w:cstheme="minorHAnsi"/>
-          <w:color w:val="000000"/>
-          <w:lang w:val="en-GB"/>
-        </w:rPr>
-        <w:t xml:space="preserve">  then office executive or Admin will EDIT the user</w:t>
+        <w:t>When user/dealer contact office</w:t>
+      </w:r>
+      <w:r>
+        <w:rPr>
+          <w:rFonts w:cstheme="minorHAnsi"/>
+          <w:color w:val="000000"/>
+          <w:lang w:val="en-GB"/>
+        </w:rPr>
+        <w:t xml:space="preserve"> ,  then office executive or Admin will EDIT the user</w:t>
       </w:r>
     </w:p>
     <w:p>
@@ -6547,25 +6124,7 @@
           <w:color w:val="000000"/>
           <w:lang w:val="en-GB"/>
         </w:rPr>
-        <w:t xml:space="preserve">Values to be fetched from </w:t>
-      </w:r>
-      <w:proofErr w:type="spellStart"/>
-      <w:r>
-        <w:rPr>
-          <w:rFonts w:cstheme="minorHAnsi"/>
-          <w:color w:val="000000"/>
-          <w:lang w:val="en-GB"/>
-        </w:rPr>
-        <w:t>user_roles</w:t>
-      </w:r>
-      <w:proofErr w:type="spellEnd"/>
-      <w:r>
-        <w:rPr>
-          <w:rFonts w:cstheme="minorHAnsi"/>
-          <w:color w:val="000000"/>
-          <w:lang w:val="en-GB"/>
-        </w:rPr>
-        <w:t xml:space="preserve">. Role name to be visible </w:t>
+        <w:t xml:space="preserve">Values to be fetched from user_roles. Role name to be visible </w:t>
       </w:r>
     </w:p>
     <w:p>
@@ -6609,25 +6168,7 @@
           <w:color w:val="000000"/>
           <w:lang w:val="en-GB"/>
         </w:rPr>
-        <w:t xml:space="preserve">If user select the role as </w:t>
-      </w:r>
-      <w:proofErr w:type="gramStart"/>
-      <w:r>
-        <w:rPr>
-          <w:rFonts w:cstheme="minorHAnsi"/>
-          <w:color w:val="000000"/>
-          <w:lang w:val="en-GB"/>
-        </w:rPr>
-        <w:t>Dealer</w:t>
-      </w:r>
-      <w:proofErr w:type="gramEnd"/>
-      <w:r>
-        <w:rPr>
-          <w:rFonts w:cstheme="minorHAnsi"/>
-          <w:color w:val="000000"/>
-          <w:lang w:val="en-GB"/>
-        </w:rPr>
-        <w:t xml:space="preserve"> then next dropdown named as Dealer (Mandatory) would be visible and </w:t>
+        <w:t xml:space="preserve">If user select the role as Dealer then next dropdown named as Dealer (Mandatory) would be visible and </w:t>
       </w:r>
       <w:r>
         <w:rPr>
@@ -6637,95 +6178,13 @@
         </w:rPr>
         <w:t xml:space="preserve">all the fields get </w:t>
       </w:r>
-      <w:proofErr w:type="gramStart"/>
-      <w:r>
-        <w:rPr>
-          <w:rFonts w:cstheme="minorHAnsi"/>
-          <w:color w:val="000000"/>
-          <w:lang w:val="en-GB"/>
-        </w:rPr>
-        <w:t>enabled  with</w:t>
-      </w:r>
-      <w:proofErr w:type="gramEnd"/>
-      <w:r>
-        <w:rPr>
-          <w:rFonts w:cstheme="minorHAnsi"/>
-          <w:color w:val="000000"/>
-          <w:lang w:val="en-GB"/>
-        </w:rPr>
-        <w:t xml:space="preserve"> </w:t>
-      </w:r>
-      <w:proofErr w:type="spellStart"/>
-      <w:r>
-        <w:rPr>
-          <w:rFonts w:cstheme="minorHAnsi"/>
-          <w:color w:val="000000"/>
-          <w:lang w:val="en-GB"/>
-        </w:rPr>
-        <w:t>dealer_company_name</w:t>
-      </w:r>
-      <w:proofErr w:type="spellEnd"/>
-      <w:r>
-        <w:rPr>
-          <w:rFonts w:cstheme="minorHAnsi"/>
-          <w:color w:val="000000"/>
-          <w:lang w:val="en-GB"/>
-        </w:rPr>
-        <w:t xml:space="preserve">, </w:t>
-      </w:r>
-      <w:proofErr w:type="spellStart"/>
-      <w:r>
-        <w:rPr>
-          <w:rFonts w:cstheme="minorHAnsi"/>
-          <w:color w:val="000000"/>
-          <w:lang w:val="en-GB"/>
-        </w:rPr>
-        <w:t>dealer_code</w:t>
-      </w:r>
-      <w:proofErr w:type="spellEnd"/>
-      <w:r>
-        <w:rPr>
-          <w:rFonts w:cstheme="minorHAnsi"/>
-          <w:color w:val="000000"/>
-          <w:lang w:val="en-GB"/>
-        </w:rPr>
-        <w:t xml:space="preserve"> and </w:t>
-      </w:r>
-      <w:proofErr w:type="spellStart"/>
-      <w:r>
-        <w:rPr>
-          <w:rFonts w:cstheme="minorHAnsi"/>
-          <w:color w:val="000000"/>
-          <w:lang w:val="en-GB"/>
-        </w:rPr>
-        <w:t>dealer_name</w:t>
-      </w:r>
-      <w:proofErr w:type="spellEnd"/>
-      <w:r>
-        <w:rPr>
-          <w:rFonts w:cstheme="minorHAnsi"/>
-          <w:color w:val="000000"/>
-          <w:lang w:val="en-GB"/>
-        </w:rPr>
-        <w:t xml:space="preserve"> from the </w:t>
-      </w:r>
-      <w:proofErr w:type="gramStart"/>
-      <w:r>
-        <w:rPr>
-          <w:rFonts w:cstheme="minorHAnsi"/>
-          <w:color w:val="000000"/>
-          <w:lang w:val="en-GB"/>
-        </w:rPr>
-        <w:t>dealers</w:t>
-      </w:r>
-      <w:proofErr w:type="gramEnd"/>
-      <w:r>
-        <w:rPr>
-          <w:rFonts w:cstheme="minorHAnsi"/>
-          <w:color w:val="000000"/>
-          <w:lang w:val="en-GB"/>
-        </w:rPr>
-        <w:t xml:space="preserve"> table. </w:t>
+      <w:r>
+        <w:rPr>
+          <w:rFonts w:cstheme="minorHAnsi"/>
+          <w:color w:val="000000"/>
+          <w:lang w:val="en-GB"/>
+        </w:rPr>
+        <w:t xml:space="preserve">enabled  with dealer_company_name, dealer_code and dealer_name from the dealers table. </w:t>
       </w:r>
     </w:p>
     <w:p>
@@ -6808,61 +6267,7 @@
           <w:color w:val="000000"/>
           <w:lang w:val="en-GB"/>
         </w:rPr>
-        <w:t xml:space="preserve">If user selects </w:t>
-      </w:r>
-      <w:proofErr w:type="gramStart"/>
-      <w:r>
-        <w:rPr>
-          <w:rFonts w:cstheme="minorHAnsi"/>
-          <w:color w:val="000000"/>
-          <w:lang w:val="en-GB"/>
-        </w:rPr>
-        <w:t>dealer</w:t>
-      </w:r>
-      <w:proofErr w:type="gramEnd"/>
-      <w:r>
-        <w:rPr>
-          <w:rFonts w:cstheme="minorHAnsi"/>
-          <w:color w:val="000000"/>
-          <w:lang w:val="en-GB"/>
-        </w:rPr>
-        <w:t xml:space="preserve"> then only </w:t>
-      </w:r>
-      <w:proofErr w:type="spellStart"/>
-      <w:r>
-        <w:rPr>
-          <w:rFonts w:cstheme="minorHAnsi"/>
-          <w:color w:val="000000"/>
-          <w:lang w:val="en-GB"/>
-        </w:rPr>
-        <w:t>user_login_name</w:t>
-      </w:r>
-      <w:proofErr w:type="spellEnd"/>
-      <w:r>
-        <w:rPr>
-          <w:rFonts w:cstheme="minorHAnsi"/>
-          <w:color w:val="000000"/>
-          <w:lang w:val="en-GB"/>
-        </w:rPr>
-        <w:t xml:space="preserve"> and </w:t>
-      </w:r>
-      <w:proofErr w:type="spellStart"/>
-      <w:r>
-        <w:rPr>
-          <w:rFonts w:cstheme="minorHAnsi"/>
-          <w:color w:val="000000"/>
-          <w:lang w:val="en-GB"/>
-        </w:rPr>
-        <w:t>user_password</w:t>
-      </w:r>
-      <w:proofErr w:type="spellEnd"/>
-      <w:r>
-        <w:rPr>
-          <w:rFonts w:cstheme="minorHAnsi"/>
-          <w:color w:val="000000"/>
-          <w:lang w:val="en-GB"/>
-        </w:rPr>
-        <w:t xml:space="preserve"> would be visible and editable. One dealer can have multiple users as well, so show the existing users for the selected dealer at the end. </w:t>
+        <w:t xml:space="preserve">If user selects dealer then only user_login_name and user_password would be visible and editable. One dealer can have multiple users as well, so show the existing users for the selected dealer at the end. </w:t>
       </w:r>
     </w:p>
     <w:p>
@@ -6884,25 +6289,7 @@
           <w:color w:val="000000"/>
           <w:lang w:val="en-GB"/>
         </w:rPr>
-        <w:t xml:space="preserve">If user selects any other value in role apart from </w:t>
-      </w:r>
-      <w:proofErr w:type="gramStart"/>
-      <w:r>
-        <w:rPr>
-          <w:rFonts w:cstheme="minorHAnsi"/>
-          <w:color w:val="000000"/>
-          <w:lang w:val="en-GB"/>
-        </w:rPr>
-        <w:t>dealer</w:t>
-      </w:r>
-      <w:proofErr w:type="gramEnd"/>
-      <w:r>
-        <w:rPr>
-          <w:rFonts w:cstheme="minorHAnsi"/>
-          <w:color w:val="000000"/>
-          <w:lang w:val="en-GB"/>
-        </w:rPr>
-        <w:t xml:space="preserve"> then All the fields like user login name, user password, user name, user phone, user email should be editable and visible.</w:t>
+        <w:t>If user selects any other value in role apart from dealer then All the fields like user login name, user password, user name, user phone, user email should be editable and visible.</w:t>
       </w:r>
     </w:p>
     <w:p>
@@ -6924,43 +6311,7 @@
           <w:color w:val="000000"/>
           <w:lang w:val="en-GB"/>
         </w:rPr>
-        <w:t xml:space="preserve">User login name (Mandatory) – linked to field </w:t>
-      </w:r>
-      <w:proofErr w:type="spellStart"/>
-      <w:r>
-        <w:rPr>
-          <w:rFonts w:cstheme="minorHAnsi"/>
-          <w:color w:val="000000"/>
-          <w:lang w:val="en-GB"/>
-        </w:rPr>
-        <w:t>user_login_name</w:t>
-      </w:r>
-      <w:proofErr w:type="spellEnd"/>
-      <w:r>
-        <w:rPr>
-          <w:rFonts w:cstheme="minorHAnsi"/>
-          <w:color w:val="000000"/>
-          <w:lang w:val="en-GB"/>
-        </w:rPr>
-        <w:t xml:space="preserve"> in </w:t>
-      </w:r>
-      <w:proofErr w:type="gramStart"/>
-      <w:r>
-        <w:rPr>
-          <w:rFonts w:cstheme="minorHAnsi"/>
-          <w:color w:val="000000"/>
-          <w:lang w:val="en-GB"/>
-        </w:rPr>
-        <w:t>users</w:t>
-      </w:r>
-      <w:proofErr w:type="gramEnd"/>
-      <w:r>
-        <w:rPr>
-          <w:rFonts w:cstheme="minorHAnsi"/>
-          <w:color w:val="000000"/>
-          <w:lang w:val="en-GB"/>
-        </w:rPr>
-        <w:t xml:space="preserve"> table. User allow to enter as free text in either of roles selected.</w:t>
+        <w:t>User login name (Mandatory) – linked to field user_login_name in users table. User allow to enter as free text in either of roles selected.</w:t>
       </w:r>
     </w:p>
     <w:p>
@@ -6982,79 +6333,7 @@
           <w:color w:val="000000"/>
           <w:lang w:val="en-GB"/>
         </w:rPr>
-        <w:t xml:space="preserve">Next field password (Mandatory). It will save the value in hash format in </w:t>
-      </w:r>
-      <w:proofErr w:type="spellStart"/>
-      <w:r>
-        <w:rPr>
-          <w:rFonts w:cstheme="minorHAnsi"/>
-          <w:color w:val="000000"/>
-          <w:lang w:val="en-GB"/>
-        </w:rPr>
-        <w:t>password_hash</w:t>
-      </w:r>
-      <w:proofErr w:type="spellEnd"/>
-      <w:r>
-        <w:rPr>
-          <w:rFonts w:cstheme="minorHAnsi"/>
-          <w:color w:val="000000"/>
-          <w:lang w:val="en-GB"/>
-        </w:rPr>
-        <w:t xml:space="preserve"> field of </w:t>
-      </w:r>
-      <w:proofErr w:type="gramStart"/>
-      <w:r>
-        <w:rPr>
-          <w:rFonts w:cstheme="minorHAnsi"/>
-          <w:color w:val="000000"/>
-          <w:lang w:val="en-GB"/>
-        </w:rPr>
-        <w:t>users</w:t>
-      </w:r>
-      <w:proofErr w:type="gramEnd"/>
-      <w:r>
-        <w:rPr>
-          <w:rFonts w:cstheme="minorHAnsi"/>
-          <w:color w:val="000000"/>
-          <w:lang w:val="en-GB"/>
-        </w:rPr>
-        <w:t xml:space="preserve"> table. </w:t>
-      </w:r>
-      <w:proofErr w:type="gramStart"/>
-      <w:r>
-        <w:rPr>
-          <w:rFonts w:cstheme="minorHAnsi"/>
-          <w:color w:val="000000"/>
-          <w:lang w:val="en-GB"/>
-        </w:rPr>
-        <w:t>However</w:t>
-      </w:r>
-      <w:proofErr w:type="gramEnd"/>
-      <w:r>
-        <w:rPr>
-          <w:rFonts w:cstheme="minorHAnsi"/>
-          <w:color w:val="000000"/>
-          <w:lang w:val="en-GB"/>
-        </w:rPr>
-        <w:t xml:space="preserve"> it should have icon to </w:t>
-      </w:r>
-      <w:proofErr w:type="gramStart"/>
-      <w:r>
-        <w:rPr>
-          <w:rFonts w:cstheme="minorHAnsi"/>
-          <w:color w:val="000000"/>
-          <w:lang w:val="en-GB"/>
-        </w:rPr>
-        <w:t>show  the</w:t>
-      </w:r>
-      <w:proofErr w:type="gramEnd"/>
-      <w:r>
-        <w:rPr>
-          <w:rFonts w:cstheme="minorHAnsi"/>
-          <w:color w:val="000000"/>
-          <w:lang w:val="en-GB"/>
-        </w:rPr>
-        <w:t xml:space="preserve"> entered password as plain text </w:t>
+        <w:t xml:space="preserve">Next field password (Mandatory). It will save the value in hash format in password_hash field of users table. However it should have icon to show  the entered password as plain text </w:t>
       </w:r>
     </w:p>
     <w:p>
@@ -7098,61 +6377,7 @@
           <w:color w:val="000000"/>
           <w:lang w:val="en-GB"/>
         </w:rPr>
-        <w:t xml:space="preserve">Next </w:t>
-      </w:r>
-      <w:proofErr w:type="gramStart"/>
-      <w:r>
-        <w:rPr>
-          <w:rFonts w:cstheme="minorHAnsi"/>
-          <w:color w:val="000000"/>
-          <w:lang w:val="en-GB"/>
-        </w:rPr>
-        <w:t>field :</w:t>
-      </w:r>
-      <w:proofErr w:type="gramEnd"/>
-      <w:r>
-        <w:rPr>
-          <w:rFonts w:cstheme="minorHAnsi"/>
-          <w:color w:val="000000"/>
-          <w:lang w:val="en-GB"/>
-        </w:rPr>
-        <w:t xml:space="preserve"> Phone (Not mandatory, optional) – it should be saved in </w:t>
-      </w:r>
-      <w:proofErr w:type="spellStart"/>
-      <w:r>
-        <w:rPr>
-          <w:rFonts w:cstheme="minorHAnsi"/>
-          <w:color w:val="000000"/>
-          <w:lang w:val="en-GB"/>
-        </w:rPr>
-        <w:t>user_phone</w:t>
-      </w:r>
-      <w:proofErr w:type="spellEnd"/>
-      <w:r>
-        <w:rPr>
-          <w:rFonts w:cstheme="minorHAnsi"/>
-          <w:color w:val="000000"/>
-          <w:lang w:val="en-GB"/>
-        </w:rPr>
-        <w:t xml:space="preserve"> field of </w:t>
-      </w:r>
-      <w:proofErr w:type="gramStart"/>
-      <w:r>
-        <w:rPr>
-          <w:rFonts w:cstheme="minorHAnsi"/>
-          <w:color w:val="000000"/>
-          <w:lang w:val="en-GB"/>
-        </w:rPr>
-        <w:t>users</w:t>
-      </w:r>
-      <w:proofErr w:type="gramEnd"/>
-      <w:r>
-        <w:rPr>
-          <w:rFonts w:cstheme="minorHAnsi"/>
-          <w:color w:val="000000"/>
-          <w:lang w:val="en-GB"/>
-        </w:rPr>
-        <w:t xml:space="preserve"> table. It should be allowed only 10 chars. It can be Null, </w:t>
+        <w:t xml:space="preserve">Next field : Phone (Not mandatory, optional) – it should be saved in user_phone field of users table. It should be allowed only 10 chars. It can be Null, </w:t>
       </w:r>
     </w:p>
     <w:p>
@@ -7174,79 +6399,7 @@
           <w:color w:val="000000"/>
           <w:lang w:val="en-GB"/>
         </w:rPr>
-        <w:t xml:space="preserve">Next </w:t>
-      </w:r>
-      <w:proofErr w:type="gramStart"/>
-      <w:r>
-        <w:rPr>
-          <w:rFonts w:cstheme="minorHAnsi"/>
-          <w:color w:val="000000"/>
-          <w:lang w:val="en-GB"/>
-        </w:rPr>
-        <w:t>field :</w:t>
-      </w:r>
-      <w:proofErr w:type="gramEnd"/>
-      <w:r>
-        <w:rPr>
-          <w:rFonts w:cstheme="minorHAnsi"/>
-          <w:color w:val="000000"/>
-          <w:lang w:val="en-GB"/>
-        </w:rPr>
-        <w:t xml:space="preserve"> Email (Not mandatory, optional) – it should be having @ validation check, </w:t>
-      </w:r>
-      <w:proofErr w:type="gramStart"/>
-      <w:r>
-        <w:rPr>
-          <w:rFonts w:cstheme="minorHAnsi"/>
-          <w:color w:val="000000"/>
-          <w:lang w:val="en-GB"/>
-        </w:rPr>
-        <w:t>It</w:t>
-      </w:r>
-      <w:proofErr w:type="gramEnd"/>
-      <w:r>
-        <w:rPr>
-          <w:rFonts w:cstheme="minorHAnsi"/>
-          <w:color w:val="000000"/>
-          <w:lang w:val="en-GB"/>
-        </w:rPr>
-        <w:t xml:space="preserve"> can be null. Its linked to </w:t>
-      </w:r>
-      <w:proofErr w:type="spellStart"/>
-      <w:r>
-        <w:rPr>
-          <w:rFonts w:cstheme="minorHAnsi"/>
-          <w:color w:val="000000"/>
-          <w:lang w:val="en-GB"/>
-        </w:rPr>
-        <w:t>user_email</w:t>
-      </w:r>
-      <w:proofErr w:type="spellEnd"/>
-      <w:r>
-        <w:rPr>
-          <w:rFonts w:cstheme="minorHAnsi"/>
-          <w:color w:val="000000"/>
-          <w:lang w:val="en-GB"/>
-        </w:rPr>
-        <w:t xml:space="preserve"> field in </w:t>
-      </w:r>
-      <w:proofErr w:type="gramStart"/>
-      <w:r>
-        <w:rPr>
-          <w:rFonts w:cstheme="minorHAnsi"/>
-          <w:color w:val="000000"/>
-          <w:lang w:val="en-GB"/>
-        </w:rPr>
-        <w:t>users</w:t>
-      </w:r>
-      <w:proofErr w:type="gramEnd"/>
-      <w:r>
-        <w:rPr>
-          <w:rFonts w:cstheme="minorHAnsi"/>
-          <w:color w:val="000000"/>
-          <w:lang w:val="en-GB"/>
-        </w:rPr>
-        <w:t xml:space="preserve"> table</w:t>
+        <w:t>Next field : Email (Not mandatory, optional) – it should be having @ validation check, It can be null. Its linked to user_email field in users table</w:t>
       </w:r>
     </w:p>
     <w:p>
@@ -7284,59 +6437,39 @@
           <w:lang w:val="en-GB"/>
         </w:rPr>
       </w:pPr>
-      <w:proofErr w:type="spellStart"/>
-      <w:r>
-        <w:rPr>
-          <w:rFonts w:cstheme="minorHAnsi"/>
-          <w:color w:val="000000"/>
-          <w:lang w:val="en-GB"/>
-        </w:rPr>
-        <w:t>user_is_locked_flag</w:t>
-      </w:r>
-      <w:proofErr w:type="spellEnd"/>
-      <w:r>
-        <w:rPr>
-          <w:rFonts w:cstheme="minorHAnsi"/>
-          <w:color w:val="000000"/>
-          <w:lang w:val="en-GB"/>
-        </w:rPr>
-        <w:t xml:space="preserve"> field not to be visible on this UI screen. Initially set it default as false</w:t>
-      </w:r>
-    </w:p>
-    <w:p>
-      <w:pPr>
-        <w:rPr>
-          <w:rFonts w:cstheme="minorHAnsi"/>
-          <w:color w:val="000000"/>
-          <w:lang w:val="en-GB"/>
-        </w:rPr>
-      </w:pPr>
-    </w:p>
-    <w:p>
-      <w:pPr>
-        <w:rPr>
-          <w:rFonts w:cstheme="minorHAnsi"/>
-          <w:color w:val="000000"/>
-          <w:lang w:val="en-GB"/>
-        </w:rPr>
-      </w:pPr>
-      <w:proofErr w:type="gramStart"/>
-      <w:r>
-        <w:rPr>
-          <w:rFonts w:cstheme="minorHAnsi"/>
-          <w:color w:val="000000"/>
-          <w:lang w:val="en-GB"/>
-        </w:rPr>
-        <w:t>Note :</w:t>
-      </w:r>
-      <w:proofErr w:type="gramEnd"/>
-      <w:r>
-        <w:rPr>
-          <w:rFonts w:cstheme="minorHAnsi"/>
-          <w:color w:val="000000"/>
-          <w:lang w:val="en-GB"/>
-        </w:rPr>
-        <w:t xml:space="preserve">  office executive/Admin will create the user</w:t>
+      <w:r>
+        <w:rPr>
+          <w:rFonts w:cstheme="minorHAnsi"/>
+          <w:color w:val="000000"/>
+          <w:lang w:val="en-GB"/>
+        </w:rPr>
+        <w:t>user_is_locked_flag field not to be visible on this UI screen. Initially set it default as false</w:t>
+      </w:r>
+    </w:p>
+    <w:p>
+      <w:pPr>
+        <w:rPr>
+          <w:rFonts w:cstheme="minorHAnsi"/>
+          <w:color w:val="000000"/>
+          <w:lang w:val="en-GB"/>
+        </w:rPr>
+      </w:pPr>
+    </w:p>
+    <w:p>
+      <w:pPr>
+        <w:rPr>
+          <w:rFonts w:cstheme="minorHAnsi"/>
+          <w:color w:val="000000"/>
+          <w:lang w:val="en-GB"/>
+        </w:rPr>
+      </w:pPr>
+      <w:r>
+        <w:rPr>
+          <w:rFonts w:cstheme="minorHAnsi"/>
+          <w:color w:val="000000"/>
+          <w:lang w:val="en-GB"/>
+        </w:rPr>
+        <w:t>Note :  office executive/Admin will create the user</w:t>
       </w:r>
     </w:p>
     <w:p>
@@ -7380,25 +6513,7 @@
           <w:color w:val="000000"/>
           <w:lang w:val="en-GB"/>
         </w:rPr>
-        <w:t xml:space="preserve">If role is </w:t>
-      </w:r>
-      <w:proofErr w:type="gramStart"/>
-      <w:r>
-        <w:rPr>
-          <w:rFonts w:cstheme="minorHAnsi"/>
-          <w:color w:val="000000"/>
-          <w:lang w:val="en-GB"/>
-        </w:rPr>
-        <w:t>Dealer</w:t>
-      </w:r>
-      <w:proofErr w:type="gramEnd"/>
-      <w:r>
-        <w:rPr>
-          <w:rFonts w:cstheme="minorHAnsi"/>
-          <w:color w:val="000000"/>
-          <w:lang w:val="en-GB"/>
-        </w:rPr>
-        <w:t xml:space="preserve"> then select Dealer and then enter login name, password</w:t>
+        <w:t>If role is Dealer then select Dealer and then enter login name, password</w:t>
       </w:r>
     </w:p>
     <w:p>
@@ -7422,25 +6537,7 @@
           <w:color w:val="000000"/>
           <w:lang w:val="en-GB"/>
         </w:rPr>
-        <w:t xml:space="preserve">If role is not </w:t>
-      </w:r>
-      <w:proofErr w:type="gramStart"/>
-      <w:r>
-        <w:rPr>
-          <w:rFonts w:cstheme="minorHAnsi"/>
-          <w:color w:val="000000"/>
-          <w:lang w:val="en-GB"/>
-        </w:rPr>
-        <w:t>Dealer</w:t>
-      </w:r>
-      <w:proofErr w:type="gramEnd"/>
-      <w:r>
-        <w:rPr>
-          <w:rFonts w:cstheme="minorHAnsi"/>
-          <w:color w:val="000000"/>
-          <w:lang w:val="en-GB"/>
-        </w:rPr>
-        <w:t xml:space="preserve"> then directly enter login name (without selecting dealer)</w:t>
+        <w:t>If role is not Dealer then directly enter login name (without selecting dealer)</w:t>
       </w:r>
     </w:p>
     <w:p>
@@ -7561,7 +6658,6 @@
           <w:lang w:val="en-GB"/>
         </w:rPr>
       </w:pPr>
-      <w:proofErr w:type="gramStart"/>
       <w:r>
         <w:rPr>
           <w:rFonts w:cstheme="minorHAnsi"/>
@@ -7578,7 +6674,6 @@
         </w:rPr>
         <w:t>:</w:t>
       </w:r>
-      <w:proofErr w:type="gramEnd"/>
       <w:r>
         <w:rPr>
           <w:rFonts w:cstheme="minorHAnsi"/>
@@ -7607,25 +6702,7 @@
           <w:color w:val="000000"/>
           <w:lang w:val="en-GB"/>
         </w:rPr>
-        <w:t xml:space="preserve">If role is </w:t>
-      </w:r>
-      <w:proofErr w:type="gramStart"/>
-      <w:r>
-        <w:rPr>
-          <w:rFonts w:cstheme="minorHAnsi"/>
-          <w:color w:val="000000"/>
-          <w:lang w:val="en-GB"/>
-        </w:rPr>
-        <w:t>Dealer</w:t>
-      </w:r>
-      <w:proofErr w:type="gramEnd"/>
-      <w:r>
-        <w:rPr>
-          <w:rFonts w:cstheme="minorHAnsi"/>
-          <w:color w:val="000000"/>
-          <w:lang w:val="en-GB"/>
-        </w:rPr>
-        <w:t xml:space="preserve"> then shown the Dealer name as well. Dealer name to be visible but not editable. </w:t>
+        <w:t xml:space="preserve">If role is Dealer then shown the Dealer name as well. Dealer name to be visible but not editable. </w:t>
       </w:r>
     </w:p>
     <w:p>
@@ -7669,43 +6746,7 @@
           <w:color w:val="000000"/>
           <w:lang w:val="en-GB"/>
         </w:rPr>
-        <w:t xml:space="preserve">Password linked to </w:t>
-      </w:r>
-      <w:proofErr w:type="spellStart"/>
-      <w:r>
-        <w:rPr>
-          <w:rFonts w:cstheme="minorHAnsi"/>
-          <w:color w:val="000000"/>
-          <w:lang w:val="en-GB"/>
-        </w:rPr>
-        <w:t>user_password</w:t>
-      </w:r>
-      <w:proofErr w:type="spellEnd"/>
-      <w:r>
-        <w:rPr>
-          <w:rFonts w:cstheme="minorHAnsi"/>
-          <w:color w:val="000000"/>
-          <w:lang w:val="en-GB"/>
-        </w:rPr>
-        <w:t xml:space="preserve"> field in </w:t>
-      </w:r>
-      <w:proofErr w:type="gramStart"/>
-      <w:r>
-        <w:rPr>
-          <w:rFonts w:cstheme="minorHAnsi"/>
-          <w:color w:val="000000"/>
-          <w:lang w:val="en-GB"/>
-        </w:rPr>
-        <w:t>users</w:t>
-      </w:r>
-      <w:proofErr w:type="gramEnd"/>
-      <w:r>
-        <w:rPr>
-          <w:rFonts w:cstheme="minorHAnsi"/>
-          <w:color w:val="000000"/>
-          <w:lang w:val="en-GB"/>
-        </w:rPr>
-        <w:t xml:space="preserve"> table. It should be visible and editable. </w:t>
+        <w:t xml:space="preserve">Password linked to user_password field in users table. It should be visible and editable. </w:t>
       </w:r>
     </w:p>
     <w:p>
@@ -7727,43 +6768,7 @@
           <w:color w:val="000000"/>
           <w:lang w:val="en-GB"/>
         </w:rPr>
-        <w:t xml:space="preserve">Phone is visible and editable. </w:t>
-      </w:r>
-      <w:proofErr w:type="spellStart"/>
-      <w:r>
-        <w:rPr>
-          <w:rFonts w:cstheme="minorHAnsi"/>
-          <w:color w:val="000000"/>
-          <w:lang w:val="en-GB"/>
-        </w:rPr>
-        <w:t>User_phone</w:t>
-      </w:r>
-      <w:proofErr w:type="spellEnd"/>
-      <w:r>
-        <w:rPr>
-          <w:rFonts w:cstheme="minorHAnsi"/>
-          <w:color w:val="000000"/>
-          <w:lang w:val="en-GB"/>
-        </w:rPr>
-        <w:t xml:space="preserve"> field of </w:t>
-      </w:r>
-      <w:proofErr w:type="gramStart"/>
-      <w:r>
-        <w:rPr>
-          <w:rFonts w:cstheme="minorHAnsi"/>
-          <w:color w:val="000000"/>
-          <w:lang w:val="en-GB"/>
-        </w:rPr>
-        <w:t>users</w:t>
-      </w:r>
-      <w:proofErr w:type="gramEnd"/>
-      <w:r>
-        <w:rPr>
-          <w:rFonts w:cstheme="minorHAnsi"/>
-          <w:color w:val="000000"/>
-          <w:lang w:val="en-GB"/>
-        </w:rPr>
-        <w:t xml:space="preserve"> table. Its optional.</w:t>
+        <w:t>Phone is visible and editable. User_phone field of users table. Its optional.</w:t>
       </w:r>
     </w:p>
     <w:p>
@@ -7785,43 +6790,7 @@
           <w:color w:val="000000"/>
           <w:lang w:val="en-GB"/>
         </w:rPr>
-        <w:t xml:space="preserve">Email is visible and editable. </w:t>
-      </w:r>
-      <w:proofErr w:type="spellStart"/>
-      <w:r>
-        <w:rPr>
-          <w:rFonts w:cstheme="minorHAnsi"/>
-          <w:color w:val="000000"/>
-          <w:lang w:val="en-GB"/>
-        </w:rPr>
-        <w:t>User_email</w:t>
-      </w:r>
-      <w:proofErr w:type="spellEnd"/>
-      <w:r>
-        <w:rPr>
-          <w:rFonts w:cstheme="minorHAnsi"/>
-          <w:color w:val="000000"/>
-          <w:lang w:val="en-GB"/>
-        </w:rPr>
-        <w:t xml:space="preserve"> field of </w:t>
-      </w:r>
-      <w:proofErr w:type="gramStart"/>
-      <w:r>
-        <w:rPr>
-          <w:rFonts w:cstheme="minorHAnsi"/>
-          <w:color w:val="000000"/>
-          <w:lang w:val="en-GB"/>
-        </w:rPr>
-        <w:t>users</w:t>
-      </w:r>
-      <w:proofErr w:type="gramEnd"/>
-      <w:r>
-        <w:rPr>
-          <w:rFonts w:cstheme="minorHAnsi"/>
-          <w:color w:val="000000"/>
-          <w:lang w:val="en-GB"/>
-        </w:rPr>
-        <w:t xml:space="preserve"> table. Its optional.</w:t>
+        <w:t>Email is visible and editable. User_email field of users table. Its optional.</w:t>
       </w:r>
     </w:p>
     <w:p>
@@ -7843,25 +6812,7 @@
           <w:color w:val="000000"/>
           <w:lang w:val="en-GB"/>
         </w:rPr>
-        <w:t xml:space="preserve">User is Active on UI screen is visible and editable. Users are not allowed to delete. Hence it </w:t>
-      </w:r>
-      <w:proofErr w:type="gramStart"/>
-      <w:r>
-        <w:rPr>
-          <w:rFonts w:cstheme="minorHAnsi"/>
-          <w:color w:val="000000"/>
-          <w:lang w:val="en-GB"/>
-        </w:rPr>
-        <w:t>work</w:t>
-      </w:r>
-      <w:proofErr w:type="gramEnd"/>
-      <w:r>
-        <w:rPr>
-          <w:rFonts w:cstheme="minorHAnsi"/>
-          <w:color w:val="000000"/>
-          <w:lang w:val="en-GB"/>
-        </w:rPr>
-        <w:t xml:space="preserve"> like soft delete.</w:t>
+        <w:t>User is Active on UI screen is visible and editable. Users are not allowed to delete. Hence it work like soft delete.</w:t>
       </w:r>
     </w:p>
     <w:p>
@@ -8173,21 +7124,7 @@
         <w:rPr>
           <w:rFonts w:cstheme="minorHAnsi"/>
         </w:rPr>
-        <w:t xml:space="preserve"> </w:t>
-      </w:r>
-      <w:proofErr w:type="spellStart"/>
-      <w:r>
-        <w:rPr>
-          <w:rFonts w:cstheme="minorHAnsi"/>
-        </w:rPr>
-        <w:t>unhold</w:t>
-      </w:r>
-      <w:proofErr w:type="spellEnd"/>
-      <w:r>
-        <w:rPr>
-          <w:rFonts w:cstheme="minorHAnsi"/>
-        </w:rPr>
-        <w:t xml:space="preserve"> the order which the</w:t>
+        <w:t xml:space="preserve"> unhold the order which the</w:t>
       </w:r>
       <w:r>
         <w:rPr>
@@ -8199,21 +7136,7 @@
         <w:rPr>
           <w:rFonts w:cstheme="minorHAnsi"/>
         </w:rPr>
-        <w:t xml:space="preserve"> have put on hold. Order put on hold by admin cannot be </w:t>
-      </w:r>
-      <w:proofErr w:type="spellStart"/>
-      <w:r>
-        <w:rPr>
-          <w:rFonts w:cstheme="minorHAnsi"/>
-        </w:rPr>
-        <w:t>unhold</w:t>
-      </w:r>
-      <w:proofErr w:type="spellEnd"/>
-      <w:r>
-        <w:rPr>
-          <w:rFonts w:cstheme="minorHAnsi"/>
-        </w:rPr>
-        <w:t xml:space="preserve"> by dealer</w:t>
+        <w:t xml:space="preserve"> have put on hold. Order put on hold by admin cannot be unhold by dealer</w:t>
       </w:r>
     </w:p>
     <w:p>
@@ -8404,16 +7327,8 @@
         <w:rPr>
           <w:rFonts w:cstheme="minorHAnsi"/>
         </w:rPr>
-        <w:t xml:space="preserve"> to </w:t>
-      </w:r>
-      <w:proofErr w:type="spellStart"/>
-      <w:r>
-        <w:rPr>
-          <w:rFonts w:cstheme="minorHAnsi"/>
-        </w:rPr>
-        <w:t>order_placed</w:t>
-      </w:r>
-      <w:proofErr w:type="spellEnd"/>
+        <w:t xml:space="preserve"> to order_placed</w:t>
+      </w:r>
       <w:r>
         <w:rPr>
           <w:rFonts w:cstheme="minorHAnsi"/>
@@ -8520,7 +7435,6 @@
         </w:rPr>
         <w:t xml:space="preserve">If order status is </w:t>
       </w:r>
-      <w:proofErr w:type="spellStart"/>
       <w:r>
         <w:rPr>
           <w:rFonts w:cstheme="minorHAnsi"/>
@@ -8529,7 +7443,6 @@
         </w:rPr>
         <w:t>order_placed</w:t>
       </w:r>
-      <w:proofErr w:type="spellEnd"/>
       <w:r>
         <w:rPr>
           <w:rFonts w:cstheme="minorHAnsi"/>
@@ -8542,7 +7455,6 @@
         </w:rPr>
         <w:t xml:space="preserve">can hold the order and status change to </w:t>
       </w:r>
-      <w:proofErr w:type="spellStart"/>
       <w:r>
         <w:rPr>
           <w:rFonts w:cstheme="minorHAnsi"/>
@@ -8559,7 +7471,6 @@
         </w:rPr>
         <w:t>nhold</w:t>
       </w:r>
-      <w:proofErr w:type="spellEnd"/>
     </w:p>
     <w:p>
       <w:pPr>
@@ -8579,7 +7490,6 @@
         </w:rPr>
         <w:t xml:space="preserve">If order status is </w:t>
       </w:r>
-      <w:proofErr w:type="spellStart"/>
       <w:r>
         <w:rPr>
           <w:rFonts w:cstheme="minorHAnsi"/>
@@ -8588,7 +7498,6 @@
         </w:rPr>
         <w:t>onhold</w:t>
       </w:r>
-      <w:proofErr w:type="spellEnd"/>
       <w:r>
         <w:rPr>
           <w:rFonts w:cstheme="minorHAnsi"/>
@@ -8599,23 +7508,8 @@
         <w:rPr>
           <w:rFonts w:cstheme="minorHAnsi"/>
         </w:rPr>
-        <w:t xml:space="preserve">can </w:t>
-      </w:r>
-      <w:proofErr w:type="spellStart"/>
-      <w:r>
-        <w:rPr>
-          <w:rFonts w:cstheme="minorHAnsi"/>
-        </w:rPr>
-        <w:t>unhold</w:t>
-      </w:r>
-      <w:proofErr w:type="spellEnd"/>
-      <w:r>
-        <w:rPr>
-          <w:rFonts w:cstheme="minorHAnsi"/>
-        </w:rPr>
-        <w:t xml:space="preserve"> the order and status change back to </w:t>
-      </w:r>
-      <w:proofErr w:type="spellStart"/>
+        <w:t xml:space="preserve">can unhold the order and status change back to </w:t>
+      </w:r>
       <w:r>
         <w:rPr>
           <w:rFonts w:cstheme="minorHAnsi"/>
@@ -8624,7 +7518,6 @@
         </w:rPr>
         <w:t>order_placed</w:t>
       </w:r>
-      <w:proofErr w:type="spellEnd"/>
     </w:p>
     <w:p>
       <w:pPr>
@@ -8925,67 +7818,7 @@
           <w:szCs w:val="20"/>
           <w:lang w:val="en-GB" w:eastAsia="en-IN"/>
         </w:rPr>
-        <w:t xml:space="preserve">If sum of </w:t>
-      </w:r>
-      <w:proofErr w:type="spellStart"/>
-      <w:r>
-        <w:rPr>
-          <w:rFonts w:ascii="Helvetica Neue" w:eastAsiaTheme="minorEastAsia" w:hAnsi="Helvetica Neue" w:cs="Helvetica Neue"/>
-          <w:sz w:val="20"/>
-          <w:szCs w:val="20"/>
-          <w:lang w:val="en-GB" w:eastAsia="en-IN"/>
-        </w:rPr>
-        <w:t>order_bags</w:t>
-      </w:r>
-      <w:proofErr w:type="spellEnd"/>
-      <w:r>
-        <w:rPr>
-          <w:rFonts w:ascii="Helvetica Neue" w:eastAsiaTheme="minorEastAsia" w:hAnsi="Helvetica Neue" w:cs="Helvetica Neue"/>
-          <w:sz w:val="20"/>
-          <w:szCs w:val="20"/>
-          <w:lang w:val="en-GB" w:eastAsia="en-IN"/>
-        </w:rPr>
-        <w:t xml:space="preserve"> = sum of </w:t>
-      </w:r>
-      <w:proofErr w:type="spellStart"/>
-      <w:r>
-        <w:rPr>
-          <w:rFonts w:ascii="Helvetica Neue" w:eastAsiaTheme="minorEastAsia" w:hAnsi="Helvetica Neue" w:cs="Helvetica Neue"/>
-          <w:sz w:val="20"/>
-          <w:szCs w:val="20"/>
-          <w:lang w:val="en-GB" w:eastAsia="en-IN"/>
-        </w:rPr>
-        <w:t>order_dispatch_bags</w:t>
-      </w:r>
-      <w:proofErr w:type="spellEnd"/>
-      <w:r>
-        <w:rPr>
-          <w:rFonts w:ascii="Helvetica Neue" w:eastAsiaTheme="minorEastAsia" w:hAnsi="Helvetica Neue" w:cs="Helvetica Neue"/>
-          <w:sz w:val="20"/>
-          <w:szCs w:val="20"/>
-          <w:lang w:val="en-GB" w:eastAsia="en-IN"/>
-        </w:rPr>
-        <w:t xml:space="preserve"> then status should change to </w:t>
-      </w:r>
-      <w:proofErr w:type="spellStart"/>
-      <w:r>
-        <w:rPr>
-          <w:rFonts w:ascii="Helvetica Neue" w:eastAsiaTheme="minorEastAsia" w:hAnsi="Helvetica Neue" w:cs="Helvetica Neue"/>
-          <w:sz w:val="20"/>
-          <w:szCs w:val="20"/>
-          <w:lang w:val="en-GB" w:eastAsia="en-IN"/>
-        </w:rPr>
-        <w:t>dispatch_completed</w:t>
-      </w:r>
-      <w:proofErr w:type="spellEnd"/>
-      <w:r>
-        <w:rPr>
-          <w:rFonts w:ascii="Helvetica Neue" w:eastAsiaTheme="minorEastAsia" w:hAnsi="Helvetica Neue" w:cs="Helvetica Neue"/>
-          <w:sz w:val="20"/>
-          <w:szCs w:val="20"/>
-          <w:lang w:val="en-GB" w:eastAsia="en-IN"/>
-        </w:rPr>
-        <w:t xml:space="preserve">. </w:t>
+        <w:t xml:space="preserve">If sum of order_bags = sum of order_dispatch_bags then status should change to dispatch_completed. </w:t>
       </w:r>
     </w:p>
     <w:p>
@@ -9026,87 +7859,7 @@
           <w:szCs w:val="20"/>
           <w:lang w:val="en-GB" w:eastAsia="en-IN"/>
         </w:rPr>
-        <w:t xml:space="preserve">If sum of </w:t>
-      </w:r>
-      <w:proofErr w:type="spellStart"/>
-      <w:r>
-        <w:rPr>
-          <w:rFonts w:ascii="Helvetica Neue" w:eastAsiaTheme="minorEastAsia" w:hAnsi="Helvetica Neue" w:cs="Helvetica Neue"/>
-          <w:sz w:val="20"/>
-          <w:szCs w:val="20"/>
-          <w:lang w:val="en-GB" w:eastAsia="en-IN"/>
-        </w:rPr>
-        <w:t>order_bags</w:t>
-      </w:r>
-      <w:proofErr w:type="spellEnd"/>
-      <w:r>
-        <w:rPr>
-          <w:rFonts w:ascii="Helvetica Neue" w:eastAsiaTheme="minorEastAsia" w:hAnsi="Helvetica Neue" w:cs="Helvetica Neue"/>
-          <w:sz w:val="20"/>
-          <w:szCs w:val="20"/>
-          <w:lang w:val="en-GB" w:eastAsia="en-IN"/>
-        </w:rPr>
-        <w:t xml:space="preserve"> &gt; sum of </w:t>
-      </w:r>
-      <w:proofErr w:type="spellStart"/>
-      <w:r>
-        <w:rPr>
-          <w:rFonts w:ascii="Helvetica Neue" w:eastAsiaTheme="minorEastAsia" w:hAnsi="Helvetica Neue" w:cs="Helvetica Neue"/>
-          <w:sz w:val="20"/>
-          <w:szCs w:val="20"/>
-          <w:lang w:val="en-GB" w:eastAsia="en-IN"/>
-        </w:rPr>
-        <w:t>order_dispatch_bags</w:t>
-      </w:r>
-      <w:proofErr w:type="spellEnd"/>
-      <w:r>
-        <w:rPr>
-          <w:rFonts w:ascii="Helvetica Neue" w:eastAsiaTheme="minorEastAsia" w:hAnsi="Helvetica Neue" w:cs="Helvetica Neue"/>
-          <w:sz w:val="20"/>
-          <w:szCs w:val="20"/>
-          <w:lang w:val="en-GB" w:eastAsia="en-IN"/>
-        </w:rPr>
-        <w:t xml:space="preserve"> and </w:t>
-      </w:r>
-      <w:proofErr w:type="spellStart"/>
-      <w:r>
-        <w:rPr>
-          <w:rFonts w:ascii="Helvetica Neue" w:eastAsiaTheme="minorEastAsia" w:hAnsi="Helvetica Neue" w:cs="Helvetica Neue"/>
-          <w:sz w:val="20"/>
-          <w:szCs w:val="20"/>
-          <w:lang w:val="en-GB" w:eastAsia="en-IN"/>
-        </w:rPr>
-        <w:t>order_dispatch_bags</w:t>
-      </w:r>
-      <w:proofErr w:type="spellEnd"/>
-      <w:r>
-        <w:rPr>
-          <w:rFonts w:ascii="Helvetica Neue" w:eastAsiaTheme="minorEastAsia" w:hAnsi="Helvetica Neue" w:cs="Helvetica Neue"/>
-          <w:sz w:val="20"/>
-          <w:szCs w:val="20"/>
-          <w:lang w:val="en-GB" w:eastAsia="en-IN"/>
-        </w:rPr>
-        <w:t xml:space="preserve"> is not equal to 0 then status should change to </w:t>
-      </w:r>
-      <w:proofErr w:type="spellStart"/>
-      <w:r>
-        <w:rPr>
-          <w:rFonts w:ascii="Helvetica Neue" w:eastAsiaTheme="minorEastAsia" w:hAnsi="Helvetica Neue" w:cs="Helvetica Neue"/>
-          <w:sz w:val="20"/>
-          <w:szCs w:val="20"/>
-          <w:lang w:val="en-GB" w:eastAsia="en-IN"/>
-        </w:rPr>
-        <w:t>dispatch_partial</w:t>
-      </w:r>
-      <w:proofErr w:type="spellEnd"/>
-      <w:r>
-        <w:rPr>
-          <w:rFonts w:ascii="Helvetica Neue" w:eastAsiaTheme="minorEastAsia" w:hAnsi="Helvetica Neue" w:cs="Helvetica Neue"/>
-          <w:sz w:val="20"/>
-          <w:szCs w:val="20"/>
-          <w:lang w:val="en-GB" w:eastAsia="en-IN"/>
-        </w:rPr>
-        <w:t xml:space="preserve">. </w:t>
+        <w:t xml:space="preserve">If sum of order_bags &gt; sum of order_dispatch_bags and order_dispatch_bags is not equal to 0 then status should change to dispatch_partial. </w:t>
       </w:r>
     </w:p>
     <w:p>
@@ -9147,39 +7900,8 @@
           <w:szCs w:val="20"/>
           <w:lang w:val="en-GB" w:eastAsia="en-IN"/>
         </w:rPr>
-        <w:t xml:space="preserve">If sum of </w:t>
-      </w:r>
-      <w:proofErr w:type="spellStart"/>
-      <w:r>
-        <w:rPr>
-          <w:rFonts w:ascii="Helvetica Neue" w:eastAsiaTheme="minorEastAsia" w:hAnsi="Helvetica Neue" w:cs="Helvetica Neue"/>
-          <w:sz w:val="20"/>
-          <w:szCs w:val="20"/>
-          <w:lang w:val="en-GB" w:eastAsia="en-IN"/>
-        </w:rPr>
-        <w:t>order_dispatch_bags</w:t>
-      </w:r>
-      <w:proofErr w:type="spellEnd"/>
-      <w:r>
-        <w:rPr>
-          <w:rFonts w:ascii="Helvetica Neue" w:eastAsiaTheme="minorEastAsia" w:hAnsi="Helvetica Neue" w:cs="Helvetica Neue"/>
-          <w:sz w:val="20"/>
-          <w:szCs w:val="20"/>
-          <w:lang w:val="en-GB" w:eastAsia="en-IN"/>
-        </w:rPr>
-        <w:t xml:space="preserve"> is equal to 0 then status should change to </w:t>
-      </w:r>
-      <w:proofErr w:type="spellStart"/>
-      <w:r>
-        <w:rPr>
-          <w:rFonts w:ascii="Helvetica Neue" w:eastAsiaTheme="minorEastAsia" w:hAnsi="Helvetica Neue" w:cs="Helvetica Neue"/>
-          <w:sz w:val="20"/>
-          <w:szCs w:val="20"/>
-          <w:lang w:val="en-GB" w:eastAsia="en-IN"/>
-        </w:rPr>
-        <w:t>dispatch_onhold</w:t>
-      </w:r>
-      <w:proofErr w:type="spellEnd"/>
+        <w:t>If sum of order_dispatch_bags is equal to 0 then status should change to dispatch_onhold</w:t>
+      </w:r>
     </w:p>
     <w:p>
       <w:pPr>
@@ -9317,58 +8039,20 @@
         <w:rPr>
           <w:rFonts w:cstheme="minorHAnsi"/>
         </w:rPr>
-        <w:t xml:space="preserve">status </w:t>
-      </w:r>
-      <w:proofErr w:type="spellStart"/>
-      <w:r>
-        <w:rPr>
-          <w:rFonts w:cstheme="minorHAnsi"/>
-        </w:rPr>
-        <w:t>Order_placed</w:t>
-      </w:r>
-      <w:proofErr w:type="spellEnd"/>
-      <w:r>
-        <w:rPr>
-          <w:rFonts w:cstheme="minorHAnsi"/>
-        </w:rPr>
-        <w:t xml:space="preserve">, </w:t>
-      </w:r>
-      <w:proofErr w:type="spellStart"/>
-      <w:r>
-        <w:rPr>
-          <w:rFonts w:cstheme="minorHAnsi"/>
-        </w:rPr>
-        <w:t>onhold</w:t>
-      </w:r>
-      <w:proofErr w:type="spellEnd"/>
-      <w:r>
-        <w:rPr>
-          <w:rFonts w:cstheme="minorHAnsi"/>
-        </w:rPr>
-        <w:t xml:space="preserve">, </w:t>
-      </w:r>
-      <w:proofErr w:type="spellStart"/>
-      <w:r>
-        <w:rPr>
-          <w:rFonts w:cstheme="minorHAnsi"/>
-        </w:rPr>
-        <w:t>order_accepted</w:t>
-      </w:r>
-      <w:proofErr w:type="spellEnd"/>
-      <w:r>
-        <w:rPr>
-          <w:rFonts w:cstheme="minorHAnsi"/>
-        </w:rPr>
-        <w:t xml:space="preserve">, partially dispatched, dispatched on hold, </w:t>
-      </w:r>
-      <w:proofErr w:type="spellStart"/>
-      <w:r>
-        <w:rPr>
-          <w:rFonts w:cstheme="minorHAnsi"/>
-        </w:rPr>
-        <w:t>dispatch_completed</w:t>
-      </w:r>
-      <w:proofErr w:type="spellEnd"/>
+        <w:t xml:space="preserve">status Order_placed, </w:t>
+      </w:r>
+      <w:r>
+        <w:rPr>
+          <w:rFonts w:cstheme="minorHAnsi"/>
+        </w:rPr>
+        <w:t xml:space="preserve">onhold, </w:t>
+      </w:r>
+      <w:r>
+        <w:rPr>
+          <w:rFonts w:cstheme="minorHAnsi"/>
+        </w:rPr>
+        <w:t>order_accepted, partially dispatched, dispatched on hold, dispatch_completed</w:t>
+      </w:r>
     </w:p>
     <w:p>
       <w:pPr>
@@ -9400,35 +8084,7 @@
         <w:rPr>
           <w:rFonts w:cstheme="minorHAnsi"/>
         </w:rPr>
-        <w:t xml:space="preserve"> it will show the order status as </w:t>
-      </w:r>
-      <w:proofErr w:type="spellStart"/>
-      <w:r>
-        <w:rPr>
-          <w:rFonts w:cstheme="minorHAnsi"/>
-        </w:rPr>
-        <w:t>order_placed</w:t>
-      </w:r>
-      <w:proofErr w:type="spellEnd"/>
-      <w:r>
-        <w:rPr>
-          <w:rFonts w:cstheme="minorHAnsi"/>
-        </w:rPr>
-        <w:t xml:space="preserve"> - waiting to be accepted, and </w:t>
-      </w:r>
-      <w:proofErr w:type="spellStart"/>
-      <w:r>
-        <w:rPr>
-          <w:rFonts w:cstheme="minorHAnsi"/>
-        </w:rPr>
-        <w:t>order_accepted</w:t>
-      </w:r>
-      <w:proofErr w:type="spellEnd"/>
-      <w:r>
-        <w:rPr>
-          <w:rFonts w:cstheme="minorHAnsi"/>
-        </w:rPr>
-        <w:t xml:space="preserve"> waiting to be Dispatched. After dispatch it will removed from PENDING card.</w:t>
+        <w:t xml:space="preserve"> it will show the order status as order_placed - waiting to be accepted, and order_accepted waiting to be Dispatched. After dispatch it will removed from PENDING card.</w:t>
       </w:r>
     </w:p>
     <w:p>
@@ -9534,21 +8190,7 @@
         <w:rPr>
           <w:rFonts w:cstheme="minorHAnsi"/>
         </w:rPr>
-        <w:t xml:space="preserve">Additionally download excel from dealer and dispatcher. Dealer download is having null value in dispatch order bags, whether </w:t>
-      </w:r>
-      <w:proofErr w:type="spellStart"/>
-      <w:r>
-        <w:rPr>
-          <w:rFonts w:cstheme="minorHAnsi"/>
-        </w:rPr>
-        <w:t>is</w:t>
-      </w:r>
-      <w:proofErr w:type="spellEnd"/>
-      <w:r>
-        <w:rPr>
-          <w:rFonts w:cstheme="minorHAnsi"/>
-        </w:rPr>
-        <w:t xml:space="preserve"> should be 0 ??</w:t>
+        <w:t>Additionally download excel from dealer and dispatcher. Dealer download is having null value in dispatch order bags, whether is should be 0 ??</w:t>
       </w:r>
       <w:r>
         <w:rPr>
@@ -9649,19 +8291,11 @@
           <w:rFonts w:cstheme="minorHAnsi"/>
         </w:rPr>
       </w:pPr>
-      <w:proofErr w:type="spellStart"/>
-      <w:r>
-        <w:rPr>
-          <w:rFonts w:cstheme="minorHAnsi"/>
-        </w:rPr>
-        <w:t>lets</w:t>
-      </w:r>
-      <w:proofErr w:type="spellEnd"/>
-      <w:r>
-        <w:rPr>
-          <w:rFonts w:cstheme="minorHAnsi"/>
-        </w:rPr>
-        <w:t xml:space="preserve"> suppose there are two dispatches as below : ANY VALUE THAT IS MISSING HERE ? like loading locations for each dispatch is different or will be same ? </w:t>
+      <w:r>
+        <w:rPr>
+          <w:rFonts w:cstheme="minorHAnsi"/>
+        </w:rPr>
+        <w:t xml:space="preserve">lets suppose there are two dispatches as below : ANY VALUE THAT IS MISSING HERE ? like loading locations for each dispatch is different or will be same ? </w:t>
       </w:r>
     </w:p>
     <w:p>
@@ -9690,166 +8324,102 @@
           <w:rFonts w:cstheme="minorHAnsi"/>
         </w:rPr>
       </w:pPr>
-      <w:proofErr w:type="spellStart"/>
-      <w:r>
-        <w:rPr>
-          <w:rFonts w:cstheme="minorHAnsi"/>
-        </w:rPr>
-        <w:t>items_bags</w:t>
-      </w:r>
-      <w:proofErr w:type="spellEnd"/>
-      <w:r>
-        <w:rPr>
-          <w:rFonts w:cstheme="minorHAnsi"/>
-        </w:rPr>
-        <w:t xml:space="preserve"> : 100</w:t>
-      </w:r>
-    </w:p>
-    <w:p>
-      <w:pPr>
-        <w:rPr>
-          <w:rFonts w:cstheme="minorHAnsi"/>
-        </w:rPr>
-      </w:pPr>
-      <w:proofErr w:type="spellStart"/>
-      <w:r>
-        <w:rPr>
-          <w:rFonts w:cstheme="minorHAnsi"/>
-        </w:rPr>
-        <w:t>items_quantity</w:t>
-      </w:r>
-      <w:proofErr w:type="spellEnd"/>
-      <w:r>
-        <w:rPr>
-          <w:rFonts w:cstheme="minorHAnsi"/>
-        </w:rPr>
-        <w:t xml:space="preserve"> : auto derived</w:t>
-      </w:r>
-    </w:p>
-    <w:p>
-      <w:pPr>
-        <w:rPr>
-          <w:rFonts w:cstheme="minorHAnsi"/>
-        </w:rPr>
-      </w:pPr>
-      <w:proofErr w:type="spellStart"/>
-      <w:r>
-        <w:rPr>
-          <w:rFonts w:cstheme="minorHAnsi"/>
-        </w:rPr>
-        <w:t>items_vehicle_number</w:t>
-      </w:r>
-      <w:proofErr w:type="spellEnd"/>
-      <w:r>
-        <w:rPr>
-          <w:rFonts w:cstheme="minorHAnsi"/>
-        </w:rPr>
-        <w:t>: UP15 XX</w:t>
-      </w:r>
-    </w:p>
-    <w:p>
-      <w:pPr>
-        <w:rPr>
-          <w:rFonts w:cstheme="minorHAnsi"/>
-        </w:rPr>
-      </w:pPr>
-      <w:proofErr w:type="spellStart"/>
-      <w:r>
-        <w:rPr>
-          <w:rFonts w:cstheme="minorHAnsi"/>
-        </w:rPr>
-        <w:t>items_driver_name</w:t>
-      </w:r>
-      <w:proofErr w:type="spellEnd"/>
-      <w:r>
-        <w:rPr>
-          <w:rFonts w:cstheme="minorHAnsi"/>
-        </w:rPr>
-        <w:t>: Ramesh driver</w:t>
-      </w:r>
-    </w:p>
-    <w:p>
-      <w:pPr>
-        <w:rPr>
-          <w:rFonts w:cstheme="minorHAnsi"/>
-        </w:rPr>
-      </w:pPr>
-      <w:proofErr w:type="spellStart"/>
-      <w:r>
-        <w:rPr>
-          <w:rFonts w:cstheme="minorHAnsi"/>
-        </w:rPr>
-        <w:t>items_driver_phone</w:t>
-      </w:r>
-      <w:proofErr w:type="spellEnd"/>
-      <w:r>
-        <w:rPr>
-          <w:rFonts w:cstheme="minorHAnsi"/>
-        </w:rPr>
-        <w:t>: 9911991199</w:t>
-      </w:r>
-    </w:p>
-    <w:p>
-      <w:pPr>
-        <w:rPr>
-          <w:rFonts w:cstheme="minorHAnsi"/>
-        </w:rPr>
-      </w:pPr>
-      <w:proofErr w:type="spellStart"/>
-      <w:r>
-        <w:rPr>
-          <w:rFonts w:cstheme="minorHAnsi"/>
-        </w:rPr>
-        <w:t>items_bilty_number</w:t>
-      </w:r>
-      <w:proofErr w:type="spellEnd"/>
-      <w:r>
-        <w:rPr>
-          <w:rFonts w:cstheme="minorHAnsi"/>
-        </w:rPr>
-        <w:t>: XX</w:t>
-      </w:r>
-    </w:p>
-    <w:p>
-      <w:pPr>
-        <w:rPr>
-          <w:rFonts w:cstheme="minorHAnsi"/>
-        </w:rPr>
-      </w:pPr>
-      <w:proofErr w:type="spellStart"/>
-      <w:r>
-        <w:rPr>
-          <w:rFonts w:cstheme="minorHAnsi"/>
-        </w:rPr>
-        <w:t>items_receipt</w:t>
-      </w:r>
-      <w:proofErr w:type="spellEnd"/>
-      <w:r>
-        <w:rPr>
-          <w:rFonts w:cstheme="minorHAnsi"/>
-        </w:rPr>
-        <w:t>: image to be uploaded</w:t>
-      </w:r>
-    </w:p>
-    <w:p>
-      <w:pPr>
-        <w:rPr>
-          <w:rFonts w:cstheme="minorHAnsi"/>
-        </w:rPr>
-      </w:pPr>
-      <w:proofErr w:type="spellStart"/>
-      <w:r>
-        <w:rPr>
-          <w:rFonts w:cstheme="minorHAnsi"/>
-        </w:rPr>
-        <w:t>items_dispatch_notes</w:t>
-      </w:r>
-      <w:proofErr w:type="spellEnd"/>
-      <w:r>
-        <w:rPr>
-          <w:rFonts w:cstheme="minorHAnsi"/>
-        </w:rPr>
-        <w:t>: comments</w:t>
+      <w:r>
+        <w:rPr>
+          <w:rFonts w:cstheme="minorHAnsi"/>
+        </w:rPr>
+        <w:t>items_bags : 100</w:t>
+      </w:r>
+    </w:p>
+    <w:p>
+      <w:pPr>
+        <w:rPr>
+          <w:rFonts w:cstheme="minorHAnsi"/>
+        </w:rPr>
+      </w:pPr>
+      <w:r>
+        <w:rPr>
+          <w:rFonts w:cstheme="minorHAnsi"/>
+        </w:rPr>
+        <w:t>items_quantity : auto derived</w:t>
+      </w:r>
+    </w:p>
+    <w:p>
+      <w:pPr>
+        <w:rPr>
+          <w:rFonts w:cstheme="minorHAnsi"/>
+        </w:rPr>
+      </w:pPr>
+      <w:r>
+        <w:rPr>
+          <w:rFonts w:cstheme="minorHAnsi"/>
+        </w:rPr>
+        <w:t>items_vehicle_number: UP15 XX</w:t>
+      </w:r>
+    </w:p>
+    <w:p>
+      <w:pPr>
+        <w:rPr>
+          <w:rFonts w:cstheme="minorHAnsi"/>
+        </w:rPr>
+      </w:pPr>
+      <w:r>
+        <w:rPr>
+          <w:rFonts w:cstheme="minorHAnsi"/>
+        </w:rPr>
+        <w:t>items_driver_name: Ramesh driver</w:t>
+      </w:r>
+    </w:p>
+    <w:p>
+      <w:pPr>
+        <w:rPr>
+          <w:rFonts w:cstheme="minorHAnsi"/>
+        </w:rPr>
+      </w:pPr>
+      <w:r>
+        <w:rPr>
+          <w:rFonts w:cstheme="minorHAnsi"/>
+        </w:rPr>
+        <w:t>items_driver_phone: 9911991199</w:t>
+      </w:r>
+    </w:p>
+    <w:p>
+      <w:pPr>
+        <w:rPr>
+          <w:rFonts w:cstheme="minorHAnsi"/>
+        </w:rPr>
+      </w:pPr>
+      <w:r>
+        <w:rPr>
+          <w:rFonts w:cstheme="minorHAnsi"/>
+        </w:rPr>
+        <w:t>items_bilty_number: XX</w:t>
+      </w:r>
+    </w:p>
+    <w:p>
+      <w:pPr>
+        <w:rPr>
+          <w:rFonts w:cstheme="minorHAnsi"/>
+        </w:rPr>
+      </w:pPr>
+      <w:r>
+        <w:rPr>
+          <w:rFonts w:cstheme="minorHAnsi"/>
+        </w:rPr>
+        <w:t>items_receipt: image to be uploaded</w:t>
+      </w:r>
+    </w:p>
+    <w:p>
+      <w:pPr>
+        <w:rPr>
+          <w:rFonts w:cstheme="minorHAnsi"/>
+        </w:rPr>
+      </w:pPr>
+      <w:r>
+        <w:rPr>
+          <w:rFonts w:cstheme="minorHAnsi"/>
+        </w:rPr>
+        <w:t>items_dispatch_notes: comments</w:t>
       </w:r>
     </w:p>
     <w:p>
@@ -9878,174 +8448,102 @@
           <w:rFonts w:cstheme="minorHAnsi"/>
         </w:rPr>
       </w:pPr>
-      <w:proofErr w:type="spellStart"/>
-      <w:r>
-        <w:rPr>
-          <w:rFonts w:cstheme="minorHAnsi"/>
-        </w:rPr>
-        <w:t>items_bags</w:t>
-      </w:r>
-      <w:proofErr w:type="spellEnd"/>
-      <w:r>
-        <w:rPr>
-          <w:rFonts w:cstheme="minorHAnsi"/>
-        </w:rPr>
-        <w:t xml:space="preserve"> : 400</w:t>
-      </w:r>
-    </w:p>
-    <w:p>
-      <w:pPr>
-        <w:rPr>
-          <w:rFonts w:cstheme="minorHAnsi"/>
-        </w:rPr>
-      </w:pPr>
-      <w:proofErr w:type="spellStart"/>
-      <w:r>
-        <w:rPr>
-          <w:rFonts w:cstheme="minorHAnsi"/>
-        </w:rPr>
-        <w:t>items_quantity</w:t>
-      </w:r>
-      <w:proofErr w:type="spellEnd"/>
-      <w:r>
-        <w:rPr>
-          <w:rFonts w:cstheme="minorHAnsi"/>
-        </w:rPr>
-        <w:t xml:space="preserve"> : auto derived</w:t>
-      </w:r>
-    </w:p>
-    <w:p>
-      <w:pPr>
-        <w:rPr>
-          <w:rFonts w:cstheme="minorHAnsi"/>
-        </w:rPr>
-      </w:pPr>
-      <w:proofErr w:type="spellStart"/>
-      <w:r>
-        <w:rPr>
-          <w:rFonts w:cstheme="minorHAnsi"/>
-        </w:rPr>
-        <w:t>items_vehicle_number</w:t>
-      </w:r>
-      <w:proofErr w:type="spellEnd"/>
-      <w:r>
-        <w:rPr>
-          <w:rFonts w:cstheme="minorHAnsi"/>
-        </w:rPr>
-        <w:t>: UP25 XX</w:t>
-      </w:r>
-    </w:p>
-    <w:p>
-      <w:pPr>
-        <w:rPr>
-          <w:rFonts w:cstheme="minorHAnsi"/>
-        </w:rPr>
-      </w:pPr>
-      <w:proofErr w:type="spellStart"/>
-      <w:r>
-        <w:rPr>
-          <w:rFonts w:cstheme="minorHAnsi"/>
-        </w:rPr>
-        <w:t>items_driver_name</w:t>
-      </w:r>
-      <w:proofErr w:type="spellEnd"/>
-      <w:r>
-        <w:rPr>
-          <w:rFonts w:cstheme="minorHAnsi"/>
-        </w:rPr>
-        <w:t>: Suresh</w:t>
-      </w:r>
-    </w:p>
-    <w:p>
-      <w:pPr>
-        <w:rPr>
-          <w:rFonts w:cstheme="minorHAnsi"/>
-        </w:rPr>
-      </w:pPr>
-      <w:proofErr w:type="spellStart"/>
-      <w:r>
-        <w:rPr>
-          <w:rFonts w:cstheme="minorHAnsi"/>
-        </w:rPr>
-        <w:t>items_driver_phone</w:t>
-      </w:r>
-      <w:proofErr w:type="spellEnd"/>
-      <w:r>
-        <w:rPr>
-          <w:rFonts w:cstheme="minorHAnsi"/>
-        </w:rPr>
-        <w:t>: 5566556655</w:t>
-      </w:r>
-    </w:p>
-    <w:p>
-      <w:pPr>
-        <w:rPr>
-          <w:rFonts w:cstheme="minorHAnsi"/>
-        </w:rPr>
-      </w:pPr>
-      <w:proofErr w:type="spellStart"/>
-      <w:r>
-        <w:rPr>
-          <w:rFonts w:cstheme="minorHAnsi"/>
-        </w:rPr>
-        <w:t>items_bilty_number</w:t>
-      </w:r>
-      <w:proofErr w:type="spellEnd"/>
-      <w:r>
-        <w:rPr>
-          <w:rFonts w:cstheme="minorHAnsi"/>
-        </w:rPr>
-        <w:t xml:space="preserve">: </w:t>
-      </w:r>
-      <w:proofErr w:type="spellStart"/>
-      <w:r>
-        <w:rPr>
-          <w:rFonts w:cstheme="minorHAnsi"/>
-        </w:rPr>
-        <w:t>yy</w:t>
-      </w:r>
-      <w:proofErr w:type="spellEnd"/>
-    </w:p>
-    <w:p>
-      <w:pPr>
-        <w:rPr>
-          <w:rFonts w:cstheme="minorHAnsi"/>
-        </w:rPr>
-      </w:pPr>
-      <w:proofErr w:type="spellStart"/>
-      <w:r>
-        <w:rPr>
-          <w:rFonts w:cstheme="minorHAnsi"/>
-        </w:rPr>
-        <w:t>items_receipt</w:t>
-      </w:r>
-      <w:proofErr w:type="spellEnd"/>
-      <w:r>
-        <w:rPr>
-          <w:rFonts w:cstheme="minorHAnsi"/>
-        </w:rPr>
-        <w:t>: image to be uploaded</w:t>
-      </w:r>
-    </w:p>
-    <w:p>
-      <w:pPr>
-        <w:rPr>
-          <w:rFonts w:cstheme="minorHAnsi"/>
-        </w:rPr>
-      </w:pPr>
-      <w:proofErr w:type="spellStart"/>
-      <w:r>
-        <w:rPr>
-          <w:rFonts w:cstheme="minorHAnsi"/>
-        </w:rPr>
-        <w:t>items_dispatch_notes</w:t>
-      </w:r>
-      <w:proofErr w:type="spellEnd"/>
-      <w:r>
-        <w:rPr>
-          <w:rFonts w:cstheme="minorHAnsi"/>
-        </w:rPr>
-        <w:t>: comments</w:t>
+      <w:r>
+        <w:rPr>
+          <w:rFonts w:cstheme="minorHAnsi"/>
+        </w:rPr>
+        <w:t>items_bags : 400</w:t>
+      </w:r>
+    </w:p>
+    <w:p>
+      <w:pPr>
+        <w:rPr>
+          <w:rFonts w:cstheme="minorHAnsi"/>
+        </w:rPr>
+      </w:pPr>
+      <w:r>
+        <w:rPr>
+          <w:rFonts w:cstheme="minorHAnsi"/>
+        </w:rPr>
+        <w:t>items_quantity : auto derived</w:t>
+      </w:r>
+    </w:p>
+    <w:p>
+      <w:pPr>
+        <w:rPr>
+          <w:rFonts w:cstheme="minorHAnsi"/>
+        </w:rPr>
+      </w:pPr>
+      <w:r>
+        <w:rPr>
+          <w:rFonts w:cstheme="minorHAnsi"/>
+        </w:rPr>
+        <w:t>items_vehicle_number: UP25 XX</w:t>
+      </w:r>
+    </w:p>
+    <w:p>
+      <w:pPr>
+        <w:rPr>
+          <w:rFonts w:cstheme="minorHAnsi"/>
+        </w:rPr>
+      </w:pPr>
+      <w:r>
+        <w:rPr>
+          <w:rFonts w:cstheme="minorHAnsi"/>
+        </w:rPr>
+        <w:t>items_driver_name: Suresh</w:t>
+      </w:r>
+    </w:p>
+    <w:p>
+      <w:pPr>
+        <w:rPr>
+          <w:rFonts w:cstheme="minorHAnsi"/>
+        </w:rPr>
+      </w:pPr>
+      <w:r>
+        <w:rPr>
+          <w:rFonts w:cstheme="minorHAnsi"/>
+        </w:rPr>
+        <w:t>items_driver_phone: 5566556655</w:t>
+      </w:r>
+    </w:p>
+    <w:p>
+      <w:pPr>
+        <w:rPr>
+          <w:rFonts w:cstheme="minorHAnsi"/>
+        </w:rPr>
+      </w:pPr>
+      <w:r>
+        <w:rPr>
+          <w:rFonts w:cstheme="minorHAnsi"/>
+        </w:rPr>
+        <w:t>items_bilty_number: yy</w:t>
+      </w:r>
+    </w:p>
+    <w:p>
+      <w:pPr>
+        <w:rPr>
+          <w:rFonts w:cstheme="minorHAnsi"/>
+        </w:rPr>
+      </w:pPr>
+      <w:r>
+        <w:rPr>
+          <w:rFonts w:cstheme="minorHAnsi"/>
+        </w:rPr>
+        <w:t>items_receipt: image to be uploaded</w:t>
+      </w:r>
+    </w:p>
+    <w:p>
+      <w:pPr>
+        <w:rPr>
+          <w:rFonts w:cstheme="minorHAnsi"/>
+        </w:rPr>
+      </w:pPr>
+      <w:r>
+        <w:rPr>
+          <w:rFonts w:cstheme="minorHAnsi"/>
+        </w:rPr>
+        <w:t>items_dispatch_notes: comments</w:t>
       </w:r>
     </w:p>
     <w:p>
@@ -10349,19 +8847,21 @@
           <w:szCs w:val="22"/>
           <w:lang w:val="en-GB" w:eastAsia="en-IN"/>
         </w:rPr>
-        <w:t xml:space="preserve">add a card, table column, button, labels, </w:t>
-      </w:r>
-      <w:proofErr w:type="spellStart"/>
-      <w:r>
+        <w:t>add a card, table column, button, labels, colors, layout fixes)</w:t>
+      </w:r>
+    </w:p>
+    <w:p>
+      <w:pPr>
+        <w:autoSpaceDE w:val="0"/>
+        <w:autoSpaceDN w:val="0"/>
+        <w:adjustRightInd w:val="0"/>
         <w:rPr>
           <w:rFonts w:ascii="AppleSystemUIFont" w:eastAsiaTheme="minorEastAsia" w:hAnsi="AppleSystemUIFont" w:cs="AppleSystemUIFont"/>
           <w:sz w:val="22"/>
           <w:szCs w:val="22"/>
           <w:lang w:val="en-GB" w:eastAsia="en-IN"/>
         </w:rPr>
-        <w:t>colors</w:t>
-      </w:r>
-      <w:proofErr w:type="spellEnd"/>
+      </w:pPr>
       <w:r>
         <w:rPr>
           <w:rFonts w:ascii="AppleSystemUIFont" w:eastAsiaTheme="minorEastAsia" w:hAnsi="AppleSystemUIFont" w:cs="AppleSystemUIFont"/>
@@ -10369,49 +8869,7 @@
           <w:szCs w:val="22"/>
           <w:lang w:val="en-GB" w:eastAsia="en-IN"/>
         </w:rPr>
-        <w:t>, layout fixes)</w:t>
-      </w:r>
-    </w:p>
-    <w:p>
-      <w:pPr>
-        <w:autoSpaceDE w:val="0"/>
-        <w:autoSpaceDN w:val="0"/>
-        <w:adjustRightInd w:val="0"/>
-        <w:rPr>
-          <w:rFonts w:ascii="AppleSystemUIFont" w:eastAsiaTheme="minorEastAsia" w:hAnsi="AppleSystemUIFont" w:cs="AppleSystemUIFont"/>
-          <w:sz w:val="22"/>
-          <w:szCs w:val="22"/>
-          <w:lang w:val="en-GB" w:eastAsia="en-IN"/>
-        </w:rPr>
-      </w:pPr>
-      <w:r>
-        <w:rPr>
-          <w:rFonts w:ascii="AppleSystemUIFont" w:eastAsiaTheme="minorEastAsia" w:hAnsi="AppleSystemUIFont" w:cs="AppleSystemUIFont"/>
-          <w:sz w:val="22"/>
-          <w:szCs w:val="22"/>
-          <w:lang w:val="en-GB" w:eastAsia="en-IN"/>
-        </w:rPr>
-        <w:t xml:space="preserve">             Quick </w:t>
-      </w:r>
-      <w:proofErr w:type="gramStart"/>
-      <w:r>
-        <w:rPr>
-          <w:rFonts w:ascii="AppleSystemUIFont" w:eastAsiaTheme="minorEastAsia" w:hAnsi="AppleSystemUIFont" w:cs="AppleSystemUIFont"/>
-          <w:sz w:val="22"/>
-          <w:szCs w:val="22"/>
-          <w:lang w:val="en-GB" w:eastAsia="en-IN"/>
-        </w:rPr>
-        <w:t>edits ,</w:t>
-      </w:r>
-      <w:proofErr w:type="gramEnd"/>
-      <w:r>
-        <w:rPr>
-          <w:rFonts w:ascii="AppleSystemUIFont" w:eastAsiaTheme="minorEastAsia" w:hAnsi="AppleSystemUIFont" w:cs="AppleSystemUIFont"/>
-          <w:sz w:val="22"/>
-          <w:szCs w:val="22"/>
-          <w:lang w:val="en-GB" w:eastAsia="en-IN"/>
-        </w:rPr>
-        <w:t xml:space="preserve"> UI tweaks, Minor bug fixes in a single file</w:t>
+        <w:t xml:space="preserve">             Quick edits , UI tweaks, Minor bug fixes in a single file</w:t>
       </w:r>
     </w:p>
     <w:p>
@@ -10517,31 +8975,7 @@
           <w:szCs w:val="22"/>
           <w:lang w:val="en-GB" w:eastAsia="en-IN"/>
         </w:rPr>
-        <w:t xml:space="preserve">What “$3 / $15 </w:t>
-      </w:r>
-      <w:proofErr w:type="spellStart"/>
-      <w:r>
-        <w:rPr>
-          <w:rFonts w:ascii="AppleSystemUIFont" w:eastAsiaTheme="minorEastAsia" w:hAnsi="AppleSystemUIFont" w:cs="AppleSystemUIFont"/>
-          <w:b/>
-          <w:bCs/>
-          <w:sz w:val="22"/>
-          <w:szCs w:val="22"/>
-          <w:lang w:val="en-GB" w:eastAsia="en-IN"/>
-        </w:rPr>
-        <w:t>mtok</w:t>
-      </w:r>
-      <w:proofErr w:type="spellEnd"/>
-      <w:r>
-        <w:rPr>
-          <w:rFonts w:ascii="AppleSystemUIFont" w:eastAsiaTheme="minorEastAsia" w:hAnsi="AppleSystemUIFont" w:cs="AppleSystemUIFont"/>
-          <w:b/>
-          <w:bCs/>
-          <w:sz w:val="22"/>
-          <w:szCs w:val="22"/>
-          <w:lang w:val="en-GB" w:eastAsia="en-IN"/>
-        </w:rPr>
-        <w:t>” means</w:t>
+        <w:t>What “$3 / $15 mtok” means</w:t>
       </w:r>
     </w:p>
     <w:p>
@@ -10697,7 +9131,6 @@
           <w:lang w:val="en-GB" w:eastAsia="en-IN"/>
         </w:rPr>
       </w:pPr>
-      <w:proofErr w:type="spellStart"/>
       <w:r>
         <w:rPr>
           <w:rFonts w:ascii="Helvetica Neue" w:eastAsiaTheme="minorEastAsia" w:hAnsi="Helvetica Neue" w:cs="Helvetica Neue"/>
@@ -10705,17 +9138,7 @@
           <w:szCs w:val="26"/>
           <w:lang w:val="en-GB" w:eastAsia="en-IN"/>
         </w:rPr>
-        <w:t>npm</w:t>
-      </w:r>
-      <w:proofErr w:type="spellEnd"/>
-      <w:r>
-        <w:rPr>
-          <w:rFonts w:ascii="Helvetica Neue" w:eastAsiaTheme="minorEastAsia" w:hAnsi="Helvetica Neue" w:cs="Helvetica Neue"/>
-          <w:sz w:val="26"/>
-          <w:szCs w:val="26"/>
-          <w:lang w:val="en-GB" w:eastAsia="en-IN"/>
-        </w:rPr>
-        <w:t xml:space="preserve"> install -g @anthropic-ai/claude-code</w:t>
+        <w:t>npm install -g @anthropic-ai/claude-code</w:t>
       </w:r>
     </w:p>
     <w:p>
@@ -10832,6 +9255,2749 @@
           <w:lang w:val="en-GB" w:eastAsia="en-IN"/>
         </w:rPr>
       </w:pPr>
+    </w:p>
+    <w:p>
+      <w:pPr>
+        <w:shd w:val="clear" w:color="auto" w:fill="F3F3F3"/>
+        <w:spacing w:before="100" w:beforeAutospacing="1" w:after="100" w:afterAutospacing="1"/>
+        <w:outlineLvl w:val="1"/>
+        <w:rPr>
+          <w:rFonts w:ascii="Segoe UI" w:hAnsi="Segoe UI" w:cs="Segoe UI"/>
+          <w:b/>
+          <w:bCs/>
+          <w:color w:val="616161"/>
+          <w:sz w:val="36"/>
+          <w:szCs w:val="36"/>
+        </w:rPr>
+      </w:pPr>
+      <w:r>
+        <w:rPr>
+          <w:rFonts w:ascii="Segoe UI" w:hAnsi="Segoe UI" w:cs="Segoe UI"/>
+          <w:b/>
+          <w:bCs/>
+          <w:color w:val="616161"/>
+          <w:sz w:val="36"/>
+          <w:szCs w:val="36"/>
+        </w:rPr>
+        <w:t>Status Values (7 Total)</w:t>
+      </w:r>
+    </w:p>
+    <w:tbl>
+      <w:tblPr>
+        <w:tblW w:w="0" w:type="auto"/>
+        <w:tblBorders>
+          <w:top w:val="single" w:sz="4" w:space="0" w:color="C8C8C8"/>
+          <w:left w:val="single" w:sz="4" w:space="0" w:color="C8C8C8"/>
+          <w:bottom w:val="single" w:sz="4" w:space="0" w:color="C8C8C8"/>
+          <w:right w:val="single" w:sz="4" w:space="0" w:color="C8C8C8"/>
+        </w:tblBorders>
+        <w:shd w:val="clear" w:color="auto" w:fill="F3F3F3"/>
+        <w:tblCellMar>
+          <w:top w:w="15" w:type="dxa"/>
+          <w:left w:w="15" w:type="dxa"/>
+          <w:bottom w:w="15" w:type="dxa"/>
+          <w:right w:w="15" w:type="dxa"/>
+        </w:tblCellMar>
+        <w:tblLook w:val="04A0" w:firstRow="1" w:lastRow="0" w:firstColumn="1" w:lastColumn="0" w:noHBand="0" w:noVBand="1"/>
+      </w:tblPr>
+      <w:tblGrid>
+        <w:gridCol w:w="2243"/>
+        <w:gridCol w:w="973"/>
+        <w:gridCol w:w="1854"/>
+        <w:gridCol w:w="1704"/>
+      </w:tblGrid>
+      <w:tr>
+        <w:trPr>
+          <w:tblHeader/>
+        </w:trPr>
+        <w:tc>
+          <w:tcPr>
+            <w:tcW w:w="0" w:type="auto"/>
+            <w:tcBorders>
+              <w:top w:val="single" w:sz="4" w:space="0" w:color="C8C8C8"/>
+              <w:left w:val="single" w:sz="4" w:space="0" w:color="C8C8C8"/>
+              <w:bottom w:val="single" w:sz="4" w:space="0" w:color="C8C8C8"/>
+              <w:right w:val="single" w:sz="4" w:space="0" w:color="C8C8C8"/>
+            </w:tcBorders>
+            <w:shd w:val="clear" w:color="auto" w:fill="F3F3F3"/>
+            <w:tcMar>
+              <w:top w:w="30" w:type="dxa"/>
+              <w:left w:w="30" w:type="dxa"/>
+              <w:bottom w:w="30" w:type="dxa"/>
+              <w:right w:w="30" w:type="dxa"/>
+            </w:tcMar>
+            <w:vAlign w:val="center"/>
+            <w:hideMark/>
+          </w:tcPr>
+          <w:p>
+            <w:pPr>
+              <w:jc w:val="center"/>
+              <w:rPr>
+                <w:rFonts w:ascii="Segoe UI" w:hAnsi="Segoe UI" w:cs="Segoe UI"/>
+                <w:b/>
+                <w:bCs/>
+                <w:color w:val="616161"/>
+                <w:sz w:val="20"/>
+                <w:szCs w:val="20"/>
+              </w:rPr>
+            </w:pPr>
+            <w:r>
+              <w:rPr>
+                <w:rFonts w:ascii="Segoe UI" w:hAnsi="Segoe UI" w:cs="Segoe UI"/>
+                <w:b/>
+                <w:bCs/>
+                <w:color w:val="616161"/>
+                <w:sz w:val="20"/>
+                <w:szCs w:val="20"/>
+              </w:rPr>
+              <w:t>Status</w:t>
+            </w:r>
+          </w:p>
+        </w:tc>
+        <w:tc>
+          <w:tcPr>
+            <w:tcW w:w="0" w:type="auto"/>
+            <w:tcBorders>
+              <w:top w:val="single" w:sz="4" w:space="0" w:color="C8C8C8"/>
+              <w:left w:val="single" w:sz="4" w:space="0" w:color="C8C8C8"/>
+              <w:bottom w:val="single" w:sz="4" w:space="0" w:color="C8C8C8"/>
+              <w:right w:val="single" w:sz="4" w:space="0" w:color="C8C8C8"/>
+            </w:tcBorders>
+            <w:shd w:val="clear" w:color="auto" w:fill="F3F3F3"/>
+            <w:tcMar>
+              <w:top w:w="30" w:type="dxa"/>
+              <w:left w:w="30" w:type="dxa"/>
+              <w:bottom w:w="30" w:type="dxa"/>
+              <w:right w:w="30" w:type="dxa"/>
+            </w:tcMar>
+            <w:vAlign w:val="center"/>
+            <w:hideMark/>
+          </w:tcPr>
+          <w:p>
+            <w:pPr>
+              <w:jc w:val="center"/>
+              <w:rPr>
+                <w:rFonts w:ascii="Segoe UI" w:hAnsi="Segoe UI" w:cs="Segoe UI"/>
+                <w:b/>
+                <w:bCs/>
+                <w:color w:val="616161"/>
+                <w:sz w:val="20"/>
+                <w:szCs w:val="20"/>
+              </w:rPr>
+            </w:pPr>
+            <w:r>
+              <w:rPr>
+                <w:rFonts w:ascii="Segoe UI" w:hAnsi="Segoe UI" w:cs="Segoe UI"/>
+                <w:b/>
+                <w:bCs/>
+                <w:color w:val="616161"/>
+                <w:sz w:val="20"/>
+                <w:szCs w:val="20"/>
+              </w:rPr>
+              <w:t>Color</w:t>
+            </w:r>
+          </w:p>
+        </w:tc>
+        <w:tc>
+          <w:tcPr>
+            <w:tcW w:w="0" w:type="auto"/>
+            <w:tcBorders>
+              <w:top w:val="single" w:sz="4" w:space="0" w:color="C8C8C8"/>
+              <w:left w:val="single" w:sz="4" w:space="0" w:color="C8C8C8"/>
+              <w:bottom w:val="single" w:sz="4" w:space="0" w:color="C8C8C8"/>
+              <w:right w:val="single" w:sz="4" w:space="0" w:color="C8C8C8"/>
+            </w:tcBorders>
+            <w:shd w:val="clear" w:color="auto" w:fill="F3F3F3"/>
+            <w:tcMar>
+              <w:top w:w="30" w:type="dxa"/>
+              <w:left w:w="30" w:type="dxa"/>
+              <w:bottom w:w="30" w:type="dxa"/>
+              <w:right w:w="30" w:type="dxa"/>
+            </w:tcMar>
+            <w:vAlign w:val="center"/>
+            <w:hideMark/>
+          </w:tcPr>
+          <w:p>
+            <w:pPr>
+              <w:jc w:val="center"/>
+              <w:rPr>
+                <w:rFonts w:ascii="Segoe UI" w:hAnsi="Segoe UI" w:cs="Segoe UI"/>
+                <w:b/>
+                <w:bCs/>
+                <w:color w:val="616161"/>
+                <w:sz w:val="20"/>
+                <w:szCs w:val="20"/>
+              </w:rPr>
+            </w:pPr>
+            <w:r>
+              <w:rPr>
+                <w:rFonts w:ascii="Segoe UI" w:hAnsi="Segoe UI" w:cs="Segoe UI"/>
+                <w:b/>
+                <w:bCs/>
+                <w:color w:val="616161"/>
+                <w:sz w:val="20"/>
+                <w:szCs w:val="20"/>
+              </w:rPr>
+              <w:t>Icon</w:t>
+            </w:r>
+          </w:p>
+        </w:tc>
+        <w:tc>
+          <w:tcPr>
+            <w:tcW w:w="0" w:type="auto"/>
+            <w:tcBorders>
+              <w:top w:val="single" w:sz="4" w:space="0" w:color="C8C8C8"/>
+              <w:left w:val="single" w:sz="4" w:space="0" w:color="C8C8C8"/>
+              <w:bottom w:val="single" w:sz="4" w:space="0" w:color="C8C8C8"/>
+              <w:right w:val="single" w:sz="4" w:space="0" w:color="C8C8C8"/>
+            </w:tcBorders>
+            <w:shd w:val="clear" w:color="auto" w:fill="F3F3F3"/>
+            <w:tcMar>
+              <w:top w:w="30" w:type="dxa"/>
+              <w:left w:w="30" w:type="dxa"/>
+              <w:bottom w:w="30" w:type="dxa"/>
+              <w:right w:w="30" w:type="dxa"/>
+            </w:tcMar>
+            <w:vAlign w:val="center"/>
+            <w:hideMark/>
+          </w:tcPr>
+          <w:p>
+            <w:pPr>
+              <w:jc w:val="center"/>
+              <w:rPr>
+                <w:rFonts w:ascii="Segoe UI" w:hAnsi="Segoe UI" w:cs="Segoe UI"/>
+                <w:b/>
+                <w:bCs/>
+                <w:color w:val="616161"/>
+                <w:sz w:val="20"/>
+                <w:szCs w:val="20"/>
+              </w:rPr>
+            </w:pPr>
+            <w:r>
+              <w:rPr>
+                <w:rFonts w:ascii="Segoe UI" w:hAnsi="Segoe UI" w:cs="Segoe UI"/>
+                <w:b/>
+                <w:bCs/>
+                <w:color w:val="616161"/>
+                <w:sz w:val="20"/>
+                <w:szCs w:val="20"/>
+              </w:rPr>
+              <w:t>Use Case</w:t>
+            </w:r>
+          </w:p>
+        </w:tc>
+      </w:tr>
+      <w:tr>
+        <w:tc>
+          <w:tcPr>
+            <w:tcW w:w="0" w:type="auto"/>
+            <w:tcBorders>
+              <w:top w:val="single" w:sz="4" w:space="0" w:color="C8C8C8"/>
+              <w:left w:val="single" w:sz="4" w:space="0" w:color="C8C8C8"/>
+              <w:bottom w:val="single" w:sz="4" w:space="0" w:color="C8C8C8"/>
+              <w:right w:val="single" w:sz="4" w:space="0" w:color="C8C8C8"/>
+            </w:tcBorders>
+            <w:shd w:val="clear" w:color="auto" w:fill="F3F3F3"/>
+            <w:tcMar>
+              <w:top w:w="30" w:type="dxa"/>
+              <w:left w:w="30" w:type="dxa"/>
+              <w:bottom w:w="30" w:type="dxa"/>
+              <w:right w:w="30" w:type="dxa"/>
+            </w:tcMar>
+            <w:vAlign w:val="center"/>
+            <w:hideMark/>
+          </w:tcPr>
+          <w:p>
+            <w:pPr>
+              <w:rPr>
+                <w:rFonts w:ascii="Segoe UI" w:hAnsi="Segoe UI" w:cs="Segoe UI"/>
+                <w:color w:val="616161"/>
+                <w:sz w:val="20"/>
+                <w:szCs w:val="20"/>
+              </w:rPr>
+            </w:pPr>
+            <w:r>
+              <w:rPr>
+                <w:rFonts w:ascii="Segoe UI" w:hAnsi="Segoe UI" w:cs="Segoe UI"/>
+                <w:color w:val="616161"/>
+                <w:sz w:val="20"/>
+                <w:szCs w:val="20"/>
+              </w:rPr>
+              <w:t>ORDER_PLACED</w:t>
+            </w:r>
+          </w:p>
+        </w:tc>
+        <w:tc>
+          <w:tcPr>
+            <w:tcW w:w="0" w:type="auto"/>
+            <w:tcBorders>
+              <w:top w:val="single" w:sz="4" w:space="0" w:color="C8C8C8"/>
+              <w:left w:val="single" w:sz="4" w:space="0" w:color="C8C8C8"/>
+              <w:bottom w:val="single" w:sz="4" w:space="0" w:color="C8C8C8"/>
+              <w:right w:val="single" w:sz="4" w:space="0" w:color="C8C8C8"/>
+            </w:tcBorders>
+            <w:shd w:val="clear" w:color="auto" w:fill="F3F3F3"/>
+            <w:tcMar>
+              <w:top w:w="30" w:type="dxa"/>
+              <w:left w:w="30" w:type="dxa"/>
+              <w:bottom w:w="30" w:type="dxa"/>
+              <w:right w:w="30" w:type="dxa"/>
+            </w:tcMar>
+            <w:vAlign w:val="center"/>
+            <w:hideMark/>
+          </w:tcPr>
+          <w:p>
+            <w:pPr>
+              <w:rPr>
+                <w:rFonts w:ascii="Segoe UI" w:hAnsi="Segoe UI" w:cs="Segoe UI"/>
+                <w:color w:val="616161"/>
+                <w:sz w:val="20"/>
+                <w:szCs w:val="20"/>
+              </w:rPr>
+            </w:pPr>
+            <w:r>
+              <w:rPr>
+                <w:rFonts w:ascii="Segoe UI" w:hAnsi="Segoe UI" w:cs="Segoe UI"/>
+                <w:color w:val="616161"/>
+                <w:sz w:val="20"/>
+                <w:szCs w:val="20"/>
+              </w:rPr>
+              <w:t xml:space="preserve">Orange </w:t>
+            </w:r>
+            <w:r>
+              <w:rPr>
+                <w:rFonts w:ascii="Apple Color Emoji" w:hAnsi="Apple Color Emoji" w:cs="Apple Color Emoji"/>
+                <w:color w:val="616161"/>
+                <w:sz w:val="20"/>
+                <w:szCs w:val="20"/>
+              </w:rPr>
+              <w:t>🕐</w:t>
+            </w:r>
+          </w:p>
+        </w:tc>
+        <w:tc>
+          <w:tcPr>
+            <w:tcW w:w="0" w:type="auto"/>
+            <w:tcBorders>
+              <w:top w:val="single" w:sz="4" w:space="0" w:color="C8C8C8"/>
+              <w:left w:val="single" w:sz="4" w:space="0" w:color="C8C8C8"/>
+              <w:bottom w:val="single" w:sz="4" w:space="0" w:color="C8C8C8"/>
+              <w:right w:val="single" w:sz="4" w:space="0" w:color="C8C8C8"/>
+            </w:tcBorders>
+            <w:shd w:val="clear" w:color="auto" w:fill="F3F3F3"/>
+            <w:tcMar>
+              <w:top w:w="30" w:type="dxa"/>
+              <w:left w:w="30" w:type="dxa"/>
+              <w:bottom w:w="30" w:type="dxa"/>
+              <w:right w:w="30" w:type="dxa"/>
+            </w:tcMar>
+            <w:vAlign w:val="center"/>
+            <w:hideMark/>
+          </w:tcPr>
+          <w:p>
+            <w:pPr>
+              <w:rPr>
+                <w:rFonts w:ascii="Segoe UI" w:hAnsi="Segoe UI" w:cs="Segoe UI"/>
+                <w:color w:val="616161"/>
+                <w:sz w:val="20"/>
+                <w:szCs w:val="20"/>
+              </w:rPr>
+            </w:pPr>
+            <w:r>
+              <w:rPr>
+                <w:rFonts w:ascii="Segoe UI" w:hAnsi="Segoe UI" w:cs="Segoe UI"/>
+                <w:color w:val="616161"/>
+                <w:sz w:val="20"/>
+                <w:szCs w:val="20"/>
+              </w:rPr>
+              <w:t>Order just placed</w:t>
+            </w:r>
+          </w:p>
+        </w:tc>
+        <w:tc>
+          <w:tcPr>
+            <w:tcW w:w="0" w:type="auto"/>
+            <w:tcBorders>
+              <w:top w:val="single" w:sz="4" w:space="0" w:color="C8C8C8"/>
+              <w:left w:val="single" w:sz="4" w:space="0" w:color="C8C8C8"/>
+              <w:bottom w:val="single" w:sz="4" w:space="0" w:color="C8C8C8"/>
+              <w:right w:val="single" w:sz="4" w:space="0" w:color="C8C8C8"/>
+            </w:tcBorders>
+            <w:shd w:val="clear" w:color="auto" w:fill="F3F3F3"/>
+            <w:tcMar>
+              <w:top w:w="30" w:type="dxa"/>
+              <w:left w:w="30" w:type="dxa"/>
+              <w:bottom w:w="30" w:type="dxa"/>
+              <w:right w:w="30" w:type="dxa"/>
+            </w:tcMar>
+            <w:vAlign w:val="center"/>
+            <w:hideMark/>
+          </w:tcPr>
+          <w:p>
+            <w:pPr>
+              <w:rPr>
+                <w:rFonts w:ascii="Segoe UI" w:hAnsi="Segoe UI" w:cs="Segoe UI"/>
+                <w:color w:val="616161"/>
+                <w:sz w:val="20"/>
+                <w:szCs w:val="20"/>
+              </w:rPr>
+            </w:pPr>
+            <w:r>
+              <w:rPr>
+                <w:rFonts w:ascii="Segoe UI" w:hAnsi="Segoe UI" w:cs="Segoe UI"/>
+                <w:color w:val="616161"/>
+                <w:sz w:val="20"/>
+                <w:szCs w:val="20"/>
+              </w:rPr>
+              <w:t>Initial state</w:t>
+            </w:r>
+          </w:p>
+        </w:tc>
+      </w:tr>
+      <w:tr>
+        <w:tc>
+          <w:tcPr>
+            <w:tcW w:w="0" w:type="auto"/>
+            <w:tcBorders>
+              <w:top w:val="single" w:sz="4" w:space="0" w:color="C8C8C8"/>
+              <w:left w:val="single" w:sz="4" w:space="0" w:color="C8C8C8"/>
+              <w:bottom w:val="single" w:sz="4" w:space="0" w:color="C8C8C8"/>
+              <w:right w:val="single" w:sz="4" w:space="0" w:color="C8C8C8"/>
+            </w:tcBorders>
+            <w:shd w:val="clear" w:color="auto" w:fill="F3F3F3"/>
+            <w:tcMar>
+              <w:top w:w="30" w:type="dxa"/>
+              <w:left w:w="30" w:type="dxa"/>
+              <w:bottom w:w="30" w:type="dxa"/>
+              <w:right w:w="30" w:type="dxa"/>
+            </w:tcMar>
+            <w:vAlign w:val="center"/>
+            <w:hideMark/>
+          </w:tcPr>
+          <w:p>
+            <w:pPr>
+              <w:rPr>
+                <w:rFonts w:ascii="Segoe UI" w:hAnsi="Segoe UI" w:cs="Segoe UI"/>
+                <w:color w:val="616161"/>
+                <w:sz w:val="20"/>
+                <w:szCs w:val="20"/>
+              </w:rPr>
+            </w:pPr>
+            <w:r>
+              <w:rPr>
+                <w:rFonts w:ascii="Segoe UI" w:hAnsi="Segoe UI" w:cs="Segoe UI"/>
+                <w:color w:val="616161"/>
+                <w:sz w:val="20"/>
+                <w:szCs w:val="20"/>
+              </w:rPr>
+              <w:t>ACCEPTED</w:t>
+            </w:r>
+          </w:p>
+        </w:tc>
+        <w:tc>
+          <w:tcPr>
+            <w:tcW w:w="0" w:type="auto"/>
+            <w:tcBorders>
+              <w:top w:val="single" w:sz="4" w:space="0" w:color="C8C8C8"/>
+              <w:left w:val="single" w:sz="4" w:space="0" w:color="C8C8C8"/>
+              <w:bottom w:val="single" w:sz="4" w:space="0" w:color="C8C8C8"/>
+              <w:right w:val="single" w:sz="4" w:space="0" w:color="C8C8C8"/>
+            </w:tcBorders>
+            <w:shd w:val="clear" w:color="auto" w:fill="F3F3F3"/>
+            <w:tcMar>
+              <w:top w:w="30" w:type="dxa"/>
+              <w:left w:w="30" w:type="dxa"/>
+              <w:bottom w:w="30" w:type="dxa"/>
+              <w:right w:w="30" w:type="dxa"/>
+            </w:tcMar>
+            <w:vAlign w:val="center"/>
+            <w:hideMark/>
+          </w:tcPr>
+          <w:p>
+            <w:pPr>
+              <w:rPr>
+                <w:rFonts w:ascii="Segoe UI" w:hAnsi="Segoe UI" w:cs="Segoe UI"/>
+                <w:color w:val="616161"/>
+                <w:sz w:val="20"/>
+                <w:szCs w:val="20"/>
+              </w:rPr>
+            </w:pPr>
+            <w:r>
+              <w:rPr>
+                <w:rFonts w:ascii="Segoe UI" w:hAnsi="Segoe UI" w:cs="Segoe UI"/>
+                <w:color w:val="616161"/>
+                <w:sz w:val="20"/>
+                <w:szCs w:val="20"/>
+              </w:rPr>
+              <w:t xml:space="preserve">Cyan </w:t>
+            </w:r>
+            <w:r>
+              <w:rPr>
+                <w:rFonts w:ascii="Apple Color Emoji" w:hAnsi="Apple Color Emoji" w:cs="Apple Color Emoji"/>
+                <w:color w:val="616161"/>
+                <w:sz w:val="20"/>
+                <w:szCs w:val="20"/>
+              </w:rPr>
+              <w:t>✅</w:t>
+            </w:r>
+          </w:p>
+        </w:tc>
+        <w:tc>
+          <w:tcPr>
+            <w:tcW w:w="0" w:type="auto"/>
+            <w:tcBorders>
+              <w:top w:val="single" w:sz="4" w:space="0" w:color="C8C8C8"/>
+              <w:left w:val="single" w:sz="4" w:space="0" w:color="C8C8C8"/>
+              <w:bottom w:val="single" w:sz="4" w:space="0" w:color="C8C8C8"/>
+              <w:right w:val="single" w:sz="4" w:space="0" w:color="C8C8C8"/>
+            </w:tcBorders>
+            <w:shd w:val="clear" w:color="auto" w:fill="F3F3F3"/>
+            <w:tcMar>
+              <w:top w:w="30" w:type="dxa"/>
+              <w:left w:w="30" w:type="dxa"/>
+              <w:bottom w:w="30" w:type="dxa"/>
+              <w:right w:w="30" w:type="dxa"/>
+            </w:tcMar>
+            <w:vAlign w:val="center"/>
+            <w:hideMark/>
+          </w:tcPr>
+          <w:p>
+            <w:pPr>
+              <w:rPr>
+                <w:rFonts w:ascii="Segoe UI" w:hAnsi="Segoe UI" w:cs="Segoe UI"/>
+                <w:color w:val="616161"/>
+                <w:sz w:val="20"/>
+                <w:szCs w:val="20"/>
+              </w:rPr>
+            </w:pPr>
+            <w:r>
+              <w:rPr>
+                <w:rFonts w:ascii="Segoe UI" w:hAnsi="Segoe UI" w:cs="Segoe UI"/>
+                <w:color w:val="616161"/>
+                <w:sz w:val="20"/>
+                <w:szCs w:val="20"/>
+              </w:rPr>
+              <w:t>Dispatcher accepted</w:t>
+            </w:r>
+          </w:p>
+        </w:tc>
+        <w:tc>
+          <w:tcPr>
+            <w:tcW w:w="0" w:type="auto"/>
+            <w:tcBorders>
+              <w:top w:val="single" w:sz="4" w:space="0" w:color="C8C8C8"/>
+              <w:left w:val="single" w:sz="4" w:space="0" w:color="C8C8C8"/>
+              <w:bottom w:val="single" w:sz="4" w:space="0" w:color="C8C8C8"/>
+              <w:right w:val="single" w:sz="4" w:space="0" w:color="C8C8C8"/>
+            </w:tcBorders>
+            <w:shd w:val="clear" w:color="auto" w:fill="F3F3F3"/>
+            <w:tcMar>
+              <w:top w:w="30" w:type="dxa"/>
+              <w:left w:w="30" w:type="dxa"/>
+              <w:bottom w:w="30" w:type="dxa"/>
+              <w:right w:w="30" w:type="dxa"/>
+            </w:tcMar>
+            <w:vAlign w:val="center"/>
+            <w:hideMark/>
+          </w:tcPr>
+          <w:p>
+            <w:pPr>
+              <w:rPr>
+                <w:rFonts w:ascii="Segoe UI" w:hAnsi="Segoe UI" w:cs="Segoe UI"/>
+                <w:color w:val="616161"/>
+                <w:sz w:val="20"/>
+                <w:szCs w:val="20"/>
+              </w:rPr>
+            </w:pPr>
+            <w:r>
+              <w:rPr>
+                <w:rFonts w:ascii="Segoe UI" w:hAnsi="Segoe UI" w:cs="Segoe UI"/>
+                <w:color w:val="616161"/>
+                <w:sz w:val="20"/>
+                <w:szCs w:val="20"/>
+              </w:rPr>
+              <w:t>Ready for dispatch</w:t>
+            </w:r>
+          </w:p>
+        </w:tc>
+      </w:tr>
+      <w:tr>
+        <w:tc>
+          <w:tcPr>
+            <w:tcW w:w="0" w:type="auto"/>
+            <w:tcBorders>
+              <w:top w:val="single" w:sz="4" w:space="0" w:color="C8C8C8"/>
+              <w:left w:val="single" w:sz="4" w:space="0" w:color="C8C8C8"/>
+              <w:bottom w:val="single" w:sz="4" w:space="0" w:color="C8C8C8"/>
+              <w:right w:val="single" w:sz="4" w:space="0" w:color="C8C8C8"/>
+            </w:tcBorders>
+            <w:shd w:val="clear" w:color="auto" w:fill="F3F3F3"/>
+            <w:tcMar>
+              <w:top w:w="30" w:type="dxa"/>
+              <w:left w:w="30" w:type="dxa"/>
+              <w:bottom w:w="30" w:type="dxa"/>
+              <w:right w:w="30" w:type="dxa"/>
+            </w:tcMar>
+            <w:vAlign w:val="center"/>
+            <w:hideMark/>
+          </w:tcPr>
+          <w:p>
+            <w:pPr>
+              <w:rPr>
+                <w:rFonts w:ascii="Segoe UI" w:hAnsi="Segoe UI" w:cs="Segoe UI"/>
+                <w:color w:val="616161"/>
+                <w:sz w:val="20"/>
+                <w:szCs w:val="20"/>
+              </w:rPr>
+            </w:pPr>
+            <w:r>
+              <w:rPr>
+                <w:rFonts w:ascii="Segoe UI" w:hAnsi="Segoe UI" w:cs="Segoe UI"/>
+                <w:color w:val="616161"/>
+                <w:sz w:val="20"/>
+                <w:szCs w:val="20"/>
+              </w:rPr>
+              <w:t>ON_HOLD</w:t>
+            </w:r>
+          </w:p>
+        </w:tc>
+        <w:tc>
+          <w:tcPr>
+            <w:tcW w:w="0" w:type="auto"/>
+            <w:tcBorders>
+              <w:top w:val="single" w:sz="4" w:space="0" w:color="C8C8C8"/>
+              <w:left w:val="single" w:sz="4" w:space="0" w:color="C8C8C8"/>
+              <w:bottom w:val="single" w:sz="4" w:space="0" w:color="C8C8C8"/>
+              <w:right w:val="single" w:sz="4" w:space="0" w:color="C8C8C8"/>
+            </w:tcBorders>
+            <w:shd w:val="clear" w:color="auto" w:fill="F3F3F3"/>
+            <w:tcMar>
+              <w:top w:w="30" w:type="dxa"/>
+              <w:left w:w="30" w:type="dxa"/>
+              <w:bottom w:w="30" w:type="dxa"/>
+              <w:right w:w="30" w:type="dxa"/>
+            </w:tcMar>
+            <w:vAlign w:val="center"/>
+            <w:hideMark/>
+          </w:tcPr>
+          <w:p>
+            <w:pPr>
+              <w:rPr>
+                <w:rFonts w:ascii="Segoe UI" w:hAnsi="Segoe UI" w:cs="Segoe UI"/>
+                <w:color w:val="616161"/>
+                <w:sz w:val="20"/>
+                <w:szCs w:val="20"/>
+              </w:rPr>
+            </w:pPr>
+            <w:r>
+              <w:rPr>
+                <w:rFonts w:ascii="Segoe UI" w:hAnsi="Segoe UI" w:cs="Segoe UI"/>
+                <w:color w:val="616161"/>
+                <w:sz w:val="20"/>
+                <w:szCs w:val="20"/>
+              </w:rPr>
+              <w:t xml:space="preserve">Red </w:t>
+            </w:r>
+            <w:r>
+              <w:rPr>
+                <w:rFonts w:ascii="Apple Color Emoji" w:hAnsi="Apple Color Emoji" w:cs="Apple Color Emoji"/>
+                <w:color w:val="616161"/>
+                <w:sz w:val="20"/>
+                <w:szCs w:val="20"/>
+              </w:rPr>
+              <w:t>⏸️</w:t>
+            </w:r>
+          </w:p>
+        </w:tc>
+        <w:tc>
+          <w:tcPr>
+            <w:tcW w:w="0" w:type="auto"/>
+            <w:tcBorders>
+              <w:top w:val="single" w:sz="4" w:space="0" w:color="C8C8C8"/>
+              <w:left w:val="single" w:sz="4" w:space="0" w:color="C8C8C8"/>
+              <w:bottom w:val="single" w:sz="4" w:space="0" w:color="C8C8C8"/>
+              <w:right w:val="single" w:sz="4" w:space="0" w:color="C8C8C8"/>
+            </w:tcBorders>
+            <w:shd w:val="clear" w:color="auto" w:fill="F3F3F3"/>
+            <w:tcMar>
+              <w:top w:w="30" w:type="dxa"/>
+              <w:left w:w="30" w:type="dxa"/>
+              <w:bottom w:w="30" w:type="dxa"/>
+              <w:right w:w="30" w:type="dxa"/>
+            </w:tcMar>
+            <w:vAlign w:val="center"/>
+            <w:hideMark/>
+          </w:tcPr>
+          <w:p>
+            <w:pPr>
+              <w:rPr>
+                <w:rFonts w:ascii="Segoe UI" w:hAnsi="Segoe UI" w:cs="Segoe UI"/>
+                <w:color w:val="616161"/>
+                <w:sz w:val="20"/>
+                <w:szCs w:val="20"/>
+              </w:rPr>
+            </w:pPr>
+            <w:r>
+              <w:rPr>
+                <w:rFonts w:ascii="Segoe UI" w:hAnsi="Segoe UI" w:cs="Segoe UI"/>
+                <w:color w:val="616161"/>
+                <w:sz w:val="20"/>
+                <w:szCs w:val="20"/>
+              </w:rPr>
+              <w:t>Dealer/Admin hold</w:t>
+            </w:r>
+          </w:p>
+        </w:tc>
+        <w:tc>
+          <w:tcPr>
+            <w:tcW w:w="0" w:type="auto"/>
+            <w:tcBorders>
+              <w:top w:val="single" w:sz="4" w:space="0" w:color="C8C8C8"/>
+              <w:left w:val="single" w:sz="4" w:space="0" w:color="C8C8C8"/>
+              <w:bottom w:val="single" w:sz="4" w:space="0" w:color="C8C8C8"/>
+              <w:right w:val="single" w:sz="4" w:space="0" w:color="C8C8C8"/>
+            </w:tcBorders>
+            <w:shd w:val="clear" w:color="auto" w:fill="F3F3F3"/>
+            <w:tcMar>
+              <w:top w:w="30" w:type="dxa"/>
+              <w:left w:w="30" w:type="dxa"/>
+              <w:bottom w:w="30" w:type="dxa"/>
+              <w:right w:w="30" w:type="dxa"/>
+            </w:tcMar>
+            <w:vAlign w:val="center"/>
+            <w:hideMark/>
+          </w:tcPr>
+          <w:p>
+            <w:pPr>
+              <w:rPr>
+                <w:rFonts w:ascii="Segoe UI" w:hAnsi="Segoe UI" w:cs="Segoe UI"/>
+                <w:color w:val="616161"/>
+                <w:sz w:val="20"/>
+                <w:szCs w:val="20"/>
+              </w:rPr>
+            </w:pPr>
+            <w:r>
+              <w:rPr>
+                <w:rFonts w:ascii="Segoe UI" w:hAnsi="Segoe UI" w:cs="Segoe UI"/>
+                <w:color w:val="616161"/>
+                <w:sz w:val="20"/>
+                <w:szCs w:val="20"/>
+              </w:rPr>
+              <w:t>Paused by user</w:t>
+            </w:r>
+          </w:p>
+        </w:tc>
+      </w:tr>
+      <w:tr>
+        <w:tc>
+          <w:tcPr>
+            <w:tcW w:w="0" w:type="auto"/>
+            <w:tcBorders>
+              <w:top w:val="single" w:sz="4" w:space="0" w:color="C8C8C8"/>
+              <w:left w:val="single" w:sz="4" w:space="0" w:color="C8C8C8"/>
+              <w:bottom w:val="single" w:sz="4" w:space="0" w:color="C8C8C8"/>
+              <w:right w:val="single" w:sz="4" w:space="0" w:color="C8C8C8"/>
+            </w:tcBorders>
+            <w:shd w:val="clear" w:color="auto" w:fill="F3F3F3"/>
+            <w:tcMar>
+              <w:top w:w="30" w:type="dxa"/>
+              <w:left w:w="30" w:type="dxa"/>
+              <w:bottom w:w="30" w:type="dxa"/>
+              <w:right w:w="30" w:type="dxa"/>
+            </w:tcMar>
+            <w:vAlign w:val="center"/>
+            <w:hideMark/>
+          </w:tcPr>
+          <w:p>
+            <w:pPr>
+              <w:rPr>
+                <w:rFonts w:ascii="Segoe UI" w:hAnsi="Segoe UI" w:cs="Segoe UI"/>
+                <w:color w:val="616161"/>
+                <w:sz w:val="20"/>
+                <w:szCs w:val="20"/>
+              </w:rPr>
+            </w:pPr>
+            <w:r>
+              <w:rPr>
+                <w:rFonts w:ascii="Segoe UI" w:hAnsi="Segoe UI" w:cs="Segoe UI"/>
+                <w:color w:val="616161"/>
+                <w:sz w:val="20"/>
+                <w:szCs w:val="20"/>
+              </w:rPr>
+              <w:t>DISPATCHED</w:t>
+            </w:r>
+          </w:p>
+        </w:tc>
+        <w:tc>
+          <w:tcPr>
+            <w:tcW w:w="0" w:type="auto"/>
+            <w:tcBorders>
+              <w:top w:val="single" w:sz="4" w:space="0" w:color="C8C8C8"/>
+              <w:left w:val="single" w:sz="4" w:space="0" w:color="C8C8C8"/>
+              <w:bottom w:val="single" w:sz="4" w:space="0" w:color="C8C8C8"/>
+              <w:right w:val="single" w:sz="4" w:space="0" w:color="C8C8C8"/>
+            </w:tcBorders>
+            <w:shd w:val="clear" w:color="auto" w:fill="F3F3F3"/>
+            <w:tcMar>
+              <w:top w:w="30" w:type="dxa"/>
+              <w:left w:w="30" w:type="dxa"/>
+              <w:bottom w:w="30" w:type="dxa"/>
+              <w:right w:w="30" w:type="dxa"/>
+            </w:tcMar>
+            <w:vAlign w:val="center"/>
+            <w:hideMark/>
+          </w:tcPr>
+          <w:p>
+            <w:pPr>
+              <w:rPr>
+                <w:rFonts w:ascii="Segoe UI" w:hAnsi="Segoe UI" w:cs="Segoe UI"/>
+                <w:color w:val="616161"/>
+                <w:sz w:val="20"/>
+                <w:szCs w:val="20"/>
+              </w:rPr>
+            </w:pPr>
+            <w:r>
+              <w:rPr>
+                <w:rFonts w:ascii="Segoe UI" w:hAnsi="Segoe UI" w:cs="Segoe UI"/>
+                <w:color w:val="616161"/>
+                <w:sz w:val="20"/>
+                <w:szCs w:val="20"/>
+              </w:rPr>
+              <w:t xml:space="preserve">Yellow </w:t>
+            </w:r>
+            <w:r>
+              <w:rPr>
+                <w:rFonts w:ascii="Apple Color Emoji" w:hAnsi="Apple Color Emoji" w:cs="Apple Color Emoji"/>
+                <w:color w:val="616161"/>
+                <w:sz w:val="20"/>
+                <w:szCs w:val="20"/>
+              </w:rPr>
+              <w:t>📦</w:t>
+            </w:r>
+          </w:p>
+        </w:tc>
+        <w:tc>
+          <w:tcPr>
+            <w:tcW w:w="0" w:type="auto"/>
+            <w:tcBorders>
+              <w:top w:val="single" w:sz="4" w:space="0" w:color="C8C8C8"/>
+              <w:left w:val="single" w:sz="4" w:space="0" w:color="C8C8C8"/>
+              <w:bottom w:val="single" w:sz="4" w:space="0" w:color="C8C8C8"/>
+              <w:right w:val="single" w:sz="4" w:space="0" w:color="C8C8C8"/>
+            </w:tcBorders>
+            <w:shd w:val="clear" w:color="auto" w:fill="F3F3F3"/>
+            <w:tcMar>
+              <w:top w:w="30" w:type="dxa"/>
+              <w:left w:w="30" w:type="dxa"/>
+              <w:bottom w:w="30" w:type="dxa"/>
+              <w:right w:w="30" w:type="dxa"/>
+            </w:tcMar>
+            <w:vAlign w:val="center"/>
+            <w:hideMark/>
+          </w:tcPr>
+          <w:p>
+            <w:pPr>
+              <w:rPr>
+                <w:rFonts w:ascii="Segoe UI" w:hAnsi="Segoe UI" w:cs="Segoe UI"/>
+                <w:color w:val="616161"/>
+                <w:sz w:val="20"/>
+                <w:szCs w:val="20"/>
+              </w:rPr>
+            </w:pPr>
+            <w:r>
+              <w:rPr>
+                <w:rFonts w:ascii="Segoe UI" w:hAnsi="Segoe UI" w:cs="Segoe UI"/>
+                <w:color w:val="616161"/>
+                <w:sz w:val="20"/>
+                <w:szCs w:val="20"/>
+              </w:rPr>
+              <w:t>Initial dispatch</w:t>
+            </w:r>
+          </w:p>
+        </w:tc>
+        <w:tc>
+          <w:tcPr>
+            <w:tcW w:w="0" w:type="auto"/>
+            <w:tcBorders>
+              <w:top w:val="single" w:sz="4" w:space="0" w:color="C8C8C8"/>
+              <w:left w:val="single" w:sz="4" w:space="0" w:color="C8C8C8"/>
+              <w:bottom w:val="single" w:sz="4" w:space="0" w:color="C8C8C8"/>
+              <w:right w:val="single" w:sz="4" w:space="0" w:color="C8C8C8"/>
+            </w:tcBorders>
+            <w:shd w:val="clear" w:color="auto" w:fill="F3F3F3"/>
+            <w:tcMar>
+              <w:top w:w="30" w:type="dxa"/>
+              <w:left w:w="30" w:type="dxa"/>
+              <w:bottom w:w="30" w:type="dxa"/>
+              <w:right w:w="30" w:type="dxa"/>
+            </w:tcMar>
+            <w:vAlign w:val="center"/>
+            <w:hideMark/>
+          </w:tcPr>
+          <w:p>
+            <w:pPr>
+              <w:rPr>
+                <w:rFonts w:ascii="Segoe UI" w:hAnsi="Segoe UI" w:cs="Segoe UI"/>
+                <w:color w:val="616161"/>
+                <w:sz w:val="20"/>
+                <w:szCs w:val="20"/>
+              </w:rPr>
+            </w:pPr>
+            <w:r>
+              <w:rPr>
+                <w:rFonts w:ascii="Segoe UI" w:hAnsi="Segoe UI" w:cs="Segoe UI"/>
+                <w:color w:val="616161"/>
+                <w:sz w:val="20"/>
+                <w:szCs w:val="20"/>
+              </w:rPr>
+              <w:t>Just dispatched</w:t>
+            </w:r>
+          </w:p>
+        </w:tc>
+      </w:tr>
+      <w:tr>
+        <w:tc>
+          <w:tcPr>
+            <w:tcW w:w="0" w:type="auto"/>
+            <w:tcBorders>
+              <w:top w:val="single" w:sz="4" w:space="0" w:color="C8C8C8"/>
+              <w:left w:val="single" w:sz="4" w:space="0" w:color="C8C8C8"/>
+              <w:bottom w:val="single" w:sz="4" w:space="0" w:color="C8C8C8"/>
+              <w:right w:val="single" w:sz="4" w:space="0" w:color="C8C8C8"/>
+            </w:tcBorders>
+            <w:shd w:val="clear" w:color="auto" w:fill="F3F3F3"/>
+            <w:tcMar>
+              <w:top w:w="30" w:type="dxa"/>
+              <w:left w:w="30" w:type="dxa"/>
+              <w:bottom w:w="30" w:type="dxa"/>
+              <w:right w:w="30" w:type="dxa"/>
+            </w:tcMar>
+            <w:vAlign w:val="center"/>
+            <w:hideMark/>
+          </w:tcPr>
+          <w:p>
+            <w:pPr>
+              <w:rPr>
+                <w:rFonts w:ascii="Segoe UI" w:hAnsi="Segoe UI" w:cs="Segoe UI"/>
+                <w:color w:val="616161"/>
+                <w:sz w:val="20"/>
+                <w:szCs w:val="20"/>
+              </w:rPr>
+            </w:pPr>
+            <w:r>
+              <w:rPr>
+                <w:rFonts w:ascii="Segoe UI" w:hAnsi="Segoe UI" w:cs="Segoe UI"/>
+                <w:color w:val="616161"/>
+                <w:sz w:val="20"/>
+                <w:szCs w:val="20"/>
+              </w:rPr>
+              <w:t>FULLY_DISPATCHED</w:t>
+            </w:r>
+          </w:p>
+        </w:tc>
+        <w:tc>
+          <w:tcPr>
+            <w:tcW w:w="0" w:type="auto"/>
+            <w:tcBorders>
+              <w:top w:val="single" w:sz="4" w:space="0" w:color="C8C8C8"/>
+              <w:left w:val="single" w:sz="4" w:space="0" w:color="C8C8C8"/>
+              <w:bottom w:val="single" w:sz="4" w:space="0" w:color="C8C8C8"/>
+              <w:right w:val="single" w:sz="4" w:space="0" w:color="C8C8C8"/>
+            </w:tcBorders>
+            <w:shd w:val="clear" w:color="auto" w:fill="F3F3F3"/>
+            <w:tcMar>
+              <w:top w:w="30" w:type="dxa"/>
+              <w:left w:w="30" w:type="dxa"/>
+              <w:bottom w:w="30" w:type="dxa"/>
+              <w:right w:w="30" w:type="dxa"/>
+            </w:tcMar>
+            <w:vAlign w:val="center"/>
+            <w:hideMark/>
+          </w:tcPr>
+          <w:p>
+            <w:pPr>
+              <w:rPr>
+                <w:rFonts w:ascii="Segoe UI" w:hAnsi="Segoe UI" w:cs="Segoe UI"/>
+                <w:color w:val="616161"/>
+                <w:sz w:val="20"/>
+                <w:szCs w:val="20"/>
+              </w:rPr>
+            </w:pPr>
+            <w:r>
+              <w:rPr>
+                <w:rFonts w:ascii="Segoe UI" w:hAnsi="Segoe UI" w:cs="Segoe UI"/>
+                <w:color w:val="616161"/>
+                <w:sz w:val="20"/>
+                <w:szCs w:val="20"/>
+              </w:rPr>
+              <w:t xml:space="preserve">Green </w:t>
+            </w:r>
+            <w:r>
+              <w:rPr>
+                <w:rFonts w:ascii="Apple Color Emoji" w:hAnsi="Apple Color Emoji" w:cs="Apple Color Emoji"/>
+                <w:color w:val="616161"/>
+                <w:sz w:val="20"/>
+                <w:szCs w:val="20"/>
+              </w:rPr>
+              <w:t>✅</w:t>
+            </w:r>
+          </w:p>
+        </w:tc>
+        <w:tc>
+          <w:tcPr>
+            <w:tcW w:w="0" w:type="auto"/>
+            <w:tcBorders>
+              <w:top w:val="single" w:sz="4" w:space="0" w:color="C8C8C8"/>
+              <w:left w:val="single" w:sz="4" w:space="0" w:color="C8C8C8"/>
+              <w:bottom w:val="single" w:sz="4" w:space="0" w:color="C8C8C8"/>
+              <w:right w:val="single" w:sz="4" w:space="0" w:color="C8C8C8"/>
+            </w:tcBorders>
+            <w:shd w:val="clear" w:color="auto" w:fill="F3F3F3"/>
+            <w:tcMar>
+              <w:top w:w="30" w:type="dxa"/>
+              <w:left w:w="30" w:type="dxa"/>
+              <w:bottom w:w="30" w:type="dxa"/>
+              <w:right w:w="30" w:type="dxa"/>
+            </w:tcMar>
+            <w:vAlign w:val="center"/>
+            <w:hideMark/>
+          </w:tcPr>
+          <w:p>
+            <w:pPr>
+              <w:rPr>
+                <w:rFonts w:ascii="Segoe UI" w:hAnsi="Segoe UI" w:cs="Segoe UI"/>
+                <w:color w:val="616161"/>
+                <w:sz w:val="20"/>
+                <w:szCs w:val="20"/>
+              </w:rPr>
+            </w:pPr>
+            <w:r>
+              <w:rPr>
+                <w:rFonts w:ascii="Segoe UI" w:hAnsi="Segoe UI" w:cs="Segoe UI"/>
+                <w:color w:val="616161"/>
+                <w:sz w:val="20"/>
+                <w:szCs w:val="20"/>
+              </w:rPr>
+              <w:t>All qty sent</w:t>
+            </w:r>
+          </w:p>
+        </w:tc>
+        <w:tc>
+          <w:tcPr>
+            <w:tcW w:w="0" w:type="auto"/>
+            <w:tcBorders>
+              <w:top w:val="single" w:sz="4" w:space="0" w:color="C8C8C8"/>
+              <w:left w:val="single" w:sz="4" w:space="0" w:color="C8C8C8"/>
+              <w:bottom w:val="single" w:sz="4" w:space="0" w:color="C8C8C8"/>
+              <w:right w:val="single" w:sz="4" w:space="0" w:color="C8C8C8"/>
+            </w:tcBorders>
+            <w:shd w:val="clear" w:color="auto" w:fill="F3F3F3"/>
+            <w:tcMar>
+              <w:top w:w="30" w:type="dxa"/>
+              <w:left w:w="30" w:type="dxa"/>
+              <w:bottom w:w="30" w:type="dxa"/>
+              <w:right w:w="30" w:type="dxa"/>
+            </w:tcMar>
+            <w:vAlign w:val="center"/>
+            <w:hideMark/>
+          </w:tcPr>
+          <w:p>
+            <w:pPr>
+              <w:rPr>
+                <w:rFonts w:ascii="Segoe UI" w:hAnsi="Segoe UI" w:cs="Segoe UI"/>
+                <w:color w:val="616161"/>
+                <w:sz w:val="20"/>
+                <w:szCs w:val="20"/>
+              </w:rPr>
+            </w:pPr>
+            <w:r>
+              <w:rPr>
+                <w:rFonts w:ascii="Segoe UI" w:hAnsi="Segoe UI" w:cs="Segoe UI"/>
+                <w:color w:val="616161"/>
+                <w:sz w:val="20"/>
+                <w:szCs w:val="20"/>
+              </w:rPr>
+              <w:t>Complete</w:t>
+            </w:r>
+          </w:p>
+        </w:tc>
+      </w:tr>
+      <w:tr>
+        <w:tc>
+          <w:tcPr>
+            <w:tcW w:w="0" w:type="auto"/>
+            <w:tcBorders>
+              <w:top w:val="single" w:sz="4" w:space="0" w:color="C8C8C8"/>
+              <w:left w:val="single" w:sz="4" w:space="0" w:color="C8C8C8"/>
+              <w:bottom w:val="single" w:sz="4" w:space="0" w:color="C8C8C8"/>
+              <w:right w:val="single" w:sz="4" w:space="0" w:color="C8C8C8"/>
+            </w:tcBorders>
+            <w:shd w:val="clear" w:color="auto" w:fill="F3F3F3"/>
+            <w:tcMar>
+              <w:top w:w="30" w:type="dxa"/>
+              <w:left w:w="30" w:type="dxa"/>
+              <w:bottom w:w="30" w:type="dxa"/>
+              <w:right w:w="30" w:type="dxa"/>
+            </w:tcMar>
+            <w:vAlign w:val="center"/>
+            <w:hideMark/>
+          </w:tcPr>
+          <w:p>
+            <w:pPr>
+              <w:rPr>
+                <w:rFonts w:ascii="Segoe UI" w:hAnsi="Segoe UI" w:cs="Segoe UI"/>
+                <w:color w:val="616161"/>
+                <w:sz w:val="20"/>
+                <w:szCs w:val="20"/>
+              </w:rPr>
+            </w:pPr>
+            <w:r>
+              <w:rPr>
+                <w:rFonts w:ascii="Segoe UI" w:hAnsi="Segoe UI" w:cs="Segoe UI"/>
+                <w:color w:val="616161"/>
+                <w:sz w:val="20"/>
+                <w:szCs w:val="20"/>
+              </w:rPr>
+              <w:t>PARTIALLY_DISPATCHED</w:t>
+            </w:r>
+          </w:p>
+        </w:tc>
+        <w:tc>
+          <w:tcPr>
+            <w:tcW w:w="0" w:type="auto"/>
+            <w:tcBorders>
+              <w:top w:val="single" w:sz="4" w:space="0" w:color="C8C8C8"/>
+              <w:left w:val="single" w:sz="4" w:space="0" w:color="C8C8C8"/>
+              <w:bottom w:val="single" w:sz="4" w:space="0" w:color="C8C8C8"/>
+              <w:right w:val="single" w:sz="4" w:space="0" w:color="C8C8C8"/>
+            </w:tcBorders>
+            <w:shd w:val="clear" w:color="auto" w:fill="F3F3F3"/>
+            <w:tcMar>
+              <w:top w:w="30" w:type="dxa"/>
+              <w:left w:w="30" w:type="dxa"/>
+              <w:bottom w:w="30" w:type="dxa"/>
+              <w:right w:w="30" w:type="dxa"/>
+            </w:tcMar>
+            <w:vAlign w:val="center"/>
+            <w:hideMark/>
+          </w:tcPr>
+          <w:p>
+            <w:pPr>
+              <w:rPr>
+                <w:rFonts w:ascii="Segoe UI" w:hAnsi="Segoe UI" w:cs="Segoe UI"/>
+                <w:color w:val="616161"/>
+                <w:sz w:val="20"/>
+                <w:szCs w:val="20"/>
+              </w:rPr>
+            </w:pPr>
+            <w:r>
+              <w:rPr>
+                <w:rFonts w:ascii="Segoe UI" w:hAnsi="Segoe UI" w:cs="Segoe UI"/>
+                <w:color w:val="616161"/>
+                <w:sz w:val="20"/>
+                <w:szCs w:val="20"/>
+              </w:rPr>
+              <w:t xml:space="preserve">Orange </w:t>
+            </w:r>
+            <w:r>
+              <w:rPr>
+                <w:rFonts w:ascii="Apple Color Emoji" w:hAnsi="Apple Color Emoji" w:cs="Apple Color Emoji"/>
+                <w:color w:val="616161"/>
+                <w:sz w:val="20"/>
+                <w:szCs w:val="20"/>
+              </w:rPr>
+              <w:t>📦</w:t>
+            </w:r>
+          </w:p>
+        </w:tc>
+        <w:tc>
+          <w:tcPr>
+            <w:tcW w:w="0" w:type="auto"/>
+            <w:tcBorders>
+              <w:top w:val="single" w:sz="4" w:space="0" w:color="C8C8C8"/>
+              <w:left w:val="single" w:sz="4" w:space="0" w:color="C8C8C8"/>
+              <w:bottom w:val="single" w:sz="4" w:space="0" w:color="C8C8C8"/>
+              <w:right w:val="single" w:sz="4" w:space="0" w:color="C8C8C8"/>
+            </w:tcBorders>
+            <w:shd w:val="clear" w:color="auto" w:fill="F3F3F3"/>
+            <w:tcMar>
+              <w:top w:w="30" w:type="dxa"/>
+              <w:left w:w="30" w:type="dxa"/>
+              <w:bottom w:w="30" w:type="dxa"/>
+              <w:right w:w="30" w:type="dxa"/>
+            </w:tcMar>
+            <w:vAlign w:val="center"/>
+            <w:hideMark/>
+          </w:tcPr>
+          <w:p>
+            <w:pPr>
+              <w:rPr>
+                <w:rFonts w:ascii="Segoe UI" w:hAnsi="Segoe UI" w:cs="Segoe UI"/>
+                <w:color w:val="616161"/>
+                <w:sz w:val="20"/>
+                <w:szCs w:val="20"/>
+              </w:rPr>
+            </w:pPr>
+            <w:r>
+              <w:rPr>
+                <w:rFonts w:ascii="Segoe UI" w:hAnsi="Segoe UI" w:cs="Segoe UI"/>
+                <w:color w:val="616161"/>
+                <w:sz w:val="20"/>
+                <w:szCs w:val="20"/>
+              </w:rPr>
+              <w:t>Some qty sent</w:t>
+            </w:r>
+          </w:p>
+        </w:tc>
+        <w:tc>
+          <w:tcPr>
+            <w:tcW w:w="0" w:type="auto"/>
+            <w:tcBorders>
+              <w:top w:val="single" w:sz="4" w:space="0" w:color="C8C8C8"/>
+              <w:left w:val="single" w:sz="4" w:space="0" w:color="C8C8C8"/>
+              <w:bottom w:val="single" w:sz="4" w:space="0" w:color="C8C8C8"/>
+              <w:right w:val="single" w:sz="4" w:space="0" w:color="C8C8C8"/>
+            </w:tcBorders>
+            <w:shd w:val="clear" w:color="auto" w:fill="F3F3F3"/>
+            <w:tcMar>
+              <w:top w:w="30" w:type="dxa"/>
+              <w:left w:w="30" w:type="dxa"/>
+              <w:bottom w:w="30" w:type="dxa"/>
+              <w:right w:w="30" w:type="dxa"/>
+            </w:tcMar>
+            <w:vAlign w:val="center"/>
+            <w:hideMark/>
+          </w:tcPr>
+          <w:p>
+            <w:pPr>
+              <w:rPr>
+                <w:rFonts w:ascii="Segoe UI" w:hAnsi="Segoe UI" w:cs="Segoe UI"/>
+                <w:color w:val="616161"/>
+                <w:sz w:val="20"/>
+                <w:szCs w:val="20"/>
+              </w:rPr>
+            </w:pPr>
+            <w:r>
+              <w:rPr>
+                <w:rFonts w:ascii="Segoe UI" w:hAnsi="Segoe UI" w:cs="Segoe UI"/>
+                <w:color w:val="616161"/>
+                <w:sz w:val="20"/>
+                <w:szCs w:val="20"/>
+              </w:rPr>
+              <w:t>Partial</w:t>
+            </w:r>
+          </w:p>
+        </w:tc>
+      </w:tr>
+      <w:tr>
+        <w:tc>
+          <w:tcPr>
+            <w:tcW w:w="0" w:type="auto"/>
+            <w:tcBorders>
+              <w:top w:val="single" w:sz="4" w:space="0" w:color="C8C8C8"/>
+              <w:left w:val="single" w:sz="4" w:space="0" w:color="C8C8C8"/>
+              <w:bottom w:val="single" w:sz="4" w:space="0" w:color="C8C8C8"/>
+              <w:right w:val="single" w:sz="4" w:space="0" w:color="C8C8C8"/>
+            </w:tcBorders>
+            <w:shd w:val="clear" w:color="auto" w:fill="F3F3F3"/>
+            <w:tcMar>
+              <w:top w:w="30" w:type="dxa"/>
+              <w:left w:w="30" w:type="dxa"/>
+              <w:bottom w:w="30" w:type="dxa"/>
+              <w:right w:w="30" w:type="dxa"/>
+            </w:tcMar>
+            <w:vAlign w:val="center"/>
+            <w:hideMark/>
+          </w:tcPr>
+          <w:p>
+            <w:pPr>
+              <w:rPr>
+                <w:rFonts w:ascii="Segoe UI" w:hAnsi="Segoe UI" w:cs="Segoe UI"/>
+                <w:color w:val="616161"/>
+                <w:sz w:val="20"/>
+                <w:szCs w:val="20"/>
+              </w:rPr>
+            </w:pPr>
+            <w:r>
+              <w:rPr>
+                <w:rFonts w:ascii="Segoe UI" w:hAnsi="Segoe UI" w:cs="Segoe UI"/>
+                <w:color w:val="616161"/>
+                <w:sz w:val="20"/>
+                <w:szCs w:val="20"/>
+              </w:rPr>
+              <w:t>DISPATCH_ON_HOLD</w:t>
+            </w:r>
+          </w:p>
+        </w:tc>
+        <w:tc>
+          <w:tcPr>
+            <w:tcW w:w="0" w:type="auto"/>
+            <w:tcBorders>
+              <w:top w:val="single" w:sz="4" w:space="0" w:color="C8C8C8"/>
+              <w:left w:val="single" w:sz="4" w:space="0" w:color="C8C8C8"/>
+              <w:bottom w:val="single" w:sz="4" w:space="0" w:color="C8C8C8"/>
+              <w:right w:val="single" w:sz="4" w:space="0" w:color="C8C8C8"/>
+            </w:tcBorders>
+            <w:shd w:val="clear" w:color="auto" w:fill="F3F3F3"/>
+            <w:tcMar>
+              <w:top w:w="30" w:type="dxa"/>
+              <w:left w:w="30" w:type="dxa"/>
+              <w:bottom w:w="30" w:type="dxa"/>
+              <w:right w:w="30" w:type="dxa"/>
+            </w:tcMar>
+            <w:vAlign w:val="center"/>
+            <w:hideMark/>
+          </w:tcPr>
+          <w:p>
+            <w:pPr>
+              <w:rPr>
+                <w:rFonts w:ascii="Segoe UI" w:hAnsi="Segoe UI" w:cs="Segoe UI"/>
+                <w:color w:val="616161"/>
+                <w:sz w:val="20"/>
+                <w:szCs w:val="20"/>
+              </w:rPr>
+            </w:pPr>
+            <w:r>
+              <w:rPr>
+                <w:rFonts w:ascii="Segoe UI" w:hAnsi="Segoe UI" w:cs="Segoe UI"/>
+                <w:color w:val="616161"/>
+                <w:sz w:val="20"/>
+                <w:szCs w:val="20"/>
+              </w:rPr>
+              <w:t xml:space="preserve">Red </w:t>
+            </w:r>
+            <w:r>
+              <w:rPr>
+                <w:rFonts w:ascii="Apple Color Emoji" w:hAnsi="Apple Color Emoji" w:cs="Apple Color Emoji"/>
+                <w:color w:val="616161"/>
+                <w:sz w:val="20"/>
+                <w:szCs w:val="20"/>
+              </w:rPr>
+              <w:t>⏸️</w:t>
+            </w:r>
+          </w:p>
+        </w:tc>
+        <w:tc>
+          <w:tcPr>
+            <w:tcW w:w="0" w:type="auto"/>
+            <w:tcBorders>
+              <w:top w:val="single" w:sz="4" w:space="0" w:color="C8C8C8"/>
+              <w:left w:val="single" w:sz="4" w:space="0" w:color="C8C8C8"/>
+              <w:bottom w:val="single" w:sz="4" w:space="0" w:color="C8C8C8"/>
+              <w:right w:val="single" w:sz="4" w:space="0" w:color="C8C8C8"/>
+            </w:tcBorders>
+            <w:shd w:val="clear" w:color="auto" w:fill="F3F3F3"/>
+            <w:tcMar>
+              <w:top w:w="30" w:type="dxa"/>
+              <w:left w:w="30" w:type="dxa"/>
+              <w:bottom w:w="30" w:type="dxa"/>
+              <w:right w:w="30" w:type="dxa"/>
+            </w:tcMar>
+            <w:vAlign w:val="center"/>
+            <w:hideMark/>
+          </w:tcPr>
+          <w:p>
+            <w:pPr>
+              <w:rPr>
+                <w:rFonts w:ascii="Segoe UI" w:hAnsi="Segoe UI" w:cs="Segoe UI"/>
+                <w:color w:val="616161"/>
+                <w:sz w:val="20"/>
+                <w:szCs w:val="20"/>
+              </w:rPr>
+            </w:pPr>
+            <w:r>
+              <w:rPr>
+                <w:rFonts w:ascii="Segoe UI" w:hAnsi="Segoe UI" w:cs="Segoe UI"/>
+                <w:color w:val="616161"/>
+                <w:sz w:val="20"/>
+                <w:szCs w:val="20"/>
+              </w:rPr>
+              <w:t>Dispatch paused</w:t>
+            </w:r>
+          </w:p>
+        </w:tc>
+        <w:tc>
+          <w:tcPr>
+            <w:tcW w:w="0" w:type="auto"/>
+            <w:tcBorders>
+              <w:top w:val="single" w:sz="4" w:space="0" w:color="C8C8C8"/>
+              <w:left w:val="single" w:sz="4" w:space="0" w:color="C8C8C8"/>
+              <w:bottom w:val="single" w:sz="4" w:space="0" w:color="C8C8C8"/>
+              <w:right w:val="single" w:sz="4" w:space="0" w:color="C8C8C8"/>
+            </w:tcBorders>
+            <w:shd w:val="clear" w:color="auto" w:fill="F3F3F3"/>
+            <w:tcMar>
+              <w:top w:w="30" w:type="dxa"/>
+              <w:left w:w="30" w:type="dxa"/>
+              <w:bottom w:w="30" w:type="dxa"/>
+              <w:right w:w="30" w:type="dxa"/>
+            </w:tcMar>
+            <w:vAlign w:val="center"/>
+            <w:hideMark/>
+          </w:tcPr>
+          <w:p>
+            <w:pPr>
+              <w:rPr>
+                <w:rFonts w:ascii="Segoe UI" w:hAnsi="Segoe UI" w:cs="Segoe UI"/>
+                <w:color w:val="616161"/>
+                <w:sz w:val="20"/>
+                <w:szCs w:val="20"/>
+              </w:rPr>
+            </w:pPr>
+            <w:r>
+              <w:rPr>
+                <w:rFonts w:ascii="Segoe UI" w:hAnsi="Segoe UI" w:cs="Segoe UI"/>
+                <w:color w:val="616161"/>
+                <w:sz w:val="20"/>
+                <w:szCs w:val="20"/>
+              </w:rPr>
+              <w:t>Dispatcher paused</w:t>
+            </w:r>
+          </w:p>
+        </w:tc>
+      </w:tr>
+    </w:tbl>
+    <w:p/>
+    <w:p>
+      <w:pPr>
+        <w:rPr>
+          <w:rFonts w:cstheme="minorHAnsi"/>
+          <w:sz w:val="22"/>
+          <w:szCs w:val="22"/>
+        </w:rPr>
+      </w:pPr>
+    </w:p>
+    <w:p>
+      <w:pPr>
+        <w:rPr>
+          <w:rFonts w:cstheme="minorHAnsi"/>
+          <w:sz w:val="22"/>
+          <w:szCs w:val="22"/>
+        </w:rPr>
+      </w:pPr>
+    </w:p>
+    <w:p>
+      <w:pPr>
+        <w:shd w:val="clear" w:color="auto" w:fill="F3F3F3"/>
+        <w:spacing w:before="100" w:beforeAutospacing="1" w:after="100" w:afterAutospacing="1"/>
+        <w:outlineLvl w:val="3"/>
+        <w:rPr>
+          <w:rFonts w:ascii="Segoe UI" w:hAnsi="Segoe UI" w:cs="Segoe UI"/>
+          <w:b/>
+          <w:bCs/>
+          <w:color w:val="616161"/>
+          <w:sz w:val="20"/>
+          <w:szCs w:val="20"/>
+        </w:rPr>
+      </w:pPr>
+      <w:r>
+        <w:rPr>
+          <w:rFonts w:ascii="Segoe UI" w:hAnsi="Segoe UI" w:cs="Segoe UI"/>
+          <w:b/>
+          <w:bCs/>
+          <w:color w:val="616161"/>
+          <w:sz w:val="20"/>
+          <w:szCs w:val="20"/>
+        </w:rPr>
+        <w:t>Trigger 1: Stock In (When warehouse_stock_items inserted)</w:t>
+      </w:r>
+    </w:p>
+    <w:p>
+      <w:pPr>
+        <w:shd w:val="clear" w:color="auto" w:fill="F3F3F3"/>
+        <w:tabs>
+          <w:tab w:val="left" w:pos="916"/>
+          <w:tab w:val="left" w:pos="1832"/>
+          <w:tab w:val="left" w:pos="2748"/>
+          <w:tab w:val="left" w:pos="3664"/>
+          <w:tab w:val="left" w:pos="4580"/>
+          <w:tab w:val="left" w:pos="5496"/>
+          <w:tab w:val="left" w:pos="6412"/>
+          <w:tab w:val="left" w:pos="7328"/>
+          <w:tab w:val="left" w:pos="8244"/>
+          <w:tab w:val="left" w:pos="9160"/>
+          <w:tab w:val="left" w:pos="10076"/>
+          <w:tab w:val="left" w:pos="10992"/>
+          <w:tab w:val="left" w:pos="11908"/>
+          <w:tab w:val="left" w:pos="12824"/>
+          <w:tab w:val="left" w:pos="13740"/>
+          <w:tab w:val="left" w:pos="14656"/>
+        </w:tabs>
+        <w:rPr>
+          <w:rFonts w:ascii="Courier New" w:hAnsi="Courier New" w:cs="Courier New"/>
+          <w:color w:val="A31515"/>
+          <w:sz w:val="18"/>
+          <w:szCs w:val="18"/>
+        </w:rPr>
+      </w:pPr>
+      <w:r>
+        <w:rPr>
+          <w:rFonts w:ascii="Courier New" w:hAnsi="Courier New" w:cs="Courier New"/>
+          <w:color w:val="A31515"/>
+          <w:sz w:val="18"/>
+          <w:szCs w:val="18"/>
+        </w:rPr>
+        <w:t>warehouse_stock_items INSERT</w:t>
+      </w:r>
+    </w:p>
+    <w:p>
+      <w:pPr>
+        <w:shd w:val="clear" w:color="auto" w:fill="F3F3F3"/>
+        <w:tabs>
+          <w:tab w:val="left" w:pos="916"/>
+          <w:tab w:val="left" w:pos="1832"/>
+          <w:tab w:val="left" w:pos="2748"/>
+          <w:tab w:val="left" w:pos="3664"/>
+          <w:tab w:val="left" w:pos="4580"/>
+          <w:tab w:val="left" w:pos="5496"/>
+          <w:tab w:val="left" w:pos="6412"/>
+          <w:tab w:val="left" w:pos="7328"/>
+          <w:tab w:val="left" w:pos="8244"/>
+          <w:tab w:val="left" w:pos="9160"/>
+          <w:tab w:val="left" w:pos="10076"/>
+          <w:tab w:val="left" w:pos="10992"/>
+          <w:tab w:val="left" w:pos="11908"/>
+          <w:tab w:val="left" w:pos="12824"/>
+          <w:tab w:val="left" w:pos="13740"/>
+          <w:tab w:val="left" w:pos="14656"/>
+        </w:tabs>
+        <w:rPr>
+          <w:rFonts w:ascii="Courier New" w:hAnsi="Courier New" w:cs="Courier New"/>
+          <w:color w:val="A31515"/>
+          <w:sz w:val="18"/>
+          <w:szCs w:val="18"/>
+        </w:rPr>
+      </w:pPr>
+      <w:r>
+        <w:rPr>
+          <w:rFonts w:ascii="Courier New" w:hAnsi="Courier New" w:cs="Courier New"/>
+          <w:color w:val="A31515"/>
+          <w:sz w:val="18"/>
+          <w:szCs w:val="18"/>
+        </w:rPr>
+        <w:t xml:space="preserve">    ↓</w:t>
+      </w:r>
+    </w:p>
+    <w:p>
+      <w:pPr>
+        <w:shd w:val="clear" w:color="auto" w:fill="F3F3F3"/>
+        <w:tabs>
+          <w:tab w:val="left" w:pos="916"/>
+          <w:tab w:val="left" w:pos="1832"/>
+          <w:tab w:val="left" w:pos="2748"/>
+          <w:tab w:val="left" w:pos="3664"/>
+          <w:tab w:val="left" w:pos="4580"/>
+          <w:tab w:val="left" w:pos="5496"/>
+          <w:tab w:val="left" w:pos="6412"/>
+          <w:tab w:val="left" w:pos="7328"/>
+          <w:tab w:val="left" w:pos="8244"/>
+          <w:tab w:val="left" w:pos="9160"/>
+          <w:tab w:val="left" w:pos="10076"/>
+          <w:tab w:val="left" w:pos="10992"/>
+          <w:tab w:val="left" w:pos="11908"/>
+          <w:tab w:val="left" w:pos="12824"/>
+          <w:tab w:val="left" w:pos="13740"/>
+          <w:tab w:val="left" w:pos="14656"/>
+        </w:tabs>
+        <w:rPr>
+          <w:rFonts w:ascii="Courier New" w:hAnsi="Courier New" w:cs="Courier New"/>
+          <w:color w:val="A31515"/>
+          <w:sz w:val="18"/>
+          <w:szCs w:val="18"/>
+        </w:rPr>
+      </w:pPr>
+      <w:r>
+        <w:rPr>
+          <w:rFonts w:ascii="Courier New" w:hAnsi="Courier New" w:cs="Courier New"/>
+          <w:color w:val="A31515"/>
+          <w:sz w:val="18"/>
+          <w:szCs w:val="18"/>
+        </w:rPr>
+        <w:t>fn_update_inventory_stock_in() FIRES</w:t>
+      </w:r>
+    </w:p>
+    <w:p>
+      <w:pPr>
+        <w:shd w:val="clear" w:color="auto" w:fill="F3F3F3"/>
+        <w:tabs>
+          <w:tab w:val="left" w:pos="916"/>
+          <w:tab w:val="left" w:pos="1832"/>
+          <w:tab w:val="left" w:pos="2748"/>
+          <w:tab w:val="left" w:pos="3664"/>
+          <w:tab w:val="left" w:pos="4580"/>
+          <w:tab w:val="left" w:pos="5496"/>
+          <w:tab w:val="left" w:pos="6412"/>
+          <w:tab w:val="left" w:pos="7328"/>
+          <w:tab w:val="left" w:pos="8244"/>
+          <w:tab w:val="left" w:pos="9160"/>
+          <w:tab w:val="left" w:pos="10076"/>
+          <w:tab w:val="left" w:pos="10992"/>
+          <w:tab w:val="left" w:pos="11908"/>
+          <w:tab w:val="left" w:pos="12824"/>
+          <w:tab w:val="left" w:pos="13740"/>
+          <w:tab w:val="left" w:pos="14656"/>
+        </w:tabs>
+        <w:rPr>
+          <w:rFonts w:ascii="Courier New" w:hAnsi="Courier New" w:cs="Courier New"/>
+          <w:color w:val="A31515"/>
+          <w:sz w:val="18"/>
+          <w:szCs w:val="18"/>
+        </w:rPr>
+      </w:pPr>
+      <w:r>
+        <w:rPr>
+          <w:rFonts w:ascii="Courier New" w:hAnsi="Courier New" w:cs="Courier New"/>
+          <w:color w:val="A31515"/>
+          <w:sz w:val="18"/>
+          <w:szCs w:val="18"/>
+        </w:rPr>
+        <w:t xml:space="preserve">    ↓</w:t>
+      </w:r>
+    </w:p>
+    <w:p>
+      <w:pPr>
+        <w:shd w:val="clear" w:color="auto" w:fill="F3F3F3"/>
+        <w:tabs>
+          <w:tab w:val="left" w:pos="916"/>
+          <w:tab w:val="left" w:pos="1832"/>
+          <w:tab w:val="left" w:pos="2748"/>
+          <w:tab w:val="left" w:pos="3664"/>
+          <w:tab w:val="left" w:pos="4580"/>
+          <w:tab w:val="left" w:pos="5496"/>
+          <w:tab w:val="left" w:pos="6412"/>
+          <w:tab w:val="left" w:pos="7328"/>
+          <w:tab w:val="left" w:pos="8244"/>
+          <w:tab w:val="left" w:pos="9160"/>
+          <w:tab w:val="left" w:pos="10076"/>
+          <w:tab w:val="left" w:pos="10992"/>
+          <w:tab w:val="left" w:pos="11908"/>
+          <w:tab w:val="left" w:pos="12824"/>
+          <w:tab w:val="left" w:pos="13740"/>
+          <w:tab w:val="left" w:pos="14656"/>
+        </w:tabs>
+        <w:rPr>
+          <w:rFonts w:ascii="Courier New" w:hAnsi="Courier New" w:cs="Courier New"/>
+          <w:color w:val="A31515"/>
+          <w:sz w:val="18"/>
+          <w:szCs w:val="18"/>
+        </w:rPr>
+      </w:pPr>
+      <w:r>
+        <w:rPr>
+          <w:rFonts w:ascii="Courier New" w:hAnsi="Courier New" w:cs="Courier New"/>
+          <w:color w:val="A31515"/>
+          <w:sz w:val="18"/>
+          <w:szCs w:val="18"/>
+        </w:rPr>
+        <w:t>current_qty += inward_qty</w:t>
+      </w:r>
+    </w:p>
+    <w:p>
+      <w:pPr>
+        <w:shd w:val="clear" w:color="auto" w:fill="F3F3F3"/>
+        <w:tabs>
+          <w:tab w:val="left" w:pos="916"/>
+          <w:tab w:val="left" w:pos="1832"/>
+          <w:tab w:val="left" w:pos="2748"/>
+          <w:tab w:val="left" w:pos="3664"/>
+          <w:tab w:val="left" w:pos="4580"/>
+          <w:tab w:val="left" w:pos="5496"/>
+          <w:tab w:val="left" w:pos="6412"/>
+          <w:tab w:val="left" w:pos="7328"/>
+          <w:tab w:val="left" w:pos="8244"/>
+          <w:tab w:val="left" w:pos="9160"/>
+          <w:tab w:val="left" w:pos="10076"/>
+          <w:tab w:val="left" w:pos="10992"/>
+          <w:tab w:val="left" w:pos="11908"/>
+          <w:tab w:val="left" w:pos="12824"/>
+          <w:tab w:val="left" w:pos="13740"/>
+          <w:tab w:val="left" w:pos="14656"/>
+        </w:tabs>
+        <w:rPr>
+          <w:rFonts w:ascii="Courier New" w:hAnsi="Courier New" w:cs="Courier New"/>
+          <w:color w:val="A31515"/>
+          <w:sz w:val="18"/>
+          <w:szCs w:val="18"/>
+        </w:rPr>
+      </w:pPr>
+      <w:r>
+        <w:rPr>
+          <w:rFonts w:ascii="Courier New" w:hAnsi="Courier New" w:cs="Courier New"/>
+          <w:color w:val="A31515"/>
+          <w:sz w:val="18"/>
+          <w:szCs w:val="18"/>
+        </w:rPr>
+        <w:t>last_updated = NOW()</w:t>
+      </w:r>
+    </w:p>
+    <w:p>
+      <w:pPr>
+        <w:shd w:val="clear" w:color="auto" w:fill="F3F3F3"/>
+        <w:spacing w:before="100" w:beforeAutospacing="1" w:after="100" w:afterAutospacing="1"/>
+        <w:outlineLvl w:val="3"/>
+        <w:rPr>
+          <w:rFonts w:ascii="Segoe UI" w:hAnsi="Segoe UI" w:cs="Segoe UI"/>
+          <w:b/>
+          <w:bCs/>
+          <w:color w:val="616161"/>
+          <w:sz w:val="20"/>
+          <w:szCs w:val="20"/>
+        </w:rPr>
+      </w:pPr>
+      <w:r>
+        <w:rPr>
+          <w:rFonts w:ascii="Segoe UI" w:hAnsi="Segoe UI" w:cs="Segoe UI"/>
+          <w:b/>
+          <w:bCs/>
+          <w:color w:val="616161"/>
+          <w:sz w:val="20"/>
+          <w:szCs w:val="20"/>
+        </w:rPr>
+        <w:t>Trigger 2: Dispatch Out (When order_dispatch_items inserted)</w:t>
+      </w:r>
+    </w:p>
+    <w:p>
+      <w:pPr>
+        <w:shd w:val="clear" w:color="auto" w:fill="F3F3F3"/>
+        <w:tabs>
+          <w:tab w:val="left" w:pos="916"/>
+          <w:tab w:val="left" w:pos="1832"/>
+          <w:tab w:val="left" w:pos="2748"/>
+          <w:tab w:val="left" w:pos="3664"/>
+          <w:tab w:val="left" w:pos="4580"/>
+          <w:tab w:val="left" w:pos="5496"/>
+          <w:tab w:val="left" w:pos="6412"/>
+          <w:tab w:val="left" w:pos="7328"/>
+          <w:tab w:val="left" w:pos="8244"/>
+          <w:tab w:val="left" w:pos="9160"/>
+          <w:tab w:val="left" w:pos="10076"/>
+          <w:tab w:val="left" w:pos="10992"/>
+          <w:tab w:val="left" w:pos="11908"/>
+          <w:tab w:val="left" w:pos="12824"/>
+          <w:tab w:val="left" w:pos="13740"/>
+          <w:tab w:val="left" w:pos="14656"/>
+        </w:tabs>
+        <w:rPr>
+          <w:rFonts w:ascii="Courier New" w:hAnsi="Courier New" w:cs="Courier New"/>
+          <w:color w:val="A31515"/>
+          <w:sz w:val="18"/>
+          <w:szCs w:val="18"/>
+        </w:rPr>
+      </w:pPr>
+      <w:r>
+        <w:rPr>
+          <w:rFonts w:ascii="Courier New" w:hAnsi="Courier New" w:cs="Courier New"/>
+          <w:color w:val="A31515"/>
+          <w:sz w:val="18"/>
+          <w:szCs w:val="18"/>
+        </w:rPr>
+        <w:t>order_dispatch_items INSERT</w:t>
+      </w:r>
+    </w:p>
+    <w:p>
+      <w:pPr>
+        <w:shd w:val="clear" w:color="auto" w:fill="F3F3F3"/>
+        <w:tabs>
+          <w:tab w:val="left" w:pos="916"/>
+          <w:tab w:val="left" w:pos="1832"/>
+          <w:tab w:val="left" w:pos="2748"/>
+          <w:tab w:val="left" w:pos="3664"/>
+          <w:tab w:val="left" w:pos="4580"/>
+          <w:tab w:val="left" w:pos="5496"/>
+          <w:tab w:val="left" w:pos="6412"/>
+          <w:tab w:val="left" w:pos="7328"/>
+          <w:tab w:val="left" w:pos="8244"/>
+          <w:tab w:val="left" w:pos="9160"/>
+          <w:tab w:val="left" w:pos="10076"/>
+          <w:tab w:val="left" w:pos="10992"/>
+          <w:tab w:val="left" w:pos="11908"/>
+          <w:tab w:val="left" w:pos="12824"/>
+          <w:tab w:val="left" w:pos="13740"/>
+          <w:tab w:val="left" w:pos="14656"/>
+        </w:tabs>
+        <w:rPr>
+          <w:rFonts w:ascii="Courier New" w:hAnsi="Courier New" w:cs="Courier New"/>
+          <w:color w:val="A31515"/>
+          <w:sz w:val="18"/>
+          <w:szCs w:val="18"/>
+        </w:rPr>
+      </w:pPr>
+      <w:r>
+        <w:rPr>
+          <w:rFonts w:ascii="Courier New" w:hAnsi="Courier New" w:cs="Courier New"/>
+          <w:color w:val="A31515"/>
+          <w:sz w:val="18"/>
+          <w:szCs w:val="18"/>
+        </w:rPr>
+        <w:t xml:space="preserve">    ↓</w:t>
+      </w:r>
+    </w:p>
+    <w:p>
+      <w:pPr>
+        <w:shd w:val="clear" w:color="auto" w:fill="F3F3F3"/>
+        <w:tabs>
+          <w:tab w:val="left" w:pos="916"/>
+          <w:tab w:val="left" w:pos="1832"/>
+          <w:tab w:val="left" w:pos="2748"/>
+          <w:tab w:val="left" w:pos="3664"/>
+          <w:tab w:val="left" w:pos="4580"/>
+          <w:tab w:val="left" w:pos="5496"/>
+          <w:tab w:val="left" w:pos="6412"/>
+          <w:tab w:val="left" w:pos="7328"/>
+          <w:tab w:val="left" w:pos="8244"/>
+          <w:tab w:val="left" w:pos="9160"/>
+          <w:tab w:val="left" w:pos="10076"/>
+          <w:tab w:val="left" w:pos="10992"/>
+          <w:tab w:val="left" w:pos="11908"/>
+          <w:tab w:val="left" w:pos="12824"/>
+          <w:tab w:val="left" w:pos="13740"/>
+          <w:tab w:val="left" w:pos="14656"/>
+        </w:tabs>
+        <w:rPr>
+          <w:rFonts w:ascii="Courier New" w:hAnsi="Courier New" w:cs="Courier New"/>
+          <w:color w:val="A31515"/>
+          <w:sz w:val="18"/>
+          <w:szCs w:val="18"/>
+        </w:rPr>
+      </w:pPr>
+      <w:r>
+        <w:rPr>
+          <w:rFonts w:ascii="Courier New" w:hAnsi="Courier New" w:cs="Courier New"/>
+          <w:color w:val="A31515"/>
+          <w:sz w:val="18"/>
+          <w:szCs w:val="18"/>
+        </w:rPr>
+        <w:t>fn_update_inventory_dispatch_out() FIRES</w:t>
+      </w:r>
+    </w:p>
+    <w:p>
+      <w:pPr>
+        <w:shd w:val="clear" w:color="auto" w:fill="F3F3F3"/>
+        <w:tabs>
+          <w:tab w:val="left" w:pos="916"/>
+          <w:tab w:val="left" w:pos="1832"/>
+          <w:tab w:val="left" w:pos="2748"/>
+          <w:tab w:val="left" w:pos="3664"/>
+          <w:tab w:val="left" w:pos="4580"/>
+          <w:tab w:val="left" w:pos="5496"/>
+          <w:tab w:val="left" w:pos="6412"/>
+          <w:tab w:val="left" w:pos="7328"/>
+          <w:tab w:val="left" w:pos="8244"/>
+          <w:tab w:val="left" w:pos="9160"/>
+          <w:tab w:val="left" w:pos="10076"/>
+          <w:tab w:val="left" w:pos="10992"/>
+          <w:tab w:val="left" w:pos="11908"/>
+          <w:tab w:val="left" w:pos="12824"/>
+          <w:tab w:val="left" w:pos="13740"/>
+          <w:tab w:val="left" w:pos="14656"/>
+        </w:tabs>
+        <w:rPr>
+          <w:rFonts w:ascii="Courier New" w:hAnsi="Courier New" w:cs="Courier New"/>
+          <w:color w:val="A31515"/>
+          <w:sz w:val="18"/>
+          <w:szCs w:val="18"/>
+        </w:rPr>
+      </w:pPr>
+      <w:r>
+        <w:rPr>
+          <w:rFonts w:ascii="Courier New" w:hAnsi="Courier New" w:cs="Courier New"/>
+          <w:color w:val="A31515"/>
+          <w:sz w:val="18"/>
+          <w:szCs w:val="18"/>
+        </w:rPr>
+        <w:t xml:space="preserve">    ↓</w:t>
+      </w:r>
+    </w:p>
+    <w:p>
+      <w:pPr>
+        <w:shd w:val="clear" w:color="auto" w:fill="F3F3F3"/>
+        <w:tabs>
+          <w:tab w:val="left" w:pos="916"/>
+          <w:tab w:val="left" w:pos="1832"/>
+          <w:tab w:val="left" w:pos="2748"/>
+          <w:tab w:val="left" w:pos="3664"/>
+          <w:tab w:val="left" w:pos="4580"/>
+          <w:tab w:val="left" w:pos="5496"/>
+          <w:tab w:val="left" w:pos="6412"/>
+          <w:tab w:val="left" w:pos="7328"/>
+          <w:tab w:val="left" w:pos="8244"/>
+          <w:tab w:val="left" w:pos="9160"/>
+          <w:tab w:val="left" w:pos="10076"/>
+          <w:tab w:val="left" w:pos="10992"/>
+          <w:tab w:val="left" w:pos="11908"/>
+          <w:tab w:val="left" w:pos="12824"/>
+          <w:tab w:val="left" w:pos="13740"/>
+          <w:tab w:val="left" w:pos="14656"/>
+        </w:tabs>
+        <w:rPr>
+          <w:rFonts w:ascii="Courier New" w:hAnsi="Courier New" w:cs="Courier New"/>
+          <w:color w:val="A31515"/>
+          <w:sz w:val="18"/>
+          <w:szCs w:val="18"/>
+        </w:rPr>
+      </w:pPr>
+      <w:r>
+        <w:rPr>
+          <w:rFonts w:ascii="Courier New" w:hAnsi="Courier New" w:cs="Courier New"/>
+          <w:color w:val="A31515"/>
+          <w:sz w:val="18"/>
+          <w:szCs w:val="18"/>
+        </w:rPr>
+        <w:t>current_qty -= dispatch_bags</w:t>
+      </w:r>
+    </w:p>
+    <w:p>
+      <w:pPr>
+        <w:shd w:val="clear" w:color="auto" w:fill="F3F3F3"/>
+        <w:tabs>
+          <w:tab w:val="left" w:pos="916"/>
+          <w:tab w:val="left" w:pos="1832"/>
+          <w:tab w:val="left" w:pos="2748"/>
+          <w:tab w:val="left" w:pos="3664"/>
+          <w:tab w:val="left" w:pos="4580"/>
+          <w:tab w:val="left" w:pos="5496"/>
+          <w:tab w:val="left" w:pos="6412"/>
+          <w:tab w:val="left" w:pos="7328"/>
+          <w:tab w:val="left" w:pos="8244"/>
+          <w:tab w:val="left" w:pos="9160"/>
+          <w:tab w:val="left" w:pos="10076"/>
+          <w:tab w:val="left" w:pos="10992"/>
+          <w:tab w:val="left" w:pos="11908"/>
+          <w:tab w:val="left" w:pos="12824"/>
+          <w:tab w:val="left" w:pos="13740"/>
+          <w:tab w:val="left" w:pos="14656"/>
+        </w:tabs>
+        <w:rPr>
+          <w:rFonts w:ascii="Courier New" w:hAnsi="Courier New" w:cs="Courier New"/>
+          <w:color w:val="A31515"/>
+          <w:sz w:val="18"/>
+          <w:szCs w:val="18"/>
+        </w:rPr>
+      </w:pPr>
+      <w:r>
+        <w:rPr>
+          <w:rFonts w:ascii="Courier New" w:hAnsi="Courier New" w:cs="Courier New"/>
+          <w:color w:val="A31515"/>
+          <w:sz w:val="18"/>
+          <w:szCs w:val="18"/>
+        </w:rPr>
+        <w:t>last_updated = NOW()</w:t>
+      </w:r>
+    </w:p>
+    <w:p>
+      <w:pPr>
+        <w:rPr>
+          <w:rFonts w:ascii="Segoe UI" w:hAnsi="Segoe UI" w:cs="Segoe UI"/>
+          <w:sz w:val="20"/>
+          <w:szCs w:val="20"/>
+        </w:rPr>
+      </w:pPr>
+      <w:r>
+        <w:rPr>
+          <w:noProof/>
+        </w:rPr>
+        <w:pict w14:anchorId="4F4D6C6C">
+          <v:rect id="_x0000_i1026" alt="" style="width:451.3pt;height:.05pt;mso-width-percent:0;mso-height-percent:0;mso-width-percent:0;mso-height-percent:0" o:hralign="center" o:hrstd="t" o:hr="t" fillcolor="#a0a0a0" stroked="f"/>
+        </w:pict>
+      </w:r>
+    </w:p>
+    <w:p>
+      <w:pPr>
+        <w:shd w:val="clear" w:color="auto" w:fill="F3F3F3"/>
+        <w:spacing w:before="100" w:beforeAutospacing="1" w:after="100" w:afterAutospacing="1"/>
+        <w:outlineLvl w:val="2"/>
+        <w:rPr>
+          <w:rFonts w:ascii="Segoe UI" w:hAnsi="Segoe UI" w:cs="Segoe UI"/>
+          <w:b/>
+          <w:bCs/>
+          <w:color w:val="616161"/>
+          <w:sz w:val="27"/>
+          <w:szCs w:val="27"/>
+        </w:rPr>
+      </w:pPr>
+      <w:r>
+        <w:rPr>
+          <w:rFonts w:ascii="Segoe UI" w:hAnsi="Segoe UI" w:cs="Segoe UI"/>
+          <w:b/>
+          <w:bCs/>
+          <w:color w:val="616161"/>
+          <w:sz w:val="27"/>
+          <w:szCs w:val="27"/>
+        </w:rPr>
+        <w:t>3. New API Endpoints:</w:t>
+      </w:r>
+    </w:p>
+    <w:p>
+      <w:pPr>
+        <w:shd w:val="clear" w:color="auto" w:fill="F3F3F3"/>
+        <w:spacing w:before="24" w:after="48"/>
+        <w:rPr>
+          <w:rFonts w:ascii="Segoe UI" w:hAnsi="Segoe UI" w:cs="Segoe UI"/>
+          <w:color w:val="616161"/>
+          <w:sz w:val="20"/>
+          <w:szCs w:val="20"/>
+        </w:rPr>
+      </w:pPr>
+      <w:r>
+        <w:rPr>
+          <w:rFonts w:ascii="Segoe UI" w:hAnsi="Segoe UI" w:cs="Segoe UI"/>
+          <w:b/>
+          <w:bCs/>
+          <w:color w:val="616161"/>
+          <w:sz w:val="20"/>
+          <w:szCs w:val="20"/>
+        </w:rPr>
+        <w:t xml:space="preserve">A) </w:t>
+      </w:r>
+      <w:r>
+        <w:rPr>
+          <w:rFonts w:ascii="Courier New" w:hAnsi="Courier New" w:cs="Courier New"/>
+          <w:b/>
+          <w:bCs/>
+          <w:color w:val="A31515"/>
+          <w:sz w:val="18"/>
+          <w:szCs w:val="18"/>
+        </w:rPr>
+        <w:t>/api/warehouse-inventory</w:t>
+      </w:r>
+    </w:p>
+    <w:p>
+      <w:pPr>
+        <w:numPr>
+          <w:ilvl w:val="0"/>
+          <w:numId w:val="34"/>
+        </w:numPr>
+        <w:shd w:val="clear" w:color="auto" w:fill="F3F3F3"/>
+        <w:spacing w:before="100" w:beforeAutospacing="1" w:after="100" w:afterAutospacing="1"/>
+        <w:rPr>
+          <w:rFonts w:ascii="Segoe UI" w:hAnsi="Segoe UI" w:cs="Segoe UI"/>
+          <w:color w:val="616161"/>
+          <w:sz w:val="20"/>
+          <w:szCs w:val="20"/>
+        </w:rPr>
+      </w:pPr>
+      <w:r>
+        <w:rPr>
+          <w:rFonts w:ascii="Segoe UI" w:hAnsi="Segoe UI" w:cs="Segoe UI"/>
+          <w:color w:val="616161"/>
+          <w:sz w:val="20"/>
+          <w:szCs w:val="20"/>
+        </w:rPr>
+        <w:t>Lists all warehouse-product inventory</w:t>
+      </w:r>
+    </w:p>
+    <w:p>
+      <w:pPr>
+        <w:numPr>
+          <w:ilvl w:val="0"/>
+          <w:numId w:val="34"/>
+        </w:numPr>
+        <w:shd w:val="clear" w:color="auto" w:fill="F3F3F3"/>
+        <w:spacing w:before="100" w:beforeAutospacing="1" w:after="100" w:afterAutospacing="1"/>
+        <w:rPr>
+          <w:rFonts w:ascii="Segoe UI" w:hAnsi="Segoe UI" w:cs="Segoe UI"/>
+          <w:color w:val="616161"/>
+          <w:sz w:val="20"/>
+          <w:szCs w:val="20"/>
+        </w:rPr>
+      </w:pPr>
+      <w:r>
+        <w:rPr>
+          <w:rFonts w:ascii="Segoe UI" w:hAnsi="Segoe UI" w:cs="Segoe UI"/>
+          <w:color w:val="616161"/>
+          <w:sz w:val="20"/>
+          <w:szCs w:val="20"/>
+        </w:rPr>
+        <w:t>Supports date range filter (startDate, endDate)</w:t>
+      </w:r>
+    </w:p>
+    <w:p>
+      <w:pPr>
+        <w:numPr>
+          <w:ilvl w:val="0"/>
+          <w:numId w:val="34"/>
+        </w:numPr>
+        <w:shd w:val="clear" w:color="auto" w:fill="F3F3F3"/>
+        <w:spacing w:before="100" w:beforeAutospacing="1" w:after="100" w:afterAutospacing="1"/>
+        <w:rPr>
+          <w:rFonts w:ascii="Segoe UI" w:hAnsi="Segoe UI" w:cs="Segoe UI"/>
+          <w:color w:val="616161"/>
+          <w:sz w:val="20"/>
+          <w:szCs w:val="20"/>
+        </w:rPr>
+      </w:pPr>
+      <w:r>
+        <w:rPr>
+          <w:rFonts w:ascii="Segoe UI" w:hAnsi="Segoe UI" w:cs="Segoe UI"/>
+          <w:color w:val="616161"/>
+          <w:sz w:val="20"/>
+          <w:szCs w:val="20"/>
+        </w:rPr>
+        <w:t>Shows: warehouse_name, product_name, current_qty, last_updated</w:t>
+      </w:r>
+    </w:p>
+    <w:p>
+      <w:pPr>
+        <w:shd w:val="clear" w:color="auto" w:fill="F3F3F3"/>
+        <w:spacing w:before="24" w:after="48"/>
+        <w:rPr>
+          <w:rFonts w:ascii="Segoe UI" w:hAnsi="Segoe UI" w:cs="Segoe UI"/>
+          <w:color w:val="616161"/>
+          <w:sz w:val="20"/>
+          <w:szCs w:val="20"/>
+        </w:rPr>
+      </w:pPr>
+      <w:r>
+        <w:rPr>
+          <w:rFonts w:ascii="Segoe UI" w:hAnsi="Segoe UI" w:cs="Segoe UI"/>
+          <w:b/>
+          <w:bCs/>
+          <w:color w:val="616161"/>
+          <w:sz w:val="20"/>
+          <w:szCs w:val="20"/>
+        </w:rPr>
+        <w:t xml:space="preserve">B) </w:t>
+      </w:r>
+      <w:r>
+        <w:rPr>
+          <w:rFonts w:ascii="Courier New" w:hAnsi="Courier New" w:cs="Courier New"/>
+          <w:b/>
+          <w:bCs/>
+          <w:color w:val="A31515"/>
+          <w:sz w:val="18"/>
+          <w:szCs w:val="18"/>
+        </w:rPr>
+        <w:t>/api/warehouse-inventory/summary/by-warehouse</w:t>
+      </w:r>
+    </w:p>
+    <w:p>
+      <w:pPr>
+        <w:numPr>
+          <w:ilvl w:val="0"/>
+          <w:numId w:val="35"/>
+        </w:numPr>
+        <w:shd w:val="clear" w:color="auto" w:fill="F3F3F3"/>
+        <w:spacing w:before="100" w:beforeAutospacing="1" w:after="100" w:afterAutospacing="1"/>
+        <w:rPr>
+          <w:rFonts w:ascii="Segoe UI" w:hAnsi="Segoe UI" w:cs="Segoe UI"/>
+          <w:color w:val="616161"/>
+          <w:sz w:val="20"/>
+          <w:szCs w:val="20"/>
+        </w:rPr>
+      </w:pPr>
+      <w:r>
+        <w:rPr>
+          <w:rFonts w:ascii="Segoe UI" w:hAnsi="Segoe UI" w:cs="Segoe UI"/>
+          <w:color w:val="616161"/>
+          <w:sz w:val="20"/>
+          <w:szCs w:val="20"/>
+        </w:rPr>
+        <w:t>Summarized by warehouse (net stock per warehouse)</w:t>
+      </w:r>
+    </w:p>
+    <w:p>
+      <w:pPr>
+        <w:numPr>
+          <w:ilvl w:val="0"/>
+          <w:numId w:val="35"/>
+        </w:numPr>
+        <w:shd w:val="clear" w:color="auto" w:fill="F3F3F3"/>
+        <w:spacing w:before="100" w:beforeAutospacing="1" w:after="100" w:afterAutospacing="1"/>
+        <w:rPr>
+          <w:rFonts w:ascii="Segoe UI" w:hAnsi="Segoe UI" w:cs="Segoe UI"/>
+          <w:color w:val="616161"/>
+          <w:sz w:val="20"/>
+          <w:szCs w:val="20"/>
+        </w:rPr>
+      </w:pPr>
+      <w:r>
+        <w:rPr>
+          <w:rFonts w:ascii="Segoe UI" w:hAnsi="Segoe UI" w:cs="Segoe UI"/>
+          <w:color w:val="616161"/>
+          <w:sz w:val="20"/>
+          <w:szCs w:val="20"/>
+        </w:rPr>
+        <w:t>Groups products: </w:t>
+      </w:r>
+      <w:r>
+        <w:rPr>
+          <w:rFonts w:ascii="Courier New" w:hAnsi="Courier New" w:cs="Courier New"/>
+          <w:color w:val="A31515"/>
+          <w:sz w:val="18"/>
+          <w:szCs w:val="18"/>
+        </w:rPr>
+        <w:t>GOLD(100), POWER(50)</w:t>
+      </w:r>
+    </w:p>
+    <w:p>
+      <w:pPr>
+        <w:numPr>
+          <w:ilvl w:val="0"/>
+          <w:numId w:val="35"/>
+        </w:numPr>
+        <w:shd w:val="clear" w:color="auto" w:fill="F3F3F3"/>
+        <w:spacing w:before="100" w:beforeAutospacing="1" w:after="100" w:afterAutospacing="1"/>
+        <w:rPr>
+          <w:rFonts w:ascii="Segoe UI" w:hAnsi="Segoe UI" w:cs="Segoe UI"/>
+          <w:color w:val="616161"/>
+          <w:sz w:val="20"/>
+          <w:szCs w:val="20"/>
+        </w:rPr>
+      </w:pPr>
+      <w:r>
+        <w:rPr>
+          <w:rFonts w:ascii="Segoe UI" w:hAnsi="Segoe UI" w:cs="Segoe UI"/>
+          <w:color w:val="616161"/>
+          <w:sz w:val="20"/>
+          <w:szCs w:val="20"/>
+        </w:rPr>
+        <w:t>Shows total_stock_qty per warehouse</w:t>
+      </w:r>
+    </w:p>
+    <w:p>
+      <w:pPr>
+        <w:numPr>
+          <w:ilvl w:val="0"/>
+          <w:numId w:val="35"/>
+        </w:numPr>
+        <w:shd w:val="clear" w:color="auto" w:fill="F3F3F3"/>
+        <w:spacing w:before="100" w:beforeAutospacing="1" w:after="100" w:afterAutospacing="1"/>
+        <w:rPr>
+          <w:rFonts w:ascii="Segoe UI" w:hAnsi="Segoe UI" w:cs="Segoe UI"/>
+          <w:color w:val="616161"/>
+          <w:sz w:val="20"/>
+          <w:szCs w:val="20"/>
+        </w:rPr>
+      </w:pPr>
+      <w:r>
+        <w:rPr>
+          <w:rFonts w:ascii="Segoe UI" w:hAnsi="Segoe UI" w:cs="Segoe UI"/>
+          <w:color w:val="616161"/>
+          <w:sz w:val="20"/>
+          <w:szCs w:val="20"/>
+        </w:rPr>
+        <w:lastRenderedPageBreak/>
+        <w:t>Supports date range filter</w:t>
+      </w:r>
+    </w:p>
+    <w:p>
+      <w:pPr>
+        <w:rPr>
+          <w:rFonts w:ascii="Segoe UI" w:hAnsi="Segoe UI" w:cs="Segoe UI"/>
+          <w:sz w:val="20"/>
+          <w:szCs w:val="20"/>
+        </w:rPr>
+      </w:pPr>
+      <w:r>
+        <w:rPr>
+          <w:noProof/>
+        </w:rPr>
+        <w:pict w14:anchorId="0E0F104A">
+          <v:rect id="_x0000_i1025" alt="" style="width:451.3pt;height:.05pt;mso-width-percent:0;mso-height-percent:0;mso-width-percent:0;mso-height-percent:0" o:hralign="center" o:hrstd="t" o:hr="t" fillcolor="#a0a0a0" stroked="f"/>
+        </w:pict>
+      </w:r>
+    </w:p>
+    <w:p>
+      <w:pPr>
+        <w:shd w:val="clear" w:color="auto" w:fill="F3F3F3"/>
+        <w:spacing w:before="100" w:beforeAutospacing="1" w:after="100" w:afterAutospacing="1"/>
+        <w:outlineLvl w:val="2"/>
+        <w:rPr>
+          <w:rFonts w:ascii="Segoe UI" w:hAnsi="Segoe UI" w:cs="Segoe UI"/>
+          <w:b/>
+          <w:bCs/>
+          <w:color w:val="616161"/>
+          <w:sz w:val="27"/>
+          <w:szCs w:val="27"/>
+        </w:rPr>
+      </w:pPr>
+      <w:r>
+        <w:rPr>
+          <w:rFonts w:ascii="Segoe UI" w:hAnsi="Segoe UI" w:cs="Segoe UI"/>
+          <w:b/>
+          <w:bCs/>
+          <w:color w:val="616161"/>
+          <w:sz w:val="27"/>
+          <w:szCs w:val="27"/>
+        </w:rPr>
+        <w:t>4. Real-Time Flow:</w:t>
+      </w:r>
+    </w:p>
+    <w:p>
+      <w:pPr>
+        <w:shd w:val="clear" w:color="auto" w:fill="F3F3F3"/>
+        <w:tabs>
+          <w:tab w:val="left" w:pos="916"/>
+          <w:tab w:val="left" w:pos="1832"/>
+          <w:tab w:val="left" w:pos="2748"/>
+          <w:tab w:val="left" w:pos="3664"/>
+          <w:tab w:val="left" w:pos="4580"/>
+          <w:tab w:val="left" w:pos="5496"/>
+          <w:tab w:val="left" w:pos="6412"/>
+          <w:tab w:val="left" w:pos="7328"/>
+          <w:tab w:val="left" w:pos="8244"/>
+          <w:tab w:val="left" w:pos="9160"/>
+          <w:tab w:val="left" w:pos="10076"/>
+          <w:tab w:val="left" w:pos="10992"/>
+          <w:tab w:val="left" w:pos="11908"/>
+          <w:tab w:val="left" w:pos="12824"/>
+          <w:tab w:val="left" w:pos="13740"/>
+          <w:tab w:val="left" w:pos="14656"/>
+        </w:tabs>
+        <w:rPr>
+          <w:rFonts w:ascii="Courier New" w:hAnsi="Courier New" w:cs="Courier New"/>
+          <w:color w:val="A31515"/>
+          <w:sz w:val="18"/>
+          <w:szCs w:val="18"/>
+        </w:rPr>
+      </w:pPr>
+      <w:r>
+        <w:rPr>
+          <w:rFonts w:ascii="Courier New" w:hAnsi="Courier New" w:cs="Courier New"/>
+          <w:color w:val="A31515"/>
+          <w:sz w:val="18"/>
+          <w:szCs w:val="18"/>
+        </w:rPr>
+        <w:t>Stock In Process:</w:t>
+      </w:r>
+    </w:p>
+    <w:p>
+      <w:pPr>
+        <w:shd w:val="clear" w:color="auto" w:fill="F3F3F3"/>
+        <w:tabs>
+          <w:tab w:val="left" w:pos="916"/>
+          <w:tab w:val="left" w:pos="1832"/>
+          <w:tab w:val="left" w:pos="2748"/>
+          <w:tab w:val="left" w:pos="3664"/>
+          <w:tab w:val="left" w:pos="4580"/>
+          <w:tab w:val="left" w:pos="5496"/>
+          <w:tab w:val="left" w:pos="6412"/>
+          <w:tab w:val="left" w:pos="7328"/>
+          <w:tab w:val="left" w:pos="8244"/>
+          <w:tab w:val="left" w:pos="9160"/>
+          <w:tab w:val="left" w:pos="10076"/>
+          <w:tab w:val="left" w:pos="10992"/>
+          <w:tab w:val="left" w:pos="11908"/>
+          <w:tab w:val="left" w:pos="12824"/>
+          <w:tab w:val="left" w:pos="13740"/>
+          <w:tab w:val="left" w:pos="14656"/>
+        </w:tabs>
+        <w:rPr>
+          <w:rFonts w:ascii="Courier New" w:hAnsi="Courier New" w:cs="Courier New"/>
+          <w:color w:val="A31515"/>
+          <w:sz w:val="18"/>
+          <w:szCs w:val="18"/>
+        </w:rPr>
+      </w:pPr>
+      <w:r>
+        <w:rPr>
+          <w:rFonts w:ascii="Courier New" w:hAnsi="Courier New" w:cs="Courier New"/>
+          <w:color w:val="A31515"/>
+          <w:sz w:val="18"/>
+          <w:szCs w:val="18"/>
+        </w:rPr>
+        <w:t>1. Admin adds warehouse_stock entry</w:t>
+      </w:r>
+    </w:p>
+    <w:p>
+      <w:pPr>
+        <w:shd w:val="clear" w:color="auto" w:fill="F3F3F3"/>
+        <w:tabs>
+          <w:tab w:val="left" w:pos="916"/>
+          <w:tab w:val="left" w:pos="1832"/>
+          <w:tab w:val="left" w:pos="2748"/>
+          <w:tab w:val="left" w:pos="3664"/>
+          <w:tab w:val="left" w:pos="4580"/>
+          <w:tab w:val="left" w:pos="5496"/>
+          <w:tab w:val="left" w:pos="6412"/>
+          <w:tab w:val="left" w:pos="7328"/>
+          <w:tab w:val="left" w:pos="8244"/>
+          <w:tab w:val="left" w:pos="9160"/>
+          <w:tab w:val="left" w:pos="10076"/>
+          <w:tab w:val="left" w:pos="10992"/>
+          <w:tab w:val="left" w:pos="11908"/>
+          <w:tab w:val="left" w:pos="12824"/>
+          <w:tab w:val="left" w:pos="13740"/>
+          <w:tab w:val="left" w:pos="14656"/>
+        </w:tabs>
+        <w:rPr>
+          <w:rFonts w:ascii="Courier New" w:hAnsi="Courier New" w:cs="Courier New"/>
+          <w:color w:val="A31515"/>
+          <w:sz w:val="18"/>
+          <w:szCs w:val="18"/>
+        </w:rPr>
+      </w:pPr>
+      <w:r>
+        <w:rPr>
+          <w:rFonts w:ascii="Courier New" w:hAnsi="Courier New" w:cs="Courier New"/>
+          <w:color w:val="A31515"/>
+          <w:sz w:val="18"/>
+          <w:szCs w:val="18"/>
+        </w:rPr>
+        <w:t>2. warehouse_stock_items inserted</w:t>
+      </w:r>
+    </w:p>
+    <w:p>
+      <w:pPr>
+        <w:shd w:val="clear" w:color="auto" w:fill="F3F3F3"/>
+        <w:tabs>
+          <w:tab w:val="left" w:pos="916"/>
+          <w:tab w:val="left" w:pos="1832"/>
+          <w:tab w:val="left" w:pos="2748"/>
+          <w:tab w:val="left" w:pos="3664"/>
+          <w:tab w:val="left" w:pos="4580"/>
+          <w:tab w:val="left" w:pos="5496"/>
+          <w:tab w:val="left" w:pos="6412"/>
+          <w:tab w:val="left" w:pos="7328"/>
+          <w:tab w:val="left" w:pos="8244"/>
+          <w:tab w:val="left" w:pos="9160"/>
+          <w:tab w:val="left" w:pos="10076"/>
+          <w:tab w:val="left" w:pos="10992"/>
+          <w:tab w:val="left" w:pos="11908"/>
+          <w:tab w:val="left" w:pos="12824"/>
+          <w:tab w:val="left" w:pos="13740"/>
+          <w:tab w:val="left" w:pos="14656"/>
+        </w:tabs>
+        <w:rPr>
+          <w:rFonts w:ascii="Courier New" w:hAnsi="Courier New" w:cs="Courier New"/>
+          <w:color w:val="A31515"/>
+          <w:sz w:val="18"/>
+          <w:szCs w:val="18"/>
+        </w:rPr>
+      </w:pPr>
+      <w:r>
+        <w:rPr>
+          <w:rFonts w:ascii="Courier New" w:hAnsi="Courier New" w:cs="Courier New"/>
+          <w:color w:val="A31515"/>
+          <w:sz w:val="18"/>
+          <w:szCs w:val="18"/>
+        </w:rPr>
+        <w:t>3. Trigger automatically updates warehouse_inventory</w:t>
+      </w:r>
+    </w:p>
+    <w:p>
+      <w:pPr>
+        <w:shd w:val="clear" w:color="auto" w:fill="F3F3F3"/>
+        <w:tabs>
+          <w:tab w:val="left" w:pos="916"/>
+          <w:tab w:val="left" w:pos="1832"/>
+          <w:tab w:val="left" w:pos="2748"/>
+          <w:tab w:val="left" w:pos="3664"/>
+          <w:tab w:val="left" w:pos="4580"/>
+          <w:tab w:val="left" w:pos="5496"/>
+          <w:tab w:val="left" w:pos="6412"/>
+          <w:tab w:val="left" w:pos="7328"/>
+          <w:tab w:val="left" w:pos="8244"/>
+          <w:tab w:val="left" w:pos="9160"/>
+          <w:tab w:val="left" w:pos="10076"/>
+          <w:tab w:val="left" w:pos="10992"/>
+          <w:tab w:val="left" w:pos="11908"/>
+          <w:tab w:val="left" w:pos="12824"/>
+          <w:tab w:val="left" w:pos="13740"/>
+          <w:tab w:val="left" w:pos="14656"/>
+        </w:tabs>
+        <w:rPr>
+          <w:rFonts w:ascii="Courier New" w:hAnsi="Courier New" w:cs="Courier New"/>
+          <w:color w:val="A31515"/>
+          <w:sz w:val="18"/>
+          <w:szCs w:val="18"/>
+        </w:rPr>
+      </w:pPr>
+      <w:r>
+        <w:rPr>
+          <w:rFonts w:ascii="Courier New" w:hAnsi="Courier New" w:cs="Courier New"/>
+          <w:color w:val="A31515"/>
+          <w:sz w:val="18"/>
+          <w:szCs w:val="18"/>
+        </w:rPr>
+        <w:t>4. current_qty = 100 + 50 = 150</w:t>
+      </w:r>
+    </w:p>
+    <w:p>
+      <w:pPr>
+        <w:shd w:val="clear" w:color="auto" w:fill="F3F3F3"/>
+        <w:tabs>
+          <w:tab w:val="left" w:pos="916"/>
+          <w:tab w:val="left" w:pos="1832"/>
+          <w:tab w:val="left" w:pos="2748"/>
+          <w:tab w:val="left" w:pos="3664"/>
+          <w:tab w:val="left" w:pos="4580"/>
+          <w:tab w:val="left" w:pos="5496"/>
+          <w:tab w:val="left" w:pos="6412"/>
+          <w:tab w:val="left" w:pos="7328"/>
+          <w:tab w:val="left" w:pos="8244"/>
+          <w:tab w:val="left" w:pos="9160"/>
+          <w:tab w:val="left" w:pos="10076"/>
+          <w:tab w:val="left" w:pos="10992"/>
+          <w:tab w:val="left" w:pos="11908"/>
+          <w:tab w:val="left" w:pos="12824"/>
+          <w:tab w:val="left" w:pos="13740"/>
+          <w:tab w:val="left" w:pos="14656"/>
+        </w:tabs>
+        <w:rPr>
+          <w:rFonts w:ascii="Courier New" w:hAnsi="Courier New" w:cs="Courier New"/>
+          <w:color w:val="A31515"/>
+          <w:sz w:val="18"/>
+          <w:szCs w:val="18"/>
+        </w:rPr>
+      </w:pPr>
+    </w:p>
+    <w:p>
+      <w:pPr>
+        <w:shd w:val="clear" w:color="auto" w:fill="F3F3F3"/>
+        <w:tabs>
+          <w:tab w:val="left" w:pos="916"/>
+          <w:tab w:val="left" w:pos="1832"/>
+          <w:tab w:val="left" w:pos="2748"/>
+          <w:tab w:val="left" w:pos="3664"/>
+          <w:tab w:val="left" w:pos="4580"/>
+          <w:tab w:val="left" w:pos="5496"/>
+          <w:tab w:val="left" w:pos="6412"/>
+          <w:tab w:val="left" w:pos="7328"/>
+          <w:tab w:val="left" w:pos="8244"/>
+          <w:tab w:val="left" w:pos="9160"/>
+          <w:tab w:val="left" w:pos="10076"/>
+          <w:tab w:val="left" w:pos="10992"/>
+          <w:tab w:val="left" w:pos="11908"/>
+          <w:tab w:val="left" w:pos="12824"/>
+          <w:tab w:val="left" w:pos="13740"/>
+          <w:tab w:val="left" w:pos="14656"/>
+        </w:tabs>
+        <w:rPr>
+          <w:rFonts w:ascii="Courier New" w:hAnsi="Courier New" w:cs="Courier New"/>
+          <w:color w:val="A31515"/>
+          <w:sz w:val="18"/>
+          <w:szCs w:val="18"/>
+        </w:rPr>
+      </w:pPr>
+      <w:r>
+        <w:rPr>
+          <w:rFonts w:ascii="Courier New" w:hAnsi="Courier New" w:cs="Courier New"/>
+          <w:color w:val="A31515"/>
+          <w:sz w:val="18"/>
+          <w:szCs w:val="18"/>
+        </w:rPr>
+        <w:t>Dispatch Process:</w:t>
+      </w:r>
+    </w:p>
+    <w:p>
+      <w:pPr>
+        <w:shd w:val="clear" w:color="auto" w:fill="F3F3F3"/>
+        <w:tabs>
+          <w:tab w:val="left" w:pos="916"/>
+          <w:tab w:val="left" w:pos="1832"/>
+          <w:tab w:val="left" w:pos="2748"/>
+          <w:tab w:val="left" w:pos="3664"/>
+          <w:tab w:val="left" w:pos="4580"/>
+          <w:tab w:val="left" w:pos="5496"/>
+          <w:tab w:val="left" w:pos="6412"/>
+          <w:tab w:val="left" w:pos="7328"/>
+          <w:tab w:val="left" w:pos="8244"/>
+          <w:tab w:val="left" w:pos="9160"/>
+          <w:tab w:val="left" w:pos="10076"/>
+          <w:tab w:val="left" w:pos="10992"/>
+          <w:tab w:val="left" w:pos="11908"/>
+          <w:tab w:val="left" w:pos="12824"/>
+          <w:tab w:val="left" w:pos="13740"/>
+          <w:tab w:val="left" w:pos="14656"/>
+        </w:tabs>
+        <w:rPr>
+          <w:rFonts w:ascii="Courier New" w:hAnsi="Courier New" w:cs="Courier New"/>
+          <w:color w:val="A31515"/>
+          <w:sz w:val="18"/>
+          <w:szCs w:val="18"/>
+        </w:rPr>
+      </w:pPr>
+      <w:r>
+        <w:rPr>
+          <w:rFonts w:ascii="Courier New" w:hAnsi="Courier New" w:cs="Courier New"/>
+          <w:color w:val="A31515"/>
+          <w:sz w:val="18"/>
+          <w:szCs w:val="18"/>
+        </w:rPr>
+        <w:t>1. Dispatcher creates order_dispatch_items</w:t>
+      </w:r>
+    </w:p>
+    <w:p>
+      <w:pPr>
+        <w:shd w:val="clear" w:color="auto" w:fill="F3F3F3"/>
+        <w:tabs>
+          <w:tab w:val="left" w:pos="916"/>
+          <w:tab w:val="left" w:pos="1832"/>
+          <w:tab w:val="left" w:pos="2748"/>
+          <w:tab w:val="left" w:pos="3664"/>
+          <w:tab w:val="left" w:pos="4580"/>
+          <w:tab w:val="left" w:pos="5496"/>
+          <w:tab w:val="left" w:pos="6412"/>
+          <w:tab w:val="left" w:pos="7328"/>
+          <w:tab w:val="left" w:pos="8244"/>
+          <w:tab w:val="left" w:pos="9160"/>
+          <w:tab w:val="left" w:pos="10076"/>
+          <w:tab w:val="left" w:pos="10992"/>
+          <w:tab w:val="left" w:pos="11908"/>
+          <w:tab w:val="left" w:pos="12824"/>
+          <w:tab w:val="left" w:pos="13740"/>
+          <w:tab w:val="left" w:pos="14656"/>
+        </w:tabs>
+        <w:rPr>
+          <w:rFonts w:ascii="Courier New" w:hAnsi="Courier New" w:cs="Courier New"/>
+          <w:color w:val="A31515"/>
+          <w:sz w:val="18"/>
+          <w:szCs w:val="18"/>
+        </w:rPr>
+      </w:pPr>
+      <w:r>
+        <w:rPr>
+          <w:rFonts w:ascii="Courier New" w:hAnsi="Courier New" w:cs="Courier New"/>
+          <w:color w:val="A31515"/>
+          <w:sz w:val="18"/>
+          <w:szCs w:val="18"/>
+        </w:rPr>
+        <w:t>2. Trigger automatically updates warehouse_inventory</w:t>
+      </w:r>
+    </w:p>
+    <w:p>
+      <w:pPr>
+        <w:shd w:val="clear" w:color="auto" w:fill="F3F3F3"/>
+        <w:tabs>
+          <w:tab w:val="left" w:pos="916"/>
+          <w:tab w:val="left" w:pos="1832"/>
+          <w:tab w:val="left" w:pos="2748"/>
+          <w:tab w:val="left" w:pos="3664"/>
+          <w:tab w:val="left" w:pos="4580"/>
+          <w:tab w:val="left" w:pos="5496"/>
+          <w:tab w:val="left" w:pos="6412"/>
+          <w:tab w:val="left" w:pos="7328"/>
+          <w:tab w:val="left" w:pos="8244"/>
+          <w:tab w:val="left" w:pos="9160"/>
+          <w:tab w:val="left" w:pos="10076"/>
+          <w:tab w:val="left" w:pos="10992"/>
+          <w:tab w:val="left" w:pos="11908"/>
+          <w:tab w:val="left" w:pos="12824"/>
+          <w:tab w:val="left" w:pos="13740"/>
+          <w:tab w:val="left" w:pos="14656"/>
+        </w:tabs>
+        <w:rPr>
+          <w:rFonts w:ascii="Courier New" w:hAnsi="Courier New" w:cs="Courier New"/>
+          <w:color w:val="A31515"/>
+          <w:sz w:val="18"/>
+          <w:szCs w:val="18"/>
+        </w:rPr>
+      </w:pPr>
+      <w:r>
+        <w:rPr>
+          <w:rFonts w:ascii="Courier New" w:hAnsi="Courier New" w:cs="Courier New"/>
+          <w:color w:val="A31515"/>
+          <w:sz w:val="18"/>
+          <w:szCs w:val="18"/>
+        </w:rPr>
+        <w:t>3. current_qty = 150 - 30 = 120</w:t>
+      </w:r>
+    </w:p>
+    <w:p>
+      <w:pPr>
+        <w:shd w:val="clear" w:color="auto" w:fill="F3F3F3"/>
+        <w:tabs>
+          <w:tab w:val="left" w:pos="916"/>
+          <w:tab w:val="left" w:pos="1832"/>
+          <w:tab w:val="left" w:pos="2748"/>
+          <w:tab w:val="left" w:pos="3664"/>
+          <w:tab w:val="left" w:pos="4580"/>
+          <w:tab w:val="left" w:pos="5496"/>
+          <w:tab w:val="left" w:pos="6412"/>
+          <w:tab w:val="left" w:pos="7328"/>
+          <w:tab w:val="left" w:pos="8244"/>
+          <w:tab w:val="left" w:pos="9160"/>
+          <w:tab w:val="left" w:pos="10076"/>
+          <w:tab w:val="left" w:pos="10992"/>
+          <w:tab w:val="left" w:pos="11908"/>
+          <w:tab w:val="left" w:pos="12824"/>
+          <w:tab w:val="left" w:pos="13740"/>
+          <w:tab w:val="left" w:pos="14656"/>
+        </w:tabs>
+        <w:rPr>
+          <w:rFonts w:ascii="Courier New" w:hAnsi="Courier New" w:cs="Courier New"/>
+          <w:color w:val="A31515"/>
+          <w:sz w:val="18"/>
+          <w:szCs w:val="18"/>
+        </w:rPr>
+      </w:pPr>
+    </w:p>
+    <w:p>
+      <w:pPr>
+        <w:shd w:val="clear" w:color="auto" w:fill="F3F3F3"/>
+        <w:tabs>
+          <w:tab w:val="left" w:pos="916"/>
+          <w:tab w:val="left" w:pos="1832"/>
+          <w:tab w:val="left" w:pos="2748"/>
+          <w:tab w:val="left" w:pos="3664"/>
+          <w:tab w:val="left" w:pos="4580"/>
+          <w:tab w:val="left" w:pos="5496"/>
+          <w:tab w:val="left" w:pos="6412"/>
+          <w:tab w:val="left" w:pos="7328"/>
+          <w:tab w:val="left" w:pos="8244"/>
+          <w:tab w:val="left" w:pos="9160"/>
+          <w:tab w:val="left" w:pos="10076"/>
+          <w:tab w:val="left" w:pos="10992"/>
+          <w:tab w:val="left" w:pos="11908"/>
+          <w:tab w:val="left" w:pos="12824"/>
+          <w:tab w:val="left" w:pos="13740"/>
+          <w:tab w:val="left" w:pos="14656"/>
+        </w:tabs>
+        <w:rPr>
+          <w:rFonts w:ascii="Courier New" w:hAnsi="Courier New" w:cs="Courier New"/>
+          <w:color w:val="A31515"/>
+          <w:sz w:val="18"/>
+          <w:szCs w:val="18"/>
+        </w:rPr>
+      </w:pPr>
+      <w:r>
+        <w:rPr>
+          <w:rFonts w:ascii="Courier New" w:hAnsi="Courier New" w:cs="Courier New"/>
+          <w:color w:val="A31515"/>
+          <w:sz w:val="18"/>
+          <w:szCs w:val="18"/>
+        </w:rPr>
+        <w:t>Query warehouse_inventory:</w:t>
+      </w:r>
+    </w:p>
+    <w:p>
+      <w:pPr>
+        <w:shd w:val="clear" w:color="auto" w:fill="F3F3F3"/>
+        <w:tabs>
+          <w:tab w:val="left" w:pos="916"/>
+          <w:tab w:val="left" w:pos="1832"/>
+          <w:tab w:val="left" w:pos="2748"/>
+          <w:tab w:val="left" w:pos="3664"/>
+          <w:tab w:val="left" w:pos="4580"/>
+          <w:tab w:val="left" w:pos="5496"/>
+          <w:tab w:val="left" w:pos="6412"/>
+          <w:tab w:val="left" w:pos="7328"/>
+          <w:tab w:val="left" w:pos="8244"/>
+          <w:tab w:val="left" w:pos="9160"/>
+          <w:tab w:val="left" w:pos="10076"/>
+          <w:tab w:val="left" w:pos="10992"/>
+          <w:tab w:val="left" w:pos="11908"/>
+          <w:tab w:val="left" w:pos="12824"/>
+          <w:tab w:val="left" w:pos="13740"/>
+          <w:tab w:val="left" w:pos="14656"/>
+        </w:tabs>
+        <w:rPr>
+          <w:rFonts w:ascii="Courier New" w:hAnsi="Courier New" w:cs="Courier New"/>
+          <w:color w:val="616161"/>
+          <w:sz w:val="20"/>
+          <w:szCs w:val="20"/>
+        </w:rPr>
+      </w:pPr>
+      <w:r>
+        <w:rPr>
+          <w:rFonts w:ascii="Courier New" w:hAnsi="Courier New" w:cs="Courier New"/>
+          <w:color w:val="A31515"/>
+          <w:sz w:val="18"/>
+          <w:szCs w:val="18"/>
+        </w:rPr>
+        <w:t>→ Always shows CURRENT stock (no aggregation needed)</w:t>
+      </w:r>
     </w:p>
     <w:p>
       <w:pPr>
@@ -10853,7 +12019,7 @@
 </file>
 
 <file path=word/numbering.xml><?xml version="1.0" encoding="utf-8"?>
-<w:numbering xmlns:wpc="http://schemas.microsoft.com/office/word/2010/wordprocessingCanvas" xmlns:cx="http://schemas.microsoft.com/office/drawing/2014/chartex" xmlns:cx1="http://schemas.microsoft.com/office/drawing/2015/9/8/chartex" xmlns:cx2="http://schemas.microsoft.com/office/drawing/2015/10/21/chartex" xmlns:cx3="http://schemas.microsoft.com/office/drawing/2016/5/9/chartex" xmlns:cx4="http://schemas.microsoft.com/office/drawing/2016/5/10/chartex" xmlns:cx5="http://schemas.microsoft.com/office/drawing/2016/5/11/chartex" xmlns:cx6="http://schemas.microsoft.com/office/drawing/2016/5/12/chartex" xmlns:cx7="http://schemas.microsoft.com/office/drawing/2016/5/13/chartex" xmlns:cx8="http://schemas.microsoft.com/office/drawing/2016/5/14/chartex" xmlns:mc="http://schemas.openxmlformats.org/markup-compatibility/2006" xmlns:aink="http://schemas.microsoft.com/office/drawing/2016/ink" xmlns:am3d="http://schemas.microsoft.com/office/drawing/2017/model3d" xmlns:o="urn:schemas-microsoft-com:office:office" xmlns:oel="http://schemas.microsoft.com/office/2019/extlst" xmlns:r="http://schemas.openxmlformats.org/officeDocument/2006/relationships" xmlns:m="http://schemas.openxmlformats.org/officeDocument/2006/math" xmlns:v="urn:schemas-microsoft-com:vml" xmlns:wp14="http://schemas.microsoft.com/office/word/2010/wordprocessingDrawing" xmlns:wp="http://schemas.openxmlformats.org/drawingml/2006/wordprocessingDrawing" xmlns:w10="urn:schemas-microsoft-com:office:word" xmlns:w="http://schemas.openxmlformats.org/wordprocessingml/2006/main" xmlns:w14="http://schemas.microsoft.com/office/word/2010/wordml" xmlns:w15="http://schemas.microsoft.com/office/word/2012/wordml" xmlns:w16cex="http://schemas.microsoft.com/office/word/2018/wordml/cex" xmlns:w16cid="http://schemas.microsoft.com/office/word/2016/wordml/cid" xmlns:w16="http://schemas.microsoft.com/office/word/2018/wordml" xmlns:w16du="http://schemas.microsoft.com/office/word/2023/wordml/word16du" xmlns:w16sdtdh="http://schemas.microsoft.com/office/word/2020/wordml/sdtdatahash" xmlns:w16sdtfl="http://schemas.microsoft.com/office/word/2024/wordml/sdtformatlock" xmlns:w16se="http://schemas.microsoft.com/office/word/2015/wordml/symex" xmlns:wpg="http://schemas.microsoft.com/office/word/2010/wordprocessingGroup" xmlns:wpi="http://schemas.microsoft.com/office/word/2010/wordprocessingInk" xmlns:wne="http://schemas.microsoft.com/office/word/2006/wordml" xmlns:wps="http://schemas.microsoft.com/office/word/2010/wordprocessingShape" mc:Ignorable="w14 w15 w16se w16cid w16 w16cex w16sdtdh w16sdtfl w16du wp14">
+<w:numbering xmlns:wpc="http://schemas.microsoft.com/office/word/2010/wordprocessingCanvas" xmlns:cx="http://schemas.microsoft.com/office/drawing/2014/chartex" xmlns:cx1="http://schemas.microsoft.com/office/drawing/2015/9/8/chartex" xmlns:cx2="http://schemas.microsoft.com/office/drawing/2015/10/21/chartex" xmlns:cx3="http://schemas.microsoft.com/office/drawing/2016/5/9/chartex" xmlns:cx4="http://schemas.microsoft.com/office/drawing/2016/5/10/chartex" xmlns:cx5="http://schemas.microsoft.com/office/drawing/2016/5/11/chartex" xmlns:cx6="http://schemas.microsoft.com/office/drawing/2016/5/12/chartex" xmlns:cx7="http://schemas.microsoft.com/office/drawing/2016/5/13/chartex" xmlns:cx8="http://schemas.microsoft.com/office/drawing/2016/5/14/chartex" xmlns:mc="http://schemas.openxmlformats.org/markup-compatibility/2006" xmlns:m="http://schemas.openxmlformats.org/officeDocument/2006/math" xmlns:aink="http://schemas.microsoft.com/office/drawing/2016/ink" xmlns:am3d="http://schemas.microsoft.com/office/drawing/2017/model3d" xmlns:oel="http://schemas.microsoft.com/office/2019/extlst" xmlns:r="http://schemas.openxmlformats.org/officeDocument/2006/relationships" xmlns:wp14="http://schemas.microsoft.com/office/word/2010/wordprocessingDrawing" xmlns:wp="http://schemas.openxmlformats.org/drawingml/2006/wordprocessingDrawing" xmlns:wpg="http://schemas.microsoft.com/office/word/2010/wordprocessingGroup" xmlns:wpi="http://schemas.microsoft.com/office/word/2010/wordprocessingInk" xmlns:wps="http://schemas.microsoft.com/office/word/2010/wordprocessingShape" xmlns:o="urn:schemas-microsoft-com:office:office" xmlns:v="urn:schemas-microsoft-com:vml" xmlns:w10="urn:schemas-microsoft-com:office:word" xmlns:w="http://schemas.openxmlformats.org/wordprocessingml/2006/main" xmlns:w14="http://schemas.microsoft.com/office/word/2010/wordml" xmlns:w15="http://schemas.microsoft.com/office/word/2012/wordml" xmlns:w16cex="http://schemas.microsoft.com/office/word/2018/wordml/cex" xmlns:w16cid="http://schemas.microsoft.com/office/word/2016/wordml/cid" xmlns:w16="http://schemas.microsoft.com/office/word/2018/wordml" xmlns:w16sdtdh="http://schemas.microsoft.com/office/word/2020/wordml/sdtdatahash" xmlns:w16sdtfl="http://schemas.microsoft.com/office/word/2024/wordml/sdtformatlock" xmlns:w16se="http://schemas.microsoft.com/office/word/2015/wordml/symex" xmlns:w16du="http://schemas.microsoft.com/office/word/2023/wordml/word16du" xmlns:wne="http://schemas.microsoft.com/office/word/2006/wordml" mc:Ignorable="w14 w15 w16se w16cid w16 w16cex w16sdtdh w16sdtfl w16du wp14">
   <w:abstractNum w:abstractNumId="0" w15:restartNumberingAfterBreak="0">
     <w:nsid w:val="00000001"/>
     <w:multiLevelType w:val="hybridMultilevel"/>
@@ -11770,6 +12936,155 @@
     </w:lvl>
   </w:abstractNum>
   <w:abstractNum w:abstractNumId="9" w15:restartNumberingAfterBreak="0">
+    <w:nsid w:val="22BD5D51"/>
+    <w:multiLevelType w:val="multilevel"/>
+    <w:tmpl w:val="6C487858"/>
+    <w:lvl w:ilvl="0">
+      <w:start w:val="1"/>
+      <w:numFmt w:val="bullet"/>
+      <w:lvlText w:val=""/>
+      <w:lvlJc w:val="left"/>
+      <w:pPr>
+        <w:tabs>
+          <w:tab w:val="num" w:pos="720"/>
+        </w:tabs>
+        <w:ind w:left="720" w:hanging="360"/>
+      </w:pPr>
+      <w:rPr>
+        <w:rFonts w:ascii="Symbol" w:hAnsi="Symbol" w:hint="default"/>
+        <w:sz w:val="20"/>
+      </w:rPr>
+    </w:lvl>
+    <w:lvl w:ilvl="1" w:tentative="1">
+      <w:start w:val="1"/>
+      <w:numFmt w:val="bullet"/>
+      <w:lvlText w:val="o"/>
+      <w:lvlJc w:val="left"/>
+      <w:pPr>
+        <w:tabs>
+          <w:tab w:val="num" w:pos="1440"/>
+        </w:tabs>
+        <w:ind w:left="1440" w:hanging="360"/>
+      </w:pPr>
+      <w:rPr>
+        <w:rFonts w:ascii="Courier New" w:hAnsi="Courier New" w:hint="default"/>
+        <w:sz w:val="20"/>
+      </w:rPr>
+    </w:lvl>
+    <w:lvl w:ilvl="2" w:tentative="1">
+      <w:start w:val="1"/>
+      <w:numFmt w:val="bullet"/>
+      <w:lvlText w:val=""/>
+      <w:lvlJc w:val="left"/>
+      <w:pPr>
+        <w:tabs>
+          <w:tab w:val="num" w:pos="2160"/>
+        </w:tabs>
+        <w:ind w:left="2160" w:hanging="360"/>
+      </w:pPr>
+      <w:rPr>
+        <w:rFonts w:ascii="Wingdings" w:hAnsi="Wingdings" w:hint="default"/>
+        <w:sz w:val="20"/>
+      </w:rPr>
+    </w:lvl>
+    <w:lvl w:ilvl="3" w:tentative="1">
+      <w:start w:val="1"/>
+      <w:numFmt w:val="bullet"/>
+      <w:lvlText w:val=""/>
+      <w:lvlJc w:val="left"/>
+      <w:pPr>
+        <w:tabs>
+          <w:tab w:val="num" w:pos="2880"/>
+        </w:tabs>
+        <w:ind w:left="2880" w:hanging="360"/>
+      </w:pPr>
+      <w:rPr>
+        <w:rFonts w:ascii="Wingdings" w:hAnsi="Wingdings" w:hint="default"/>
+        <w:sz w:val="20"/>
+      </w:rPr>
+    </w:lvl>
+    <w:lvl w:ilvl="4" w:tentative="1">
+      <w:start w:val="1"/>
+      <w:numFmt w:val="bullet"/>
+      <w:lvlText w:val=""/>
+      <w:lvlJc w:val="left"/>
+      <w:pPr>
+        <w:tabs>
+          <w:tab w:val="num" w:pos="3600"/>
+        </w:tabs>
+        <w:ind w:left="3600" w:hanging="360"/>
+      </w:pPr>
+      <w:rPr>
+        <w:rFonts w:ascii="Wingdings" w:hAnsi="Wingdings" w:hint="default"/>
+        <w:sz w:val="20"/>
+      </w:rPr>
+    </w:lvl>
+    <w:lvl w:ilvl="5" w:tentative="1">
+      <w:start w:val="1"/>
+      <w:numFmt w:val="bullet"/>
+      <w:lvlText w:val=""/>
+      <w:lvlJc w:val="left"/>
+      <w:pPr>
+        <w:tabs>
+          <w:tab w:val="num" w:pos="4320"/>
+        </w:tabs>
+        <w:ind w:left="4320" w:hanging="360"/>
+      </w:pPr>
+      <w:rPr>
+        <w:rFonts w:ascii="Wingdings" w:hAnsi="Wingdings" w:hint="default"/>
+        <w:sz w:val="20"/>
+      </w:rPr>
+    </w:lvl>
+    <w:lvl w:ilvl="6" w:tentative="1">
+      <w:start w:val="1"/>
+      <w:numFmt w:val="bullet"/>
+      <w:lvlText w:val=""/>
+      <w:lvlJc w:val="left"/>
+      <w:pPr>
+        <w:tabs>
+          <w:tab w:val="num" w:pos="5040"/>
+        </w:tabs>
+        <w:ind w:left="5040" w:hanging="360"/>
+      </w:pPr>
+      <w:rPr>
+        <w:rFonts w:ascii="Wingdings" w:hAnsi="Wingdings" w:hint="default"/>
+        <w:sz w:val="20"/>
+      </w:rPr>
+    </w:lvl>
+    <w:lvl w:ilvl="7" w:tentative="1">
+      <w:start w:val="1"/>
+      <w:numFmt w:val="bullet"/>
+      <w:lvlText w:val=""/>
+      <w:lvlJc w:val="left"/>
+      <w:pPr>
+        <w:tabs>
+          <w:tab w:val="num" w:pos="5760"/>
+        </w:tabs>
+        <w:ind w:left="5760" w:hanging="360"/>
+      </w:pPr>
+      <w:rPr>
+        <w:rFonts w:ascii="Wingdings" w:hAnsi="Wingdings" w:hint="default"/>
+        <w:sz w:val="20"/>
+      </w:rPr>
+    </w:lvl>
+    <w:lvl w:ilvl="8" w:tentative="1">
+      <w:start w:val="1"/>
+      <w:numFmt w:val="bullet"/>
+      <w:lvlText w:val=""/>
+      <w:lvlJc w:val="left"/>
+      <w:pPr>
+        <w:tabs>
+          <w:tab w:val="num" w:pos="6480"/>
+        </w:tabs>
+        <w:ind w:left="6480" w:hanging="360"/>
+      </w:pPr>
+      <w:rPr>
+        <w:rFonts w:ascii="Wingdings" w:hAnsi="Wingdings" w:hint="default"/>
+        <w:sz w:val="20"/>
+      </w:rPr>
+    </w:lvl>
+  </w:abstractNum>
+  <w:abstractNum w:abstractNumId="10" w15:restartNumberingAfterBreak="0">
     <w:nsid w:val="23CC722D"/>
     <w:multiLevelType w:val="hybridMultilevel"/>
     <w:tmpl w:val="CE5EA900"/>
@@ -11882,7 +13197,7 @@
       </w:rPr>
     </w:lvl>
   </w:abstractNum>
-  <w:abstractNum w:abstractNumId="10" w15:restartNumberingAfterBreak="0">
+  <w:abstractNum w:abstractNumId="11" w15:restartNumberingAfterBreak="0">
     <w:nsid w:val="27163E06"/>
     <w:multiLevelType w:val="hybridMultilevel"/>
     <w:tmpl w:val="CA6661C6"/>
@@ -11995,7 +13310,7 @@
       </w:rPr>
     </w:lvl>
   </w:abstractNum>
-  <w:abstractNum w:abstractNumId="11" w15:restartNumberingAfterBreak="0">
+  <w:abstractNum w:abstractNumId="12" w15:restartNumberingAfterBreak="0">
     <w:nsid w:val="2851786B"/>
     <w:multiLevelType w:val="hybridMultilevel"/>
     <w:tmpl w:val="EAE8733C"/>
@@ -12108,7 +13423,156 @@
       </w:rPr>
     </w:lvl>
   </w:abstractNum>
-  <w:abstractNum w:abstractNumId="12" w15:restartNumberingAfterBreak="0">
+  <w:abstractNum w:abstractNumId="13" w15:restartNumberingAfterBreak="0">
+    <w:nsid w:val="296961DA"/>
+    <w:multiLevelType w:val="multilevel"/>
+    <w:tmpl w:val="5204D862"/>
+    <w:lvl w:ilvl="0">
+      <w:start w:val="1"/>
+      <w:numFmt w:val="bullet"/>
+      <w:lvlText w:val=""/>
+      <w:lvlJc w:val="left"/>
+      <w:pPr>
+        <w:tabs>
+          <w:tab w:val="num" w:pos="720"/>
+        </w:tabs>
+        <w:ind w:left="720" w:hanging="360"/>
+      </w:pPr>
+      <w:rPr>
+        <w:rFonts w:ascii="Symbol" w:hAnsi="Symbol" w:hint="default"/>
+        <w:sz w:val="20"/>
+      </w:rPr>
+    </w:lvl>
+    <w:lvl w:ilvl="1" w:tentative="1">
+      <w:start w:val="1"/>
+      <w:numFmt w:val="bullet"/>
+      <w:lvlText w:val="o"/>
+      <w:lvlJc w:val="left"/>
+      <w:pPr>
+        <w:tabs>
+          <w:tab w:val="num" w:pos="1440"/>
+        </w:tabs>
+        <w:ind w:left="1440" w:hanging="360"/>
+      </w:pPr>
+      <w:rPr>
+        <w:rFonts w:ascii="Courier New" w:hAnsi="Courier New" w:hint="default"/>
+        <w:sz w:val="20"/>
+      </w:rPr>
+    </w:lvl>
+    <w:lvl w:ilvl="2" w:tentative="1">
+      <w:start w:val="1"/>
+      <w:numFmt w:val="bullet"/>
+      <w:lvlText w:val=""/>
+      <w:lvlJc w:val="left"/>
+      <w:pPr>
+        <w:tabs>
+          <w:tab w:val="num" w:pos="2160"/>
+        </w:tabs>
+        <w:ind w:left="2160" w:hanging="360"/>
+      </w:pPr>
+      <w:rPr>
+        <w:rFonts w:ascii="Wingdings" w:hAnsi="Wingdings" w:hint="default"/>
+        <w:sz w:val="20"/>
+      </w:rPr>
+    </w:lvl>
+    <w:lvl w:ilvl="3" w:tentative="1">
+      <w:start w:val="1"/>
+      <w:numFmt w:val="bullet"/>
+      <w:lvlText w:val=""/>
+      <w:lvlJc w:val="left"/>
+      <w:pPr>
+        <w:tabs>
+          <w:tab w:val="num" w:pos="2880"/>
+        </w:tabs>
+        <w:ind w:left="2880" w:hanging="360"/>
+      </w:pPr>
+      <w:rPr>
+        <w:rFonts w:ascii="Wingdings" w:hAnsi="Wingdings" w:hint="default"/>
+        <w:sz w:val="20"/>
+      </w:rPr>
+    </w:lvl>
+    <w:lvl w:ilvl="4" w:tentative="1">
+      <w:start w:val="1"/>
+      <w:numFmt w:val="bullet"/>
+      <w:lvlText w:val=""/>
+      <w:lvlJc w:val="left"/>
+      <w:pPr>
+        <w:tabs>
+          <w:tab w:val="num" w:pos="3600"/>
+        </w:tabs>
+        <w:ind w:left="3600" w:hanging="360"/>
+      </w:pPr>
+      <w:rPr>
+        <w:rFonts w:ascii="Wingdings" w:hAnsi="Wingdings" w:hint="default"/>
+        <w:sz w:val="20"/>
+      </w:rPr>
+    </w:lvl>
+    <w:lvl w:ilvl="5" w:tentative="1">
+      <w:start w:val="1"/>
+      <w:numFmt w:val="bullet"/>
+      <w:lvlText w:val=""/>
+      <w:lvlJc w:val="left"/>
+      <w:pPr>
+        <w:tabs>
+          <w:tab w:val="num" w:pos="4320"/>
+        </w:tabs>
+        <w:ind w:left="4320" w:hanging="360"/>
+      </w:pPr>
+      <w:rPr>
+        <w:rFonts w:ascii="Wingdings" w:hAnsi="Wingdings" w:hint="default"/>
+        <w:sz w:val="20"/>
+      </w:rPr>
+    </w:lvl>
+    <w:lvl w:ilvl="6" w:tentative="1">
+      <w:start w:val="1"/>
+      <w:numFmt w:val="bullet"/>
+      <w:lvlText w:val=""/>
+      <w:lvlJc w:val="left"/>
+      <w:pPr>
+        <w:tabs>
+          <w:tab w:val="num" w:pos="5040"/>
+        </w:tabs>
+        <w:ind w:left="5040" w:hanging="360"/>
+      </w:pPr>
+      <w:rPr>
+        <w:rFonts w:ascii="Wingdings" w:hAnsi="Wingdings" w:hint="default"/>
+        <w:sz w:val="20"/>
+      </w:rPr>
+    </w:lvl>
+    <w:lvl w:ilvl="7" w:tentative="1">
+      <w:start w:val="1"/>
+      <w:numFmt w:val="bullet"/>
+      <w:lvlText w:val=""/>
+      <w:lvlJc w:val="left"/>
+      <w:pPr>
+        <w:tabs>
+          <w:tab w:val="num" w:pos="5760"/>
+        </w:tabs>
+        <w:ind w:left="5760" w:hanging="360"/>
+      </w:pPr>
+      <w:rPr>
+        <w:rFonts w:ascii="Wingdings" w:hAnsi="Wingdings" w:hint="default"/>
+        <w:sz w:val="20"/>
+      </w:rPr>
+    </w:lvl>
+    <w:lvl w:ilvl="8" w:tentative="1">
+      <w:start w:val="1"/>
+      <w:numFmt w:val="bullet"/>
+      <w:lvlText w:val=""/>
+      <w:lvlJc w:val="left"/>
+      <w:pPr>
+        <w:tabs>
+          <w:tab w:val="num" w:pos="6480"/>
+        </w:tabs>
+        <w:ind w:left="6480" w:hanging="360"/>
+      </w:pPr>
+      <w:rPr>
+        <w:rFonts w:ascii="Wingdings" w:hAnsi="Wingdings" w:hint="default"/>
+        <w:sz w:val="20"/>
+      </w:rPr>
+    </w:lvl>
+  </w:abstractNum>
+  <w:abstractNum w:abstractNumId="14" w15:restartNumberingAfterBreak="0">
     <w:nsid w:val="2CA20D9A"/>
     <w:multiLevelType w:val="multilevel"/>
     <w:tmpl w:val="6BDC3B6C"/>
@@ -12221,7 +13685,7 @@
       </w:rPr>
     </w:lvl>
   </w:abstractNum>
-  <w:abstractNum w:abstractNumId="13" w15:restartNumberingAfterBreak="0">
+  <w:abstractNum w:abstractNumId="15" w15:restartNumberingAfterBreak="0">
     <w:nsid w:val="2DA30480"/>
     <w:multiLevelType w:val="multilevel"/>
     <w:tmpl w:val="8C7633A0"/>
@@ -12370,7 +13834,7 @@
       </w:rPr>
     </w:lvl>
   </w:abstractNum>
-  <w:abstractNum w:abstractNumId="14" w15:restartNumberingAfterBreak="0">
+  <w:abstractNum w:abstractNumId="16" w15:restartNumberingAfterBreak="0">
     <w:nsid w:val="37A74A10"/>
     <w:multiLevelType w:val="hybridMultilevel"/>
     <w:tmpl w:val="084EEC14"/>
@@ -12483,7 +13947,7 @@
       </w:rPr>
     </w:lvl>
   </w:abstractNum>
-  <w:abstractNum w:abstractNumId="15" w15:restartNumberingAfterBreak="0">
+  <w:abstractNum w:abstractNumId="17" w15:restartNumberingAfterBreak="0">
     <w:nsid w:val="418D755D"/>
     <w:multiLevelType w:val="hybridMultilevel"/>
     <w:tmpl w:val="74ECDECA"/>
@@ -12596,7 +14060,7 @@
       </w:rPr>
     </w:lvl>
   </w:abstractNum>
-  <w:abstractNum w:abstractNumId="16" w15:restartNumberingAfterBreak="0">
+  <w:abstractNum w:abstractNumId="18" w15:restartNumberingAfterBreak="0">
     <w:nsid w:val="42920F76"/>
     <w:multiLevelType w:val="hybridMultilevel"/>
     <w:tmpl w:val="2258E054"/>
@@ -12685,7 +14149,7 @@
       </w:pPr>
     </w:lvl>
   </w:abstractNum>
-  <w:abstractNum w:abstractNumId="17" w15:restartNumberingAfterBreak="0">
+  <w:abstractNum w:abstractNumId="19" w15:restartNumberingAfterBreak="0">
     <w:nsid w:val="4DE81181"/>
     <w:multiLevelType w:val="hybridMultilevel"/>
     <w:tmpl w:val="5C28F108"/>
@@ -12771,7 +14235,7 @@
       </w:pPr>
     </w:lvl>
   </w:abstractNum>
-  <w:abstractNum w:abstractNumId="18" w15:restartNumberingAfterBreak="0">
+  <w:abstractNum w:abstractNumId="20" w15:restartNumberingAfterBreak="0">
     <w:nsid w:val="4E834DBC"/>
     <w:multiLevelType w:val="multilevel"/>
     <w:tmpl w:val="CEF89B04"/>
@@ -12892,7 +14356,7 @@
       </w:rPr>
     </w:lvl>
   </w:abstractNum>
-  <w:abstractNum w:abstractNumId="19" w15:restartNumberingAfterBreak="0">
+  <w:abstractNum w:abstractNumId="21" w15:restartNumberingAfterBreak="0">
     <w:nsid w:val="4FAD70BF"/>
     <w:multiLevelType w:val="hybridMultilevel"/>
     <w:tmpl w:val="A98A8A2E"/>
@@ -12981,7 +14445,7 @@
       </w:pPr>
     </w:lvl>
   </w:abstractNum>
-  <w:abstractNum w:abstractNumId="20" w15:restartNumberingAfterBreak="0">
+  <w:abstractNum w:abstractNumId="22" w15:restartNumberingAfterBreak="0">
     <w:nsid w:val="50B14B92"/>
     <w:multiLevelType w:val="hybridMultilevel"/>
     <w:tmpl w:val="DAB0427E"/>
@@ -13094,7 +14558,7 @@
       </w:rPr>
     </w:lvl>
   </w:abstractNum>
-  <w:abstractNum w:abstractNumId="21" w15:restartNumberingAfterBreak="0">
+  <w:abstractNum w:abstractNumId="23" w15:restartNumberingAfterBreak="0">
     <w:nsid w:val="50F4584A"/>
     <w:multiLevelType w:val="hybridMultilevel"/>
     <w:tmpl w:val="A4CE0192"/>
@@ -13207,7 +14671,7 @@
       </w:rPr>
     </w:lvl>
   </w:abstractNum>
-  <w:abstractNum w:abstractNumId="22" w15:restartNumberingAfterBreak="0">
+  <w:abstractNum w:abstractNumId="24" w15:restartNumberingAfterBreak="0">
     <w:nsid w:val="56FF45F7"/>
     <w:multiLevelType w:val="hybridMultilevel"/>
     <w:tmpl w:val="9BA0D054"/>
@@ -13320,7 +14784,7 @@
       </w:rPr>
     </w:lvl>
   </w:abstractNum>
-  <w:abstractNum w:abstractNumId="23" w15:restartNumberingAfterBreak="0">
+  <w:abstractNum w:abstractNumId="25" w15:restartNumberingAfterBreak="0">
     <w:nsid w:val="598104CB"/>
     <w:multiLevelType w:val="hybridMultilevel"/>
     <w:tmpl w:val="238AE274"/>
@@ -13432,7 +14896,7 @@
       </w:rPr>
     </w:lvl>
   </w:abstractNum>
-  <w:abstractNum w:abstractNumId="24" w15:restartNumberingAfterBreak="0">
+  <w:abstractNum w:abstractNumId="26" w15:restartNumberingAfterBreak="0">
     <w:nsid w:val="5B244228"/>
     <w:multiLevelType w:val="hybridMultilevel"/>
     <w:tmpl w:val="6C268E16"/>
@@ -13544,7 +15008,7 @@
       </w:rPr>
     </w:lvl>
   </w:abstractNum>
-  <w:abstractNum w:abstractNumId="25" w15:restartNumberingAfterBreak="0">
+  <w:abstractNum w:abstractNumId="27" w15:restartNumberingAfterBreak="0">
     <w:nsid w:val="677B29D2"/>
     <w:multiLevelType w:val="hybridMultilevel"/>
     <w:tmpl w:val="4F04AFC4"/>
@@ -13657,7 +15121,7 @@
       </w:rPr>
     </w:lvl>
   </w:abstractNum>
-  <w:abstractNum w:abstractNumId="26" w15:restartNumberingAfterBreak="0">
+  <w:abstractNum w:abstractNumId="28" w15:restartNumberingAfterBreak="0">
     <w:nsid w:val="67BE3602"/>
     <w:multiLevelType w:val="hybridMultilevel"/>
     <w:tmpl w:val="6BDC3B6C"/>
@@ -13770,7 +15234,7 @@
       </w:rPr>
     </w:lvl>
   </w:abstractNum>
-  <w:abstractNum w:abstractNumId="27" w15:restartNumberingAfterBreak="0">
+  <w:abstractNum w:abstractNumId="29" w15:restartNumberingAfterBreak="0">
     <w:nsid w:val="67D522C4"/>
     <w:multiLevelType w:val="hybridMultilevel"/>
     <w:tmpl w:val="DE32DD62"/>
@@ -13883,7 +15347,7 @@
       </w:rPr>
     </w:lvl>
   </w:abstractNum>
-  <w:abstractNum w:abstractNumId="28" w15:restartNumberingAfterBreak="0">
+  <w:abstractNum w:abstractNumId="30" w15:restartNumberingAfterBreak="0">
     <w:nsid w:val="764F0F80"/>
     <w:multiLevelType w:val="hybridMultilevel"/>
     <w:tmpl w:val="B03A1AA4"/>
@@ -13996,7 +15460,7 @@
       </w:rPr>
     </w:lvl>
   </w:abstractNum>
-  <w:abstractNum w:abstractNumId="29" w15:restartNumberingAfterBreak="0">
+  <w:abstractNum w:abstractNumId="31" w15:restartNumberingAfterBreak="0">
     <w:nsid w:val="7A722AF7"/>
     <w:multiLevelType w:val="multilevel"/>
     <w:tmpl w:val="6BDC3B6C"/>
@@ -14109,7 +15573,7 @@
       </w:rPr>
     </w:lvl>
   </w:abstractNum>
-  <w:abstractNum w:abstractNumId="30" w15:restartNumberingAfterBreak="0">
+  <w:abstractNum w:abstractNumId="32" w15:restartNumberingAfterBreak="0">
     <w:nsid w:val="7ADB6C4D"/>
     <w:multiLevelType w:val="hybridMultilevel"/>
     <w:tmpl w:val="21A0799E"/>
@@ -14195,7 +15659,7 @@
       </w:pPr>
     </w:lvl>
   </w:abstractNum>
-  <w:abstractNum w:abstractNumId="31" w15:restartNumberingAfterBreak="0">
+  <w:abstractNum w:abstractNumId="33" w15:restartNumberingAfterBreak="0">
     <w:nsid w:val="7E043CA4"/>
     <w:multiLevelType w:val="multilevel"/>
     <w:tmpl w:val="126654BC"/>
@@ -14340,7 +15804,7 @@
       </w:rPr>
     </w:lvl>
   </w:abstractNum>
-  <w:abstractNum w:abstractNumId="32" w15:restartNumberingAfterBreak="0">
+  <w:abstractNum w:abstractNumId="34" w15:restartNumberingAfterBreak="0">
     <w:nsid w:val="7FB76E29"/>
     <w:multiLevelType w:val="hybridMultilevel"/>
     <w:tmpl w:val="ED80D6FE"/>
@@ -14457,49 +15921,49 @@
     <w:abstractNumId w:val="3"/>
   </w:num>
   <w:num w:numId="2" w16cid:durableId="1985305854">
-    <w:abstractNumId w:val="18"/>
+    <w:abstractNumId w:val="20"/>
   </w:num>
   <w:num w:numId="3" w16cid:durableId="1936860547">
     <w:abstractNumId w:val="8"/>
   </w:num>
   <w:num w:numId="4" w16cid:durableId="2020815748">
-    <w:abstractNumId w:val="26"/>
+    <w:abstractNumId w:val="28"/>
   </w:num>
   <w:num w:numId="5" w16cid:durableId="1751926776">
     <w:abstractNumId w:val="5"/>
   </w:num>
   <w:num w:numId="6" w16cid:durableId="2068256147">
-    <w:abstractNumId w:val="12"/>
+    <w:abstractNumId w:val="14"/>
   </w:num>
   <w:num w:numId="7" w16cid:durableId="1229925785">
     <w:abstractNumId w:val="2"/>
   </w:num>
   <w:num w:numId="8" w16cid:durableId="661391050">
-    <w:abstractNumId w:val="29"/>
+    <w:abstractNumId w:val="31"/>
   </w:num>
   <w:num w:numId="9" w16cid:durableId="1649743145">
-    <w:abstractNumId w:val="25"/>
+    <w:abstractNumId w:val="27"/>
   </w:num>
   <w:num w:numId="10" w16cid:durableId="612900479">
-    <w:abstractNumId w:val="17"/>
+    <w:abstractNumId w:val="19"/>
   </w:num>
   <w:num w:numId="11" w16cid:durableId="1086729693">
     <w:abstractNumId w:val="7"/>
   </w:num>
   <w:num w:numId="12" w16cid:durableId="365525853">
-    <w:abstractNumId w:val="15"/>
+    <w:abstractNumId w:val="17"/>
   </w:num>
   <w:num w:numId="13" w16cid:durableId="1409838276">
-    <w:abstractNumId w:val="14"/>
+    <w:abstractNumId w:val="16"/>
   </w:num>
   <w:num w:numId="14" w16cid:durableId="344207564">
-    <w:abstractNumId w:val="30"/>
+    <w:abstractNumId w:val="32"/>
   </w:num>
   <w:num w:numId="15" w16cid:durableId="1456215785">
-    <w:abstractNumId w:val="21"/>
+    <w:abstractNumId w:val="23"/>
   </w:num>
   <w:num w:numId="16" w16cid:durableId="1957248628">
-    <w:abstractNumId w:val="27"/>
+    <w:abstractNumId w:val="29"/>
   </w:num>
   <w:num w:numId="17" w16cid:durableId="458843427">
     <w:abstractNumId w:val="4"/>
@@ -14508,55 +15972,61 @@
     <w:abstractNumId w:val="1"/>
   </w:num>
   <w:num w:numId="19" w16cid:durableId="14037230">
-    <w:abstractNumId w:val="9"/>
+    <w:abstractNumId w:val="10"/>
   </w:num>
   <w:num w:numId="20" w16cid:durableId="1050805667">
-    <w:abstractNumId w:val="11"/>
+    <w:abstractNumId w:val="12"/>
   </w:num>
   <w:num w:numId="21" w16cid:durableId="1164661948">
-    <w:abstractNumId w:val="28"/>
+    <w:abstractNumId w:val="30"/>
   </w:num>
   <w:num w:numId="22" w16cid:durableId="922179069">
-    <w:abstractNumId w:val="31"/>
+    <w:abstractNumId w:val="33"/>
   </w:num>
   <w:num w:numId="23" w16cid:durableId="258954894">
     <w:abstractNumId w:val="6"/>
   </w:num>
   <w:num w:numId="24" w16cid:durableId="2082292283">
+    <w:abstractNumId w:val="24"/>
+  </w:num>
+  <w:num w:numId="25" w16cid:durableId="97601640">
+    <w:abstractNumId w:val="18"/>
+  </w:num>
+  <w:num w:numId="26" w16cid:durableId="587927894">
+    <w:abstractNumId w:val="11"/>
+  </w:num>
+  <w:num w:numId="27" w16cid:durableId="300893096">
+    <w:abstractNumId w:val="21"/>
+  </w:num>
+  <w:num w:numId="28" w16cid:durableId="1971471429">
     <w:abstractNumId w:val="22"/>
   </w:num>
-  <w:num w:numId="25" w16cid:durableId="97601640">
-    <w:abstractNumId w:val="16"/>
-  </w:num>
-  <w:num w:numId="26" w16cid:durableId="587927894">
-    <w:abstractNumId w:val="10"/>
-  </w:num>
-  <w:num w:numId="27" w16cid:durableId="300893096">
-    <w:abstractNumId w:val="19"/>
-  </w:num>
-  <w:num w:numId="28" w16cid:durableId="1971471429">
-    <w:abstractNumId w:val="20"/>
-  </w:num>
   <w:num w:numId="29" w16cid:durableId="1749307526">
-    <w:abstractNumId w:val="23"/>
+    <w:abstractNumId w:val="25"/>
   </w:num>
   <w:num w:numId="30" w16cid:durableId="275215563">
-    <w:abstractNumId w:val="24"/>
+    <w:abstractNumId w:val="26"/>
   </w:num>
   <w:num w:numId="31" w16cid:durableId="1695956380">
-    <w:abstractNumId w:val="13"/>
+    <w:abstractNumId w:val="15"/>
   </w:num>
   <w:num w:numId="32" w16cid:durableId="1978603761">
     <w:abstractNumId w:val="0"/>
   </w:num>
   <w:num w:numId="33" w16cid:durableId="1354116779">
-    <w:abstractNumId w:val="32"/>
+    <w:abstractNumId w:val="34"/>
+  </w:num>
+  <w:num w:numId="34" w16cid:durableId="1511723252">
+    <w:abstractNumId w:val="13"/>
+  </w:num>
+  <w:num w:numId="35" w16cid:durableId="560484800">
+    <w:abstractNumId w:val="9"/>
   </w:num>
 </w:numbering>
 </file>
 
 <file path=word/styles.xml><?xml version="1.0" encoding="utf-8"?>
-<w:styles xmlns:mc="http://schemas.openxmlformats.org/markup-compatibility/2006" xmlns:r="http://schemas.openxmlformats.org/officeDocument/2006/relationships" xmlns:w="http://schemas.openxmlformats.org/wordprocessingml/2006/main" xmlns:w14="http://schemas.microsoft.com/office/word/2010/wordml" xmlns:w15="http://schemas.microsoft.com/office/word/2012/wordml" xmlns:w16cex="http://schemas.microsoft.com/office/word/2018/wordml/cex" xmlns:w16cid="http://schemas.microsoft.com/office/word/2016/wordml/cid" xmlns:w16="http://schemas.microsoft.com/office/word/2018/wordml" xmlns:w16du="http://schemas.microsoft.com/office/word/2023/wordml/word16du" xmlns:w16sdtdh="http://schemas.microsoft.com/office/word/2020/wordml/sdtdatahash" xmlns:w16sdtfl="http://schemas.microsoft.com/office/word/2024/wordml/sdtformatlock" xmlns:w16se="http://schemas.microsoft.com/office/word/2015/wordml/symex" mc:Ignorable="w14 w15 w16se w16cid w16 w16cex w16sdtdh w16sdtfl w16du">
+<w:styles xmlns:mc="http://schemas.openxmlformats.org/markup-compatibility/2006" xmlns:r="http://schemas.openxmlformats.org/officeDocument/2006/relationships" xmlns:w="http://schemas.openxmlformats.org/wordprocessingml/2006/main" xmlns:w14="http://schemas.microsoft.com/office/word/2010/wordml" xmlns:w15="http://schemas.microsoft.com/office/word/2012/wordml" xmlns:w16cex="http://schemas.microsoft.com/office/word/2018/wordml/cex" xmlns:w16cid="http://schemas.microsoft.com/office/word/2016/wordml/cid" xmlns:w16="http://schemas.microsoft.com/office/word/2018/wordml" xmlns:w16sdtdh="http://schemas.microsoft.com/office/word/2020/wordml/sdtdatahash" xmlns:w16sdtfl="http://schemas.microsoft.com/office/word/2024/wordml/sdtformatlock" xmlns:w16se="http://schemas.microsoft.com/office/word/2015/wordml/symex" xmlns:w16du="http://schemas.microsoft.com/office/word/2023/wordml/word16du" mc:Ignorable="w14 w15 w16se w16cid w16 w16cex w16sdtdh w16sdtfl w16du">
   <w:docDefaults>
     <w:rPrDefault>
       <w:rPr>
@@ -14953,7 +16423,7 @@
   <w:style w:type="paragraph" w:default="1" w:styleId="Normal">
     <w:name w:val="Normal"/>
     <w:qFormat/>
-    <w:rsid w:val="007A5EEA"/>
+    <w:rsid w:val="00D3527E"/>
     <w:pPr>
       <w:spacing w:after="0" w:line="240" w:lineRule="auto"/>
     </w:pPr>
@@ -14962,6 +16432,66 @@
       <w:sz w:val="24"/>
       <w:szCs w:val="24"/>
       <w:lang w:eastAsia="en-GB"/>
+    </w:rPr>
+  </w:style>
+  <w:style w:type="paragraph" w:styleId="Heading2">
+    <w:name w:val="heading 2"/>
+    <w:basedOn w:val="Normal"/>
+    <w:link w:val="Heading2Char"/>
+    <w:uiPriority w:val="9"/>
+    <w:qFormat/>
+    <w:rsid w:val="00DE3CBC"/>
+    <w:pPr>
+      <w:spacing w:before="100" w:beforeAutospacing="1" w:after="100" w:afterAutospacing="1"/>
+      <w:outlineLvl w:val="1"/>
+    </w:pPr>
+    <w:rPr>
+      <w:b/>
+      <w:bCs/>
+      <w:sz w:val="36"/>
+      <w:szCs w:val="36"/>
+    </w:rPr>
+  </w:style>
+  <w:style w:type="paragraph" w:styleId="Heading3">
+    <w:name w:val="heading 3"/>
+    <w:basedOn w:val="Normal"/>
+    <w:next w:val="Normal"/>
+    <w:link w:val="Heading3Char"/>
+    <w:uiPriority w:val="9"/>
+    <w:unhideWhenUsed/>
+    <w:qFormat/>
+    <w:rsid w:val="00D3527E"/>
+    <w:pPr>
+      <w:keepNext/>
+      <w:keepLines/>
+      <w:spacing w:before="40"/>
+      <w:outlineLvl w:val="2"/>
+    </w:pPr>
+    <w:rPr>
+      <w:rFonts w:asciiTheme="majorHAnsi" w:eastAsiaTheme="majorEastAsia" w:hAnsiTheme="majorHAnsi" w:cstheme="majorBidi"/>
+      <w:color w:val="243F60" w:themeColor="accent1" w:themeShade="7F"/>
+    </w:rPr>
+  </w:style>
+  <w:style w:type="paragraph" w:styleId="Heading4">
+    <w:name w:val="heading 4"/>
+    <w:basedOn w:val="Normal"/>
+    <w:next w:val="Normal"/>
+    <w:link w:val="Heading4Char"/>
+    <w:uiPriority w:val="9"/>
+    <w:unhideWhenUsed/>
+    <w:qFormat/>
+    <w:rsid w:val="00D3527E"/>
+    <w:pPr>
+      <w:keepNext/>
+      <w:keepLines/>
+      <w:spacing w:before="40"/>
+      <w:outlineLvl w:val="3"/>
+    </w:pPr>
+    <w:rPr>
+      <w:rFonts w:asciiTheme="majorHAnsi" w:eastAsiaTheme="majorEastAsia" w:hAnsiTheme="majorHAnsi" w:cstheme="majorBidi"/>
+      <w:i/>
+      <w:iCs/>
+      <w:color w:val="365F91" w:themeColor="accent1" w:themeShade="BF"/>
     </w:rPr>
   </w:style>
   <w:style w:type="character" w:default="1" w:styleId="DefaultParagraphFont">
@@ -15000,6 +16530,134 @@
     <w:pPr>
       <w:ind w:left="720"/>
       <w:contextualSpacing/>
+    </w:pPr>
+  </w:style>
+  <w:style w:type="character" w:customStyle="1" w:styleId="Heading2Char">
+    <w:name w:val="Heading 2 Char"/>
+    <w:basedOn w:val="DefaultParagraphFont"/>
+    <w:link w:val="Heading2"/>
+    <w:uiPriority w:val="9"/>
+    <w:rsid w:val="00DE3CBC"/>
+    <w:rPr>
+      <w:rFonts w:ascii="Times New Roman" w:eastAsia="Times New Roman" w:hAnsi="Times New Roman" w:cs="Times New Roman"/>
+      <w:b/>
+      <w:bCs/>
+      <w:sz w:val="36"/>
+      <w:szCs w:val="36"/>
+      <w:lang w:eastAsia="en-GB"/>
+    </w:rPr>
+  </w:style>
+  <w:style w:type="character" w:styleId="Strong">
+    <w:name w:val="Strong"/>
+    <w:basedOn w:val="DefaultParagraphFont"/>
+    <w:uiPriority w:val="22"/>
+    <w:qFormat/>
+    <w:rsid w:val="00DE3CBC"/>
+    <w:rPr>
+      <w:b/>
+      <w:bCs/>
+    </w:rPr>
+  </w:style>
+  <w:style w:type="character" w:customStyle="1" w:styleId="Heading3Char">
+    <w:name w:val="Heading 3 Char"/>
+    <w:basedOn w:val="DefaultParagraphFont"/>
+    <w:link w:val="Heading3"/>
+    <w:uiPriority w:val="9"/>
+    <w:rsid w:val="00D3527E"/>
+    <w:rPr>
+      <w:rFonts w:asciiTheme="majorHAnsi" w:eastAsiaTheme="majorEastAsia" w:hAnsiTheme="majorHAnsi" w:cstheme="majorBidi"/>
+      <w:color w:val="243F60" w:themeColor="accent1" w:themeShade="7F"/>
+      <w:sz w:val="24"/>
+      <w:szCs w:val="24"/>
+      <w:lang w:eastAsia="en-GB"/>
+    </w:rPr>
+  </w:style>
+  <w:style w:type="character" w:customStyle="1" w:styleId="Heading4Char">
+    <w:name w:val="Heading 4 Char"/>
+    <w:basedOn w:val="DefaultParagraphFont"/>
+    <w:link w:val="Heading4"/>
+    <w:uiPriority w:val="9"/>
+    <w:rsid w:val="00D3527E"/>
+    <w:rPr>
+      <w:rFonts w:asciiTheme="majorHAnsi" w:eastAsiaTheme="majorEastAsia" w:hAnsiTheme="majorHAnsi" w:cstheme="majorBidi"/>
+      <w:i/>
+      <w:iCs/>
+      <w:color w:val="365F91" w:themeColor="accent1" w:themeShade="BF"/>
+      <w:sz w:val="24"/>
+      <w:szCs w:val="24"/>
+      <w:lang w:eastAsia="en-GB"/>
+    </w:rPr>
+  </w:style>
+  <w:style w:type="paragraph" w:styleId="HTMLPreformatted">
+    <w:name w:val="HTML Preformatted"/>
+    <w:basedOn w:val="Normal"/>
+    <w:link w:val="HTMLPreformattedChar"/>
+    <w:uiPriority w:val="99"/>
+    <w:semiHidden/>
+    <w:unhideWhenUsed/>
+    <w:rsid w:val="00D3527E"/>
+    <w:pPr>
+      <w:tabs>
+        <w:tab w:val="left" w:pos="916"/>
+        <w:tab w:val="left" w:pos="1832"/>
+        <w:tab w:val="left" w:pos="2748"/>
+        <w:tab w:val="left" w:pos="3664"/>
+        <w:tab w:val="left" w:pos="4580"/>
+        <w:tab w:val="left" w:pos="5496"/>
+        <w:tab w:val="left" w:pos="6412"/>
+        <w:tab w:val="left" w:pos="7328"/>
+        <w:tab w:val="left" w:pos="8244"/>
+        <w:tab w:val="left" w:pos="9160"/>
+        <w:tab w:val="left" w:pos="10076"/>
+        <w:tab w:val="left" w:pos="10992"/>
+        <w:tab w:val="left" w:pos="11908"/>
+        <w:tab w:val="left" w:pos="12824"/>
+        <w:tab w:val="left" w:pos="13740"/>
+        <w:tab w:val="left" w:pos="14656"/>
+      </w:tabs>
+    </w:pPr>
+    <w:rPr>
+      <w:rFonts w:ascii="Courier New" w:hAnsi="Courier New" w:cs="Courier New"/>
+      <w:sz w:val="20"/>
+      <w:szCs w:val="20"/>
+    </w:rPr>
+  </w:style>
+  <w:style w:type="character" w:customStyle="1" w:styleId="HTMLPreformattedChar">
+    <w:name w:val="HTML Preformatted Char"/>
+    <w:basedOn w:val="DefaultParagraphFont"/>
+    <w:link w:val="HTMLPreformatted"/>
+    <w:uiPriority w:val="99"/>
+    <w:semiHidden/>
+    <w:rsid w:val="00D3527E"/>
+    <w:rPr>
+      <w:rFonts w:ascii="Courier New" w:eastAsia="Times New Roman" w:hAnsi="Courier New" w:cs="Courier New"/>
+      <w:sz w:val="20"/>
+      <w:szCs w:val="20"/>
+      <w:lang w:eastAsia="en-GB"/>
+    </w:rPr>
+  </w:style>
+  <w:style w:type="character" w:styleId="HTMLCode">
+    <w:name w:val="HTML Code"/>
+    <w:basedOn w:val="DefaultParagraphFont"/>
+    <w:uiPriority w:val="99"/>
+    <w:semiHidden/>
+    <w:unhideWhenUsed/>
+    <w:rsid w:val="00D3527E"/>
+    <w:rPr>
+      <w:rFonts w:ascii="Courier New" w:eastAsia="Times New Roman" w:hAnsi="Courier New" w:cs="Courier New"/>
+      <w:sz w:val="20"/>
+      <w:szCs w:val="20"/>
+    </w:rPr>
+  </w:style>
+  <w:style w:type="paragraph" w:styleId="NormalWeb">
+    <w:name w:val="Normal (Web)"/>
+    <w:basedOn w:val="Normal"/>
+    <w:uiPriority w:val="99"/>
+    <w:semiHidden/>
+    <w:unhideWhenUsed/>
+    <w:rsid w:val="00D3527E"/>
+    <w:pPr>
+      <w:spacing w:before="100" w:beforeAutospacing="1" w:after="100" w:afterAutospacing="1"/>
     </w:pPr>
   </w:style>
 </w:styles>
